--- a/docs/files/PsyLens_project_brief.docx
+++ b/docs/files/PsyLens_project_brief.docx
@@ -4,20 +4,172 @@
   <w:body>
     <w:p>
       <w:pPr>
-        <w:pStyle w:val="Title"/>
+        <w:spacing w:before="1200"/>
       </w:pPr>
       <w:r>
-        <w:t>PsyLens 项目说明</w:t>
+        <w:rPr>
+          <w:rFonts w:ascii="Microsoft YaHei" w:hAnsi="Microsoft YaHei" w:eastAsia="Microsoft YaHei"/>
+          <w:b/>
+          <w:color w:val="2176A3"/>
+          <w:sz w:val="26"/>
+        </w:rPr>
+        <w:t>PSYLENS</w:t>
+      </w:r>
+    </w:p>
+    <w:p>
+      <w:pPr>
+        <w:spacing w:before="680" w:after="240"/>
+      </w:pPr>
+      <w:r>
+        <w:rPr>
+          <w:rFonts w:ascii="Microsoft YaHei" w:hAnsi="Microsoft YaHei" w:eastAsia="Microsoft YaHei"/>
+          <w:b/>
+          <w:color w:val="12304A"/>
+          <w:sz w:val="62"/>
+        </w:rPr>
+        <w:t>社区反馈分析与</w:t>
+        <w:br/>
+        <w:t>可靠性评测</w:t>
+      </w:r>
+    </w:p>
+    <w:p>
+      <w:pPr>
+        <w:spacing w:after="500"/>
+      </w:pPr>
+      <w:r>
+        <w:rPr>
+          <w:rFonts w:ascii="Microsoft YaHei" w:hAnsi="Microsoft YaHei" w:eastAsia="Microsoft YaHei"/>
+          <w:b w:val="0"/>
+          <w:color w:val="2176A3"/>
+          <w:sz w:val="30"/>
+        </w:rPr>
+        <w:t>海克斯大乱斗多平台案例｜公开发布版项目说明</w:t>
+      </w:r>
+    </w:p>
+    <w:tbl>
+      <w:tblPr>
+        <w:tblW w:type="auto" w:w="0"/>
+        <w:tblLook w:firstColumn="1" w:firstRow="1" w:lastColumn="0" w:lastRow="0" w:noHBand="0" w:noVBand="1" w:val="04A0"/>
+      </w:tblPr>
+      <w:tblGrid>
+        <w:gridCol w:w="9688"/>
+      </w:tblGrid>
+      <w:tr>
+        <w:tc>
+          <w:tcPr>
+            <w:tcW w:type="dxa" w:w="9688"/>
+            <w:shd w:fill="EDF5F9"/>
+            <w:tcBorders>
+              <w:top w:val="single" w:sz="10" w:color="2176A3"/>
+              <w:left w:val="single" w:sz="10" w:color="2176A3"/>
+              <w:bottom w:val="single" w:sz="10" w:color="2176A3"/>
+              <w:right w:val="single" w:sz="10" w:color="2176A3"/>
+            </w:tcBorders>
+          </w:tcPr>
+          <w:p>
+            <w:pPr>
+              <w:spacing w:before="160" w:after="160"/>
+            </w:pPr>
+            <w:r>
+              <w:rPr>
+                <w:rFonts w:ascii="Microsoft YaHei" w:hAnsi="Microsoft YaHei" w:eastAsia="Microsoft YaHei"/>
+                <w:b/>
+                <w:color w:val="124969"/>
+                <w:sz w:val="23"/>
+              </w:rPr>
+              <w:t>360 条公开样本  ·  927 条证据单元  ·  三个平台等额抽样  ·  文本回溯率 100%</w:t>
+            </w:r>
+          </w:p>
+        </w:tc>
+      </w:tr>
+    </w:tbl>
+    <w:p/>
+    <w:p>
+      <w:pPr>
+        <w:spacing w:after="140"/>
+      </w:pPr>
+      <w:r>
+        <w:rPr>
+          <w:rFonts w:ascii="Microsoft YaHei" w:hAnsi="Microsoft YaHei" w:eastAsia="Microsoft YaHei"/>
+          <w:b/>
+          <w:color w:val="5B6C78"/>
+          <w:sz w:val="20"/>
+        </w:rPr>
+        <w:t xml:space="preserve">项目定位  </w:t>
+      </w:r>
+      <w:r>
+        <w:rPr>
+          <w:rFonts w:ascii="Microsoft YaHei" w:hAnsi="Microsoft YaHei" w:eastAsia="Microsoft YaHei"/>
+          <w:b w:val="0"/>
+          <w:color w:val="1F2F3D"/>
+          <w:sz w:val="21"/>
+        </w:rPr>
+        <w:t>心理学启发的社区反馈编码、分析与可靠性评测</w:t>
+      </w:r>
+    </w:p>
+    <w:p>
+      <w:pPr>
+        <w:spacing w:after="140"/>
+      </w:pPr>
+      <w:r>
+        <w:rPr>
+          <w:rFonts w:ascii="Microsoft YaHei" w:hAnsi="Microsoft YaHei" w:eastAsia="Microsoft YaHei"/>
+          <w:b/>
+          <w:color w:val="5B6C78"/>
+          <w:sz w:val="20"/>
+        </w:rPr>
+        <w:t xml:space="preserve">公开产物  </w:t>
+      </w:r>
+      <w:r>
+        <w:rPr>
+          <w:rFonts w:ascii="Microsoft YaHei" w:hAnsi="Microsoft YaHei" w:eastAsia="Microsoft YaHei"/>
+          <w:b w:val="0"/>
+          <w:color w:val="1F2F3D"/>
+          <w:sz w:val="21"/>
+        </w:rPr>
+        <w:t>脱敏数据、编码手册、分析页面、离线 Demo 与复现脚本</w:t>
+      </w:r>
+    </w:p>
+    <w:p>
+      <w:pPr>
+        <w:spacing w:after="140"/>
+      </w:pPr>
+      <w:r>
+        <w:rPr>
+          <w:rFonts w:ascii="Microsoft YaHei" w:hAnsi="Microsoft YaHei" w:eastAsia="Microsoft YaHei"/>
+          <w:b/>
+          <w:color w:val="5B6C78"/>
+          <w:sz w:val="20"/>
+        </w:rPr>
+        <w:t xml:space="preserve">版本日期  </w:t>
+      </w:r>
+      <w:r>
+        <w:rPr>
+          <w:rFonts w:ascii="Microsoft YaHei" w:hAnsi="Microsoft YaHei" w:eastAsia="Microsoft YaHei"/>
+          <w:b w:val="0"/>
+          <w:color w:val="1F2F3D"/>
+          <w:sz w:val="21"/>
+        </w:rPr>
+        <w:t>2026 年 7 月</w:t>
+      </w:r>
+    </w:p>
+    <w:p>
+      <w:pPr>
+        <w:spacing w:before="2200"/>
+      </w:pPr>
+      <w:r>
+        <w:rPr>
+          <w:rFonts w:ascii="Microsoft YaHei" w:hAnsi="Microsoft YaHei" w:eastAsia="Microsoft YaHei"/>
+          <w:b w:val="0"/>
+          <w:color w:val="5B6C78"/>
+          <w:sz w:val="17"/>
+        </w:rPr>
+        <w:t>Copyright © 2026 Sherlock0717. All rights reserved.</w:t>
       </w:r>
     </w:p>
     <w:p>
       <w:r>
-        <w:t>社区反馈分析与可靠性评测</w:t>
-      </w:r>
-    </w:p>
-    <w:p>
-      <w:r>
-        <w:t>Copyright © 2026 Sherlock0717. All rights reserved.</w:t>
+        <w:br w:type="page"/>
       </w:r>
     </w:p>
     <w:p>
@@ -25,17 +177,661 @@
         <w:pStyle w:val="Heading1"/>
       </w:pPr>
       <w:r>
-        <w:t>1. 项目概述</w:t>
+        <w:t>执行摘要</w:t>
       </w:r>
     </w:p>
     <w:p>
+      <w:pPr>
+        <w:widowControl/>
+      </w:pPr>
       <w:r>
-        <w:t>PsyLens 把公开社区反馈整理成可回溯的证据，并评估从编码到产品假设的每一步是否可靠。</w:t>
+        <w:rPr>
+          <w:rFonts w:ascii="Microsoft YaHei" w:hAnsi="Microsoft YaHei" w:eastAsia="Microsoft YaHei"/>
+          <w:b w:val="0"/>
+          <w:color w:val="1F2F3D"/>
+          <w:sz w:val="21"/>
+        </w:rPr>
+        <w:t>PsyLens 将社区公开讨论整理成可回溯的证据单元，并用表层话题与体验机制两套编码描述问题位置和玩家体验方向。当前案例覆盖 NGA、贴吧与 B 站，每个平台等额保留 120 条样本。</w:t>
       </w:r>
     </w:p>
     <w:p>
+      <w:pPr>
+        <w:widowControl/>
+      </w:pPr>
       <w:r>
-        <w:t>它偏向一个可核查的评测型分析案例：不仅给出分析结论，更提供样本、证据、编码、洞察、产品假设的完整链路与可靠性指标，并提供默认离线、不联网、不调用真实模型的可运行 Demo。</w:t>
+        <w:rPr>
+          <w:rFonts w:ascii="Microsoft YaHei" w:hAnsi="Microsoft YaHei" w:eastAsia="Microsoft YaHei"/>
+          <w:b w:val="0"/>
+          <w:color w:val="1F2F3D"/>
+          <w:sz w:val="21"/>
+        </w:rPr>
+        <w:t>公开数据包含 360 条样本和 927 条证据，平均每条样本切出 2.575 条证据。样本 ID、证据 ID、父样本关联、平台字段与文本定位检查均通过；公开文件未检出 URL，规范化后未发现文本重复组。</w:t>
+      </w:r>
+    </w:p>
+    <w:tbl>
+      <w:tblPr>
+        <w:tblStyle w:val="TableGrid"/>
+        <w:tblW w:type="auto" w:w="0"/>
+        <w:jc w:val="center"/>
+        <w:tblLayout w:type="fixed"/>
+        <w:tblLook w:firstColumn="1" w:firstRow="1" w:lastColumn="0" w:lastRow="0" w:noHBand="0" w:noVBand="1" w:val="04A0"/>
+      </w:tblPr>
+      <w:tblGrid>
+        <w:gridCol w:w="3229"/>
+        <w:gridCol w:w="3229"/>
+        <w:gridCol w:w="3229"/>
+      </w:tblGrid>
+      <w:tr>
+        <w:trPr>
+          <w:cantSplit/>
+          <w:tblHeader w:val="true"/>
+        </w:trPr>
+        <w:tc>
+          <w:tcPr>
+            <w:tcW w:type="dxa" w:w="2268"/>
+            <w:shd w:fill="12304A"/>
+            <w:vAlign w:val="center"/>
+          </w:tcPr>
+          <w:p>
+            <w:pPr>
+              <w:jc w:val="center"/>
+            </w:pPr>
+            <w:r>
+              <w:rPr>
+                <w:rFonts w:ascii="Microsoft YaHei" w:hAnsi="Microsoft YaHei" w:eastAsia="Microsoft YaHei"/>
+                <w:b/>
+                <w:color w:val="FFFFFF"/>
+                <w:sz w:val="18"/>
+              </w:rPr>
+              <w:t>指标</w:t>
+            </w:r>
+          </w:p>
+        </w:tc>
+        <w:tc>
+          <w:tcPr>
+            <w:tcW w:type="dxa" w:w="1701"/>
+            <w:shd w:fill="12304A"/>
+            <w:vAlign w:val="center"/>
+          </w:tcPr>
+          <w:p>
+            <w:pPr>
+              <w:jc w:val="center"/>
+            </w:pPr>
+            <w:r>
+              <w:rPr>
+                <w:rFonts w:ascii="Microsoft YaHei" w:hAnsi="Microsoft YaHei" w:eastAsia="Microsoft YaHei"/>
+                <w:b/>
+                <w:color w:val="FFFFFF"/>
+                <w:sz w:val="18"/>
+              </w:rPr>
+              <w:t>当前值</w:t>
+            </w:r>
+          </w:p>
+        </w:tc>
+        <w:tc>
+          <w:tcPr>
+            <w:tcW w:type="dxa" w:w="4819"/>
+            <w:shd w:fill="12304A"/>
+            <w:vAlign w:val="center"/>
+          </w:tcPr>
+          <w:p>
+            <w:pPr>
+              <w:jc w:val="center"/>
+            </w:pPr>
+            <w:r>
+              <w:rPr>
+                <w:rFonts w:ascii="Microsoft YaHei" w:hAnsi="Microsoft YaHei" w:eastAsia="Microsoft YaHei"/>
+                <w:b/>
+                <w:color w:val="FFFFFF"/>
+                <w:sz w:val="18"/>
+              </w:rPr>
+              <w:t>说明</w:t>
+            </w:r>
+          </w:p>
+        </w:tc>
+      </w:tr>
+      <w:tr>
+        <w:trPr>
+          <w:cantSplit/>
+        </w:trPr>
+        <w:tc>
+          <w:tcPr>
+            <w:tcW w:type="dxa" w:w="2268"/>
+            <w:shd w:fill="FFFFFF"/>
+            <w:vAlign w:val="center"/>
+          </w:tcPr>
+          <w:p>
+            <w:pPr>
+              <w:spacing w:after="0"/>
+            </w:pPr>
+            <w:r>
+              <w:rPr>
+                <w:rFonts w:ascii="Microsoft YaHei" w:hAnsi="Microsoft YaHei" w:eastAsia="Microsoft YaHei"/>
+                <w:b w:val="0"/>
+                <w:color w:val="1F2F3D"/>
+                <w:sz w:val="18"/>
+              </w:rPr>
+              <w:t>样本</w:t>
+            </w:r>
+          </w:p>
+        </w:tc>
+        <w:tc>
+          <w:tcPr>
+            <w:tcW w:type="dxa" w:w="1701"/>
+            <w:shd w:fill="FFFFFF"/>
+            <w:vAlign w:val="center"/>
+          </w:tcPr>
+          <w:p>
+            <w:pPr>
+              <w:spacing w:after="0"/>
+            </w:pPr>
+            <w:r>
+              <w:rPr>
+                <w:rFonts w:ascii="Microsoft YaHei" w:hAnsi="Microsoft YaHei" w:eastAsia="Microsoft YaHei"/>
+                <w:b w:val="0"/>
+                <w:color w:val="1F2F3D"/>
+                <w:sz w:val="18"/>
+              </w:rPr>
+              <w:t>360</w:t>
+            </w:r>
+          </w:p>
+        </w:tc>
+        <w:tc>
+          <w:tcPr>
+            <w:tcW w:type="dxa" w:w="4819"/>
+            <w:shd w:fill="FFFFFF"/>
+            <w:vAlign w:val="center"/>
+          </w:tcPr>
+          <w:p>
+            <w:pPr>
+              <w:spacing w:after="0"/>
+            </w:pPr>
+            <w:r>
+              <w:rPr>
+                <w:rFonts w:ascii="Microsoft YaHei" w:hAnsi="Microsoft YaHei" w:eastAsia="Microsoft YaHei"/>
+                <w:b w:val="0"/>
+                <w:color w:val="1F2F3D"/>
+                <w:sz w:val="18"/>
+              </w:rPr>
+              <w:t>三个平台各 120 条</w:t>
+            </w:r>
+          </w:p>
+        </w:tc>
+      </w:tr>
+      <w:tr>
+        <w:trPr>
+          <w:cantSplit/>
+        </w:trPr>
+        <w:tc>
+          <w:tcPr>
+            <w:tcW w:type="dxa" w:w="2268"/>
+            <w:shd w:fill="F2F4F6"/>
+            <w:vAlign w:val="center"/>
+          </w:tcPr>
+          <w:p>
+            <w:pPr>
+              <w:spacing w:after="0"/>
+            </w:pPr>
+            <w:r>
+              <w:rPr>
+                <w:rFonts w:ascii="Microsoft YaHei" w:hAnsi="Microsoft YaHei" w:eastAsia="Microsoft YaHei"/>
+                <w:b w:val="0"/>
+                <w:color w:val="1F2F3D"/>
+                <w:sz w:val="18"/>
+              </w:rPr>
+              <w:t>证据</w:t>
+            </w:r>
+          </w:p>
+        </w:tc>
+        <w:tc>
+          <w:tcPr>
+            <w:tcW w:type="dxa" w:w="1701"/>
+            <w:shd w:fill="F2F4F6"/>
+            <w:vAlign w:val="center"/>
+          </w:tcPr>
+          <w:p>
+            <w:pPr>
+              <w:spacing w:after="0"/>
+            </w:pPr>
+            <w:r>
+              <w:rPr>
+                <w:rFonts w:ascii="Microsoft YaHei" w:hAnsi="Microsoft YaHei" w:eastAsia="Microsoft YaHei"/>
+                <w:b w:val="0"/>
+                <w:color w:val="1F2F3D"/>
+                <w:sz w:val="18"/>
+              </w:rPr>
+              <w:t>927</w:t>
+            </w:r>
+          </w:p>
+        </w:tc>
+        <w:tc>
+          <w:tcPr>
+            <w:tcW w:type="dxa" w:w="4819"/>
+            <w:shd w:fill="F2F4F6"/>
+            <w:vAlign w:val="center"/>
+          </w:tcPr>
+          <w:p>
+            <w:pPr>
+              <w:spacing w:after="0"/>
+            </w:pPr>
+            <w:r>
+              <w:rPr>
+                <w:rFonts w:ascii="Microsoft YaHei" w:hAnsi="Microsoft YaHei" w:eastAsia="Microsoft YaHei"/>
+                <w:b w:val="0"/>
+                <w:color w:val="1F2F3D"/>
+                <w:sz w:val="18"/>
+              </w:rPr>
+              <w:t>平均 2.575 条 / 样本</w:t>
+            </w:r>
+          </w:p>
+        </w:tc>
+      </w:tr>
+      <w:tr>
+        <w:trPr>
+          <w:cantSplit/>
+        </w:trPr>
+        <w:tc>
+          <w:tcPr>
+            <w:tcW w:type="dxa" w:w="2268"/>
+            <w:shd w:fill="FFFFFF"/>
+            <w:vAlign w:val="center"/>
+          </w:tcPr>
+          <w:p>
+            <w:pPr>
+              <w:spacing w:after="0"/>
+            </w:pPr>
+            <w:r>
+              <w:rPr>
+                <w:rFonts w:ascii="Microsoft YaHei" w:hAnsi="Microsoft YaHei" w:eastAsia="Microsoft YaHei"/>
+                <w:b w:val="0"/>
+                <w:color w:val="1F2F3D"/>
+                <w:sz w:val="18"/>
+              </w:rPr>
+              <w:t>具体话题</w:t>
+            </w:r>
+          </w:p>
+        </w:tc>
+        <w:tc>
+          <w:tcPr>
+            <w:tcW w:type="dxa" w:w="1701"/>
+            <w:shd w:fill="FFFFFF"/>
+            <w:vAlign w:val="center"/>
+          </w:tcPr>
+          <w:p>
+            <w:pPr>
+              <w:spacing w:after="0"/>
+            </w:pPr>
+            <w:r>
+              <w:rPr>
+                <w:rFonts w:ascii="Microsoft YaHei" w:hAnsi="Microsoft YaHei" w:eastAsia="Microsoft YaHei"/>
+                <w:b w:val="0"/>
+                <w:color w:val="1F2F3D"/>
+                <w:sz w:val="18"/>
+              </w:rPr>
+              <w:t>441</w:t>
+            </w:r>
+          </w:p>
+        </w:tc>
+        <w:tc>
+          <w:tcPr>
+            <w:tcW w:type="dxa" w:w="4819"/>
+            <w:shd w:fill="FFFFFF"/>
+            <w:vAlign w:val="center"/>
+          </w:tcPr>
+          <w:p>
+            <w:pPr>
+              <w:spacing w:after="0"/>
+            </w:pPr>
+            <w:r>
+              <w:rPr>
+                <w:rFonts w:ascii="Microsoft YaHei" w:hAnsi="Microsoft YaHei" w:eastAsia="Microsoft YaHei"/>
+                <w:b w:val="0"/>
+                <w:color w:val="1F2F3D"/>
+                <w:sz w:val="18"/>
+              </w:rPr>
+              <w:t>平衡与数值占 61.2%</w:t>
+            </w:r>
+          </w:p>
+        </w:tc>
+      </w:tr>
+      <w:tr>
+        <w:trPr>
+          <w:cantSplit/>
+        </w:trPr>
+        <w:tc>
+          <w:tcPr>
+            <w:tcW w:type="dxa" w:w="2268"/>
+            <w:shd w:fill="F2F4F6"/>
+            <w:vAlign w:val="center"/>
+          </w:tcPr>
+          <w:p>
+            <w:pPr>
+              <w:spacing w:after="0"/>
+            </w:pPr>
+            <w:r>
+              <w:rPr>
+                <w:rFonts w:ascii="Microsoft YaHei" w:hAnsi="Microsoft YaHei" w:eastAsia="Microsoft YaHei"/>
+                <w:b w:val="0"/>
+                <w:color w:val="1F2F3D"/>
+                <w:sz w:val="18"/>
+              </w:rPr>
+              <w:t>已分配机制</w:t>
+            </w:r>
+          </w:p>
+        </w:tc>
+        <w:tc>
+          <w:tcPr>
+            <w:tcW w:type="dxa" w:w="1701"/>
+            <w:shd w:fill="F2F4F6"/>
+            <w:vAlign w:val="center"/>
+          </w:tcPr>
+          <w:p>
+            <w:pPr>
+              <w:spacing w:after="0"/>
+            </w:pPr>
+            <w:r>
+              <w:rPr>
+                <w:rFonts w:ascii="Microsoft YaHei" w:hAnsi="Microsoft YaHei" w:eastAsia="Microsoft YaHei"/>
+                <w:b w:val="0"/>
+                <w:color w:val="1F2F3D"/>
+                <w:sz w:val="18"/>
+              </w:rPr>
+              <w:t>441</w:t>
+            </w:r>
+          </w:p>
+        </w:tc>
+        <w:tc>
+          <w:tcPr>
+            <w:tcW w:type="dxa" w:w="4819"/>
+            <w:shd w:fill="F2F4F6"/>
+            <w:vAlign w:val="center"/>
+          </w:tcPr>
+          <w:p>
+            <w:pPr>
+              <w:spacing w:after="0"/>
+            </w:pPr>
+            <w:r>
+              <w:rPr>
+                <w:rFonts w:ascii="Microsoft YaHei" w:hAnsi="Microsoft YaHei" w:eastAsia="Microsoft YaHei"/>
+                <w:b w:val="0"/>
+                <w:color w:val="1F2F3D"/>
+                <w:sz w:val="18"/>
+              </w:rPr>
+              <w:t>胜任受挫占 69.8%</w:t>
+            </w:r>
+          </w:p>
+        </w:tc>
+      </w:tr>
+      <w:tr>
+        <w:trPr>
+          <w:cantSplit/>
+        </w:trPr>
+        <w:tc>
+          <w:tcPr>
+            <w:tcW w:type="dxa" w:w="2268"/>
+            <w:shd w:fill="FFFFFF"/>
+            <w:vAlign w:val="center"/>
+          </w:tcPr>
+          <w:p>
+            <w:pPr>
+              <w:spacing w:after="0"/>
+            </w:pPr>
+            <w:r>
+              <w:rPr>
+                <w:rFonts w:ascii="Microsoft YaHei" w:hAnsi="Microsoft YaHei" w:eastAsia="Microsoft YaHei"/>
+                <w:b w:val="0"/>
+                <w:color w:val="1F2F3D"/>
+                <w:sz w:val="18"/>
+              </w:rPr>
+              <w:t>机制不确定</w:t>
+            </w:r>
+          </w:p>
+        </w:tc>
+        <w:tc>
+          <w:tcPr>
+            <w:tcW w:type="dxa" w:w="1701"/>
+            <w:shd w:fill="FFFFFF"/>
+            <w:vAlign w:val="center"/>
+          </w:tcPr>
+          <w:p>
+            <w:pPr>
+              <w:spacing w:after="0"/>
+            </w:pPr>
+            <w:r>
+              <w:rPr>
+                <w:rFonts w:ascii="Microsoft YaHei" w:hAnsi="Microsoft YaHei" w:eastAsia="Microsoft YaHei"/>
+                <w:b w:val="0"/>
+                <w:color w:val="1F2F3D"/>
+                <w:sz w:val="18"/>
+              </w:rPr>
+              <w:t>486</w:t>
+            </w:r>
+          </w:p>
+        </w:tc>
+        <w:tc>
+          <w:tcPr>
+            <w:tcW w:type="dxa" w:w="4819"/>
+            <w:shd w:fill="FFFFFF"/>
+            <w:vAlign w:val="center"/>
+          </w:tcPr>
+          <w:p>
+            <w:pPr>
+              <w:spacing w:after="0"/>
+            </w:pPr>
+            <w:r>
+              <w:rPr>
+                <w:rFonts w:ascii="Microsoft YaHei" w:hAnsi="Microsoft YaHei" w:eastAsia="Microsoft YaHei"/>
+                <w:b w:val="0"/>
+                <w:color w:val="1F2F3D"/>
+                <w:sz w:val="18"/>
+              </w:rPr>
+              <w:t>占全部证据 52.4%</w:t>
+            </w:r>
+          </w:p>
+        </w:tc>
+      </w:tr>
+      <w:tr>
+        <w:trPr>
+          <w:cantSplit/>
+        </w:trPr>
+        <w:tc>
+          <w:tcPr>
+            <w:tcW w:type="dxa" w:w="2268"/>
+            <w:shd w:fill="F2F4F6"/>
+            <w:vAlign w:val="center"/>
+          </w:tcPr>
+          <w:p>
+            <w:pPr>
+              <w:spacing w:after="0"/>
+            </w:pPr>
+            <w:r>
+              <w:rPr>
+                <w:rFonts w:ascii="Microsoft YaHei" w:hAnsi="Microsoft YaHei" w:eastAsia="Microsoft YaHei"/>
+                <w:b w:val="0"/>
+                <w:color w:val="1F2F3D"/>
+                <w:sz w:val="18"/>
+              </w:rPr>
+              <w:t>结构回溯</w:t>
+            </w:r>
+          </w:p>
+        </w:tc>
+        <w:tc>
+          <w:tcPr>
+            <w:tcW w:type="dxa" w:w="1701"/>
+            <w:shd w:fill="F2F4F6"/>
+            <w:vAlign w:val="center"/>
+          </w:tcPr>
+          <w:p>
+            <w:pPr>
+              <w:spacing w:after="0"/>
+            </w:pPr>
+            <w:r>
+              <w:rPr>
+                <w:rFonts w:ascii="Microsoft YaHei" w:hAnsi="Microsoft YaHei" w:eastAsia="Microsoft YaHei"/>
+                <w:b w:val="0"/>
+                <w:color w:val="1F2F3D"/>
+                <w:sz w:val="18"/>
+              </w:rPr>
+              <w:t>100%</w:t>
+            </w:r>
+          </w:p>
+        </w:tc>
+        <w:tc>
+          <w:tcPr>
+            <w:tcW w:type="dxa" w:w="4819"/>
+            <w:shd w:fill="F2F4F6"/>
+            <w:vAlign w:val="center"/>
+          </w:tcPr>
+          <w:p>
+            <w:pPr>
+              <w:spacing w:after="0"/>
+            </w:pPr>
+            <w:r>
+              <w:rPr>
+                <w:rFonts w:ascii="Microsoft YaHei" w:hAnsi="Microsoft YaHei" w:eastAsia="Microsoft YaHei"/>
+                <w:b w:val="0"/>
+                <w:color w:val="1F2F3D"/>
+                <w:sz w:val="18"/>
+              </w:rPr>
+              <w:t>孤立证据 0，平台错配 0</w:t>
+            </w:r>
+          </w:p>
+        </w:tc>
+      </w:tr>
+    </w:tbl>
+    <w:p>
+      <w:pPr>
+        <w:spacing w:after="0"/>
+      </w:pPr>
+    </w:p>
+    <w:tbl>
+      <w:tblPr>
+        <w:tblW w:type="auto" w:w="0"/>
+        <w:tblLook w:firstColumn="1" w:firstRow="1" w:lastColumn="0" w:lastRow="0" w:noHBand="0" w:noVBand="1" w:val="04A0"/>
+      </w:tblPr>
+      <w:tblGrid>
+        <w:gridCol w:w="9688"/>
+      </w:tblGrid>
+      <w:tr>
+        <w:tc>
+          <w:tcPr>
+            <w:tcW w:type="dxa" w:w="9688"/>
+            <w:shd w:fill="EDF5F9"/>
+            <w:tcBorders>
+              <w:top w:val="single" w:sz="7" w:color="2176A3"/>
+              <w:left w:val="single" w:sz="7" w:color="2176A3"/>
+              <w:bottom w:val="single" w:sz="7" w:color="2176A3"/>
+              <w:right w:val="single" w:sz="7" w:color="2176A3"/>
+            </w:tcBorders>
+          </w:tcPr>
+          <w:p>
+            <w:r>
+              <w:rPr>
+                <w:rFonts w:ascii="Microsoft YaHei" w:hAnsi="Microsoft YaHei" w:eastAsia="Microsoft YaHei"/>
+                <w:b/>
+                <w:color w:val="2176A3"/>
+                <w:sz w:val="21"/>
+              </w:rPr>
+              <w:t>核心判断</w:t>
+              <w:br/>
+            </w:r>
+            <w:r>
+              <w:rPr>
+                <w:rFonts w:ascii="Microsoft YaHei" w:hAnsi="Microsoft YaHei" w:eastAsia="Microsoft YaHei"/>
+                <w:b w:val="0"/>
+                <w:color w:val="1F2F3D"/>
+                <w:sz w:val="20"/>
+              </w:rPr>
+              <w:t>主要具体话题集中在平衡与数值，主要已分配体验机制集中在胜任受挫；匹配与对局分配构成第二大具体话题。机制不确定率较高，后续重点应放在上下文补充、标签边界和双人复编码。</w:t>
+            </w:r>
+          </w:p>
+        </w:tc>
+      </w:tr>
+    </w:tbl>
+    <w:p>
+      <w:pPr>
+        <w:spacing w:after="0"/>
+      </w:pPr>
+    </w:p>
+    <w:p>
+      <w:pPr>
+        <w:pStyle w:val="Heading1"/>
+      </w:pPr>
+      <w:r>
+        <w:t>1. 项目问题与交付目标</w:t>
+      </w:r>
+    </w:p>
+    <w:p>
+      <w:pPr>
+        <w:widowControl/>
+      </w:pPr>
+      <w:r>
+        <w:rPr>
+          <w:rFonts w:ascii="Microsoft YaHei" w:hAnsi="Microsoft YaHei" w:eastAsia="Microsoft YaHei"/>
+          <w:b w:val="0"/>
+          <w:color w:val="1F2F3D"/>
+          <w:sz w:val="21"/>
+        </w:rPr>
+        <w:t>社区反馈具有文本短、情绪强、上下文分散和平台表达习惯不同等特点。单纯统计关键词容易混合不同语境，也难以判断结论能否回到原始表达。项目围绕三个问题组织流程：</w:t>
+      </w:r>
+    </w:p>
+    <w:p>
+      <w:pPr>
+        <w:pStyle w:val="ListNumber"/>
+        <w:spacing w:after="60"/>
+      </w:pPr>
+      <w:r>
+        <w:rPr>
+          <w:rFonts w:ascii="Microsoft YaHei" w:hAnsi="Microsoft YaHei" w:eastAsia="Microsoft YaHei"/>
+          <w:b w:val="0"/>
+          <w:color w:val="1F2F3D"/>
+          <w:sz w:val="21"/>
+        </w:rPr>
+        <w:t>玩家正在集中讨论哪些具体问题？</w:t>
+      </w:r>
+    </w:p>
+    <w:p>
+      <w:pPr>
+        <w:pStyle w:val="ListNumber"/>
+        <w:spacing w:after="60"/>
+      </w:pPr>
+      <w:r>
+        <w:rPr>
+          <w:rFonts w:ascii="Microsoft YaHei" w:hAnsi="Microsoft YaHei" w:eastAsia="Microsoft YaHei"/>
+          <w:b w:val="0"/>
+          <w:color w:val="1F2F3D"/>
+          <w:sz w:val="21"/>
+        </w:rPr>
+        <w:t>这些问题呈现了怎样的体验机制与归因方向？</w:t>
+      </w:r>
+    </w:p>
+    <w:p>
+      <w:pPr>
+        <w:pStyle w:val="ListNumber"/>
+        <w:spacing w:after="60"/>
+      </w:pPr>
+      <w:r>
+        <w:rPr>
+          <w:rFonts w:ascii="Microsoft YaHei" w:hAnsi="Microsoft YaHei" w:eastAsia="Microsoft YaHei"/>
+          <w:b w:val="0"/>
+          <w:color w:val="1F2F3D"/>
+          <w:sz w:val="21"/>
+        </w:rPr>
+        <w:t>从文本到结论的每一步是否可核查、可解释并能够复现？</w:t>
+      </w:r>
+    </w:p>
+    <w:p>
+      <w:pPr>
+        <w:widowControl/>
+      </w:pPr>
+      <w:r>
+        <w:rPr>
+          <w:rFonts w:ascii="Microsoft YaHei" w:hAnsi="Microsoft YaHei" w:eastAsia="Microsoft YaHei"/>
+          <w:b w:val="0"/>
+          <w:color w:val="1F2F3D"/>
+          <w:sz w:val="21"/>
+        </w:rPr>
+        <w:t>交付结果包括公开脱敏样本、证据表、编码手册、心理学框架、分析页面、评测定义、离线 Demo 与本项目说明。</w:t>
       </w:r>
     </w:p>
     <w:p>
@@ -43,22 +839,1060 @@
         <w:pStyle w:val="Heading1"/>
       </w:pPr>
       <w:r>
-        <w:t>2. 当前案例</w:t>
+        <w:t>2. 数据设计与样本结构</w:t>
       </w:r>
     </w:p>
     <w:p>
+      <w:pPr>
+        <w:pStyle w:val="Heading2"/>
+      </w:pPr>
       <w:r>
-        <w:t>整合三个社区平台的公开反馈，共 360 条样本（每平台各 120 条），覆盖 3 个平台。</w:t>
+        <w:t>2.1 平台与抽样</w:t>
       </w:r>
     </w:p>
     <w:p>
+      <w:pPr>
+        <w:widowControl/>
+      </w:pPr>
       <w:r>
-        <w:t>数据分为样本层（一条完整反馈原文）与证据层（从原文切出的可单独判断的证据单元），因此证据数量不等于样本数量。</w:t>
+        <w:rPr>
+          <w:rFonts w:ascii="Microsoft YaHei" w:hAnsi="Microsoft YaHei" w:eastAsia="Microsoft YaHei"/>
+          <w:b w:val="0"/>
+          <w:color w:val="1F2F3D"/>
+          <w:sz w:val="21"/>
+        </w:rPr>
+        <w:t>当前案例使用三个社区平台，每个平台各保留 120 条样本。等额抽样用于确保平台都能进入分析，适合比较表达结构与编码表现；平台样本数不用于推断真实讨论规模。</w:t>
+      </w:r>
+    </w:p>
+    <w:tbl>
+      <w:tblPr>
+        <w:tblStyle w:val="TableGrid"/>
+        <w:tblW w:type="auto" w:w="0"/>
+        <w:jc w:val="center"/>
+        <w:tblLayout w:type="fixed"/>
+        <w:tblLook w:firstColumn="1" w:firstRow="1" w:lastColumn="0" w:lastRow="0" w:noHBand="0" w:noVBand="1" w:val="04A0"/>
+      </w:tblPr>
+      <w:tblGrid>
+        <w:gridCol w:w="2422"/>
+        <w:gridCol w:w="2422"/>
+        <w:gridCol w:w="2422"/>
+        <w:gridCol w:w="2422"/>
+      </w:tblGrid>
+      <w:tr>
+        <w:trPr>
+          <w:cantSplit/>
+          <w:tblHeader w:val="true"/>
+        </w:trPr>
+        <w:tc>
+          <w:tcPr>
+            <w:tcW w:type="dxa" w:w="2268"/>
+            <w:shd w:fill="12304A"/>
+            <w:vAlign w:val="center"/>
+          </w:tcPr>
+          <w:p>
+            <w:pPr>
+              <w:jc w:val="center"/>
+            </w:pPr>
+            <w:r>
+              <w:rPr>
+                <w:rFonts w:ascii="Microsoft YaHei" w:hAnsi="Microsoft YaHei" w:eastAsia="Microsoft YaHei"/>
+                <w:b/>
+                <w:color w:val="FFFFFF"/>
+                <w:sz w:val="18"/>
+              </w:rPr>
+              <w:t>平台</w:t>
+            </w:r>
+          </w:p>
+        </w:tc>
+        <w:tc>
+          <w:tcPr>
+            <w:tcW w:type="dxa" w:w="1701"/>
+            <w:shd w:fill="12304A"/>
+            <w:vAlign w:val="center"/>
+          </w:tcPr>
+          <w:p>
+            <w:pPr>
+              <w:jc w:val="center"/>
+            </w:pPr>
+            <w:r>
+              <w:rPr>
+                <w:rFonts w:ascii="Microsoft YaHei" w:hAnsi="Microsoft YaHei" w:eastAsia="Microsoft YaHei"/>
+                <w:b/>
+                <w:color w:val="FFFFFF"/>
+                <w:sz w:val="18"/>
+              </w:rPr>
+              <w:t>样本数</w:t>
+            </w:r>
+          </w:p>
+        </w:tc>
+        <w:tc>
+          <w:tcPr>
+            <w:tcW w:type="dxa" w:w="1701"/>
+            <w:shd w:fill="12304A"/>
+            <w:vAlign w:val="center"/>
+          </w:tcPr>
+          <w:p>
+            <w:pPr>
+              <w:jc w:val="center"/>
+            </w:pPr>
+            <w:r>
+              <w:rPr>
+                <w:rFonts w:ascii="Microsoft YaHei" w:hAnsi="Microsoft YaHei" w:eastAsia="Microsoft YaHei"/>
+                <w:b/>
+                <w:color w:val="FFFFFF"/>
+                <w:sz w:val="18"/>
+              </w:rPr>
+              <w:t>证据数</w:t>
+            </w:r>
+          </w:p>
+        </w:tc>
+        <w:tc>
+          <w:tcPr>
+            <w:tcW w:type="dxa" w:w="2268"/>
+            <w:shd w:fill="12304A"/>
+            <w:vAlign w:val="center"/>
+          </w:tcPr>
+          <w:p>
+            <w:pPr>
+              <w:jc w:val="center"/>
+            </w:pPr>
+            <w:r>
+              <w:rPr>
+                <w:rFonts w:ascii="Microsoft YaHei" w:hAnsi="Microsoft YaHei" w:eastAsia="Microsoft YaHei"/>
+                <w:b/>
+                <w:color w:val="FFFFFF"/>
+                <w:sz w:val="18"/>
+              </w:rPr>
+              <w:t>每样本证据</w:t>
+            </w:r>
+          </w:p>
+        </w:tc>
+      </w:tr>
+      <w:tr>
+        <w:trPr>
+          <w:cantSplit/>
+        </w:trPr>
+        <w:tc>
+          <w:tcPr>
+            <w:tcW w:type="dxa" w:w="2268"/>
+            <w:shd w:fill="FFFFFF"/>
+            <w:vAlign w:val="center"/>
+          </w:tcPr>
+          <w:p>
+            <w:pPr>
+              <w:spacing w:after="0"/>
+            </w:pPr>
+            <w:r>
+              <w:rPr>
+                <w:rFonts w:ascii="Microsoft YaHei" w:hAnsi="Microsoft YaHei" w:eastAsia="Microsoft YaHei"/>
+                <w:b w:val="0"/>
+                <w:color w:val="1F2F3D"/>
+                <w:sz w:val="18"/>
+              </w:rPr>
+              <w:t>B 站</w:t>
+            </w:r>
+          </w:p>
+        </w:tc>
+        <w:tc>
+          <w:tcPr>
+            <w:tcW w:type="dxa" w:w="1701"/>
+            <w:shd w:fill="FFFFFF"/>
+            <w:vAlign w:val="center"/>
+          </w:tcPr>
+          <w:p>
+            <w:pPr>
+              <w:spacing w:after="0"/>
+            </w:pPr>
+            <w:r>
+              <w:rPr>
+                <w:rFonts w:ascii="Microsoft YaHei" w:hAnsi="Microsoft YaHei" w:eastAsia="Microsoft YaHei"/>
+                <w:b w:val="0"/>
+                <w:color w:val="1F2F3D"/>
+                <w:sz w:val="18"/>
+              </w:rPr>
+              <w:t>120</w:t>
+            </w:r>
+          </w:p>
+        </w:tc>
+        <w:tc>
+          <w:tcPr>
+            <w:tcW w:type="dxa" w:w="1701"/>
+            <w:shd w:fill="FFFFFF"/>
+            <w:vAlign w:val="center"/>
+          </w:tcPr>
+          <w:p>
+            <w:pPr>
+              <w:spacing w:after="0"/>
+            </w:pPr>
+            <w:r>
+              <w:rPr>
+                <w:rFonts w:ascii="Microsoft YaHei" w:hAnsi="Microsoft YaHei" w:eastAsia="Microsoft YaHei"/>
+                <w:b w:val="0"/>
+                <w:color w:val="1F2F3D"/>
+                <w:sz w:val="18"/>
+              </w:rPr>
+              <w:t>232</w:t>
+            </w:r>
+          </w:p>
+        </w:tc>
+        <w:tc>
+          <w:tcPr>
+            <w:tcW w:type="dxa" w:w="2268"/>
+            <w:shd w:fill="FFFFFF"/>
+            <w:vAlign w:val="center"/>
+          </w:tcPr>
+          <w:p>
+            <w:pPr>
+              <w:spacing w:after="0"/>
+            </w:pPr>
+            <w:r>
+              <w:rPr>
+                <w:rFonts w:ascii="Microsoft YaHei" w:hAnsi="Microsoft YaHei" w:eastAsia="Microsoft YaHei"/>
+                <w:b w:val="0"/>
+                <w:color w:val="1F2F3D"/>
+                <w:sz w:val="18"/>
+              </w:rPr>
+              <w:t>1.933</w:t>
+            </w:r>
+          </w:p>
+        </w:tc>
+      </w:tr>
+      <w:tr>
+        <w:trPr>
+          <w:cantSplit/>
+        </w:trPr>
+        <w:tc>
+          <w:tcPr>
+            <w:tcW w:type="dxa" w:w="2268"/>
+            <w:shd w:fill="F2F4F6"/>
+            <w:vAlign w:val="center"/>
+          </w:tcPr>
+          <w:p>
+            <w:pPr>
+              <w:spacing w:after="0"/>
+            </w:pPr>
+            <w:r>
+              <w:rPr>
+                <w:rFonts w:ascii="Microsoft YaHei" w:hAnsi="Microsoft YaHei" w:eastAsia="Microsoft YaHei"/>
+                <w:b w:val="0"/>
+                <w:color w:val="1F2F3D"/>
+                <w:sz w:val="18"/>
+              </w:rPr>
+              <w:t>NGA</w:t>
+            </w:r>
+          </w:p>
+        </w:tc>
+        <w:tc>
+          <w:tcPr>
+            <w:tcW w:type="dxa" w:w="1701"/>
+            <w:shd w:fill="F2F4F6"/>
+            <w:vAlign w:val="center"/>
+          </w:tcPr>
+          <w:p>
+            <w:pPr>
+              <w:spacing w:after="0"/>
+            </w:pPr>
+            <w:r>
+              <w:rPr>
+                <w:rFonts w:ascii="Microsoft YaHei" w:hAnsi="Microsoft YaHei" w:eastAsia="Microsoft YaHei"/>
+                <w:b w:val="0"/>
+                <w:color w:val="1F2F3D"/>
+                <w:sz w:val="18"/>
+              </w:rPr>
+              <w:t>120</w:t>
+            </w:r>
+          </w:p>
+        </w:tc>
+        <w:tc>
+          <w:tcPr>
+            <w:tcW w:type="dxa" w:w="1701"/>
+            <w:shd w:fill="F2F4F6"/>
+            <w:vAlign w:val="center"/>
+          </w:tcPr>
+          <w:p>
+            <w:pPr>
+              <w:spacing w:after="0"/>
+            </w:pPr>
+            <w:r>
+              <w:rPr>
+                <w:rFonts w:ascii="Microsoft YaHei" w:hAnsi="Microsoft YaHei" w:eastAsia="Microsoft YaHei"/>
+                <w:b w:val="0"/>
+                <w:color w:val="1F2F3D"/>
+                <w:sz w:val="18"/>
+              </w:rPr>
+              <w:t>394</w:t>
+            </w:r>
+          </w:p>
+        </w:tc>
+        <w:tc>
+          <w:tcPr>
+            <w:tcW w:type="dxa" w:w="2268"/>
+            <w:shd w:fill="F2F4F6"/>
+            <w:vAlign w:val="center"/>
+          </w:tcPr>
+          <w:p>
+            <w:pPr>
+              <w:spacing w:after="0"/>
+            </w:pPr>
+            <w:r>
+              <w:rPr>
+                <w:rFonts w:ascii="Microsoft YaHei" w:hAnsi="Microsoft YaHei" w:eastAsia="Microsoft YaHei"/>
+                <w:b w:val="0"/>
+                <w:color w:val="1F2F3D"/>
+                <w:sz w:val="18"/>
+              </w:rPr>
+              <w:t>3.283</w:t>
+            </w:r>
+          </w:p>
+        </w:tc>
+      </w:tr>
+      <w:tr>
+        <w:trPr>
+          <w:cantSplit/>
+        </w:trPr>
+        <w:tc>
+          <w:tcPr>
+            <w:tcW w:type="dxa" w:w="2268"/>
+            <w:shd w:fill="FFFFFF"/>
+            <w:vAlign w:val="center"/>
+          </w:tcPr>
+          <w:p>
+            <w:pPr>
+              <w:spacing w:after="0"/>
+            </w:pPr>
+            <w:r>
+              <w:rPr>
+                <w:rFonts w:ascii="Microsoft YaHei" w:hAnsi="Microsoft YaHei" w:eastAsia="Microsoft YaHei"/>
+                <w:b w:val="0"/>
+                <w:color w:val="1F2F3D"/>
+                <w:sz w:val="18"/>
+              </w:rPr>
+              <w:t>贴吧</w:t>
+            </w:r>
+          </w:p>
+        </w:tc>
+        <w:tc>
+          <w:tcPr>
+            <w:tcW w:type="dxa" w:w="1701"/>
+            <w:shd w:fill="FFFFFF"/>
+            <w:vAlign w:val="center"/>
+          </w:tcPr>
+          <w:p>
+            <w:pPr>
+              <w:spacing w:after="0"/>
+            </w:pPr>
+            <w:r>
+              <w:rPr>
+                <w:rFonts w:ascii="Microsoft YaHei" w:hAnsi="Microsoft YaHei" w:eastAsia="Microsoft YaHei"/>
+                <w:b w:val="0"/>
+                <w:color w:val="1F2F3D"/>
+                <w:sz w:val="18"/>
+              </w:rPr>
+              <w:t>120</w:t>
+            </w:r>
+          </w:p>
+        </w:tc>
+        <w:tc>
+          <w:tcPr>
+            <w:tcW w:type="dxa" w:w="1701"/>
+            <w:shd w:fill="FFFFFF"/>
+            <w:vAlign w:val="center"/>
+          </w:tcPr>
+          <w:p>
+            <w:pPr>
+              <w:spacing w:after="0"/>
+            </w:pPr>
+            <w:r>
+              <w:rPr>
+                <w:rFonts w:ascii="Microsoft YaHei" w:hAnsi="Microsoft YaHei" w:eastAsia="Microsoft YaHei"/>
+                <w:b w:val="0"/>
+                <w:color w:val="1F2F3D"/>
+                <w:sz w:val="18"/>
+              </w:rPr>
+              <w:t>301</w:t>
+            </w:r>
+          </w:p>
+        </w:tc>
+        <w:tc>
+          <w:tcPr>
+            <w:tcW w:type="dxa" w:w="2268"/>
+            <w:shd w:fill="FFFFFF"/>
+            <w:vAlign w:val="center"/>
+          </w:tcPr>
+          <w:p>
+            <w:pPr>
+              <w:spacing w:after="0"/>
+            </w:pPr>
+            <w:r>
+              <w:rPr>
+                <w:rFonts w:ascii="Microsoft YaHei" w:hAnsi="Microsoft YaHei" w:eastAsia="Microsoft YaHei"/>
+                <w:b w:val="0"/>
+                <w:color w:val="1F2F3D"/>
+                <w:sz w:val="18"/>
+              </w:rPr>
+              <w:t>2.508</w:t>
+            </w:r>
+          </w:p>
+        </w:tc>
+      </w:tr>
+    </w:tbl>
+    <w:p>
+      <w:pPr>
+        <w:spacing w:after="0"/>
+      </w:pPr>
+    </w:p>
+    <w:p>
+      <w:pPr>
+        <w:widowControl/>
+      </w:pPr>
+      <w:r>
+        <w:rPr>
+          <w:rFonts w:ascii="Microsoft YaHei" w:hAnsi="Microsoft YaHei" w:eastAsia="Microsoft YaHei"/>
+          <w:b w:val="0"/>
+          <w:color w:val="1F2F3D"/>
+          <w:sz w:val="21"/>
+        </w:rPr>
+        <w:t>样本文本长度中位数为 61 字，平均 84.03 字；90% 的样本文本不超过 164 字。240 条样本日期为空，因此当前项目不进行时间趋势推断。</w:t>
       </w:r>
     </w:p>
     <w:p>
+      <w:pPr>
+        <w:pStyle w:val="Heading2"/>
+      </w:pPr>
       <w:r>
-        <w:t>已迁移 695 条唯一命中的 legacy 证据；B 站 279 条候选由离线规则基线生成初步提案。所有标签均未经真人复核。</w:t>
+        <w:t>2.2 样本与证据的区别</w:t>
+      </w:r>
+    </w:p>
+    <w:p>
+      <w:pPr>
+        <w:widowControl/>
+      </w:pPr>
+      <w:r>
+        <w:rPr>
+          <w:rFonts w:ascii="Microsoft YaHei" w:hAnsi="Microsoft YaHei" w:eastAsia="Microsoft YaHei"/>
+          <w:b w:val="0"/>
+          <w:color w:val="1F2F3D"/>
+          <w:sz w:val="21"/>
+        </w:rPr>
+        <w:t>样本层保存一条完整反馈，证据层保存其中可独立判断的最小片段。一条样本可以产生零条、一条或多条证据。当前证据密度中位数为 2，90 分位为 5，最大值为 21；有 2 条样本未切出证据。</w:t>
+      </w:r>
+    </w:p>
+    <w:tbl>
+      <w:tblPr>
+        <w:tblW w:type="auto" w:w="0"/>
+        <w:tblLook w:firstColumn="1" w:firstRow="1" w:lastColumn="0" w:lastRow="0" w:noHBand="0" w:noVBand="1" w:val="04A0"/>
+      </w:tblPr>
+      <w:tblGrid>
+        <w:gridCol w:w="9688"/>
+      </w:tblGrid>
+      <w:tr>
+        <w:tc>
+          <w:tcPr>
+            <w:tcW w:type="dxa" w:w="9688"/>
+            <w:shd w:fill="EDF5F9"/>
+            <w:tcBorders>
+              <w:top w:val="single" w:sz="7" w:color="2176A3"/>
+              <w:left w:val="single" w:sz="7" w:color="2176A3"/>
+              <w:bottom w:val="single" w:sz="7" w:color="2176A3"/>
+              <w:right w:val="single" w:sz="7" w:color="2176A3"/>
+            </w:tcBorders>
+          </w:tcPr>
+          <w:p>
+            <w:r>
+              <w:rPr>
+                <w:rFonts w:ascii="Microsoft YaHei" w:hAnsi="Microsoft YaHei" w:eastAsia="Microsoft YaHei"/>
+                <w:b/>
+                <w:color w:val="2176A3"/>
+                <w:sz w:val="21"/>
+              </w:rPr>
+              <w:t>为什么需要证据层</w:t>
+              <w:br/>
+            </w:r>
+            <w:r>
+              <w:rPr>
+                <w:rFonts w:ascii="Microsoft YaHei" w:hAnsi="Microsoft YaHei" w:eastAsia="Microsoft YaHei"/>
+                <w:b w:val="0"/>
+                <w:color w:val="1F2F3D"/>
+                <w:sz w:val="20"/>
+              </w:rPr>
+              <w:t>完整反馈适合理解语境，证据单元适合编码和核对。两层同时保留，可以减少把复杂文本强行归入单一标签，并让数量结论回到具体原文。</w:t>
+            </w:r>
+          </w:p>
+        </w:tc>
+      </w:tr>
+    </w:tbl>
+    <w:p>
+      <w:pPr>
+        <w:spacing w:after="0"/>
+      </w:pPr>
+    </w:p>
+    <w:p>
+      <w:pPr>
+        <w:pStyle w:val="Heading1"/>
+      </w:pPr>
+      <w:r>
+        <w:t>3. 数据清洗与证据构建</w:t>
+      </w:r>
+    </w:p>
+    <w:p>
+      <w:pPr>
+        <w:widowControl/>
+      </w:pPr>
+      <w:r>
+        <w:rPr>
+          <w:rFonts w:ascii="Microsoft YaHei" w:hAnsi="Microsoft YaHei" w:eastAsia="Microsoft YaHei"/>
+          <w:b w:val="0"/>
+          <w:color w:val="1F2F3D"/>
+          <w:sz w:val="21"/>
+        </w:rPr>
+        <w:t>数据处理以保留原意、统一结构、降低公开风险和维持回溯关系为目标。完整操作分为以下八步：</w:t>
+      </w:r>
+    </w:p>
+    <w:tbl>
+      <w:tblPr>
+        <w:tblStyle w:val="TableGrid"/>
+        <w:tblW w:type="auto" w:w="0"/>
+        <w:jc w:val="center"/>
+        <w:tblLayout w:type="fixed"/>
+        <w:tblLook w:firstColumn="1" w:firstRow="1" w:lastColumn="0" w:lastRow="0" w:noHBand="0" w:noVBand="1" w:val="04A0"/>
+      </w:tblPr>
+      <w:tblGrid>
+        <w:gridCol w:w="4844"/>
+        <w:gridCol w:w="4844"/>
+      </w:tblGrid>
+      <w:tr>
+        <w:trPr>
+          <w:cantSplit/>
+          <w:tblHeader w:val="true"/>
+        </w:trPr>
+        <w:tc>
+          <w:tcPr>
+            <w:tcW w:type="dxa" w:w="2381"/>
+            <w:shd w:fill="12304A"/>
+            <w:vAlign w:val="center"/>
+          </w:tcPr>
+          <w:p>
+            <w:pPr>
+              <w:jc w:val="center"/>
+            </w:pPr>
+            <w:r>
+              <w:rPr>
+                <w:rFonts w:ascii="Microsoft YaHei" w:hAnsi="Microsoft YaHei" w:eastAsia="Microsoft YaHei"/>
+                <w:b/>
+                <w:color w:val="FFFFFF"/>
+                <w:sz w:val="17"/>
+              </w:rPr>
+              <w:t>步骤</w:t>
+            </w:r>
+          </w:p>
+        </w:tc>
+        <w:tc>
+          <w:tcPr>
+            <w:tcW w:type="dxa" w:w="6406"/>
+            <w:shd w:fill="12304A"/>
+            <w:vAlign w:val="center"/>
+          </w:tcPr>
+          <w:p>
+            <w:pPr>
+              <w:jc w:val="center"/>
+            </w:pPr>
+            <w:r>
+              <w:rPr>
+                <w:rFonts w:ascii="Microsoft YaHei" w:hAnsi="Microsoft YaHei" w:eastAsia="Microsoft YaHei"/>
+                <w:b/>
+                <w:color w:val="FFFFFF"/>
+                <w:sz w:val="17"/>
+              </w:rPr>
+              <w:t>操作</w:t>
+            </w:r>
+          </w:p>
+        </w:tc>
+      </w:tr>
+      <w:tr>
+        <w:trPr>
+          <w:cantSplit/>
+        </w:trPr>
+        <w:tc>
+          <w:tcPr>
+            <w:tcW w:type="dxa" w:w="2381"/>
+            <w:shd w:fill="FFFFFF"/>
+            <w:vAlign w:val="center"/>
+          </w:tcPr>
+          <w:p>
+            <w:pPr>
+              <w:spacing w:after="0"/>
+            </w:pPr>
+            <w:r>
+              <w:rPr>
+                <w:rFonts w:ascii="Microsoft YaHei" w:hAnsi="Microsoft YaHei" w:eastAsia="Microsoft YaHei"/>
+                <w:b w:val="0"/>
+                <w:color w:val="1F2F3D"/>
+                <w:sz w:val="17"/>
+              </w:rPr>
+              <w:t>候选讨论登记</w:t>
+            </w:r>
+          </w:p>
+        </w:tc>
+        <w:tc>
+          <w:tcPr>
+            <w:tcW w:type="dxa" w:w="6406"/>
+            <w:shd w:fill="FFFFFF"/>
+            <w:vAlign w:val="center"/>
+          </w:tcPr>
+          <w:p>
+            <w:pPr>
+              <w:spacing w:after="0"/>
+            </w:pPr>
+            <w:r>
+              <w:rPr>
+                <w:rFonts w:ascii="Microsoft YaHei" w:hAnsi="Microsoft YaHei" w:eastAsia="Microsoft YaHei"/>
+                <w:b w:val="0"/>
+                <w:color w:val="1F2F3D"/>
+                <w:sz w:val="17"/>
+              </w:rPr>
+              <w:t>按平台、主题和时间窗形成候选清单，记录主帖或回复类型。</w:t>
+            </w:r>
+          </w:p>
+        </w:tc>
+      </w:tr>
+      <w:tr>
+        <w:trPr>
+          <w:cantSplit/>
+        </w:trPr>
+        <w:tc>
+          <w:tcPr>
+            <w:tcW w:type="dxa" w:w="2381"/>
+            <w:shd w:fill="F2F4F6"/>
+            <w:vAlign w:val="center"/>
+          </w:tcPr>
+          <w:p>
+            <w:pPr>
+              <w:spacing w:after="0"/>
+            </w:pPr>
+            <w:r>
+              <w:rPr>
+                <w:rFonts w:ascii="Microsoft YaHei" w:hAnsi="Microsoft YaHei" w:eastAsia="Microsoft YaHei"/>
+                <w:b w:val="0"/>
+                <w:color w:val="1F2F3D"/>
+                <w:sz w:val="17"/>
+              </w:rPr>
+              <w:t>页面与回复采集</w:t>
+            </w:r>
+          </w:p>
+        </w:tc>
+        <w:tc>
+          <w:tcPr>
+            <w:tcW w:type="dxa" w:w="6406"/>
+            <w:shd w:fill="F2F4F6"/>
+            <w:vAlign w:val="center"/>
+          </w:tcPr>
+          <w:p>
+            <w:pPr>
+              <w:spacing w:after="0"/>
+            </w:pPr>
+            <w:r>
+              <w:rPr>
+                <w:rFonts w:ascii="Microsoft YaHei" w:hAnsi="Microsoft YaHei" w:eastAsia="Microsoft YaHei"/>
+                <w:b w:val="0"/>
+                <w:color w:val="1F2F3D"/>
+                <w:sz w:val="17"/>
+              </w:rPr>
+              <w:t>保存原始响应与必要上下文，登录态和缓存留在本地环境。</w:t>
+            </w:r>
+          </w:p>
+        </w:tc>
+      </w:tr>
+      <w:tr>
+        <w:trPr>
+          <w:cantSplit/>
+        </w:trPr>
+        <w:tc>
+          <w:tcPr>
+            <w:tcW w:type="dxa" w:w="2381"/>
+            <w:shd w:fill="FFFFFF"/>
+            <w:vAlign w:val="center"/>
+          </w:tcPr>
+          <w:p>
+            <w:pPr>
+              <w:spacing w:after="0"/>
+            </w:pPr>
+            <w:r>
+              <w:rPr>
+                <w:rFonts w:ascii="Microsoft YaHei" w:hAnsi="Microsoft YaHei" w:eastAsia="Microsoft YaHei"/>
+                <w:b w:val="0"/>
+                <w:color w:val="1F2F3D"/>
+                <w:sz w:val="17"/>
+              </w:rPr>
+              <w:t>规则预清洗</w:t>
+            </w:r>
+          </w:p>
+        </w:tc>
+        <w:tc>
+          <w:tcPr>
+            <w:tcW w:type="dxa" w:w="6406"/>
+            <w:shd w:fill="FFFFFF"/>
+            <w:vAlign w:val="center"/>
+          </w:tcPr>
+          <w:p>
+            <w:pPr>
+              <w:spacing w:after="0"/>
+            </w:pPr>
+            <w:r>
+              <w:rPr>
+                <w:rFonts w:ascii="Microsoft YaHei" w:hAnsi="Microsoft YaHei" w:eastAsia="Microsoft YaHei"/>
+                <w:b w:val="0"/>
+                <w:color w:val="1F2F3D"/>
+                <w:sz w:val="17"/>
+              </w:rPr>
+              <w:t>删除回复头、引用残留、图片路径和多余空白，移除空文本。</w:t>
+            </w:r>
+          </w:p>
+        </w:tc>
+      </w:tr>
+      <w:tr>
+        <w:trPr>
+          <w:cantSplit/>
+        </w:trPr>
+        <w:tc>
+          <w:tcPr>
+            <w:tcW w:type="dxa" w:w="2381"/>
+            <w:shd w:fill="F2F4F6"/>
+            <w:vAlign w:val="center"/>
+          </w:tcPr>
+          <w:p>
+            <w:pPr>
+              <w:spacing w:after="0"/>
+            </w:pPr>
+            <w:r>
+              <w:rPr>
+                <w:rFonts w:ascii="Microsoft YaHei" w:hAnsi="Microsoft YaHei" w:eastAsia="Microsoft YaHei"/>
+                <w:b w:val="0"/>
+                <w:color w:val="1F2F3D"/>
+                <w:sz w:val="17"/>
+              </w:rPr>
+              <w:t>内容筛选</w:t>
+            </w:r>
+          </w:p>
+        </w:tc>
+        <w:tc>
+          <w:tcPr>
+            <w:tcW w:type="dxa" w:w="6406"/>
+            <w:shd w:fill="F2F4F6"/>
+            <w:vAlign w:val="center"/>
+          </w:tcPr>
+          <w:p>
+            <w:pPr>
+              <w:spacing w:after="0"/>
+            </w:pPr>
+            <w:r>
+              <w:rPr>
+                <w:rFonts w:ascii="Microsoft YaHei" w:hAnsi="Microsoft YaHei" w:eastAsia="Microsoft YaHei"/>
+                <w:b w:val="0"/>
+                <w:color w:val="1F2F3D"/>
+                <w:sz w:val="17"/>
+              </w:rPr>
+              <w:t>排除纯标记、极短噪声、离题文本和缺少体验信息的纯攻击表达。</w:t>
+            </w:r>
+          </w:p>
+        </w:tc>
+      </w:tr>
+      <w:tr>
+        <w:trPr>
+          <w:cantSplit/>
+        </w:trPr>
+        <w:tc>
+          <w:tcPr>
+            <w:tcW w:type="dxa" w:w="2381"/>
+            <w:shd w:fill="FFFFFF"/>
+            <w:vAlign w:val="center"/>
+          </w:tcPr>
+          <w:p>
+            <w:pPr>
+              <w:spacing w:after="0"/>
+            </w:pPr>
+            <w:r>
+              <w:rPr>
+                <w:rFonts w:ascii="Microsoft YaHei" w:hAnsi="Microsoft YaHei" w:eastAsia="Microsoft YaHei"/>
+                <w:b w:val="0"/>
+                <w:color w:val="1F2F3D"/>
+                <w:sz w:val="17"/>
+              </w:rPr>
+              <w:t>平台等额抽样</w:t>
+            </w:r>
+          </w:p>
+        </w:tc>
+        <w:tc>
+          <w:tcPr>
+            <w:tcW w:type="dxa" w:w="6406"/>
+            <w:shd w:fill="FFFFFF"/>
+            <w:vAlign w:val="center"/>
+          </w:tcPr>
+          <w:p>
+            <w:pPr>
+              <w:spacing w:after="0"/>
+            </w:pPr>
+            <w:r>
+              <w:rPr>
+                <w:rFonts w:ascii="Microsoft YaHei" w:hAnsi="Microsoft YaHei" w:eastAsia="Microsoft YaHei"/>
+                <w:b w:val="0"/>
+                <w:color w:val="1F2F3D"/>
+                <w:sz w:val="17"/>
+              </w:rPr>
+              <w:t>三个平台各保留 120 条，并保留时间窗、粗主题与回复类型字段。</w:t>
+            </w:r>
+          </w:p>
+        </w:tc>
+      </w:tr>
+      <w:tr>
+        <w:trPr>
+          <w:cantSplit/>
+        </w:trPr>
+        <w:tc>
+          <w:tcPr>
+            <w:tcW w:type="dxa" w:w="2381"/>
+            <w:shd w:fill="F2F4F6"/>
+            <w:vAlign w:val="center"/>
+          </w:tcPr>
+          <w:p>
+            <w:pPr>
+              <w:spacing w:after="0"/>
+            </w:pPr>
+            <w:r>
+              <w:rPr>
+                <w:rFonts w:ascii="Microsoft YaHei" w:hAnsi="Microsoft YaHei" w:eastAsia="Microsoft YaHei"/>
+                <w:b w:val="0"/>
+                <w:color w:val="1F2F3D"/>
+                <w:sz w:val="17"/>
+              </w:rPr>
+              <w:t>公开脱敏</w:t>
+            </w:r>
+          </w:p>
+        </w:tc>
+        <w:tc>
+          <w:tcPr>
+            <w:tcW w:type="dxa" w:w="6406"/>
+            <w:shd w:fill="F2F4F6"/>
+            <w:vAlign w:val="center"/>
+          </w:tcPr>
+          <w:p>
+            <w:pPr>
+              <w:spacing w:after="0"/>
+            </w:pPr>
+            <w:r>
+              <w:rPr>
+                <w:rFonts w:ascii="Microsoft YaHei" w:hAnsi="Microsoft YaHei" w:eastAsia="Microsoft YaHei"/>
+                <w:b w:val="0"/>
+                <w:color w:val="1F2F3D"/>
+                <w:sz w:val="17"/>
+              </w:rPr>
+              <w:t>删除来源链接、账号和平台内部定位字段，屏蔽联系方式与文本内链接。</w:t>
+            </w:r>
+          </w:p>
+        </w:tc>
+      </w:tr>
+      <w:tr>
+        <w:trPr>
+          <w:cantSplit/>
+        </w:trPr>
+        <w:tc>
+          <w:tcPr>
+            <w:tcW w:type="dxa" w:w="2381"/>
+            <w:shd w:fill="FFFFFF"/>
+            <w:vAlign w:val="center"/>
+          </w:tcPr>
+          <w:p>
+            <w:pPr>
+              <w:spacing w:after="0"/>
+            </w:pPr>
+            <w:r>
+              <w:rPr>
+                <w:rFonts w:ascii="Microsoft YaHei" w:hAnsi="Microsoft YaHei" w:eastAsia="Microsoft YaHei"/>
+                <w:b w:val="0"/>
+                <w:color w:val="1F2F3D"/>
+                <w:sz w:val="17"/>
+              </w:rPr>
+              <w:t>证据切分与编码</w:t>
+            </w:r>
+          </w:p>
+        </w:tc>
+        <w:tc>
+          <w:tcPr>
+            <w:tcW w:type="dxa" w:w="6406"/>
+            <w:shd w:fill="FFFFFF"/>
+            <w:vAlign w:val="center"/>
+          </w:tcPr>
+          <w:p>
+            <w:pPr>
+              <w:spacing w:after="0"/>
+            </w:pPr>
+            <w:r>
+              <w:rPr>
+                <w:rFonts w:ascii="Microsoft YaHei" w:hAnsi="Microsoft YaHei" w:eastAsia="Microsoft YaHei"/>
+                <w:b w:val="0"/>
+                <w:color w:val="1F2F3D"/>
+                <w:sz w:val="17"/>
+              </w:rPr>
+              <w:t>按标点切分独立片段，记录话题、机制、编码来源与纳入状态。</w:t>
+            </w:r>
+          </w:p>
+        </w:tc>
+      </w:tr>
+      <w:tr>
+        <w:trPr>
+          <w:cantSplit/>
+        </w:trPr>
+        <w:tc>
+          <w:tcPr>
+            <w:tcW w:type="dxa" w:w="2381"/>
+            <w:shd w:fill="F2F4F6"/>
+            <w:vAlign w:val="center"/>
+          </w:tcPr>
+          <w:p>
+            <w:pPr>
+              <w:spacing w:after="0"/>
+            </w:pPr>
+            <w:r>
+              <w:rPr>
+                <w:rFonts w:ascii="Microsoft YaHei" w:hAnsi="Microsoft YaHei" w:eastAsia="Microsoft YaHei"/>
+                <w:b w:val="0"/>
+                <w:color w:val="1F2F3D"/>
+                <w:sz w:val="17"/>
+              </w:rPr>
+              <w:t>结构与分布审计</w:t>
+            </w:r>
+          </w:p>
+        </w:tc>
+        <w:tc>
+          <w:tcPr>
+            <w:tcW w:type="dxa" w:w="6406"/>
+            <w:shd w:fill="F2F4F6"/>
+            <w:vAlign w:val="center"/>
+          </w:tcPr>
+          <w:p>
+            <w:pPr>
+              <w:spacing w:after="0"/>
+            </w:pPr>
+            <w:r>
+              <w:rPr>
+                <w:rFonts w:ascii="Microsoft YaHei" w:hAnsi="Microsoft YaHei" w:eastAsia="Microsoft YaHei"/>
+                <w:b w:val="0"/>
+                <w:color w:val="1F2F3D"/>
+                <w:sz w:val="17"/>
+              </w:rPr>
+              <w:t>检查 ID、父样本、文本定位、重复、空值、证据密度和标签分布。</w:t>
+            </w:r>
+          </w:p>
+        </w:tc>
+      </w:tr>
+    </w:tbl>
+    <w:p>
+      <w:pPr>
+        <w:spacing w:after="0"/>
+      </w:pPr>
+    </w:p>
+    <w:p>
+      <w:pPr>
+        <w:pStyle w:val="Heading2"/>
+      </w:pPr>
+      <w:r>
+        <w:t>3.1 公开字段最小化</w:t>
+      </w:r>
+    </w:p>
+    <w:p>
+      <w:pPr>
+        <w:widowControl/>
+      </w:pPr>
+      <w:r>
+        <w:rPr>
+          <w:rFonts w:ascii="Microsoft YaHei" w:hAnsi="Microsoft YaHei" w:eastAsia="Microsoft YaHei"/>
+          <w:b w:val="0"/>
+          <w:color w:val="1F2F3D"/>
+          <w:sz w:val="21"/>
+        </w:rPr>
+        <w:t>公开样本只保留稳定编号、平台类别、平台内顺序、时间窗、抽样粗主题、回复类型、可选日期、公开文本与迁移状态。旧公开数据同时保存内容相同的 raw_text 与 public_text，当前版本删除冗余 raw_text；47 条空表层话题统一写为 other_uncertain。</w:t>
+      </w:r>
+    </w:p>
+    <w:p>
+      <w:pPr>
+        <w:pStyle w:val="Heading2"/>
+      </w:pPr>
+      <w:r>
+        <w:t>3.2 证据切分规则</w:t>
+      </w:r>
+    </w:p>
+    <w:p>
+      <w:pPr>
+        <w:pStyle w:val="ListBullet"/>
+        <w:spacing w:after="60"/>
+      </w:pPr>
+      <w:r>
+        <w:rPr>
+          <w:rFonts w:ascii="Microsoft YaHei" w:hAnsi="Microsoft YaHei" w:eastAsia="Microsoft YaHei"/>
+          <w:b w:val="0"/>
+          <w:color w:val="1F2F3D"/>
+          <w:sz w:val="21"/>
+        </w:rPr>
+        <w:t>按中英文句号、问号、感叹号、分号与换行切分；</w:t>
+      </w:r>
+    </w:p>
+    <w:p>
+      <w:pPr>
+        <w:pStyle w:val="ListBullet"/>
+        <w:spacing w:after="60"/>
+      </w:pPr>
+      <w:r>
+        <w:rPr>
+          <w:rFonts w:ascii="Microsoft YaHei" w:hAnsi="Microsoft YaHei" w:eastAsia="Microsoft YaHei"/>
+          <w:b w:val="0"/>
+          <w:color w:val="1F2F3D"/>
+          <w:sz w:val="21"/>
+        </w:rPr>
+        <w:t>切分后清理首尾空白，默认少于 6 个字符的片段不单独进入候选；</w:t>
+      </w:r>
+    </w:p>
+    <w:p>
+      <w:pPr>
+        <w:pStyle w:val="ListBullet"/>
+        <w:spacing w:after="60"/>
+      </w:pPr>
+      <w:r>
+        <w:rPr>
+          <w:rFonts w:ascii="Microsoft YaHei" w:hAnsi="Microsoft YaHei" w:eastAsia="Microsoft YaHei"/>
+          <w:b w:val="0"/>
+          <w:color w:val="1F2F3D"/>
+          <w:sz w:val="21"/>
+        </w:rPr>
+        <w:t>不跨样本拼接，不补写省略信息，不改变原句立场；</w:t>
+      </w:r>
+    </w:p>
+    <w:p>
+      <w:pPr>
+        <w:pStyle w:val="ListBullet"/>
+        <w:spacing w:after="60"/>
+      </w:pPr>
+      <w:r>
+        <w:rPr>
+          <w:rFonts w:ascii="Microsoft YaHei" w:hAnsi="Microsoft YaHei" w:eastAsia="Microsoft YaHei"/>
+          <w:b w:val="0"/>
+          <w:color w:val="1F2F3D"/>
+          <w:sz w:val="21"/>
+        </w:rPr>
+        <w:t>每条证据文本必须能够在父样本公开文本中逐字定位；</w:t>
+      </w:r>
+    </w:p>
+    <w:p>
+      <w:pPr>
+        <w:pStyle w:val="ListBullet"/>
+        <w:spacing w:after="60"/>
+      </w:pPr>
+      <w:r>
+        <w:rPr>
+          <w:rFonts w:ascii="Microsoft YaHei" w:hAnsi="Microsoft YaHei" w:eastAsia="Microsoft YaHei"/>
+          <w:b w:val="0"/>
+          <w:color w:val="1F2F3D"/>
+          <w:sz w:val="21"/>
+        </w:rPr>
+        <w:t>信息不足时保留显式不确定类别。</w:t>
       </w:r>
     </w:p>
     <w:p>
@@ -66,17 +1900,531 @@
         <w:pStyle w:val="Heading1"/>
       </w:pPr>
       <w:r>
-        <w:t>3. 分析与评测流程</w:t>
+        <w:t>4. 心理学分析框架</w:t>
       </w:r>
     </w:p>
     <w:p>
+      <w:pPr>
+        <w:widowControl/>
+      </w:pPr>
       <w:r>
-        <w:t>反馈 → 证据单元 → 主题与机制编码 → 结构化洞察 → 产品假设 → 可靠性评测。</w:t>
+        <w:rPr>
+          <w:rFonts w:ascii="Microsoft YaHei" w:hAnsi="Microsoft YaHei" w:eastAsia="Microsoft YaHei"/>
+          <w:b w:val="0"/>
+          <w:color w:val="1F2F3D"/>
+          <w:sz w:val="21"/>
+        </w:rPr>
+        <w:t>项目使用双层编码：表层话题记录文本正在讨论的具体问题，体验机制记录文本呈现的心理体验方向。这样既保留产品问题的具体位置，也形成跨话题比较的解释维度。</w:t>
       </w:r>
     </w:p>
+    <w:tbl>
+      <w:tblPr>
+        <w:tblStyle w:val="TableGrid"/>
+        <w:tblW w:type="auto" w:w="0"/>
+        <w:jc w:val="center"/>
+        <w:tblLayout w:type="fixed"/>
+        <w:tblLook w:firstColumn="1" w:firstRow="1" w:lastColumn="0" w:lastRow="0" w:noHBand="0" w:noVBand="1" w:val="04A0"/>
+      </w:tblPr>
+      <w:tblGrid>
+        <w:gridCol w:w="3229"/>
+        <w:gridCol w:w="3229"/>
+        <w:gridCol w:w="3229"/>
+      </w:tblGrid>
+      <w:tr>
+        <w:trPr>
+          <w:cantSplit/>
+          <w:tblHeader w:val="true"/>
+        </w:trPr>
+        <w:tc>
+          <w:tcPr>
+            <w:tcW w:type="dxa" w:w="1984"/>
+            <w:shd w:fill="12304A"/>
+            <w:vAlign w:val="center"/>
+          </w:tcPr>
+          <w:p>
+            <w:pPr>
+              <w:jc w:val="center"/>
+            </w:pPr>
+            <w:r>
+              <w:rPr>
+                <w:rFonts w:ascii="Microsoft YaHei" w:hAnsi="Microsoft YaHei" w:eastAsia="Microsoft YaHei"/>
+                <w:b/>
+                <w:color w:val="FFFFFF"/>
+                <w:sz w:val="17"/>
+              </w:rPr>
+              <w:t>机制</w:t>
+            </w:r>
+          </w:p>
+        </w:tc>
+        <w:tc>
+          <w:tcPr>
+            <w:tcW w:type="dxa" w:w="2551"/>
+            <w:shd w:fill="12304A"/>
+            <w:vAlign w:val="center"/>
+          </w:tcPr>
+          <w:p>
+            <w:pPr>
+              <w:jc w:val="center"/>
+            </w:pPr>
+            <w:r>
+              <w:rPr>
+                <w:rFonts w:ascii="Microsoft YaHei" w:hAnsi="Microsoft YaHei" w:eastAsia="Microsoft YaHei"/>
+                <w:b/>
+                <w:color w:val="FFFFFF"/>
+                <w:sz w:val="17"/>
+              </w:rPr>
+              <w:t>理论线索</w:t>
+            </w:r>
+          </w:p>
+        </w:tc>
+        <w:tc>
+          <w:tcPr>
+            <w:tcW w:type="dxa" w:w="4252"/>
+            <w:shd w:fill="12304A"/>
+            <w:vAlign w:val="center"/>
+          </w:tcPr>
+          <w:p>
+            <w:pPr>
+              <w:jc w:val="center"/>
+            </w:pPr>
+            <w:r>
+              <w:rPr>
+                <w:rFonts w:ascii="Microsoft YaHei" w:hAnsi="Microsoft YaHei" w:eastAsia="Microsoft YaHei"/>
+                <w:b/>
+                <w:color w:val="FFFFFF"/>
+                <w:sz w:val="17"/>
+              </w:rPr>
+              <w:t>文本中的操作性含义</w:t>
+            </w:r>
+          </w:p>
+        </w:tc>
+      </w:tr>
+      <w:tr>
+        <w:trPr>
+          <w:cantSplit/>
+        </w:trPr>
+        <w:tc>
+          <w:tcPr>
+            <w:tcW w:type="dxa" w:w="1984"/>
+            <w:shd w:fill="FFFFFF"/>
+            <w:vAlign w:val="center"/>
+          </w:tcPr>
+          <w:p>
+            <w:pPr>
+              <w:spacing w:after="0"/>
+            </w:pPr>
+            <w:r>
+              <w:rPr>
+                <w:rFonts w:ascii="Microsoft YaHei" w:hAnsi="Microsoft YaHei" w:eastAsia="Microsoft YaHei"/>
+                <w:b w:val="0"/>
+                <w:color w:val="1F2F3D"/>
+                <w:sz w:val="17"/>
+              </w:rPr>
+              <w:t>胜任受挫</w:t>
+            </w:r>
+          </w:p>
+        </w:tc>
+        <w:tc>
+          <w:tcPr>
+            <w:tcW w:type="dxa" w:w="2551"/>
+            <w:shd w:fill="FFFFFF"/>
+            <w:vAlign w:val="center"/>
+          </w:tcPr>
+          <w:p>
+            <w:pPr>
+              <w:spacing w:after="0"/>
+            </w:pPr>
+            <w:r>
+              <w:rPr>
+                <w:rFonts w:ascii="Microsoft YaHei" w:hAnsi="Microsoft YaHei" w:eastAsia="Microsoft YaHei"/>
+                <w:b w:val="0"/>
+                <w:color w:val="1F2F3D"/>
+                <w:sz w:val="17"/>
+              </w:rPr>
+              <w:t>自我决定理论中的胜任需要</w:t>
+            </w:r>
+          </w:p>
+        </w:tc>
+        <w:tc>
+          <w:tcPr>
+            <w:tcW w:type="dxa" w:w="4252"/>
+            <w:shd w:fill="FFFFFF"/>
+            <w:vAlign w:val="center"/>
+          </w:tcPr>
+          <w:p>
+            <w:pPr>
+              <w:spacing w:after="0"/>
+            </w:pPr>
+            <w:r>
+              <w:rPr>
+                <w:rFonts w:ascii="Microsoft YaHei" w:hAnsi="Microsoft YaHei" w:eastAsia="Microsoft YaHei"/>
+                <w:b w:val="0"/>
+                <w:color w:val="1F2F3D"/>
+                <w:sz w:val="17"/>
+              </w:rPr>
+              <w:t>投入难以转化为有效行动、任务完成或可理解的进步</w:t>
+            </w:r>
+          </w:p>
+        </w:tc>
+      </w:tr>
+      <w:tr>
+        <w:trPr>
+          <w:cantSplit/>
+        </w:trPr>
+        <w:tc>
+          <w:tcPr>
+            <w:tcW w:type="dxa" w:w="1984"/>
+            <w:shd w:fill="F2F4F6"/>
+            <w:vAlign w:val="center"/>
+          </w:tcPr>
+          <w:p>
+            <w:pPr>
+              <w:spacing w:after="0"/>
+            </w:pPr>
+            <w:r>
+              <w:rPr>
+                <w:rFonts w:ascii="Microsoft YaHei" w:hAnsi="Microsoft YaHei" w:eastAsia="Microsoft YaHei"/>
+                <w:b w:val="0"/>
+                <w:color w:val="1F2F3D"/>
+                <w:sz w:val="17"/>
+              </w:rPr>
+              <w:t>公平受损</w:t>
+            </w:r>
+          </w:p>
+        </w:tc>
+        <w:tc>
+          <w:tcPr>
+            <w:tcW w:type="dxa" w:w="2551"/>
+            <w:shd w:fill="F2F4F6"/>
+            <w:vAlign w:val="center"/>
+          </w:tcPr>
+          <w:p>
+            <w:pPr>
+              <w:spacing w:after="0"/>
+            </w:pPr>
+            <w:r>
+              <w:rPr>
+                <w:rFonts w:ascii="Microsoft YaHei" w:hAnsi="Microsoft YaHei" w:eastAsia="Microsoft YaHei"/>
+                <w:b w:val="0"/>
+                <w:color w:val="1F2F3D"/>
+                <w:sz w:val="17"/>
+              </w:rPr>
+              <w:t>公平判断与组织公正</w:t>
+            </w:r>
+          </w:p>
+        </w:tc>
+        <w:tc>
+          <w:tcPr>
+            <w:tcW w:type="dxa" w:w="4252"/>
+            <w:shd w:fill="F2F4F6"/>
+            <w:vAlign w:val="center"/>
+          </w:tcPr>
+          <w:p>
+            <w:pPr>
+              <w:spacing w:after="0"/>
+            </w:pPr>
+            <w:r>
+              <w:rPr>
+                <w:rFonts w:ascii="Microsoft YaHei" w:hAnsi="Microsoft YaHei" w:eastAsia="Microsoft YaHei"/>
+                <w:b w:val="0"/>
+                <w:color w:val="1F2F3D"/>
+                <w:sz w:val="17"/>
+              </w:rPr>
+              <w:t>将结果归因于规则、匹配、资源或数值分配不合理</w:t>
+            </w:r>
+          </w:p>
+        </w:tc>
+      </w:tr>
+      <w:tr>
+        <w:trPr>
+          <w:cantSplit/>
+        </w:trPr>
+        <w:tc>
+          <w:tcPr>
+            <w:tcW w:type="dxa" w:w="1984"/>
+            <w:shd w:fill="FFFFFF"/>
+            <w:vAlign w:val="center"/>
+          </w:tcPr>
+          <w:p>
+            <w:pPr>
+              <w:spacing w:after="0"/>
+            </w:pPr>
+            <w:r>
+              <w:rPr>
+                <w:rFonts w:ascii="Microsoft YaHei" w:hAnsi="Microsoft YaHei" w:eastAsia="Microsoft YaHei"/>
+                <w:b w:val="0"/>
+                <w:color w:val="1F2F3D"/>
+                <w:sz w:val="17"/>
+              </w:rPr>
+              <w:t>信任与沟通落差</w:t>
+            </w:r>
+          </w:p>
+        </w:tc>
+        <w:tc>
+          <w:tcPr>
+            <w:tcW w:type="dxa" w:w="2551"/>
+            <w:shd w:fill="FFFFFF"/>
+            <w:vAlign w:val="center"/>
+          </w:tcPr>
+          <w:p>
+            <w:pPr>
+              <w:spacing w:after="0"/>
+            </w:pPr>
+            <w:r>
+              <w:rPr>
+                <w:rFonts w:ascii="Microsoft YaHei" w:hAnsi="Microsoft YaHei" w:eastAsia="Microsoft YaHei"/>
+                <w:b w:val="0"/>
+                <w:color w:val="1F2F3D"/>
+                <w:sz w:val="17"/>
+              </w:rPr>
+              <w:t>组织信任与程序透明</w:t>
+            </w:r>
+          </w:p>
+        </w:tc>
+        <w:tc>
+          <w:tcPr>
+            <w:tcW w:type="dxa" w:w="4252"/>
+            <w:shd w:fill="FFFFFF"/>
+            <w:vAlign w:val="center"/>
+          </w:tcPr>
+          <w:p>
+            <w:pPr>
+              <w:spacing w:after="0"/>
+            </w:pPr>
+            <w:r>
+              <w:rPr>
+                <w:rFonts w:ascii="Microsoft YaHei" w:hAnsi="Microsoft YaHei" w:eastAsia="Microsoft YaHei"/>
+                <w:b w:val="0"/>
+                <w:color w:val="1F2F3D"/>
+                <w:sz w:val="17"/>
+              </w:rPr>
+              <w:t>说明、回应、承诺或反馈闭环不足</w:t>
+            </w:r>
+          </w:p>
+        </w:tc>
+      </w:tr>
+      <w:tr>
+        <w:trPr>
+          <w:cantSplit/>
+        </w:trPr>
+        <w:tc>
+          <w:tcPr>
+            <w:tcW w:type="dxa" w:w="1984"/>
+            <w:shd w:fill="F2F4F6"/>
+            <w:vAlign w:val="center"/>
+          </w:tcPr>
+          <w:p>
+            <w:pPr>
+              <w:spacing w:after="0"/>
+            </w:pPr>
+            <w:r>
+              <w:rPr>
+                <w:rFonts w:ascii="Microsoft YaHei" w:hAnsi="Microsoft YaHei" w:eastAsia="Microsoft YaHei"/>
+                <w:b w:val="0"/>
+                <w:color w:val="1F2F3D"/>
+                <w:sz w:val="17"/>
+              </w:rPr>
+              <w:t>归属感下降</w:t>
+            </w:r>
+          </w:p>
+        </w:tc>
+        <w:tc>
+          <w:tcPr>
+            <w:tcW w:type="dxa" w:w="2551"/>
+            <w:shd w:fill="F2F4F6"/>
+            <w:vAlign w:val="center"/>
+          </w:tcPr>
+          <w:p>
+            <w:pPr>
+              <w:spacing w:after="0"/>
+            </w:pPr>
+            <w:r>
+              <w:rPr>
+                <w:rFonts w:ascii="Microsoft YaHei" w:hAnsi="Microsoft YaHei" w:eastAsia="Microsoft YaHei"/>
+                <w:b w:val="0"/>
+                <w:color w:val="1F2F3D"/>
+                <w:sz w:val="17"/>
+              </w:rPr>
+              <w:t>社群归属与共同体感</w:t>
+            </w:r>
+          </w:p>
+        </w:tc>
+        <w:tc>
+          <w:tcPr>
+            <w:tcW w:type="dxa" w:w="4252"/>
+            <w:shd w:fill="F2F4F6"/>
+            <w:vAlign w:val="center"/>
+          </w:tcPr>
+          <w:p>
+            <w:pPr>
+              <w:spacing w:after="0"/>
+            </w:pPr>
+            <w:r>
+              <w:rPr>
+                <w:rFonts w:ascii="Microsoft YaHei" w:hAnsi="Microsoft YaHei" w:eastAsia="Microsoft YaHei"/>
+                <w:b w:val="0"/>
+                <w:color w:val="1F2F3D"/>
+                <w:sz w:val="17"/>
+              </w:rPr>
+              <w:t>与游戏、社区或身份群体出现疏离</w:t>
+            </w:r>
+          </w:p>
+        </w:tc>
+      </w:tr>
+      <w:tr>
+        <w:trPr>
+          <w:cantSplit/>
+        </w:trPr>
+        <w:tc>
+          <w:tcPr>
+            <w:tcW w:type="dxa" w:w="1984"/>
+            <w:shd w:fill="FFFFFF"/>
+            <w:vAlign w:val="center"/>
+          </w:tcPr>
+          <w:p>
+            <w:pPr>
+              <w:spacing w:after="0"/>
+            </w:pPr>
+            <w:r>
+              <w:rPr>
+                <w:rFonts w:ascii="Microsoft YaHei" w:hAnsi="Microsoft YaHei" w:eastAsia="Microsoft YaHei"/>
+                <w:b w:val="0"/>
+                <w:color w:val="1F2F3D"/>
+                <w:sz w:val="17"/>
+              </w:rPr>
+              <w:t>规范与安全风险</w:t>
+            </w:r>
+          </w:p>
+        </w:tc>
+        <w:tc>
+          <w:tcPr>
+            <w:tcW w:type="dxa" w:w="2551"/>
+            <w:shd w:fill="FFFFFF"/>
+            <w:vAlign w:val="center"/>
+          </w:tcPr>
+          <w:p>
+            <w:pPr>
+              <w:spacing w:after="0"/>
+            </w:pPr>
+            <w:r>
+              <w:rPr>
+                <w:rFonts w:ascii="Microsoft YaHei" w:hAnsi="Microsoft YaHei" w:eastAsia="Microsoft YaHei"/>
+                <w:b w:val="0"/>
+                <w:color w:val="1F2F3D"/>
+                <w:sz w:val="17"/>
+              </w:rPr>
+              <w:t>群体规范与心理安全</w:t>
+            </w:r>
+          </w:p>
+        </w:tc>
+        <w:tc>
+          <w:tcPr>
+            <w:tcW w:type="dxa" w:w="4252"/>
+            <w:shd w:fill="FFFFFF"/>
+            <w:vAlign w:val="center"/>
+          </w:tcPr>
+          <w:p>
+            <w:pPr>
+              <w:spacing w:after="0"/>
+            </w:pPr>
+            <w:r>
+              <w:rPr>
+                <w:rFonts w:ascii="Microsoft YaHei" w:hAnsi="Microsoft YaHei" w:eastAsia="Microsoft YaHei"/>
+                <w:b w:val="0"/>
+                <w:color w:val="1F2F3D"/>
+                <w:sz w:val="17"/>
+              </w:rPr>
+              <w:t>外挂、辱骂、骚扰、误封或举报问题</w:t>
+            </w:r>
+          </w:p>
+        </w:tc>
+      </w:tr>
+      <w:tr>
+        <w:trPr>
+          <w:cantSplit/>
+        </w:trPr>
+        <w:tc>
+          <w:tcPr>
+            <w:tcW w:type="dxa" w:w="1984"/>
+            <w:shd w:fill="F2F4F6"/>
+            <w:vAlign w:val="center"/>
+          </w:tcPr>
+          <w:p>
+            <w:pPr>
+              <w:spacing w:after="0"/>
+            </w:pPr>
+            <w:r>
+              <w:rPr>
+                <w:rFonts w:ascii="Microsoft YaHei" w:hAnsi="Microsoft YaHei" w:eastAsia="Microsoft YaHei"/>
+                <w:b w:val="0"/>
+                <w:color w:val="1F2F3D"/>
+                <w:sz w:val="17"/>
+              </w:rPr>
+              <w:t>不确定</w:t>
+            </w:r>
+          </w:p>
+        </w:tc>
+        <w:tc>
+          <w:tcPr>
+            <w:tcW w:type="dxa" w:w="2551"/>
+            <w:shd w:fill="F2F4F6"/>
+            <w:vAlign w:val="center"/>
+          </w:tcPr>
+          <w:p>
+            <w:pPr>
+              <w:spacing w:after="0"/>
+            </w:pPr>
+            <w:r>
+              <w:rPr>
+                <w:rFonts w:ascii="Microsoft YaHei" w:hAnsi="Microsoft YaHei" w:eastAsia="Microsoft YaHei"/>
+                <w:b w:val="0"/>
+                <w:color w:val="1F2F3D"/>
+                <w:sz w:val="17"/>
+              </w:rPr>
+              <w:t>测量中的保留类别</w:t>
+            </w:r>
+          </w:p>
+        </w:tc>
+        <w:tc>
+          <w:tcPr>
+            <w:tcW w:type="dxa" w:w="4252"/>
+            <w:shd w:fill="F2F4F6"/>
+            <w:vAlign w:val="center"/>
+          </w:tcPr>
+          <w:p>
+            <w:pPr>
+              <w:spacing w:after="0"/>
+            </w:pPr>
+            <w:r>
+              <w:rPr>
+                <w:rFonts w:ascii="Microsoft YaHei" w:hAnsi="Microsoft YaHei" w:eastAsia="Microsoft YaHei"/>
+                <w:b w:val="0"/>
+                <w:color w:val="1F2F3D"/>
+                <w:sz w:val="17"/>
+              </w:rPr>
+              <w:t>文本过短、依赖上下文或主机制无法判定</w:t>
+            </w:r>
+          </w:p>
+        </w:tc>
+      </w:tr>
+    </w:tbl>
     <w:p>
+      <w:pPr>
+        <w:spacing w:after="0"/>
+      </w:pPr>
+    </w:p>
+    <w:p>
+      <w:pPr>
+        <w:widowControl/>
+      </w:pPr>
       <w:r>
-        <w:t>每一步都保留可追溯关系：证据可回到原始反馈，洞察可回到证据，产品假设可回到洞察与证据。</w:t>
+        <w:rPr>
+          <w:rFonts w:ascii="Microsoft YaHei" w:hAnsi="Microsoft YaHei" w:eastAsia="Microsoft YaHei"/>
+          <w:b w:val="0"/>
+          <w:color w:val="1F2F3D"/>
+          <w:sz w:val="21"/>
+        </w:rPr>
+        <w:t>机制标签用于组织文本证据与提出待验证问题，不用于推断玩家稳定人格、临床状态或真实能力。项目采用固定纳入、排除和相邻标签裁决规则，并保留 uncertain 以控制过度解释。</w:t>
       </w:r>
     </w:p>
     <w:p>
@@ -84,17 +2432,3962 @@
         <w:pStyle w:val="Heading1"/>
       </w:pPr>
       <w:r>
-        <w:t>4. 证据链</w:t>
+        <w:t>5. 分析结果</w:t>
       </w:r>
     </w:p>
     <w:p>
+      <w:pPr>
+        <w:pStyle w:val="Heading2"/>
+      </w:pPr>
       <w:r>
-        <w:t>provisional 证据层共 927 条（其中 163 条为暂不确定项，单独标记）。</w:t>
+        <w:t>5.1 具体话题分布</w:t>
+      </w:r>
+    </w:p>
+    <w:tbl>
+      <w:tblPr>
+        <w:tblStyle w:val="TableGrid"/>
+        <w:tblW w:type="auto" w:w="0"/>
+        <w:jc w:val="center"/>
+        <w:tblLayout w:type="fixed"/>
+        <w:tblLook w:firstColumn="1" w:firstRow="1" w:lastColumn="0" w:lastRow="0" w:noHBand="0" w:noVBand="1" w:val="04A0"/>
+      </w:tblPr>
+      <w:tblGrid>
+        <w:gridCol w:w="3229"/>
+        <w:gridCol w:w="3229"/>
+        <w:gridCol w:w="3229"/>
+      </w:tblGrid>
+      <w:tr>
+        <w:trPr>
+          <w:cantSplit/>
+          <w:tblHeader w:val="true"/>
+        </w:trPr>
+        <w:tc>
+          <w:tcPr>
+            <w:tcW w:type="dxa" w:w="4535"/>
+            <w:shd w:fill="12304A"/>
+            <w:vAlign w:val="center"/>
+          </w:tcPr>
+          <w:p>
+            <w:pPr>
+              <w:jc w:val="center"/>
+            </w:pPr>
+            <w:r>
+              <w:rPr>
+                <w:rFonts w:ascii="Microsoft YaHei" w:hAnsi="Microsoft YaHei" w:eastAsia="Microsoft YaHei"/>
+                <w:b/>
+                <w:color w:val="FFFFFF"/>
+                <w:sz w:val="18"/>
+              </w:rPr>
+              <w:t>具体话题</w:t>
+            </w:r>
+          </w:p>
+        </w:tc>
+        <w:tc>
+          <w:tcPr>
+            <w:tcW w:type="dxa" w:w="1701"/>
+            <w:shd w:fill="12304A"/>
+            <w:vAlign w:val="center"/>
+          </w:tcPr>
+          <w:p>
+            <w:pPr>
+              <w:jc w:val="center"/>
+            </w:pPr>
+            <w:r>
+              <w:rPr>
+                <w:rFonts w:ascii="Microsoft YaHei" w:hAnsi="Microsoft YaHei" w:eastAsia="Microsoft YaHei"/>
+                <w:b/>
+                <w:color w:val="FFFFFF"/>
+                <w:sz w:val="18"/>
+              </w:rPr>
+              <w:t>证据数</w:t>
+            </w:r>
+          </w:p>
+        </w:tc>
+        <w:tc>
+          <w:tcPr>
+            <w:tcW w:type="dxa" w:w="2551"/>
+            <w:shd w:fill="12304A"/>
+            <w:vAlign w:val="center"/>
+          </w:tcPr>
+          <w:p>
+            <w:pPr>
+              <w:jc w:val="center"/>
+            </w:pPr>
+            <w:r>
+              <w:rPr>
+                <w:rFonts w:ascii="Microsoft YaHei" w:hAnsi="Microsoft YaHei" w:eastAsia="Microsoft YaHei"/>
+                <w:b/>
+                <w:color w:val="FFFFFF"/>
+                <w:sz w:val="18"/>
+              </w:rPr>
+              <w:t>占具体话题证据</w:t>
+            </w:r>
+          </w:p>
+        </w:tc>
+      </w:tr>
+      <w:tr>
+        <w:trPr>
+          <w:cantSplit/>
+        </w:trPr>
+        <w:tc>
+          <w:tcPr>
+            <w:tcW w:type="dxa" w:w="4535"/>
+            <w:shd w:fill="FFFFFF"/>
+            <w:vAlign w:val="center"/>
+          </w:tcPr>
+          <w:p>
+            <w:pPr>
+              <w:spacing w:after="0"/>
+            </w:pPr>
+            <w:r>
+              <w:rPr>
+                <w:rFonts w:ascii="Microsoft YaHei" w:hAnsi="Microsoft YaHei" w:eastAsia="Microsoft YaHei"/>
+                <w:b w:val="0"/>
+                <w:color w:val="1F2F3D"/>
+                <w:sz w:val="18"/>
+              </w:rPr>
+              <w:t>平衡与数值</w:t>
+            </w:r>
+          </w:p>
+        </w:tc>
+        <w:tc>
+          <w:tcPr>
+            <w:tcW w:type="dxa" w:w="1701"/>
+            <w:shd w:fill="FFFFFF"/>
+            <w:vAlign w:val="center"/>
+          </w:tcPr>
+          <w:p>
+            <w:pPr>
+              <w:spacing w:after="0"/>
+            </w:pPr>
+            <w:r>
+              <w:rPr>
+                <w:rFonts w:ascii="Microsoft YaHei" w:hAnsi="Microsoft YaHei" w:eastAsia="Microsoft YaHei"/>
+                <w:b w:val="0"/>
+                <w:color w:val="1F2F3D"/>
+                <w:sz w:val="18"/>
+              </w:rPr>
+              <w:t>270</w:t>
+            </w:r>
+          </w:p>
+        </w:tc>
+        <w:tc>
+          <w:tcPr>
+            <w:tcW w:type="dxa" w:w="2551"/>
+            <w:shd w:fill="FFFFFF"/>
+            <w:vAlign w:val="center"/>
+          </w:tcPr>
+          <w:p>
+            <w:pPr>
+              <w:spacing w:after="0"/>
+            </w:pPr>
+            <w:r>
+              <w:rPr>
+                <w:rFonts w:ascii="Microsoft YaHei" w:hAnsi="Microsoft YaHei" w:eastAsia="Microsoft YaHei"/>
+                <w:b w:val="0"/>
+                <w:color w:val="1F2F3D"/>
+                <w:sz w:val="18"/>
+              </w:rPr>
+              <w:t>61.2%</w:t>
+            </w:r>
+          </w:p>
+        </w:tc>
+      </w:tr>
+      <w:tr>
+        <w:trPr>
+          <w:cantSplit/>
+        </w:trPr>
+        <w:tc>
+          <w:tcPr>
+            <w:tcW w:type="dxa" w:w="4535"/>
+            <w:shd w:fill="F2F4F6"/>
+            <w:vAlign w:val="center"/>
+          </w:tcPr>
+          <w:p>
+            <w:pPr>
+              <w:spacing w:after="0"/>
+            </w:pPr>
+            <w:r>
+              <w:rPr>
+                <w:rFonts w:ascii="Microsoft YaHei" w:hAnsi="Microsoft YaHei" w:eastAsia="Microsoft YaHei"/>
+                <w:b w:val="0"/>
+                <w:color w:val="1F2F3D"/>
+                <w:sz w:val="18"/>
+              </w:rPr>
+              <w:t>匹配与对局分配</w:t>
+            </w:r>
+          </w:p>
+        </w:tc>
+        <w:tc>
+          <w:tcPr>
+            <w:tcW w:type="dxa" w:w="1701"/>
+            <w:shd w:fill="F2F4F6"/>
+            <w:vAlign w:val="center"/>
+          </w:tcPr>
+          <w:p>
+            <w:pPr>
+              <w:spacing w:after="0"/>
+            </w:pPr>
+            <w:r>
+              <w:rPr>
+                <w:rFonts w:ascii="Microsoft YaHei" w:hAnsi="Microsoft YaHei" w:eastAsia="Microsoft YaHei"/>
+                <w:b w:val="0"/>
+                <w:color w:val="1F2F3D"/>
+                <w:sz w:val="18"/>
+              </w:rPr>
+              <w:t>82</w:t>
+            </w:r>
+          </w:p>
+        </w:tc>
+        <w:tc>
+          <w:tcPr>
+            <w:tcW w:type="dxa" w:w="2551"/>
+            <w:shd w:fill="F2F4F6"/>
+            <w:vAlign w:val="center"/>
+          </w:tcPr>
+          <w:p>
+            <w:pPr>
+              <w:spacing w:after="0"/>
+            </w:pPr>
+            <w:r>
+              <w:rPr>
+                <w:rFonts w:ascii="Microsoft YaHei" w:hAnsi="Microsoft YaHei" w:eastAsia="Microsoft YaHei"/>
+                <w:b w:val="0"/>
+                <w:color w:val="1F2F3D"/>
+                <w:sz w:val="18"/>
+              </w:rPr>
+              <w:t>18.6%</w:t>
+            </w:r>
+          </w:p>
+        </w:tc>
+      </w:tr>
+      <w:tr>
+        <w:trPr>
+          <w:cantSplit/>
+        </w:trPr>
+        <w:tc>
+          <w:tcPr>
+            <w:tcW w:type="dxa" w:w="4535"/>
+            <w:shd w:fill="FFFFFF"/>
+            <w:vAlign w:val="center"/>
+          </w:tcPr>
+          <w:p>
+            <w:pPr>
+              <w:spacing w:after="0"/>
+            </w:pPr>
+            <w:r>
+              <w:rPr>
+                <w:rFonts w:ascii="Microsoft YaHei" w:hAnsi="Microsoft YaHei" w:eastAsia="Microsoft YaHei"/>
+                <w:b w:val="0"/>
+                <w:color w:val="1F2F3D"/>
+                <w:sz w:val="18"/>
+              </w:rPr>
+              <w:t>活动与玩法设计</w:t>
+            </w:r>
+          </w:p>
+        </w:tc>
+        <w:tc>
+          <w:tcPr>
+            <w:tcW w:type="dxa" w:w="1701"/>
+            <w:shd w:fill="FFFFFF"/>
+            <w:vAlign w:val="center"/>
+          </w:tcPr>
+          <w:p>
+            <w:pPr>
+              <w:spacing w:after="0"/>
+            </w:pPr>
+            <w:r>
+              <w:rPr>
+                <w:rFonts w:ascii="Microsoft YaHei" w:hAnsi="Microsoft YaHei" w:eastAsia="Microsoft YaHei"/>
+                <w:b w:val="0"/>
+                <w:color w:val="1F2F3D"/>
+                <w:sz w:val="18"/>
+              </w:rPr>
+              <w:t>24</w:t>
+            </w:r>
+          </w:p>
+        </w:tc>
+        <w:tc>
+          <w:tcPr>
+            <w:tcW w:type="dxa" w:w="2551"/>
+            <w:shd w:fill="FFFFFF"/>
+            <w:vAlign w:val="center"/>
+          </w:tcPr>
+          <w:p>
+            <w:pPr>
+              <w:spacing w:after="0"/>
+            </w:pPr>
+            <w:r>
+              <w:rPr>
+                <w:rFonts w:ascii="Microsoft YaHei" w:hAnsi="Microsoft YaHei" w:eastAsia="Microsoft YaHei"/>
+                <w:b w:val="0"/>
+                <w:color w:val="1F2F3D"/>
+                <w:sz w:val="18"/>
+              </w:rPr>
+              <w:t>5.4%</w:t>
+            </w:r>
+          </w:p>
+        </w:tc>
+      </w:tr>
+      <w:tr>
+        <w:trPr>
+          <w:cantSplit/>
+        </w:trPr>
+        <w:tc>
+          <w:tcPr>
+            <w:tcW w:type="dxa" w:w="4535"/>
+            <w:shd w:fill="F2F4F6"/>
+            <w:vAlign w:val="center"/>
+          </w:tcPr>
+          <w:p>
+            <w:pPr>
+              <w:spacing w:after="0"/>
+            </w:pPr>
+            <w:r>
+              <w:rPr>
+                <w:rFonts w:ascii="Microsoft YaHei" w:hAnsi="Microsoft YaHei" w:eastAsia="Microsoft YaHei"/>
+                <w:b w:val="0"/>
+                <w:color w:val="1F2F3D"/>
+                <w:sz w:val="18"/>
+              </w:rPr>
+              <w:t>成长与养成</w:t>
+            </w:r>
+          </w:p>
+        </w:tc>
+        <w:tc>
+          <w:tcPr>
+            <w:tcW w:type="dxa" w:w="1701"/>
+            <w:shd w:fill="F2F4F6"/>
+            <w:vAlign w:val="center"/>
+          </w:tcPr>
+          <w:p>
+            <w:pPr>
+              <w:spacing w:after="0"/>
+            </w:pPr>
+            <w:r>
+              <w:rPr>
+                <w:rFonts w:ascii="Microsoft YaHei" w:hAnsi="Microsoft YaHei" w:eastAsia="Microsoft YaHei"/>
+                <w:b w:val="0"/>
+                <w:color w:val="1F2F3D"/>
+                <w:sz w:val="18"/>
+              </w:rPr>
+              <w:t>20</w:t>
+            </w:r>
+          </w:p>
+        </w:tc>
+        <w:tc>
+          <w:tcPr>
+            <w:tcW w:type="dxa" w:w="2551"/>
+            <w:shd w:fill="F2F4F6"/>
+            <w:vAlign w:val="center"/>
+          </w:tcPr>
+          <w:p>
+            <w:pPr>
+              <w:spacing w:after="0"/>
+            </w:pPr>
+            <w:r>
+              <w:rPr>
+                <w:rFonts w:ascii="Microsoft YaHei" w:hAnsi="Microsoft YaHei" w:eastAsia="Microsoft YaHei"/>
+                <w:b w:val="0"/>
+                <w:color w:val="1F2F3D"/>
+                <w:sz w:val="18"/>
+              </w:rPr>
+              <w:t>4.5%</w:t>
+            </w:r>
+          </w:p>
+        </w:tc>
+      </w:tr>
+      <w:tr>
+        <w:trPr>
+          <w:cantSplit/>
+        </w:trPr>
+        <w:tc>
+          <w:tcPr>
+            <w:tcW w:type="dxa" w:w="4535"/>
+            <w:shd w:fill="FFFFFF"/>
+            <w:vAlign w:val="center"/>
+          </w:tcPr>
+          <w:p>
+            <w:pPr>
+              <w:spacing w:after="0"/>
+            </w:pPr>
+            <w:r>
+              <w:rPr>
+                <w:rFonts w:ascii="Microsoft YaHei" w:hAnsi="Microsoft YaHei" w:eastAsia="Microsoft YaHei"/>
+                <w:b w:val="0"/>
+                <w:color w:val="1F2F3D"/>
+                <w:sz w:val="18"/>
+              </w:rPr>
+              <w:t>社区冲突与氛围</w:t>
+            </w:r>
+          </w:p>
+        </w:tc>
+        <w:tc>
+          <w:tcPr>
+            <w:tcW w:type="dxa" w:w="1701"/>
+            <w:shd w:fill="FFFFFF"/>
+            <w:vAlign w:val="center"/>
+          </w:tcPr>
+          <w:p>
+            <w:pPr>
+              <w:spacing w:after="0"/>
+            </w:pPr>
+            <w:r>
+              <w:rPr>
+                <w:rFonts w:ascii="Microsoft YaHei" w:hAnsi="Microsoft YaHei" w:eastAsia="Microsoft YaHei"/>
+                <w:b w:val="0"/>
+                <w:color w:val="1F2F3D"/>
+                <w:sz w:val="18"/>
+              </w:rPr>
+              <w:t>18</w:t>
+            </w:r>
+          </w:p>
+        </w:tc>
+        <w:tc>
+          <w:tcPr>
+            <w:tcW w:type="dxa" w:w="2551"/>
+            <w:shd w:fill="FFFFFF"/>
+            <w:vAlign w:val="center"/>
+          </w:tcPr>
+          <w:p>
+            <w:pPr>
+              <w:spacing w:after="0"/>
+            </w:pPr>
+            <w:r>
+              <w:rPr>
+                <w:rFonts w:ascii="Microsoft YaHei" w:hAnsi="Microsoft YaHei" w:eastAsia="Microsoft YaHei"/>
+                <w:b w:val="0"/>
+                <w:color w:val="1F2F3D"/>
+                <w:sz w:val="18"/>
+              </w:rPr>
+              <w:t>4.1%</w:t>
+            </w:r>
+          </w:p>
+        </w:tc>
+      </w:tr>
+      <w:tr>
+        <w:trPr>
+          <w:cantSplit/>
+        </w:trPr>
+        <w:tc>
+          <w:tcPr>
+            <w:tcW w:type="dxa" w:w="4535"/>
+            <w:shd w:fill="F2F4F6"/>
+            <w:vAlign w:val="center"/>
+          </w:tcPr>
+          <w:p>
+            <w:pPr>
+              <w:spacing w:after="0"/>
+            </w:pPr>
+            <w:r>
+              <w:rPr>
+                <w:rFonts w:ascii="Microsoft YaHei" w:hAnsi="Microsoft YaHei" w:eastAsia="Microsoft YaHei"/>
+                <w:b w:val="0"/>
+                <w:color w:val="1F2F3D"/>
+                <w:sz w:val="18"/>
+              </w:rPr>
+              <w:t>沟通与透明度</w:t>
+            </w:r>
+          </w:p>
+        </w:tc>
+        <w:tc>
+          <w:tcPr>
+            <w:tcW w:type="dxa" w:w="1701"/>
+            <w:shd w:fill="F2F4F6"/>
+            <w:vAlign w:val="center"/>
+          </w:tcPr>
+          <w:p>
+            <w:pPr>
+              <w:spacing w:after="0"/>
+            </w:pPr>
+            <w:r>
+              <w:rPr>
+                <w:rFonts w:ascii="Microsoft YaHei" w:hAnsi="Microsoft YaHei" w:eastAsia="Microsoft YaHei"/>
+                <w:b w:val="0"/>
+                <w:color w:val="1F2F3D"/>
+                <w:sz w:val="18"/>
+              </w:rPr>
+              <w:t>13</w:t>
+            </w:r>
+          </w:p>
+        </w:tc>
+        <w:tc>
+          <w:tcPr>
+            <w:tcW w:type="dxa" w:w="2551"/>
+            <w:shd w:fill="F2F4F6"/>
+            <w:vAlign w:val="center"/>
+          </w:tcPr>
+          <w:p>
+            <w:pPr>
+              <w:spacing w:after="0"/>
+            </w:pPr>
+            <w:r>
+              <w:rPr>
+                <w:rFonts w:ascii="Microsoft YaHei" w:hAnsi="Microsoft YaHei" w:eastAsia="Microsoft YaHei"/>
+                <w:b w:val="0"/>
+                <w:color w:val="1F2F3D"/>
+                <w:sz w:val="18"/>
+              </w:rPr>
+              <w:t>2.9%</w:t>
+            </w:r>
+          </w:p>
+        </w:tc>
+      </w:tr>
+      <w:tr>
+        <w:trPr>
+          <w:cantSplit/>
+        </w:trPr>
+        <w:tc>
+          <w:tcPr>
+            <w:tcW w:type="dxa" w:w="4535"/>
+            <w:shd w:fill="FFFFFF"/>
+            <w:vAlign w:val="center"/>
+          </w:tcPr>
+          <w:p>
+            <w:pPr>
+              <w:spacing w:after="0"/>
+            </w:pPr>
+            <w:r>
+              <w:rPr>
+                <w:rFonts w:ascii="Microsoft YaHei" w:hAnsi="Microsoft YaHei" w:eastAsia="Microsoft YaHei"/>
+                <w:b w:val="0"/>
+                <w:color w:val="1F2F3D"/>
+                <w:sz w:val="18"/>
+              </w:rPr>
+              <w:t>奖励与产出</w:t>
+            </w:r>
+          </w:p>
+        </w:tc>
+        <w:tc>
+          <w:tcPr>
+            <w:tcW w:type="dxa" w:w="1701"/>
+            <w:shd w:fill="FFFFFF"/>
+            <w:vAlign w:val="center"/>
+          </w:tcPr>
+          <w:p>
+            <w:pPr>
+              <w:spacing w:after="0"/>
+            </w:pPr>
+            <w:r>
+              <w:rPr>
+                <w:rFonts w:ascii="Microsoft YaHei" w:hAnsi="Microsoft YaHei" w:eastAsia="Microsoft YaHei"/>
+                <w:b w:val="0"/>
+                <w:color w:val="1F2F3D"/>
+                <w:sz w:val="18"/>
+              </w:rPr>
+              <w:t>9</w:t>
+            </w:r>
+          </w:p>
+        </w:tc>
+        <w:tc>
+          <w:tcPr>
+            <w:tcW w:type="dxa" w:w="2551"/>
+            <w:shd w:fill="FFFFFF"/>
+            <w:vAlign w:val="center"/>
+          </w:tcPr>
+          <w:p>
+            <w:pPr>
+              <w:spacing w:after="0"/>
+            </w:pPr>
+            <w:r>
+              <w:rPr>
+                <w:rFonts w:ascii="Microsoft YaHei" w:hAnsi="Microsoft YaHei" w:eastAsia="Microsoft YaHei"/>
+                <w:b w:val="0"/>
+                <w:color w:val="1F2F3D"/>
+                <w:sz w:val="18"/>
+              </w:rPr>
+              <w:t>2.0%</w:t>
+            </w:r>
+          </w:p>
+        </w:tc>
+      </w:tr>
+      <w:tr>
+        <w:trPr>
+          <w:cantSplit/>
+        </w:trPr>
+        <w:tc>
+          <w:tcPr>
+            <w:tcW w:type="dxa" w:w="4535"/>
+            <w:shd w:fill="F2F4F6"/>
+            <w:vAlign w:val="center"/>
+          </w:tcPr>
+          <w:p>
+            <w:pPr>
+              <w:spacing w:after="0"/>
+            </w:pPr>
+            <w:r>
+              <w:rPr>
+                <w:rFonts w:ascii="Microsoft YaHei" w:hAnsi="Microsoft YaHei" w:eastAsia="Microsoft YaHei"/>
+                <w:b w:val="0"/>
+                <w:color w:val="1F2F3D"/>
+                <w:sz w:val="18"/>
+              </w:rPr>
+              <w:t>新手引导与体验</w:t>
+            </w:r>
+          </w:p>
+        </w:tc>
+        <w:tc>
+          <w:tcPr>
+            <w:tcW w:type="dxa" w:w="1701"/>
+            <w:shd w:fill="F2F4F6"/>
+            <w:vAlign w:val="center"/>
+          </w:tcPr>
+          <w:p>
+            <w:pPr>
+              <w:spacing w:after="0"/>
+            </w:pPr>
+            <w:r>
+              <w:rPr>
+                <w:rFonts w:ascii="Microsoft YaHei" w:hAnsi="Microsoft YaHei" w:eastAsia="Microsoft YaHei"/>
+                <w:b w:val="0"/>
+                <w:color w:val="1F2F3D"/>
+                <w:sz w:val="18"/>
+              </w:rPr>
+              <w:t>5</w:t>
+            </w:r>
+          </w:p>
+        </w:tc>
+        <w:tc>
+          <w:tcPr>
+            <w:tcW w:type="dxa" w:w="2551"/>
+            <w:shd w:fill="F2F4F6"/>
+            <w:vAlign w:val="center"/>
+          </w:tcPr>
+          <w:p>
+            <w:pPr>
+              <w:spacing w:after="0"/>
+            </w:pPr>
+            <w:r>
+              <w:rPr>
+                <w:rFonts w:ascii="Microsoft YaHei" w:hAnsi="Microsoft YaHei" w:eastAsia="Microsoft YaHei"/>
+                <w:b w:val="0"/>
+                <w:color w:val="1F2F3D"/>
+                <w:sz w:val="18"/>
+              </w:rPr>
+              <w:t>1.1%</w:t>
+            </w:r>
+          </w:p>
+        </w:tc>
+      </w:tr>
+    </w:tbl>
+    <w:p>
+      <w:pPr>
+        <w:spacing w:after="0"/>
+      </w:pPr>
+    </w:p>
+    <w:p>
+      <w:pPr>
+        <w:widowControl/>
+      </w:pPr>
+      <w:r>
+        <w:rPr>
+          <w:rFonts w:ascii="Microsoft YaHei" w:hAnsi="Microsoft YaHei" w:eastAsia="Microsoft YaHei"/>
+          <w:b w:val="0"/>
+          <w:color w:val="1F2F3D"/>
+          <w:sz w:val="21"/>
+        </w:rPr>
+        <w:t>在 441 条能够分配具体话题的证据中，平衡与数值为 270 条，占 61.2%；匹配与对局分配为 82 条，占 18.6%。两类合计覆盖 79.8% 的具体话题证据。</w:t>
       </w:r>
     </w:p>
     <w:p>
+      <w:pPr>
+        <w:pStyle w:val="Heading2"/>
+      </w:pPr>
       <w:r>
-        <w:t>证据文本可在对应原始反馈中定位；公开数据副本不含来源链接与身份定位字段。</w:t>
+        <w:t>5.2 体验机制分布</w:t>
+      </w:r>
+    </w:p>
+    <w:tbl>
+      <w:tblPr>
+        <w:tblStyle w:val="TableGrid"/>
+        <w:tblW w:type="auto" w:w="0"/>
+        <w:jc w:val="center"/>
+        <w:tblLayout w:type="fixed"/>
+        <w:tblLook w:firstColumn="1" w:firstRow="1" w:lastColumn="0" w:lastRow="0" w:noHBand="0" w:noVBand="1" w:val="04A0"/>
+      </w:tblPr>
+      <w:tblGrid>
+        <w:gridCol w:w="3229"/>
+        <w:gridCol w:w="3229"/>
+        <w:gridCol w:w="3229"/>
+      </w:tblGrid>
+      <w:tr>
+        <w:trPr>
+          <w:cantSplit/>
+          <w:tblHeader w:val="true"/>
+        </w:trPr>
+        <w:tc>
+          <w:tcPr>
+            <w:tcW w:type="dxa" w:w="4535"/>
+            <w:shd w:fill="12304A"/>
+            <w:vAlign w:val="center"/>
+          </w:tcPr>
+          <w:p>
+            <w:pPr>
+              <w:jc w:val="center"/>
+            </w:pPr>
+            <w:r>
+              <w:rPr>
+                <w:rFonts w:ascii="Microsoft YaHei" w:hAnsi="Microsoft YaHei" w:eastAsia="Microsoft YaHei"/>
+                <w:b/>
+                <w:color w:val="FFFFFF"/>
+                <w:sz w:val="18"/>
+              </w:rPr>
+              <w:t>已分配机制</w:t>
+            </w:r>
+          </w:p>
+        </w:tc>
+        <w:tc>
+          <w:tcPr>
+            <w:tcW w:type="dxa" w:w="1701"/>
+            <w:shd w:fill="12304A"/>
+            <w:vAlign w:val="center"/>
+          </w:tcPr>
+          <w:p>
+            <w:pPr>
+              <w:jc w:val="center"/>
+            </w:pPr>
+            <w:r>
+              <w:rPr>
+                <w:rFonts w:ascii="Microsoft YaHei" w:hAnsi="Microsoft YaHei" w:eastAsia="Microsoft YaHei"/>
+                <w:b/>
+                <w:color w:val="FFFFFF"/>
+                <w:sz w:val="18"/>
+              </w:rPr>
+              <w:t>证据数</w:t>
+            </w:r>
+          </w:p>
+        </w:tc>
+        <w:tc>
+          <w:tcPr>
+            <w:tcW w:type="dxa" w:w="2551"/>
+            <w:shd w:fill="12304A"/>
+            <w:vAlign w:val="center"/>
+          </w:tcPr>
+          <w:p>
+            <w:pPr>
+              <w:jc w:val="center"/>
+            </w:pPr>
+            <w:r>
+              <w:rPr>
+                <w:rFonts w:ascii="Microsoft YaHei" w:hAnsi="Microsoft YaHei" w:eastAsia="Microsoft YaHei"/>
+                <w:b/>
+                <w:color w:val="FFFFFF"/>
+                <w:sz w:val="18"/>
+              </w:rPr>
+              <w:t>占已分配机制证据</w:t>
+            </w:r>
+          </w:p>
+        </w:tc>
+      </w:tr>
+      <w:tr>
+        <w:trPr>
+          <w:cantSplit/>
+        </w:trPr>
+        <w:tc>
+          <w:tcPr>
+            <w:tcW w:type="dxa" w:w="4535"/>
+            <w:shd w:fill="FFFFFF"/>
+            <w:vAlign w:val="center"/>
+          </w:tcPr>
+          <w:p>
+            <w:pPr>
+              <w:spacing w:after="0"/>
+            </w:pPr>
+            <w:r>
+              <w:rPr>
+                <w:rFonts w:ascii="Microsoft YaHei" w:hAnsi="Microsoft YaHei" w:eastAsia="Microsoft YaHei"/>
+                <w:b w:val="0"/>
+                <w:color w:val="1F2F3D"/>
+                <w:sz w:val="18"/>
+              </w:rPr>
+              <w:t>胜任受挫</w:t>
+            </w:r>
+          </w:p>
+        </w:tc>
+        <w:tc>
+          <w:tcPr>
+            <w:tcW w:type="dxa" w:w="1701"/>
+            <w:shd w:fill="FFFFFF"/>
+            <w:vAlign w:val="center"/>
+          </w:tcPr>
+          <w:p>
+            <w:pPr>
+              <w:spacing w:after="0"/>
+            </w:pPr>
+            <w:r>
+              <w:rPr>
+                <w:rFonts w:ascii="Microsoft YaHei" w:hAnsi="Microsoft YaHei" w:eastAsia="Microsoft YaHei"/>
+                <w:b w:val="0"/>
+                <w:color w:val="1F2F3D"/>
+                <w:sz w:val="18"/>
+              </w:rPr>
+              <w:t>308</w:t>
+            </w:r>
+          </w:p>
+        </w:tc>
+        <w:tc>
+          <w:tcPr>
+            <w:tcW w:type="dxa" w:w="2551"/>
+            <w:shd w:fill="FFFFFF"/>
+            <w:vAlign w:val="center"/>
+          </w:tcPr>
+          <w:p>
+            <w:pPr>
+              <w:spacing w:after="0"/>
+            </w:pPr>
+            <w:r>
+              <w:rPr>
+                <w:rFonts w:ascii="Microsoft YaHei" w:hAnsi="Microsoft YaHei" w:eastAsia="Microsoft YaHei"/>
+                <w:b w:val="0"/>
+                <w:color w:val="1F2F3D"/>
+                <w:sz w:val="18"/>
+              </w:rPr>
+              <w:t>69.8%</w:t>
+            </w:r>
+          </w:p>
+        </w:tc>
+      </w:tr>
+      <w:tr>
+        <w:trPr>
+          <w:cantSplit/>
+        </w:trPr>
+        <w:tc>
+          <w:tcPr>
+            <w:tcW w:type="dxa" w:w="4535"/>
+            <w:shd w:fill="F2F4F6"/>
+            <w:vAlign w:val="center"/>
+          </w:tcPr>
+          <w:p>
+            <w:pPr>
+              <w:spacing w:after="0"/>
+            </w:pPr>
+            <w:r>
+              <w:rPr>
+                <w:rFonts w:ascii="Microsoft YaHei" w:hAnsi="Microsoft YaHei" w:eastAsia="Microsoft YaHei"/>
+                <w:b w:val="0"/>
+                <w:color w:val="1F2F3D"/>
+                <w:sz w:val="18"/>
+              </w:rPr>
+              <w:t>公平受损</w:t>
+            </w:r>
+          </w:p>
+        </w:tc>
+        <w:tc>
+          <w:tcPr>
+            <w:tcW w:type="dxa" w:w="1701"/>
+            <w:shd w:fill="F2F4F6"/>
+            <w:vAlign w:val="center"/>
+          </w:tcPr>
+          <w:p>
+            <w:pPr>
+              <w:spacing w:after="0"/>
+            </w:pPr>
+            <w:r>
+              <w:rPr>
+                <w:rFonts w:ascii="Microsoft YaHei" w:hAnsi="Microsoft YaHei" w:eastAsia="Microsoft YaHei"/>
+                <w:b w:val="0"/>
+                <w:color w:val="1F2F3D"/>
+                <w:sz w:val="18"/>
+              </w:rPr>
+              <w:t>88</w:t>
+            </w:r>
+          </w:p>
+        </w:tc>
+        <w:tc>
+          <w:tcPr>
+            <w:tcW w:type="dxa" w:w="2551"/>
+            <w:shd w:fill="F2F4F6"/>
+            <w:vAlign w:val="center"/>
+          </w:tcPr>
+          <w:p>
+            <w:pPr>
+              <w:spacing w:after="0"/>
+            </w:pPr>
+            <w:r>
+              <w:rPr>
+                <w:rFonts w:ascii="Microsoft YaHei" w:hAnsi="Microsoft YaHei" w:eastAsia="Microsoft YaHei"/>
+                <w:b w:val="0"/>
+                <w:color w:val="1F2F3D"/>
+                <w:sz w:val="18"/>
+              </w:rPr>
+              <w:t>20.0%</w:t>
+            </w:r>
+          </w:p>
+        </w:tc>
+      </w:tr>
+      <w:tr>
+        <w:trPr>
+          <w:cantSplit/>
+        </w:trPr>
+        <w:tc>
+          <w:tcPr>
+            <w:tcW w:type="dxa" w:w="4535"/>
+            <w:shd w:fill="FFFFFF"/>
+            <w:vAlign w:val="center"/>
+          </w:tcPr>
+          <w:p>
+            <w:pPr>
+              <w:spacing w:after="0"/>
+            </w:pPr>
+            <w:r>
+              <w:rPr>
+                <w:rFonts w:ascii="Microsoft YaHei" w:hAnsi="Microsoft YaHei" w:eastAsia="Microsoft YaHei"/>
+                <w:b w:val="0"/>
+                <w:color w:val="1F2F3D"/>
+                <w:sz w:val="18"/>
+              </w:rPr>
+              <w:t>信任与沟通落差</w:t>
+            </w:r>
+          </w:p>
+        </w:tc>
+        <w:tc>
+          <w:tcPr>
+            <w:tcW w:type="dxa" w:w="1701"/>
+            <w:shd w:fill="FFFFFF"/>
+            <w:vAlign w:val="center"/>
+          </w:tcPr>
+          <w:p>
+            <w:pPr>
+              <w:spacing w:after="0"/>
+            </w:pPr>
+            <w:r>
+              <w:rPr>
+                <w:rFonts w:ascii="Microsoft YaHei" w:hAnsi="Microsoft YaHei" w:eastAsia="Microsoft YaHei"/>
+                <w:b w:val="0"/>
+                <w:color w:val="1F2F3D"/>
+                <w:sz w:val="18"/>
+              </w:rPr>
+              <w:t>24</w:t>
+            </w:r>
+          </w:p>
+        </w:tc>
+        <w:tc>
+          <w:tcPr>
+            <w:tcW w:type="dxa" w:w="2551"/>
+            <w:shd w:fill="FFFFFF"/>
+            <w:vAlign w:val="center"/>
+          </w:tcPr>
+          <w:p>
+            <w:pPr>
+              <w:spacing w:after="0"/>
+            </w:pPr>
+            <w:r>
+              <w:rPr>
+                <w:rFonts w:ascii="Microsoft YaHei" w:hAnsi="Microsoft YaHei" w:eastAsia="Microsoft YaHei"/>
+                <w:b w:val="0"/>
+                <w:color w:val="1F2F3D"/>
+                <w:sz w:val="18"/>
+              </w:rPr>
+              <w:t>5.4%</w:t>
+            </w:r>
+          </w:p>
+        </w:tc>
+      </w:tr>
+      <w:tr>
+        <w:trPr>
+          <w:cantSplit/>
+        </w:trPr>
+        <w:tc>
+          <w:tcPr>
+            <w:tcW w:type="dxa" w:w="4535"/>
+            <w:shd w:fill="F2F4F6"/>
+            <w:vAlign w:val="center"/>
+          </w:tcPr>
+          <w:p>
+            <w:pPr>
+              <w:spacing w:after="0"/>
+            </w:pPr>
+            <w:r>
+              <w:rPr>
+                <w:rFonts w:ascii="Microsoft YaHei" w:hAnsi="Microsoft YaHei" w:eastAsia="Microsoft YaHei"/>
+                <w:b w:val="0"/>
+                <w:color w:val="1F2F3D"/>
+                <w:sz w:val="18"/>
+              </w:rPr>
+              <w:t>归属感下降</w:t>
+            </w:r>
+          </w:p>
+        </w:tc>
+        <w:tc>
+          <w:tcPr>
+            <w:tcW w:type="dxa" w:w="1701"/>
+            <w:shd w:fill="F2F4F6"/>
+            <w:vAlign w:val="center"/>
+          </w:tcPr>
+          <w:p>
+            <w:pPr>
+              <w:spacing w:after="0"/>
+            </w:pPr>
+            <w:r>
+              <w:rPr>
+                <w:rFonts w:ascii="Microsoft YaHei" w:hAnsi="Microsoft YaHei" w:eastAsia="Microsoft YaHei"/>
+                <w:b w:val="0"/>
+                <w:color w:val="1F2F3D"/>
+                <w:sz w:val="18"/>
+              </w:rPr>
+              <w:t>11</w:t>
+            </w:r>
+          </w:p>
+        </w:tc>
+        <w:tc>
+          <w:tcPr>
+            <w:tcW w:type="dxa" w:w="2551"/>
+            <w:shd w:fill="F2F4F6"/>
+            <w:vAlign w:val="center"/>
+          </w:tcPr>
+          <w:p>
+            <w:pPr>
+              <w:spacing w:after="0"/>
+            </w:pPr>
+            <w:r>
+              <w:rPr>
+                <w:rFonts w:ascii="Microsoft YaHei" w:hAnsi="Microsoft YaHei" w:eastAsia="Microsoft YaHei"/>
+                <w:b w:val="0"/>
+                <w:color w:val="1F2F3D"/>
+                <w:sz w:val="18"/>
+              </w:rPr>
+              <w:t>2.5%</w:t>
+            </w:r>
+          </w:p>
+        </w:tc>
+      </w:tr>
+      <w:tr>
+        <w:trPr>
+          <w:cantSplit/>
+        </w:trPr>
+        <w:tc>
+          <w:tcPr>
+            <w:tcW w:type="dxa" w:w="4535"/>
+            <w:shd w:fill="FFFFFF"/>
+            <w:vAlign w:val="center"/>
+          </w:tcPr>
+          <w:p>
+            <w:pPr>
+              <w:spacing w:after="0"/>
+            </w:pPr>
+            <w:r>
+              <w:rPr>
+                <w:rFonts w:ascii="Microsoft YaHei" w:hAnsi="Microsoft YaHei" w:eastAsia="Microsoft YaHei"/>
+                <w:b w:val="0"/>
+                <w:color w:val="1F2F3D"/>
+                <w:sz w:val="18"/>
+              </w:rPr>
+              <w:t>规范与安全风险</w:t>
+            </w:r>
+          </w:p>
+        </w:tc>
+        <w:tc>
+          <w:tcPr>
+            <w:tcW w:type="dxa" w:w="1701"/>
+            <w:shd w:fill="FFFFFF"/>
+            <w:vAlign w:val="center"/>
+          </w:tcPr>
+          <w:p>
+            <w:pPr>
+              <w:spacing w:after="0"/>
+            </w:pPr>
+            <w:r>
+              <w:rPr>
+                <w:rFonts w:ascii="Microsoft YaHei" w:hAnsi="Microsoft YaHei" w:eastAsia="Microsoft YaHei"/>
+                <w:b w:val="0"/>
+                <w:color w:val="1F2F3D"/>
+                <w:sz w:val="18"/>
+              </w:rPr>
+              <w:t>10</w:t>
+            </w:r>
+          </w:p>
+        </w:tc>
+        <w:tc>
+          <w:tcPr>
+            <w:tcW w:type="dxa" w:w="2551"/>
+            <w:shd w:fill="FFFFFF"/>
+            <w:vAlign w:val="center"/>
+          </w:tcPr>
+          <w:p>
+            <w:pPr>
+              <w:spacing w:after="0"/>
+            </w:pPr>
+            <w:r>
+              <w:rPr>
+                <w:rFonts w:ascii="Microsoft YaHei" w:hAnsi="Microsoft YaHei" w:eastAsia="Microsoft YaHei"/>
+                <w:b w:val="0"/>
+                <w:color w:val="1F2F3D"/>
+                <w:sz w:val="18"/>
+              </w:rPr>
+              <w:t>2.3%</w:t>
+            </w:r>
+          </w:p>
+        </w:tc>
+      </w:tr>
+    </w:tbl>
+    <w:p>
+      <w:pPr>
+        <w:spacing w:after="0"/>
+      </w:pPr>
+    </w:p>
+    <w:p>
+      <w:pPr>
+        <w:widowControl/>
+      </w:pPr>
+      <w:r>
+        <w:rPr>
+          <w:rFonts w:ascii="Microsoft YaHei" w:hAnsi="Microsoft YaHei" w:eastAsia="Microsoft YaHei"/>
+          <w:b w:val="0"/>
+          <w:color w:val="1F2F3D"/>
+          <w:sz w:val="21"/>
+        </w:rPr>
+        <w:t>在 441 条能够明确分配机制的证据中，胜任受挫为 308 条，占 69.8%；公平受损为 88 条，占 20.0%。</w:t>
+      </w:r>
+    </w:p>
+    <w:tbl>
+      <w:tblPr>
+        <w:tblW w:type="auto" w:w="0"/>
+        <w:tblLook w:firstColumn="1" w:firstRow="1" w:lastColumn="0" w:lastRow="0" w:noHBand="0" w:noVBand="1" w:val="04A0"/>
+      </w:tblPr>
+      <w:tblGrid>
+        <w:gridCol w:w="9688"/>
+      </w:tblGrid>
+      <w:tr>
+        <w:tc>
+          <w:tcPr>
+            <w:tcW w:type="dxa" w:w="9688"/>
+            <w:shd w:fill="FFF4DF"/>
+            <w:tcBorders>
+              <w:top w:val="single" w:sz="7" w:color="2176A3"/>
+              <w:left w:val="single" w:sz="7" w:color="2176A3"/>
+              <w:bottom w:val="single" w:sz="7" w:color="2176A3"/>
+              <w:right w:val="single" w:sz="7" w:color="2176A3"/>
+            </w:tcBorders>
+          </w:tcPr>
+          <w:p>
+            <w:r>
+              <w:rPr>
+                <w:rFonts w:ascii="Microsoft YaHei" w:hAnsi="Microsoft YaHei" w:eastAsia="Microsoft YaHei"/>
+                <w:b/>
+                <w:color w:val="2176A3"/>
+                <w:sz w:val="21"/>
+              </w:rPr>
+              <w:t>重要质量信号</w:t>
+              <w:br/>
+            </w:r>
+            <w:r>
+              <w:rPr>
+                <w:rFonts w:ascii="Microsoft YaHei" w:hAnsi="Microsoft YaHei" w:eastAsia="Microsoft YaHei"/>
+                <w:b w:val="0"/>
+                <w:color w:val="1F2F3D"/>
+                <w:sz w:val="20"/>
+              </w:rPr>
+              <w:t>另有 486 条证据的机制为 uncertain，占全部证据 52.4%。高不确定率提示短文本、上下文缺失和标签边界仍是主要风险。该指标应与 163 条证据纳入提醒分开理解。</w:t>
+            </w:r>
+          </w:p>
+        </w:tc>
+      </w:tr>
+    </w:tbl>
+    <w:p>
+      <w:pPr>
+        <w:spacing w:after="0"/>
+      </w:pPr>
+    </w:p>
+    <w:p>
+      <w:pPr>
+        <w:pStyle w:val="Heading2"/>
+      </w:pPr>
+      <w:r>
+        <w:t>5.3 话题 × 机制交叉</w:t>
+      </w:r>
+    </w:p>
+    <w:tbl>
+      <w:tblPr>
+        <w:tblStyle w:val="TableGrid"/>
+        <w:tblW w:type="auto" w:w="0"/>
+        <w:jc w:val="center"/>
+        <w:tblLayout w:type="fixed"/>
+        <w:tblLook w:firstColumn="1" w:firstRow="1" w:lastColumn="0" w:lastRow="0" w:noHBand="0" w:noVBand="1" w:val="04A0"/>
+      </w:tblPr>
+      <w:tblGrid>
+        <w:gridCol w:w="3229"/>
+        <w:gridCol w:w="3229"/>
+        <w:gridCol w:w="3229"/>
+      </w:tblGrid>
+      <w:tr>
+        <w:trPr>
+          <w:cantSplit/>
+          <w:tblHeader w:val="true"/>
+        </w:trPr>
+        <w:tc>
+          <w:tcPr>
+            <w:tcW w:type="dxa" w:w="5216"/>
+            <w:shd w:fill="12304A"/>
+            <w:vAlign w:val="center"/>
+          </w:tcPr>
+          <w:p>
+            <w:pPr>
+              <w:jc w:val="center"/>
+            </w:pPr>
+            <w:r>
+              <w:rPr>
+                <w:rFonts w:ascii="Microsoft YaHei" w:hAnsi="Microsoft YaHei" w:eastAsia="Microsoft YaHei"/>
+                <w:b/>
+                <w:color w:val="FFFFFF"/>
+                <w:sz w:val="17"/>
+              </w:rPr>
+              <w:t>组合</w:t>
+            </w:r>
+          </w:p>
+        </w:tc>
+        <w:tc>
+          <w:tcPr>
+            <w:tcW w:type="dxa" w:w="1587"/>
+            <w:shd w:fill="12304A"/>
+            <w:vAlign w:val="center"/>
+          </w:tcPr>
+          <w:p>
+            <w:pPr>
+              <w:jc w:val="center"/>
+            </w:pPr>
+            <w:r>
+              <w:rPr>
+                <w:rFonts w:ascii="Microsoft YaHei" w:hAnsi="Microsoft YaHei" w:eastAsia="Microsoft YaHei"/>
+                <w:b/>
+                <w:color w:val="FFFFFF"/>
+                <w:sz w:val="17"/>
+              </w:rPr>
+              <w:t>证据数</w:t>
+            </w:r>
+          </w:p>
+        </w:tc>
+        <w:tc>
+          <w:tcPr>
+            <w:tcW w:type="dxa" w:w="1984"/>
+            <w:shd w:fill="12304A"/>
+            <w:vAlign w:val="center"/>
+          </w:tcPr>
+          <w:p>
+            <w:pPr>
+              <w:jc w:val="center"/>
+            </w:pPr>
+            <w:r>
+              <w:rPr>
+                <w:rFonts w:ascii="Microsoft YaHei" w:hAnsi="Microsoft YaHei" w:eastAsia="Microsoft YaHei"/>
+                <w:b/>
+                <w:color w:val="FFFFFF"/>
+                <w:sz w:val="17"/>
+              </w:rPr>
+              <w:t>占全部证据</w:t>
+            </w:r>
+          </w:p>
+        </w:tc>
+      </w:tr>
+      <w:tr>
+        <w:trPr>
+          <w:cantSplit/>
+        </w:trPr>
+        <w:tc>
+          <w:tcPr>
+            <w:tcW w:type="dxa" w:w="5216"/>
+            <w:shd w:fill="FFFFFF"/>
+            <w:vAlign w:val="center"/>
+          </w:tcPr>
+          <w:p>
+            <w:pPr>
+              <w:spacing w:after="0"/>
+            </w:pPr>
+            <w:r>
+              <w:rPr>
+                <w:rFonts w:ascii="Microsoft YaHei" w:hAnsi="Microsoft YaHei" w:eastAsia="Microsoft YaHei"/>
+                <w:b w:val="0"/>
+                <w:color w:val="1F2F3D"/>
+                <w:sz w:val="17"/>
+              </w:rPr>
+              <w:t>平衡与数值 × 胜任受挫</w:t>
+            </w:r>
+          </w:p>
+        </w:tc>
+        <w:tc>
+          <w:tcPr>
+            <w:tcW w:type="dxa" w:w="1587"/>
+            <w:shd w:fill="FFFFFF"/>
+            <w:vAlign w:val="center"/>
+          </w:tcPr>
+          <w:p>
+            <w:pPr>
+              <w:spacing w:after="0"/>
+            </w:pPr>
+            <w:r>
+              <w:rPr>
+                <w:rFonts w:ascii="Microsoft YaHei" w:hAnsi="Microsoft YaHei" w:eastAsia="Microsoft YaHei"/>
+                <w:b w:val="0"/>
+                <w:color w:val="1F2F3D"/>
+                <w:sz w:val="17"/>
+              </w:rPr>
+              <w:t>138</w:t>
+            </w:r>
+          </w:p>
+        </w:tc>
+        <w:tc>
+          <w:tcPr>
+            <w:tcW w:type="dxa" w:w="1984"/>
+            <w:shd w:fill="FFFFFF"/>
+            <w:vAlign w:val="center"/>
+          </w:tcPr>
+          <w:p>
+            <w:pPr>
+              <w:spacing w:after="0"/>
+            </w:pPr>
+            <w:r>
+              <w:rPr>
+                <w:rFonts w:ascii="Microsoft YaHei" w:hAnsi="Microsoft YaHei" w:eastAsia="Microsoft YaHei"/>
+                <w:b w:val="0"/>
+                <w:color w:val="1F2F3D"/>
+                <w:sz w:val="17"/>
+              </w:rPr>
+              <w:t>14.9%</w:t>
+            </w:r>
+          </w:p>
+        </w:tc>
+      </w:tr>
+      <w:tr>
+        <w:trPr>
+          <w:cantSplit/>
+        </w:trPr>
+        <w:tc>
+          <w:tcPr>
+            <w:tcW w:type="dxa" w:w="5216"/>
+            <w:shd w:fill="F2F4F6"/>
+            <w:vAlign w:val="center"/>
+          </w:tcPr>
+          <w:p>
+            <w:pPr>
+              <w:spacing w:after="0"/>
+            </w:pPr>
+            <w:r>
+              <w:rPr>
+                <w:rFonts w:ascii="Microsoft YaHei" w:hAnsi="Microsoft YaHei" w:eastAsia="Microsoft YaHei"/>
+                <w:b w:val="0"/>
+                <w:color w:val="1F2F3D"/>
+                <w:sz w:val="17"/>
+              </w:rPr>
+              <w:t>平衡与数值 × 公平受损</w:t>
+            </w:r>
+          </w:p>
+        </w:tc>
+        <w:tc>
+          <w:tcPr>
+            <w:tcW w:type="dxa" w:w="1587"/>
+            <w:shd w:fill="F2F4F6"/>
+            <w:vAlign w:val="center"/>
+          </w:tcPr>
+          <w:p>
+            <w:pPr>
+              <w:spacing w:after="0"/>
+            </w:pPr>
+            <w:r>
+              <w:rPr>
+                <w:rFonts w:ascii="Microsoft YaHei" w:hAnsi="Microsoft YaHei" w:eastAsia="Microsoft YaHei"/>
+                <w:b w:val="0"/>
+                <w:color w:val="1F2F3D"/>
+                <w:sz w:val="17"/>
+              </w:rPr>
+              <w:t>35</w:t>
+            </w:r>
+          </w:p>
+        </w:tc>
+        <w:tc>
+          <w:tcPr>
+            <w:tcW w:type="dxa" w:w="1984"/>
+            <w:shd w:fill="F2F4F6"/>
+            <w:vAlign w:val="center"/>
+          </w:tcPr>
+          <w:p>
+            <w:pPr>
+              <w:spacing w:after="0"/>
+            </w:pPr>
+            <w:r>
+              <w:rPr>
+                <w:rFonts w:ascii="Microsoft YaHei" w:hAnsi="Microsoft YaHei" w:eastAsia="Microsoft YaHei"/>
+                <w:b w:val="0"/>
+                <w:color w:val="1F2F3D"/>
+                <w:sz w:val="17"/>
+              </w:rPr>
+              <w:t>3.8%</w:t>
+            </w:r>
+          </w:p>
+        </w:tc>
+      </w:tr>
+      <w:tr>
+        <w:trPr>
+          <w:cantSplit/>
+        </w:trPr>
+        <w:tc>
+          <w:tcPr>
+            <w:tcW w:type="dxa" w:w="5216"/>
+            <w:shd w:fill="FFFFFF"/>
+            <w:vAlign w:val="center"/>
+          </w:tcPr>
+          <w:p>
+            <w:pPr>
+              <w:spacing w:after="0"/>
+            </w:pPr>
+            <w:r>
+              <w:rPr>
+                <w:rFonts w:ascii="Microsoft YaHei" w:hAnsi="Microsoft YaHei" w:eastAsia="Microsoft YaHei"/>
+                <w:b w:val="0"/>
+                <w:color w:val="1F2F3D"/>
+                <w:sz w:val="17"/>
+              </w:rPr>
+              <w:t>匹配与对局分配 × 胜任受挫</w:t>
+            </w:r>
+          </w:p>
+        </w:tc>
+        <w:tc>
+          <w:tcPr>
+            <w:tcW w:type="dxa" w:w="1587"/>
+            <w:shd w:fill="FFFFFF"/>
+            <w:vAlign w:val="center"/>
+          </w:tcPr>
+          <w:p>
+            <w:pPr>
+              <w:spacing w:after="0"/>
+            </w:pPr>
+            <w:r>
+              <w:rPr>
+                <w:rFonts w:ascii="Microsoft YaHei" w:hAnsi="Microsoft YaHei" w:eastAsia="Microsoft YaHei"/>
+                <w:b w:val="0"/>
+                <w:color w:val="1F2F3D"/>
+                <w:sz w:val="17"/>
+              </w:rPr>
+              <w:t>22</w:t>
+            </w:r>
+          </w:p>
+        </w:tc>
+        <w:tc>
+          <w:tcPr>
+            <w:tcW w:type="dxa" w:w="1984"/>
+            <w:shd w:fill="FFFFFF"/>
+            <w:vAlign w:val="center"/>
+          </w:tcPr>
+          <w:p>
+            <w:pPr>
+              <w:spacing w:after="0"/>
+            </w:pPr>
+            <w:r>
+              <w:rPr>
+                <w:rFonts w:ascii="Microsoft YaHei" w:hAnsi="Microsoft YaHei" w:eastAsia="Microsoft YaHei"/>
+                <w:b w:val="0"/>
+                <w:color w:val="1F2F3D"/>
+                <w:sz w:val="17"/>
+              </w:rPr>
+              <w:t>2.4%</w:t>
+            </w:r>
+          </w:p>
+        </w:tc>
+      </w:tr>
+      <w:tr>
+        <w:trPr>
+          <w:cantSplit/>
+        </w:trPr>
+        <w:tc>
+          <w:tcPr>
+            <w:tcW w:type="dxa" w:w="5216"/>
+            <w:shd w:fill="F2F4F6"/>
+            <w:vAlign w:val="center"/>
+          </w:tcPr>
+          <w:p>
+            <w:pPr>
+              <w:spacing w:after="0"/>
+            </w:pPr>
+            <w:r>
+              <w:rPr>
+                <w:rFonts w:ascii="Microsoft YaHei" w:hAnsi="Microsoft YaHei" w:eastAsia="Microsoft YaHei"/>
+                <w:b w:val="0"/>
+                <w:color w:val="1F2F3D"/>
+                <w:sz w:val="17"/>
+              </w:rPr>
+              <w:t>匹配与对局分配 × 公平受损</w:t>
+            </w:r>
+          </w:p>
+        </w:tc>
+        <w:tc>
+          <w:tcPr>
+            <w:tcW w:type="dxa" w:w="1587"/>
+            <w:shd w:fill="F2F4F6"/>
+            <w:vAlign w:val="center"/>
+          </w:tcPr>
+          <w:p>
+            <w:pPr>
+              <w:spacing w:after="0"/>
+            </w:pPr>
+            <w:r>
+              <w:rPr>
+                <w:rFonts w:ascii="Microsoft YaHei" w:hAnsi="Microsoft YaHei" w:eastAsia="Microsoft YaHei"/>
+                <w:b w:val="0"/>
+                <w:color w:val="1F2F3D"/>
+                <w:sz w:val="17"/>
+              </w:rPr>
+              <w:t>16</w:t>
+            </w:r>
+          </w:p>
+        </w:tc>
+        <w:tc>
+          <w:tcPr>
+            <w:tcW w:type="dxa" w:w="1984"/>
+            <w:shd w:fill="F2F4F6"/>
+            <w:vAlign w:val="center"/>
+          </w:tcPr>
+          <w:p>
+            <w:pPr>
+              <w:spacing w:after="0"/>
+            </w:pPr>
+            <w:r>
+              <w:rPr>
+                <w:rFonts w:ascii="Microsoft YaHei" w:hAnsi="Microsoft YaHei" w:eastAsia="Microsoft YaHei"/>
+                <w:b w:val="0"/>
+                <w:color w:val="1F2F3D"/>
+                <w:sz w:val="17"/>
+              </w:rPr>
+              <w:t>1.7%</w:t>
+            </w:r>
+          </w:p>
+        </w:tc>
+      </w:tr>
+      <w:tr>
+        <w:trPr>
+          <w:cantSplit/>
+        </w:trPr>
+        <w:tc>
+          <w:tcPr>
+            <w:tcW w:type="dxa" w:w="5216"/>
+            <w:shd w:fill="FFFFFF"/>
+            <w:vAlign w:val="center"/>
+          </w:tcPr>
+          <w:p>
+            <w:pPr>
+              <w:spacing w:after="0"/>
+            </w:pPr>
+            <w:r>
+              <w:rPr>
+                <w:rFonts w:ascii="Microsoft YaHei" w:hAnsi="Microsoft YaHei" w:eastAsia="Microsoft YaHei"/>
+                <w:b w:val="0"/>
+                <w:color w:val="1F2F3D"/>
+                <w:sz w:val="17"/>
+              </w:rPr>
+              <w:t>沟通与透明度 × 信任与沟通落差</w:t>
+            </w:r>
+          </w:p>
+        </w:tc>
+        <w:tc>
+          <w:tcPr>
+            <w:tcW w:type="dxa" w:w="1587"/>
+            <w:shd w:fill="FFFFFF"/>
+            <w:vAlign w:val="center"/>
+          </w:tcPr>
+          <w:p>
+            <w:pPr>
+              <w:spacing w:after="0"/>
+            </w:pPr>
+            <w:r>
+              <w:rPr>
+                <w:rFonts w:ascii="Microsoft YaHei" w:hAnsi="Microsoft YaHei" w:eastAsia="Microsoft YaHei"/>
+                <w:b w:val="0"/>
+                <w:color w:val="1F2F3D"/>
+                <w:sz w:val="17"/>
+              </w:rPr>
+              <w:t>13</w:t>
+            </w:r>
+          </w:p>
+        </w:tc>
+        <w:tc>
+          <w:tcPr>
+            <w:tcW w:type="dxa" w:w="1984"/>
+            <w:shd w:fill="FFFFFF"/>
+            <w:vAlign w:val="center"/>
+          </w:tcPr>
+          <w:p>
+            <w:pPr>
+              <w:spacing w:after="0"/>
+            </w:pPr>
+            <w:r>
+              <w:rPr>
+                <w:rFonts w:ascii="Microsoft YaHei" w:hAnsi="Microsoft YaHei" w:eastAsia="Microsoft YaHei"/>
+                <w:b w:val="0"/>
+                <w:color w:val="1F2F3D"/>
+                <w:sz w:val="17"/>
+              </w:rPr>
+              <w:t>1.4%</w:t>
+            </w:r>
+          </w:p>
+        </w:tc>
+      </w:tr>
+      <w:tr>
+        <w:trPr>
+          <w:cantSplit/>
+        </w:trPr>
+        <w:tc>
+          <w:tcPr>
+            <w:tcW w:type="dxa" w:w="5216"/>
+            <w:shd w:fill="F2F4F6"/>
+            <w:vAlign w:val="center"/>
+          </w:tcPr>
+          <w:p>
+            <w:pPr>
+              <w:spacing w:after="0"/>
+            </w:pPr>
+            <w:r>
+              <w:rPr>
+                <w:rFonts w:ascii="Microsoft YaHei" w:hAnsi="Microsoft YaHei" w:eastAsia="Microsoft YaHei"/>
+                <w:b w:val="0"/>
+                <w:color w:val="1F2F3D"/>
+                <w:sz w:val="17"/>
+              </w:rPr>
+              <w:t>社区冲突与氛围 × 公平受损</w:t>
+            </w:r>
+          </w:p>
+        </w:tc>
+        <w:tc>
+          <w:tcPr>
+            <w:tcW w:type="dxa" w:w="1587"/>
+            <w:shd w:fill="F2F4F6"/>
+            <w:vAlign w:val="center"/>
+          </w:tcPr>
+          <w:p>
+            <w:pPr>
+              <w:spacing w:after="0"/>
+            </w:pPr>
+            <w:r>
+              <w:rPr>
+                <w:rFonts w:ascii="Microsoft YaHei" w:hAnsi="Microsoft YaHei" w:eastAsia="Microsoft YaHei"/>
+                <w:b w:val="0"/>
+                <w:color w:val="1F2F3D"/>
+                <w:sz w:val="17"/>
+              </w:rPr>
+              <w:t>8</w:t>
+            </w:r>
+          </w:p>
+        </w:tc>
+        <w:tc>
+          <w:tcPr>
+            <w:tcW w:type="dxa" w:w="1984"/>
+            <w:shd w:fill="F2F4F6"/>
+            <w:vAlign w:val="center"/>
+          </w:tcPr>
+          <w:p>
+            <w:pPr>
+              <w:spacing w:after="0"/>
+            </w:pPr>
+            <w:r>
+              <w:rPr>
+                <w:rFonts w:ascii="Microsoft YaHei" w:hAnsi="Microsoft YaHei" w:eastAsia="Microsoft YaHei"/>
+                <w:b w:val="0"/>
+                <w:color w:val="1F2F3D"/>
+                <w:sz w:val="17"/>
+              </w:rPr>
+              <w:t>0.9%</w:t>
+            </w:r>
+          </w:p>
+        </w:tc>
+      </w:tr>
+      <w:tr>
+        <w:trPr>
+          <w:cantSplit/>
+        </w:trPr>
+        <w:tc>
+          <w:tcPr>
+            <w:tcW w:type="dxa" w:w="5216"/>
+            <w:shd w:fill="FFFFFF"/>
+            <w:vAlign w:val="center"/>
+          </w:tcPr>
+          <w:p>
+            <w:pPr>
+              <w:spacing w:after="0"/>
+            </w:pPr>
+            <w:r>
+              <w:rPr>
+                <w:rFonts w:ascii="Microsoft YaHei" w:hAnsi="Microsoft YaHei" w:eastAsia="Microsoft YaHei"/>
+                <w:b w:val="0"/>
+                <w:color w:val="1F2F3D"/>
+                <w:sz w:val="17"/>
+              </w:rPr>
+              <w:t>成长与养成 × 胜任受挫</w:t>
+            </w:r>
+          </w:p>
+        </w:tc>
+        <w:tc>
+          <w:tcPr>
+            <w:tcW w:type="dxa" w:w="1587"/>
+            <w:shd w:fill="FFFFFF"/>
+            <w:vAlign w:val="center"/>
+          </w:tcPr>
+          <w:p>
+            <w:pPr>
+              <w:spacing w:after="0"/>
+            </w:pPr>
+            <w:r>
+              <w:rPr>
+                <w:rFonts w:ascii="Microsoft YaHei" w:hAnsi="Microsoft YaHei" w:eastAsia="Microsoft YaHei"/>
+                <w:b w:val="0"/>
+                <w:color w:val="1F2F3D"/>
+                <w:sz w:val="17"/>
+              </w:rPr>
+              <w:t>6</w:t>
+            </w:r>
+          </w:p>
+        </w:tc>
+        <w:tc>
+          <w:tcPr>
+            <w:tcW w:type="dxa" w:w="1984"/>
+            <w:shd w:fill="FFFFFF"/>
+            <w:vAlign w:val="center"/>
+          </w:tcPr>
+          <w:p>
+            <w:pPr>
+              <w:spacing w:after="0"/>
+            </w:pPr>
+            <w:r>
+              <w:rPr>
+                <w:rFonts w:ascii="Microsoft YaHei" w:hAnsi="Microsoft YaHei" w:eastAsia="Microsoft YaHei"/>
+                <w:b w:val="0"/>
+                <w:color w:val="1F2F3D"/>
+                <w:sz w:val="17"/>
+              </w:rPr>
+              <w:t>0.6%</w:t>
+            </w:r>
+          </w:p>
+        </w:tc>
+      </w:tr>
+      <w:tr>
+        <w:trPr>
+          <w:cantSplit/>
+        </w:trPr>
+        <w:tc>
+          <w:tcPr>
+            <w:tcW w:type="dxa" w:w="5216"/>
+            <w:shd w:fill="F2F4F6"/>
+            <w:vAlign w:val="center"/>
+          </w:tcPr>
+          <w:p>
+            <w:pPr>
+              <w:spacing w:after="0"/>
+            </w:pPr>
+            <w:r>
+              <w:rPr>
+                <w:rFonts w:ascii="Microsoft YaHei" w:hAnsi="Microsoft YaHei" w:eastAsia="Microsoft YaHei"/>
+                <w:b w:val="0"/>
+                <w:color w:val="1F2F3D"/>
+                <w:sz w:val="17"/>
+              </w:rPr>
+              <w:t>社区冲突与氛围 × 规范与安全风险</w:t>
+            </w:r>
+          </w:p>
+        </w:tc>
+        <w:tc>
+          <w:tcPr>
+            <w:tcW w:type="dxa" w:w="1587"/>
+            <w:shd w:fill="F2F4F6"/>
+            <w:vAlign w:val="center"/>
+          </w:tcPr>
+          <w:p>
+            <w:pPr>
+              <w:spacing w:after="0"/>
+            </w:pPr>
+            <w:r>
+              <w:rPr>
+                <w:rFonts w:ascii="Microsoft YaHei" w:hAnsi="Microsoft YaHei" w:eastAsia="Microsoft YaHei"/>
+                <w:b w:val="0"/>
+                <w:color w:val="1F2F3D"/>
+                <w:sz w:val="17"/>
+              </w:rPr>
+              <w:t>5</w:t>
+            </w:r>
+          </w:p>
+        </w:tc>
+        <w:tc>
+          <w:tcPr>
+            <w:tcW w:type="dxa" w:w="1984"/>
+            <w:shd w:fill="F2F4F6"/>
+            <w:vAlign w:val="center"/>
+          </w:tcPr>
+          <w:p>
+            <w:pPr>
+              <w:spacing w:after="0"/>
+            </w:pPr>
+            <w:r>
+              <w:rPr>
+                <w:rFonts w:ascii="Microsoft YaHei" w:hAnsi="Microsoft YaHei" w:eastAsia="Microsoft YaHei"/>
+                <w:b w:val="0"/>
+                <w:color w:val="1F2F3D"/>
+                <w:sz w:val="17"/>
+              </w:rPr>
+              <w:t>0.5%</w:t>
+            </w:r>
+          </w:p>
+        </w:tc>
+      </w:tr>
+      <w:tr>
+        <w:trPr>
+          <w:cantSplit/>
+        </w:trPr>
+        <w:tc>
+          <w:tcPr>
+            <w:tcW w:type="dxa" w:w="5216"/>
+            <w:shd w:fill="FFFFFF"/>
+            <w:vAlign w:val="center"/>
+          </w:tcPr>
+          <w:p>
+            <w:pPr>
+              <w:spacing w:after="0"/>
+            </w:pPr>
+            <w:r>
+              <w:rPr>
+                <w:rFonts w:ascii="Microsoft YaHei" w:hAnsi="Microsoft YaHei" w:eastAsia="Microsoft YaHei"/>
+                <w:b w:val="0"/>
+                <w:color w:val="1F2F3D"/>
+                <w:sz w:val="17"/>
+              </w:rPr>
+              <w:t>匹配与对局分配 × 信任与沟通落差</w:t>
+            </w:r>
+          </w:p>
+        </w:tc>
+        <w:tc>
+          <w:tcPr>
+            <w:tcW w:type="dxa" w:w="1587"/>
+            <w:shd w:fill="FFFFFF"/>
+            <w:vAlign w:val="center"/>
+          </w:tcPr>
+          <w:p>
+            <w:pPr>
+              <w:spacing w:after="0"/>
+            </w:pPr>
+            <w:r>
+              <w:rPr>
+                <w:rFonts w:ascii="Microsoft YaHei" w:hAnsi="Microsoft YaHei" w:eastAsia="Microsoft YaHei"/>
+                <w:b w:val="0"/>
+                <w:color w:val="1F2F3D"/>
+                <w:sz w:val="17"/>
+              </w:rPr>
+              <w:t>3</w:t>
+            </w:r>
+          </w:p>
+        </w:tc>
+        <w:tc>
+          <w:tcPr>
+            <w:tcW w:type="dxa" w:w="1984"/>
+            <w:shd w:fill="FFFFFF"/>
+            <w:vAlign w:val="center"/>
+          </w:tcPr>
+          <w:p>
+            <w:pPr>
+              <w:spacing w:after="0"/>
+            </w:pPr>
+            <w:r>
+              <w:rPr>
+                <w:rFonts w:ascii="Microsoft YaHei" w:hAnsi="Microsoft YaHei" w:eastAsia="Microsoft YaHei"/>
+                <w:b w:val="0"/>
+                <w:color w:val="1F2F3D"/>
+                <w:sz w:val="17"/>
+              </w:rPr>
+              <w:t>0.3%</w:t>
+            </w:r>
+          </w:p>
+        </w:tc>
+      </w:tr>
+      <w:tr>
+        <w:trPr>
+          <w:cantSplit/>
+        </w:trPr>
+        <w:tc>
+          <w:tcPr>
+            <w:tcW w:type="dxa" w:w="5216"/>
+            <w:shd w:fill="F2F4F6"/>
+            <w:vAlign w:val="center"/>
+          </w:tcPr>
+          <w:p>
+            <w:pPr>
+              <w:spacing w:after="0"/>
+            </w:pPr>
+            <w:r>
+              <w:rPr>
+                <w:rFonts w:ascii="Microsoft YaHei" w:hAnsi="Microsoft YaHei" w:eastAsia="Microsoft YaHei"/>
+                <w:b w:val="0"/>
+                <w:color w:val="1F2F3D"/>
+                <w:sz w:val="17"/>
+              </w:rPr>
+              <w:t>新手引导与体验 × 胜任受挫</w:t>
+            </w:r>
+          </w:p>
+        </w:tc>
+        <w:tc>
+          <w:tcPr>
+            <w:tcW w:type="dxa" w:w="1587"/>
+            <w:shd w:fill="F2F4F6"/>
+            <w:vAlign w:val="center"/>
+          </w:tcPr>
+          <w:p>
+            <w:pPr>
+              <w:spacing w:after="0"/>
+            </w:pPr>
+            <w:r>
+              <w:rPr>
+                <w:rFonts w:ascii="Microsoft YaHei" w:hAnsi="Microsoft YaHei" w:eastAsia="Microsoft YaHei"/>
+                <w:b w:val="0"/>
+                <w:color w:val="1F2F3D"/>
+                <w:sz w:val="17"/>
+              </w:rPr>
+              <w:t>3</w:t>
+            </w:r>
+          </w:p>
+        </w:tc>
+        <w:tc>
+          <w:tcPr>
+            <w:tcW w:type="dxa" w:w="1984"/>
+            <w:shd w:fill="F2F4F6"/>
+            <w:vAlign w:val="center"/>
+          </w:tcPr>
+          <w:p>
+            <w:pPr>
+              <w:spacing w:after="0"/>
+            </w:pPr>
+            <w:r>
+              <w:rPr>
+                <w:rFonts w:ascii="Microsoft YaHei" w:hAnsi="Microsoft YaHei" w:eastAsia="Microsoft YaHei"/>
+                <w:b w:val="0"/>
+                <w:color w:val="1F2F3D"/>
+                <w:sz w:val="17"/>
+              </w:rPr>
+              <w:t>0.3%</w:t>
+            </w:r>
+          </w:p>
+        </w:tc>
+      </w:tr>
+    </w:tbl>
+    <w:p>
+      <w:pPr>
+        <w:spacing w:after="0"/>
+      </w:pPr>
+    </w:p>
+    <w:p>
+      <w:pPr>
+        <w:widowControl/>
+      </w:pPr>
+      <w:r>
+        <w:rPr>
+          <w:rFonts w:ascii="Microsoft YaHei" w:hAnsi="Microsoft YaHei" w:eastAsia="Microsoft YaHei"/>
+          <w:b w:val="0"/>
+          <w:color w:val="1F2F3D"/>
+          <w:sz w:val="21"/>
+        </w:rPr>
+        <w:t>平衡 × 胜任受挫是数量最高的具体组合，说明角色、装备和机制强度经常与“难以发挥作用”同时出现。平衡 × 公平受损与匹配 × 公平受损提示部分玩家把负面结果归因于规则或分配方式。沟通透明 × 信任落差数量较少，但构念对应关系清晰。</w:t>
+      </w:r>
+    </w:p>
+    <w:p>
+      <w:pPr>
+        <w:pStyle w:val="Heading2"/>
+      </w:pPr>
+      <w:r>
+        <w:t>5.4 平台描述性比较</w:t>
+      </w:r>
+    </w:p>
+    <w:tbl>
+      <w:tblPr>
+        <w:tblStyle w:val="TableGrid"/>
+        <w:tblW w:type="auto" w:w="0"/>
+        <w:jc w:val="center"/>
+        <w:tblLayout w:type="fixed"/>
+        <w:tblLook w:firstColumn="1" w:firstRow="1" w:lastColumn="0" w:lastRow="0" w:noHBand="0" w:noVBand="1" w:val="04A0"/>
+      </w:tblPr>
+      <w:tblGrid>
+        <w:gridCol w:w="1615"/>
+        <w:gridCol w:w="1615"/>
+        <w:gridCol w:w="1615"/>
+        <w:gridCol w:w="1615"/>
+        <w:gridCol w:w="1615"/>
+        <w:gridCol w:w="1615"/>
+      </w:tblGrid>
+      <w:tr>
+        <w:trPr>
+          <w:cantSplit/>
+          <w:tblHeader w:val="true"/>
+        </w:trPr>
+        <w:tc>
+          <w:tcPr>
+            <w:tcW w:type="dxa" w:w="1134"/>
+            <w:shd w:fill="12304A"/>
+            <w:vAlign w:val="center"/>
+          </w:tcPr>
+          <w:p>
+            <w:pPr>
+              <w:jc w:val="center"/>
+            </w:pPr>
+            <w:r>
+              <w:rPr>
+                <w:rFonts w:ascii="Microsoft YaHei" w:hAnsi="Microsoft YaHei" w:eastAsia="Microsoft YaHei"/>
+                <w:b/>
+                <w:color w:val="FFFFFF"/>
+                <w:sz w:val="16"/>
+              </w:rPr>
+              <w:t>平台</w:t>
+            </w:r>
+          </w:p>
+        </w:tc>
+        <w:tc>
+          <w:tcPr>
+            <w:tcW w:type="dxa" w:w="794"/>
+            <w:shd w:fill="12304A"/>
+            <w:vAlign w:val="center"/>
+          </w:tcPr>
+          <w:p>
+            <w:pPr>
+              <w:jc w:val="center"/>
+            </w:pPr>
+            <w:r>
+              <w:rPr>
+                <w:rFonts w:ascii="Microsoft YaHei" w:hAnsi="Microsoft YaHei" w:eastAsia="Microsoft YaHei"/>
+                <w:b/>
+                <w:color w:val="FFFFFF"/>
+                <w:sz w:val="16"/>
+              </w:rPr>
+              <w:t>样本</w:t>
+            </w:r>
+          </w:p>
+        </w:tc>
+        <w:tc>
+          <w:tcPr>
+            <w:tcW w:type="dxa" w:w="850"/>
+            <w:shd w:fill="12304A"/>
+            <w:vAlign w:val="center"/>
+          </w:tcPr>
+          <w:p>
+            <w:pPr>
+              <w:jc w:val="center"/>
+            </w:pPr>
+            <w:r>
+              <w:rPr>
+                <w:rFonts w:ascii="Microsoft YaHei" w:hAnsi="Microsoft YaHei" w:eastAsia="Microsoft YaHei"/>
+                <w:b/>
+                <w:color w:val="FFFFFF"/>
+                <w:sz w:val="16"/>
+              </w:rPr>
+              <w:t>证据</w:t>
+            </w:r>
+          </w:p>
+        </w:tc>
+        <w:tc>
+          <w:tcPr>
+            <w:tcW w:type="dxa" w:w="1134"/>
+            <w:shd w:fill="12304A"/>
+            <w:vAlign w:val="center"/>
+          </w:tcPr>
+          <w:p>
+            <w:pPr>
+              <w:jc w:val="center"/>
+            </w:pPr>
+            <w:r>
+              <w:rPr>
+                <w:rFonts w:ascii="Microsoft YaHei" w:hAnsi="Microsoft YaHei" w:eastAsia="Microsoft YaHei"/>
+                <w:b/>
+                <w:color w:val="FFFFFF"/>
+                <w:sz w:val="16"/>
+              </w:rPr>
+              <w:t>证据 / 样本</w:t>
+            </w:r>
+          </w:p>
+        </w:tc>
+        <w:tc>
+          <w:tcPr>
+            <w:tcW w:type="dxa" w:w="2551"/>
+            <w:shd w:fill="12304A"/>
+            <w:vAlign w:val="center"/>
+          </w:tcPr>
+          <w:p>
+            <w:pPr>
+              <w:jc w:val="center"/>
+            </w:pPr>
+            <w:r>
+              <w:rPr>
+                <w:rFonts w:ascii="Microsoft YaHei" w:hAnsi="Microsoft YaHei" w:eastAsia="Microsoft YaHei"/>
+                <w:b/>
+                <w:color w:val="FFFFFF"/>
+                <w:sz w:val="16"/>
+              </w:rPr>
+              <w:t>主要具体话题</w:t>
+            </w:r>
+          </w:p>
+        </w:tc>
+        <w:tc>
+          <w:tcPr>
+            <w:tcW w:type="dxa" w:w="2268"/>
+            <w:shd w:fill="12304A"/>
+            <w:vAlign w:val="center"/>
+          </w:tcPr>
+          <w:p>
+            <w:pPr>
+              <w:jc w:val="center"/>
+            </w:pPr>
+            <w:r>
+              <w:rPr>
+                <w:rFonts w:ascii="Microsoft YaHei" w:hAnsi="Microsoft YaHei" w:eastAsia="Microsoft YaHei"/>
+                <w:b/>
+                <w:color w:val="FFFFFF"/>
+                <w:sz w:val="16"/>
+              </w:rPr>
+              <w:t>主要机制</w:t>
+            </w:r>
+          </w:p>
+        </w:tc>
+      </w:tr>
+      <w:tr>
+        <w:trPr>
+          <w:cantSplit/>
+        </w:trPr>
+        <w:tc>
+          <w:tcPr>
+            <w:tcW w:type="dxa" w:w="1134"/>
+            <w:shd w:fill="FFFFFF"/>
+            <w:vAlign w:val="center"/>
+          </w:tcPr>
+          <w:p>
+            <w:pPr>
+              <w:spacing w:after="0"/>
+            </w:pPr>
+            <w:r>
+              <w:rPr>
+                <w:rFonts w:ascii="Microsoft YaHei" w:hAnsi="Microsoft YaHei" w:eastAsia="Microsoft YaHei"/>
+                <w:b w:val="0"/>
+                <w:color w:val="1F2F3D"/>
+                <w:sz w:val="16"/>
+              </w:rPr>
+              <w:t>B 站</w:t>
+            </w:r>
+          </w:p>
+        </w:tc>
+        <w:tc>
+          <w:tcPr>
+            <w:tcW w:type="dxa" w:w="794"/>
+            <w:shd w:fill="FFFFFF"/>
+            <w:vAlign w:val="center"/>
+          </w:tcPr>
+          <w:p>
+            <w:pPr>
+              <w:spacing w:after="0"/>
+            </w:pPr>
+            <w:r>
+              <w:rPr>
+                <w:rFonts w:ascii="Microsoft YaHei" w:hAnsi="Microsoft YaHei" w:eastAsia="Microsoft YaHei"/>
+                <w:b w:val="0"/>
+                <w:color w:val="1F2F3D"/>
+                <w:sz w:val="16"/>
+              </w:rPr>
+              <w:t>120</w:t>
+            </w:r>
+          </w:p>
+        </w:tc>
+        <w:tc>
+          <w:tcPr>
+            <w:tcW w:type="dxa" w:w="850"/>
+            <w:shd w:fill="FFFFFF"/>
+            <w:vAlign w:val="center"/>
+          </w:tcPr>
+          <w:p>
+            <w:pPr>
+              <w:spacing w:after="0"/>
+            </w:pPr>
+            <w:r>
+              <w:rPr>
+                <w:rFonts w:ascii="Microsoft YaHei" w:hAnsi="Microsoft YaHei" w:eastAsia="Microsoft YaHei"/>
+                <w:b w:val="0"/>
+                <w:color w:val="1F2F3D"/>
+                <w:sz w:val="16"/>
+              </w:rPr>
+              <w:t>232</w:t>
+            </w:r>
+          </w:p>
+        </w:tc>
+        <w:tc>
+          <w:tcPr>
+            <w:tcW w:type="dxa" w:w="1134"/>
+            <w:shd w:fill="FFFFFF"/>
+            <w:vAlign w:val="center"/>
+          </w:tcPr>
+          <w:p>
+            <w:pPr>
+              <w:spacing w:after="0"/>
+            </w:pPr>
+            <w:r>
+              <w:rPr>
+                <w:rFonts w:ascii="Microsoft YaHei" w:hAnsi="Microsoft YaHei" w:eastAsia="Microsoft YaHei"/>
+                <w:b w:val="0"/>
+                <w:color w:val="1F2F3D"/>
+                <w:sz w:val="16"/>
+              </w:rPr>
+              <w:t>1.93</w:t>
+            </w:r>
+          </w:p>
+        </w:tc>
+        <w:tc>
+          <w:tcPr>
+            <w:tcW w:type="dxa" w:w="2551"/>
+            <w:shd w:fill="FFFFFF"/>
+            <w:vAlign w:val="center"/>
+          </w:tcPr>
+          <w:p>
+            <w:pPr>
+              <w:spacing w:after="0"/>
+            </w:pPr>
+            <w:r>
+              <w:rPr>
+                <w:rFonts w:ascii="Microsoft YaHei" w:hAnsi="Microsoft YaHei" w:eastAsia="Microsoft YaHei"/>
+                <w:b w:val="0"/>
+                <w:color w:val="1F2F3D"/>
+                <w:sz w:val="16"/>
+              </w:rPr>
+              <w:t>平衡与数值、匹配与对局分配、活动与玩法设计</w:t>
+            </w:r>
+          </w:p>
+        </w:tc>
+        <w:tc>
+          <w:tcPr>
+            <w:tcW w:type="dxa" w:w="2268"/>
+            <w:shd w:fill="FFFFFF"/>
+            <w:vAlign w:val="center"/>
+          </w:tcPr>
+          <w:p>
+            <w:pPr>
+              <w:spacing w:after="0"/>
+            </w:pPr>
+            <w:r>
+              <w:rPr>
+                <w:rFonts w:ascii="Microsoft YaHei" w:hAnsi="Microsoft YaHei" w:eastAsia="Microsoft YaHei"/>
+                <w:b w:val="0"/>
+                <w:color w:val="1F2F3D"/>
+                <w:sz w:val="16"/>
+              </w:rPr>
+              <w:t>胜任受挫、公平受损</w:t>
+            </w:r>
+          </w:p>
+        </w:tc>
+      </w:tr>
+      <w:tr>
+        <w:trPr>
+          <w:cantSplit/>
+        </w:trPr>
+        <w:tc>
+          <w:tcPr>
+            <w:tcW w:type="dxa" w:w="1134"/>
+            <w:shd w:fill="F2F4F6"/>
+            <w:vAlign w:val="center"/>
+          </w:tcPr>
+          <w:p>
+            <w:pPr>
+              <w:spacing w:after="0"/>
+            </w:pPr>
+            <w:r>
+              <w:rPr>
+                <w:rFonts w:ascii="Microsoft YaHei" w:hAnsi="Microsoft YaHei" w:eastAsia="Microsoft YaHei"/>
+                <w:b w:val="0"/>
+                <w:color w:val="1F2F3D"/>
+                <w:sz w:val="16"/>
+              </w:rPr>
+              <w:t>NGA</w:t>
+            </w:r>
+          </w:p>
+        </w:tc>
+        <w:tc>
+          <w:tcPr>
+            <w:tcW w:type="dxa" w:w="794"/>
+            <w:shd w:fill="F2F4F6"/>
+            <w:vAlign w:val="center"/>
+          </w:tcPr>
+          <w:p>
+            <w:pPr>
+              <w:spacing w:after="0"/>
+            </w:pPr>
+            <w:r>
+              <w:rPr>
+                <w:rFonts w:ascii="Microsoft YaHei" w:hAnsi="Microsoft YaHei" w:eastAsia="Microsoft YaHei"/>
+                <w:b w:val="0"/>
+                <w:color w:val="1F2F3D"/>
+                <w:sz w:val="16"/>
+              </w:rPr>
+              <w:t>120</w:t>
+            </w:r>
+          </w:p>
+        </w:tc>
+        <w:tc>
+          <w:tcPr>
+            <w:tcW w:type="dxa" w:w="850"/>
+            <w:shd w:fill="F2F4F6"/>
+            <w:vAlign w:val="center"/>
+          </w:tcPr>
+          <w:p>
+            <w:pPr>
+              <w:spacing w:after="0"/>
+            </w:pPr>
+            <w:r>
+              <w:rPr>
+                <w:rFonts w:ascii="Microsoft YaHei" w:hAnsi="Microsoft YaHei" w:eastAsia="Microsoft YaHei"/>
+                <w:b w:val="0"/>
+                <w:color w:val="1F2F3D"/>
+                <w:sz w:val="16"/>
+              </w:rPr>
+              <w:t>394</w:t>
+            </w:r>
+          </w:p>
+        </w:tc>
+        <w:tc>
+          <w:tcPr>
+            <w:tcW w:type="dxa" w:w="1134"/>
+            <w:shd w:fill="F2F4F6"/>
+            <w:vAlign w:val="center"/>
+          </w:tcPr>
+          <w:p>
+            <w:pPr>
+              <w:spacing w:after="0"/>
+            </w:pPr>
+            <w:r>
+              <w:rPr>
+                <w:rFonts w:ascii="Microsoft YaHei" w:hAnsi="Microsoft YaHei" w:eastAsia="Microsoft YaHei"/>
+                <w:b w:val="0"/>
+                <w:color w:val="1F2F3D"/>
+                <w:sz w:val="16"/>
+              </w:rPr>
+              <w:t>3.28</w:t>
+            </w:r>
+          </w:p>
+        </w:tc>
+        <w:tc>
+          <w:tcPr>
+            <w:tcW w:type="dxa" w:w="2551"/>
+            <w:shd w:fill="F2F4F6"/>
+            <w:vAlign w:val="center"/>
+          </w:tcPr>
+          <w:p>
+            <w:pPr>
+              <w:spacing w:after="0"/>
+            </w:pPr>
+            <w:r>
+              <w:rPr>
+                <w:rFonts w:ascii="Microsoft YaHei" w:hAnsi="Microsoft YaHei" w:eastAsia="Microsoft YaHei"/>
+                <w:b w:val="0"/>
+                <w:color w:val="1F2F3D"/>
+                <w:sz w:val="16"/>
+              </w:rPr>
+              <w:t>平衡与数值、匹配与对局分配、社区冲突与氛围</w:t>
+            </w:r>
+          </w:p>
+        </w:tc>
+        <w:tc>
+          <w:tcPr>
+            <w:tcW w:type="dxa" w:w="2268"/>
+            <w:shd w:fill="F2F4F6"/>
+            <w:vAlign w:val="center"/>
+          </w:tcPr>
+          <w:p>
+            <w:pPr>
+              <w:spacing w:after="0"/>
+            </w:pPr>
+            <w:r>
+              <w:rPr>
+                <w:rFonts w:ascii="Microsoft YaHei" w:hAnsi="Microsoft YaHei" w:eastAsia="Microsoft YaHei"/>
+                <w:b w:val="0"/>
+                <w:color w:val="1F2F3D"/>
+                <w:sz w:val="16"/>
+              </w:rPr>
+              <w:t>胜任受挫、公平受损</w:t>
+            </w:r>
+          </w:p>
+        </w:tc>
+      </w:tr>
+      <w:tr>
+        <w:trPr>
+          <w:cantSplit/>
+        </w:trPr>
+        <w:tc>
+          <w:tcPr>
+            <w:tcW w:type="dxa" w:w="1134"/>
+            <w:shd w:fill="FFFFFF"/>
+            <w:vAlign w:val="center"/>
+          </w:tcPr>
+          <w:p>
+            <w:pPr>
+              <w:spacing w:after="0"/>
+            </w:pPr>
+            <w:r>
+              <w:rPr>
+                <w:rFonts w:ascii="Microsoft YaHei" w:hAnsi="Microsoft YaHei" w:eastAsia="Microsoft YaHei"/>
+                <w:b w:val="0"/>
+                <w:color w:val="1F2F3D"/>
+                <w:sz w:val="16"/>
+              </w:rPr>
+              <w:t>贴吧</w:t>
+            </w:r>
+          </w:p>
+        </w:tc>
+        <w:tc>
+          <w:tcPr>
+            <w:tcW w:type="dxa" w:w="794"/>
+            <w:shd w:fill="FFFFFF"/>
+            <w:vAlign w:val="center"/>
+          </w:tcPr>
+          <w:p>
+            <w:pPr>
+              <w:spacing w:after="0"/>
+            </w:pPr>
+            <w:r>
+              <w:rPr>
+                <w:rFonts w:ascii="Microsoft YaHei" w:hAnsi="Microsoft YaHei" w:eastAsia="Microsoft YaHei"/>
+                <w:b w:val="0"/>
+                <w:color w:val="1F2F3D"/>
+                <w:sz w:val="16"/>
+              </w:rPr>
+              <w:t>120</w:t>
+            </w:r>
+          </w:p>
+        </w:tc>
+        <w:tc>
+          <w:tcPr>
+            <w:tcW w:type="dxa" w:w="850"/>
+            <w:shd w:fill="FFFFFF"/>
+            <w:vAlign w:val="center"/>
+          </w:tcPr>
+          <w:p>
+            <w:pPr>
+              <w:spacing w:after="0"/>
+            </w:pPr>
+            <w:r>
+              <w:rPr>
+                <w:rFonts w:ascii="Microsoft YaHei" w:hAnsi="Microsoft YaHei" w:eastAsia="Microsoft YaHei"/>
+                <w:b w:val="0"/>
+                <w:color w:val="1F2F3D"/>
+                <w:sz w:val="16"/>
+              </w:rPr>
+              <w:t>301</w:t>
+            </w:r>
+          </w:p>
+        </w:tc>
+        <w:tc>
+          <w:tcPr>
+            <w:tcW w:type="dxa" w:w="1134"/>
+            <w:shd w:fill="FFFFFF"/>
+            <w:vAlign w:val="center"/>
+          </w:tcPr>
+          <w:p>
+            <w:pPr>
+              <w:spacing w:after="0"/>
+            </w:pPr>
+            <w:r>
+              <w:rPr>
+                <w:rFonts w:ascii="Microsoft YaHei" w:hAnsi="Microsoft YaHei" w:eastAsia="Microsoft YaHei"/>
+                <w:b w:val="0"/>
+                <w:color w:val="1F2F3D"/>
+                <w:sz w:val="16"/>
+              </w:rPr>
+              <w:t>2.51</w:t>
+            </w:r>
+          </w:p>
+        </w:tc>
+        <w:tc>
+          <w:tcPr>
+            <w:tcW w:type="dxa" w:w="2551"/>
+            <w:shd w:fill="FFFFFF"/>
+            <w:vAlign w:val="center"/>
+          </w:tcPr>
+          <w:p>
+            <w:pPr>
+              <w:spacing w:after="0"/>
+            </w:pPr>
+            <w:r>
+              <w:rPr>
+                <w:rFonts w:ascii="Microsoft YaHei" w:hAnsi="Microsoft YaHei" w:eastAsia="Microsoft YaHei"/>
+                <w:b w:val="0"/>
+                <w:color w:val="1F2F3D"/>
+                <w:sz w:val="16"/>
+              </w:rPr>
+              <w:t>平衡与数值、匹配与对局分配、社区冲突与氛围</w:t>
+            </w:r>
+          </w:p>
+        </w:tc>
+        <w:tc>
+          <w:tcPr>
+            <w:tcW w:type="dxa" w:w="2268"/>
+            <w:shd w:fill="FFFFFF"/>
+            <w:vAlign w:val="center"/>
+          </w:tcPr>
+          <w:p>
+            <w:pPr>
+              <w:spacing w:after="0"/>
+            </w:pPr>
+            <w:r>
+              <w:rPr>
+                <w:rFonts w:ascii="Microsoft YaHei" w:hAnsi="Microsoft YaHei" w:eastAsia="Microsoft YaHei"/>
+                <w:b w:val="0"/>
+                <w:color w:val="1F2F3D"/>
+                <w:sz w:val="16"/>
+              </w:rPr>
+              <w:t>胜任受挫、公平受损</w:t>
+            </w:r>
+          </w:p>
+        </w:tc>
+      </w:tr>
+    </w:tbl>
+    <w:p>
+      <w:pPr>
+        <w:spacing w:after="0"/>
+      </w:pPr>
+    </w:p>
+    <w:p>
+      <w:pPr>
+        <w:widowControl/>
+      </w:pPr>
+      <w:r>
+        <w:rPr>
+          <w:rFonts w:ascii="Microsoft YaHei" w:hAnsi="Microsoft YaHei" w:eastAsia="Microsoft YaHei"/>
+          <w:b w:val="0"/>
+          <w:color w:val="1F2F3D"/>
+          <w:sz w:val="21"/>
+        </w:rPr>
+        <w:t>NGA 的证据密度最高，B 站最低。该差异可能来自原文长度、切分粒度和表达风格。NGA 与贴吧主要保留历史 AI 编码，B 站使用离线规则提案，编码来源差异也会影响分布，因此这里只做描述性比较。</w:t>
+      </w:r>
+    </w:p>
+    <w:p>
+      <w:pPr>
+        <w:pStyle w:val="Heading2"/>
+      </w:pPr>
+      <w:r>
+        <w:t>5.5 证据示例</w:t>
+      </w:r>
+    </w:p>
+    <w:tbl>
+      <w:tblPr>
+        <w:tblStyle w:val="TableGrid"/>
+        <w:tblW w:type="auto" w:w="0"/>
+        <w:jc w:val="center"/>
+        <w:tblLayout w:type="fixed"/>
+        <w:tblLook w:firstColumn="1" w:firstRow="1" w:lastColumn="0" w:lastRow="0" w:noHBand="0" w:noVBand="1" w:val="04A0"/>
+      </w:tblPr>
+      <w:tblGrid>
+        <w:gridCol w:w="2422"/>
+        <w:gridCol w:w="2422"/>
+        <w:gridCol w:w="2422"/>
+        <w:gridCol w:w="2422"/>
+      </w:tblGrid>
+      <w:tr>
+        <w:trPr>
+          <w:cantSplit/>
+          <w:tblHeader w:val="true"/>
+        </w:trPr>
+        <w:tc>
+          <w:tcPr>
+            <w:tcW w:type="dxa" w:w="1587"/>
+            <w:shd w:fill="12304A"/>
+            <w:vAlign w:val="center"/>
+          </w:tcPr>
+          <w:p>
+            <w:pPr>
+              <w:jc w:val="center"/>
+            </w:pPr>
+            <w:r>
+              <w:rPr>
+                <w:rFonts w:ascii="Microsoft YaHei" w:hAnsi="Microsoft YaHei" w:eastAsia="Microsoft YaHei"/>
+                <w:b/>
+                <w:color w:val="FFFFFF"/>
+                <w:sz w:val="15"/>
+              </w:rPr>
+              <w:t>证据 ID</w:t>
+            </w:r>
+          </w:p>
+        </w:tc>
+        <w:tc>
+          <w:tcPr>
+            <w:tcW w:type="dxa" w:w="1814"/>
+            <w:shd w:fill="12304A"/>
+            <w:vAlign w:val="center"/>
+          </w:tcPr>
+          <w:p>
+            <w:pPr>
+              <w:jc w:val="center"/>
+            </w:pPr>
+            <w:r>
+              <w:rPr>
+                <w:rFonts w:ascii="Microsoft YaHei" w:hAnsi="Microsoft YaHei" w:eastAsia="Microsoft YaHei"/>
+                <w:b/>
+                <w:color w:val="FFFFFF"/>
+                <w:sz w:val="15"/>
+              </w:rPr>
+              <w:t>话题</w:t>
+            </w:r>
+          </w:p>
+        </w:tc>
+        <w:tc>
+          <w:tcPr>
+            <w:tcW w:type="dxa" w:w="1474"/>
+            <w:shd w:fill="12304A"/>
+            <w:vAlign w:val="center"/>
+          </w:tcPr>
+          <w:p>
+            <w:pPr>
+              <w:jc w:val="center"/>
+            </w:pPr>
+            <w:r>
+              <w:rPr>
+                <w:rFonts w:ascii="Microsoft YaHei" w:hAnsi="Microsoft YaHei" w:eastAsia="Microsoft YaHei"/>
+                <w:b/>
+                <w:color w:val="FFFFFF"/>
+                <w:sz w:val="15"/>
+              </w:rPr>
+              <w:t>机制</w:t>
+            </w:r>
+          </w:p>
+        </w:tc>
+        <w:tc>
+          <w:tcPr>
+            <w:tcW w:type="dxa" w:w="3969"/>
+            <w:shd w:fill="12304A"/>
+            <w:vAlign w:val="center"/>
+          </w:tcPr>
+          <w:p>
+            <w:pPr>
+              <w:jc w:val="center"/>
+            </w:pPr>
+            <w:r>
+              <w:rPr>
+                <w:rFonts w:ascii="Microsoft YaHei" w:hAnsi="Microsoft YaHei" w:eastAsia="Microsoft YaHei"/>
+                <w:b/>
+                <w:color w:val="FFFFFF"/>
+                <w:sz w:val="15"/>
+              </w:rPr>
+              <w:t>公开文本</w:t>
+            </w:r>
+          </w:p>
+        </w:tc>
+      </w:tr>
+      <w:tr>
+        <w:trPr>
+          <w:cantSplit/>
+        </w:trPr>
+        <w:tc>
+          <w:tcPr>
+            <w:tcW w:type="dxa" w:w="1587"/>
+            <w:shd w:fill="FFFFFF"/>
+            <w:vAlign w:val="center"/>
+          </w:tcPr>
+          <w:p>
+            <w:pPr>
+              <w:spacing w:after="0"/>
+            </w:pPr>
+            <w:r>
+              <w:rPr>
+                <w:rFonts w:ascii="Microsoft YaHei" w:hAnsi="Microsoft YaHei" w:eastAsia="Microsoft YaHei"/>
+                <w:b w:val="0"/>
+                <w:color w:val="1F2F3D"/>
+                <w:sz w:val="15"/>
+              </w:rPr>
+              <w:t>NGA_0021_U01</w:t>
+            </w:r>
+          </w:p>
+        </w:tc>
+        <w:tc>
+          <w:tcPr>
+            <w:tcW w:type="dxa" w:w="1814"/>
+            <w:shd w:fill="FFFFFF"/>
+            <w:vAlign w:val="center"/>
+          </w:tcPr>
+          <w:p>
+            <w:pPr>
+              <w:spacing w:after="0"/>
+            </w:pPr>
+            <w:r>
+              <w:rPr>
+                <w:rFonts w:ascii="Microsoft YaHei" w:hAnsi="Microsoft YaHei" w:eastAsia="Microsoft YaHei"/>
+                <w:b w:val="0"/>
+                <w:color w:val="1F2F3D"/>
+                <w:sz w:val="15"/>
+              </w:rPr>
+              <w:t>匹配与对局分配</w:t>
+            </w:r>
+          </w:p>
+        </w:tc>
+        <w:tc>
+          <w:tcPr>
+            <w:tcW w:type="dxa" w:w="1474"/>
+            <w:shd w:fill="FFFFFF"/>
+            <w:vAlign w:val="center"/>
+          </w:tcPr>
+          <w:p>
+            <w:pPr>
+              <w:spacing w:after="0"/>
+            </w:pPr>
+            <w:r>
+              <w:rPr>
+                <w:rFonts w:ascii="Microsoft YaHei" w:hAnsi="Microsoft YaHei" w:eastAsia="Microsoft YaHei"/>
+                <w:b w:val="0"/>
+                <w:color w:val="1F2F3D"/>
+                <w:sz w:val="15"/>
+              </w:rPr>
+              <w:t>公平受损</w:t>
+            </w:r>
+          </w:p>
+        </w:tc>
+        <w:tc>
+          <w:tcPr>
+            <w:tcW w:type="dxa" w:w="3969"/>
+            <w:shd w:fill="FFFFFF"/>
+            <w:vAlign w:val="center"/>
+          </w:tcPr>
+          <w:p>
+            <w:pPr>
+              <w:spacing w:after="0"/>
+            </w:pPr>
+            <w:r>
+              <w:rPr>
+                <w:rFonts w:ascii="Microsoft YaHei" w:hAnsi="Microsoft YaHei" w:eastAsia="Microsoft YaHei"/>
+                <w:b w:val="0"/>
+                <w:color w:val="1F2F3D"/>
+                <w:sz w:val="15"/>
+              </w:rPr>
+              <w:t>匹配机制就导致了一旦你连胜或者连败，要把你近期胜率“拉”回五十接下来就会反向连胜连败</w:t>
+            </w:r>
+          </w:p>
+        </w:tc>
+      </w:tr>
+      <w:tr>
+        <w:trPr>
+          <w:cantSplit/>
+        </w:trPr>
+        <w:tc>
+          <w:tcPr>
+            <w:tcW w:type="dxa" w:w="1587"/>
+            <w:shd w:fill="F2F4F6"/>
+            <w:vAlign w:val="center"/>
+          </w:tcPr>
+          <w:p>
+            <w:pPr>
+              <w:spacing w:after="0"/>
+            </w:pPr>
+            <w:r>
+              <w:rPr>
+                <w:rFonts w:ascii="Microsoft YaHei" w:hAnsi="Microsoft YaHei" w:eastAsia="Microsoft YaHei"/>
+                <w:b w:val="0"/>
+                <w:color w:val="1F2F3D"/>
+                <w:sz w:val="15"/>
+              </w:rPr>
+              <w:t>TIEBA_0004_U02</w:t>
+            </w:r>
+          </w:p>
+        </w:tc>
+        <w:tc>
+          <w:tcPr>
+            <w:tcW w:type="dxa" w:w="1814"/>
+            <w:shd w:fill="F2F4F6"/>
+            <w:vAlign w:val="center"/>
+          </w:tcPr>
+          <w:p>
+            <w:pPr>
+              <w:spacing w:after="0"/>
+            </w:pPr>
+            <w:r>
+              <w:rPr>
+                <w:rFonts w:ascii="Microsoft YaHei" w:hAnsi="Microsoft YaHei" w:eastAsia="Microsoft YaHei"/>
+                <w:b w:val="0"/>
+                <w:color w:val="1F2F3D"/>
+                <w:sz w:val="15"/>
+              </w:rPr>
+              <w:t>新手引导与体验</w:t>
+            </w:r>
+          </w:p>
+        </w:tc>
+        <w:tc>
+          <w:tcPr>
+            <w:tcW w:type="dxa" w:w="1474"/>
+            <w:shd w:fill="F2F4F6"/>
+            <w:vAlign w:val="center"/>
+          </w:tcPr>
+          <w:p>
+            <w:pPr>
+              <w:spacing w:after="0"/>
+            </w:pPr>
+            <w:r>
+              <w:rPr>
+                <w:rFonts w:ascii="Microsoft YaHei" w:hAnsi="Microsoft YaHei" w:eastAsia="Microsoft YaHei"/>
+                <w:b w:val="0"/>
+                <w:color w:val="1F2F3D"/>
+                <w:sz w:val="15"/>
+              </w:rPr>
+              <w:t>胜任受挫</w:t>
+            </w:r>
+          </w:p>
+        </w:tc>
+        <w:tc>
+          <w:tcPr>
+            <w:tcW w:type="dxa" w:w="3969"/>
+            <w:shd w:fill="F2F4F6"/>
+            <w:vAlign w:val="center"/>
+          </w:tcPr>
+          <w:p>
+            <w:pPr>
+              <w:spacing w:after="0"/>
+            </w:pPr>
+            <w:r>
+              <w:rPr>
+                <w:rFonts w:ascii="Microsoft YaHei" w:hAnsi="Microsoft YaHei" w:eastAsia="Microsoft YaHei"/>
+                <w:b w:val="0"/>
+                <w:color w:val="1F2F3D"/>
+                <w:sz w:val="15"/>
+              </w:rPr>
+              <w:t>通常是莫甘娜，我新手目前英雄正在熟悉，怕坑，所以会选一些弱一点，但熟悉的英雄，为了避免伤害没打多少，还抗不了伤害，就会多出功能装</w:t>
+            </w:r>
+          </w:p>
+        </w:tc>
+      </w:tr>
+      <w:tr>
+        <w:trPr>
+          <w:cantSplit/>
+        </w:trPr>
+        <w:tc>
+          <w:tcPr>
+            <w:tcW w:type="dxa" w:w="1587"/>
+            <w:shd w:fill="FFFFFF"/>
+            <w:vAlign w:val="center"/>
+          </w:tcPr>
+          <w:p>
+            <w:pPr>
+              <w:spacing w:after="0"/>
+            </w:pPr>
+            <w:r>
+              <w:rPr>
+                <w:rFonts w:ascii="Microsoft YaHei" w:hAnsi="Microsoft YaHei" w:eastAsia="Microsoft YaHei"/>
+                <w:b w:val="0"/>
+                <w:color w:val="1F2F3D"/>
+                <w:sz w:val="15"/>
+              </w:rPr>
+              <w:t>NGA_0008_U01</w:t>
+            </w:r>
+          </w:p>
+        </w:tc>
+        <w:tc>
+          <w:tcPr>
+            <w:tcW w:type="dxa" w:w="1814"/>
+            <w:shd w:fill="FFFFFF"/>
+            <w:vAlign w:val="center"/>
+          </w:tcPr>
+          <w:p>
+            <w:pPr>
+              <w:spacing w:after="0"/>
+            </w:pPr>
+            <w:r>
+              <w:rPr>
+                <w:rFonts w:ascii="Microsoft YaHei" w:hAnsi="Microsoft YaHei" w:eastAsia="Microsoft YaHei"/>
+                <w:b w:val="0"/>
+                <w:color w:val="1F2F3D"/>
+                <w:sz w:val="15"/>
+              </w:rPr>
+              <w:t>平衡与数值</w:t>
+            </w:r>
+          </w:p>
+        </w:tc>
+        <w:tc>
+          <w:tcPr>
+            <w:tcW w:type="dxa" w:w="1474"/>
+            <w:shd w:fill="FFFFFF"/>
+            <w:vAlign w:val="center"/>
+          </w:tcPr>
+          <w:p>
+            <w:pPr>
+              <w:spacing w:after="0"/>
+            </w:pPr>
+            <w:r>
+              <w:rPr>
+                <w:rFonts w:ascii="Microsoft YaHei" w:hAnsi="Microsoft YaHei" w:eastAsia="Microsoft YaHei"/>
+                <w:b w:val="0"/>
+                <w:color w:val="1F2F3D"/>
+                <w:sz w:val="15"/>
+              </w:rPr>
+              <w:t>公平受损</w:t>
+            </w:r>
+          </w:p>
+        </w:tc>
+        <w:tc>
+          <w:tcPr>
+            <w:tcW w:type="dxa" w:w="3969"/>
+            <w:shd w:fill="FFFFFF"/>
+            <w:vAlign w:val="center"/>
+          </w:tcPr>
+          <w:p>
+            <w:pPr>
+              <w:spacing w:after="0"/>
+            </w:pPr>
+            <w:r>
+              <w:rPr>
+                <w:rFonts w:ascii="Microsoft YaHei" w:hAnsi="Microsoft YaHei" w:eastAsia="Microsoft YaHei"/>
+                <w:b w:val="0"/>
+                <w:color w:val="1F2F3D"/>
+                <w:sz w:val="15"/>
+              </w:rPr>
+              <w:t>现在怒气增长吃终极技能急速，残疫、钢壁甚至猎魔人都能增加怒气获取，但偏偏不吃技能急速，公理圆弧效果也不能直接涨一截怒气。</w:t>
+            </w:r>
+          </w:p>
+        </w:tc>
+      </w:tr>
+    </w:tbl>
+    <w:p>
+      <w:pPr>
+        <w:spacing w:after="0"/>
+      </w:pPr>
+    </w:p>
+    <w:p>
+      <w:pPr>
+        <w:pStyle w:val="Heading1"/>
+      </w:pPr>
+      <w:r>
+        <w:t>6. 可靠性评测</w:t>
+      </w:r>
+    </w:p>
+    <w:p>
+      <w:pPr>
+        <w:widowControl/>
+      </w:pPr>
+      <w:r>
+        <w:rPr>
+          <w:rFonts w:ascii="Microsoft YaHei" w:hAnsi="Microsoft YaHei" w:eastAsia="Microsoft YaHei"/>
+          <w:b w:val="0"/>
+          <w:color w:val="1F2F3D"/>
+          <w:sz w:val="21"/>
+        </w:rPr>
+        <w:t>评测覆盖结构完整性、清洗与隐私、编码可用性、分析支撑和运行复现五个维度。硬性错误阻止发布，诊断指标用于解释风险与规划返修。</w:t>
+      </w:r>
+    </w:p>
+    <w:tbl>
+      <w:tblPr>
+        <w:tblStyle w:val="TableGrid"/>
+        <w:tblW w:type="auto" w:w="0"/>
+        <w:jc w:val="center"/>
+        <w:tblLayout w:type="fixed"/>
+        <w:tblLook w:firstColumn="1" w:firstRow="1" w:lastColumn="0" w:lastRow="0" w:noHBand="0" w:noVBand="1" w:val="04A0"/>
+      </w:tblPr>
+      <w:tblGrid>
+        <w:gridCol w:w="2422"/>
+        <w:gridCol w:w="2422"/>
+        <w:gridCol w:w="2422"/>
+        <w:gridCol w:w="2422"/>
+      </w:tblGrid>
+      <w:tr>
+        <w:trPr>
+          <w:cantSplit/>
+          <w:tblHeader w:val="true"/>
+        </w:trPr>
+        <w:tc>
+          <w:tcPr>
+            <w:tcW w:type="dxa" w:w="2381"/>
+            <w:shd w:fill="12304A"/>
+            <w:vAlign w:val="center"/>
+          </w:tcPr>
+          <w:p>
+            <w:pPr>
+              <w:jc w:val="center"/>
+            </w:pPr>
+            <w:r>
+              <w:rPr>
+                <w:rFonts w:ascii="Microsoft YaHei" w:hAnsi="Microsoft YaHei" w:eastAsia="Microsoft YaHei"/>
+                <w:b/>
+                <w:color w:val="FFFFFF"/>
+                <w:sz w:val="16"/>
+              </w:rPr>
+              <w:t>指标</w:t>
+            </w:r>
+          </w:p>
+        </w:tc>
+        <w:tc>
+          <w:tcPr>
+            <w:tcW w:type="dxa" w:w="1361"/>
+            <w:shd w:fill="12304A"/>
+            <w:vAlign w:val="center"/>
+          </w:tcPr>
+          <w:p>
+            <w:pPr>
+              <w:jc w:val="center"/>
+            </w:pPr>
+            <w:r>
+              <w:rPr>
+                <w:rFonts w:ascii="Microsoft YaHei" w:hAnsi="Microsoft YaHei" w:eastAsia="Microsoft YaHei"/>
+                <w:b/>
+                <w:color w:val="FFFFFF"/>
+                <w:sz w:val="16"/>
+              </w:rPr>
+              <w:t>当前值</w:t>
+            </w:r>
+          </w:p>
+        </w:tc>
+        <w:tc>
+          <w:tcPr>
+            <w:tcW w:type="dxa" w:w="1814"/>
+            <w:shd w:fill="12304A"/>
+            <w:vAlign w:val="center"/>
+          </w:tcPr>
+          <w:p>
+            <w:pPr>
+              <w:jc w:val="center"/>
+            </w:pPr>
+            <w:r>
+              <w:rPr>
+                <w:rFonts w:ascii="Microsoft YaHei" w:hAnsi="Microsoft YaHei" w:eastAsia="Microsoft YaHei"/>
+                <w:b/>
+                <w:color w:val="FFFFFF"/>
+                <w:sz w:val="16"/>
+              </w:rPr>
+              <w:t>判定</w:t>
+            </w:r>
+          </w:p>
+        </w:tc>
+        <w:tc>
+          <w:tcPr>
+            <w:tcW w:type="dxa" w:w="3231"/>
+            <w:shd w:fill="12304A"/>
+            <w:vAlign w:val="center"/>
+          </w:tcPr>
+          <w:p>
+            <w:pPr>
+              <w:jc w:val="center"/>
+            </w:pPr>
+            <w:r>
+              <w:rPr>
+                <w:rFonts w:ascii="Microsoft YaHei" w:hAnsi="Microsoft YaHei" w:eastAsia="Microsoft YaHei"/>
+                <w:b/>
+                <w:color w:val="FFFFFF"/>
+                <w:sz w:val="16"/>
+              </w:rPr>
+              <w:t>说明</w:t>
+            </w:r>
+          </w:p>
+        </w:tc>
+      </w:tr>
+      <w:tr>
+        <w:trPr>
+          <w:cantSplit/>
+        </w:trPr>
+        <w:tc>
+          <w:tcPr>
+            <w:tcW w:type="dxa" w:w="2381"/>
+            <w:shd w:fill="FFFFFF"/>
+            <w:vAlign w:val="center"/>
+          </w:tcPr>
+          <w:p>
+            <w:pPr>
+              <w:spacing w:after="0"/>
+            </w:pPr>
+            <w:r>
+              <w:rPr>
+                <w:rFonts w:ascii="Microsoft YaHei" w:hAnsi="Microsoft YaHei" w:eastAsia="Microsoft YaHei"/>
+                <w:b w:val="0"/>
+                <w:color w:val="1F2F3D"/>
+                <w:sz w:val="16"/>
+              </w:rPr>
+              <w:t>样本 ID 唯一率</w:t>
+            </w:r>
+          </w:p>
+        </w:tc>
+        <w:tc>
+          <w:tcPr>
+            <w:tcW w:type="dxa" w:w="1361"/>
+            <w:shd w:fill="FFFFFF"/>
+            <w:vAlign w:val="center"/>
+          </w:tcPr>
+          <w:p>
+            <w:pPr>
+              <w:spacing w:after="0"/>
+            </w:pPr>
+            <w:r>
+              <w:rPr>
+                <w:rFonts w:ascii="Microsoft YaHei" w:hAnsi="Microsoft YaHei" w:eastAsia="Microsoft YaHei"/>
+                <w:b w:val="0"/>
+                <w:color w:val="1F2F3D"/>
+                <w:sz w:val="16"/>
+              </w:rPr>
+              <w:t>100%</w:t>
+            </w:r>
+          </w:p>
+        </w:tc>
+        <w:tc>
+          <w:tcPr>
+            <w:tcW w:type="dxa" w:w="1814"/>
+            <w:shd w:fill="FFFFFF"/>
+            <w:vAlign w:val="center"/>
+          </w:tcPr>
+          <w:p>
+            <w:pPr>
+              <w:spacing w:after="0"/>
+            </w:pPr>
+            <w:r>
+              <w:rPr>
+                <w:rFonts w:ascii="Microsoft YaHei" w:hAnsi="Microsoft YaHei" w:eastAsia="Microsoft YaHei"/>
+                <w:b w:val="0"/>
+                <w:color w:val="1F2F3D"/>
+                <w:sz w:val="16"/>
+              </w:rPr>
+              <w:t>通过</w:t>
+            </w:r>
+          </w:p>
+        </w:tc>
+        <w:tc>
+          <w:tcPr>
+            <w:tcW w:type="dxa" w:w="3231"/>
+            <w:shd w:fill="FFFFFF"/>
+            <w:vAlign w:val="center"/>
+          </w:tcPr>
+          <w:p>
+            <w:pPr>
+              <w:spacing w:after="0"/>
+            </w:pPr>
+            <w:r>
+              <w:rPr>
+                <w:rFonts w:ascii="Microsoft YaHei" w:hAnsi="Microsoft YaHei" w:eastAsia="Microsoft YaHei"/>
+                <w:b w:val="0"/>
+                <w:color w:val="1F2F3D"/>
+                <w:sz w:val="16"/>
+              </w:rPr>
+              <w:t>无重复样本编号</w:t>
+            </w:r>
+          </w:p>
+        </w:tc>
+      </w:tr>
+      <w:tr>
+        <w:trPr>
+          <w:cantSplit/>
+        </w:trPr>
+        <w:tc>
+          <w:tcPr>
+            <w:tcW w:type="dxa" w:w="2381"/>
+            <w:shd w:fill="F2F4F6"/>
+            <w:vAlign w:val="center"/>
+          </w:tcPr>
+          <w:p>
+            <w:pPr>
+              <w:spacing w:after="0"/>
+            </w:pPr>
+            <w:r>
+              <w:rPr>
+                <w:rFonts w:ascii="Microsoft YaHei" w:hAnsi="Microsoft YaHei" w:eastAsia="Microsoft YaHei"/>
+                <w:b w:val="0"/>
+                <w:color w:val="1F2F3D"/>
+                <w:sz w:val="16"/>
+              </w:rPr>
+              <w:t>证据 ID 唯一率</w:t>
+            </w:r>
+          </w:p>
+        </w:tc>
+        <w:tc>
+          <w:tcPr>
+            <w:tcW w:type="dxa" w:w="1361"/>
+            <w:shd w:fill="F2F4F6"/>
+            <w:vAlign w:val="center"/>
+          </w:tcPr>
+          <w:p>
+            <w:pPr>
+              <w:spacing w:after="0"/>
+            </w:pPr>
+            <w:r>
+              <w:rPr>
+                <w:rFonts w:ascii="Microsoft YaHei" w:hAnsi="Microsoft YaHei" w:eastAsia="Microsoft YaHei"/>
+                <w:b w:val="0"/>
+                <w:color w:val="1F2F3D"/>
+                <w:sz w:val="16"/>
+              </w:rPr>
+              <w:t>100%</w:t>
+            </w:r>
+          </w:p>
+        </w:tc>
+        <w:tc>
+          <w:tcPr>
+            <w:tcW w:type="dxa" w:w="1814"/>
+            <w:shd w:fill="F2F4F6"/>
+            <w:vAlign w:val="center"/>
+          </w:tcPr>
+          <w:p>
+            <w:pPr>
+              <w:spacing w:after="0"/>
+            </w:pPr>
+            <w:r>
+              <w:rPr>
+                <w:rFonts w:ascii="Microsoft YaHei" w:hAnsi="Microsoft YaHei" w:eastAsia="Microsoft YaHei"/>
+                <w:b w:val="0"/>
+                <w:color w:val="1F2F3D"/>
+                <w:sz w:val="16"/>
+              </w:rPr>
+              <w:t>通过</w:t>
+            </w:r>
+          </w:p>
+        </w:tc>
+        <w:tc>
+          <w:tcPr>
+            <w:tcW w:type="dxa" w:w="3231"/>
+            <w:shd w:fill="F2F4F6"/>
+            <w:vAlign w:val="center"/>
+          </w:tcPr>
+          <w:p>
+            <w:pPr>
+              <w:spacing w:after="0"/>
+            </w:pPr>
+            <w:r>
+              <w:rPr>
+                <w:rFonts w:ascii="Microsoft YaHei" w:hAnsi="Microsoft YaHei" w:eastAsia="Microsoft YaHei"/>
+                <w:b w:val="0"/>
+                <w:color w:val="1F2F3D"/>
+                <w:sz w:val="16"/>
+              </w:rPr>
+              <w:t>无重复证据编号</w:t>
+            </w:r>
+          </w:p>
+        </w:tc>
+      </w:tr>
+      <w:tr>
+        <w:trPr>
+          <w:cantSplit/>
+        </w:trPr>
+        <w:tc>
+          <w:tcPr>
+            <w:tcW w:type="dxa" w:w="2381"/>
+            <w:shd w:fill="FFFFFF"/>
+            <w:vAlign w:val="center"/>
+          </w:tcPr>
+          <w:p>
+            <w:pPr>
+              <w:spacing w:after="0"/>
+            </w:pPr>
+            <w:r>
+              <w:rPr>
+                <w:rFonts w:ascii="Microsoft YaHei" w:hAnsi="Microsoft YaHei" w:eastAsia="Microsoft YaHei"/>
+                <w:b w:val="0"/>
+                <w:color w:val="1F2F3D"/>
+                <w:sz w:val="16"/>
+              </w:rPr>
+              <w:t>父样本关联率</w:t>
+            </w:r>
+          </w:p>
+        </w:tc>
+        <w:tc>
+          <w:tcPr>
+            <w:tcW w:type="dxa" w:w="1361"/>
+            <w:shd w:fill="FFFFFF"/>
+            <w:vAlign w:val="center"/>
+          </w:tcPr>
+          <w:p>
+            <w:pPr>
+              <w:spacing w:after="0"/>
+            </w:pPr>
+            <w:r>
+              <w:rPr>
+                <w:rFonts w:ascii="Microsoft YaHei" w:hAnsi="Microsoft YaHei" w:eastAsia="Microsoft YaHei"/>
+                <w:b w:val="0"/>
+                <w:color w:val="1F2F3D"/>
+                <w:sz w:val="16"/>
+              </w:rPr>
+              <w:t>100%</w:t>
+            </w:r>
+          </w:p>
+        </w:tc>
+        <w:tc>
+          <w:tcPr>
+            <w:tcW w:type="dxa" w:w="1814"/>
+            <w:shd w:fill="FFFFFF"/>
+            <w:vAlign w:val="center"/>
+          </w:tcPr>
+          <w:p>
+            <w:pPr>
+              <w:spacing w:after="0"/>
+            </w:pPr>
+            <w:r>
+              <w:rPr>
+                <w:rFonts w:ascii="Microsoft YaHei" w:hAnsi="Microsoft YaHei" w:eastAsia="Microsoft YaHei"/>
+                <w:b w:val="0"/>
+                <w:color w:val="1F2F3D"/>
+                <w:sz w:val="16"/>
+              </w:rPr>
+              <w:t>通过</w:t>
+            </w:r>
+          </w:p>
+        </w:tc>
+        <w:tc>
+          <w:tcPr>
+            <w:tcW w:type="dxa" w:w="3231"/>
+            <w:shd w:fill="FFFFFF"/>
+            <w:vAlign w:val="center"/>
+          </w:tcPr>
+          <w:p>
+            <w:pPr>
+              <w:spacing w:after="0"/>
+            </w:pPr>
+            <w:r>
+              <w:rPr>
+                <w:rFonts w:ascii="Microsoft YaHei" w:hAnsi="Microsoft YaHei" w:eastAsia="Microsoft YaHei"/>
+                <w:b w:val="0"/>
+                <w:color w:val="1F2F3D"/>
+                <w:sz w:val="16"/>
+              </w:rPr>
+              <w:t>孤立证据为 0</w:t>
+            </w:r>
+          </w:p>
+        </w:tc>
+      </w:tr>
+      <w:tr>
+        <w:trPr>
+          <w:cantSplit/>
+        </w:trPr>
+        <w:tc>
+          <w:tcPr>
+            <w:tcW w:type="dxa" w:w="2381"/>
+            <w:shd w:fill="F2F4F6"/>
+            <w:vAlign w:val="center"/>
+          </w:tcPr>
+          <w:p>
+            <w:pPr>
+              <w:spacing w:after="0"/>
+            </w:pPr>
+            <w:r>
+              <w:rPr>
+                <w:rFonts w:ascii="Microsoft YaHei" w:hAnsi="Microsoft YaHei" w:eastAsia="Microsoft YaHei"/>
+                <w:b w:val="0"/>
+                <w:color w:val="1F2F3D"/>
+                <w:sz w:val="16"/>
+              </w:rPr>
+              <w:t>文本回溯率</w:t>
+            </w:r>
+          </w:p>
+        </w:tc>
+        <w:tc>
+          <w:tcPr>
+            <w:tcW w:type="dxa" w:w="1361"/>
+            <w:shd w:fill="F2F4F6"/>
+            <w:vAlign w:val="center"/>
+          </w:tcPr>
+          <w:p>
+            <w:pPr>
+              <w:spacing w:after="0"/>
+            </w:pPr>
+            <w:r>
+              <w:rPr>
+                <w:rFonts w:ascii="Microsoft YaHei" w:hAnsi="Microsoft YaHei" w:eastAsia="Microsoft YaHei"/>
+                <w:b w:val="0"/>
+                <w:color w:val="1F2F3D"/>
+                <w:sz w:val="16"/>
+              </w:rPr>
+              <w:t>100%</w:t>
+            </w:r>
+          </w:p>
+        </w:tc>
+        <w:tc>
+          <w:tcPr>
+            <w:tcW w:type="dxa" w:w="1814"/>
+            <w:shd w:fill="F2F4F6"/>
+            <w:vAlign w:val="center"/>
+          </w:tcPr>
+          <w:p>
+            <w:pPr>
+              <w:spacing w:after="0"/>
+            </w:pPr>
+            <w:r>
+              <w:rPr>
+                <w:rFonts w:ascii="Microsoft YaHei" w:hAnsi="Microsoft YaHei" w:eastAsia="Microsoft YaHei"/>
+                <w:b w:val="0"/>
+                <w:color w:val="1F2F3D"/>
+                <w:sz w:val="16"/>
+              </w:rPr>
+              <w:t>通过</w:t>
+            </w:r>
+          </w:p>
+        </w:tc>
+        <w:tc>
+          <w:tcPr>
+            <w:tcW w:type="dxa" w:w="3231"/>
+            <w:shd w:fill="F2F4F6"/>
+            <w:vAlign w:val="center"/>
+          </w:tcPr>
+          <w:p>
+            <w:pPr>
+              <w:spacing w:after="0"/>
+            </w:pPr>
+            <w:r>
+              <w:rPr>
+                <w:rFonts w:ascii="Microsoft YaHei" w:hAnsi="Microsoft YaHei" w:eastAsia="Microsoft YaHei"/>
+                <w:b w:val="0"/>
+                <w:color w:val="1F2F3D"/>
+                <w:sz w:val="16"/>
+              </w:rPr>
+              <w:t>927 条证据均可定位</w:t>
+            </w:r>
+          </w:p>
+        </w:tc>
+      </w:tr>
+      <w:tr>
+        <w:trPr>
+          <w:cantSplit/>
+        </w:trPr>
+        <w:tc>
+          <w:tcPr>
+            <w:tcW w:type="dxa" w:w="2381"/>
+            <w:shd w:fill="FFFFFF"/>
+            <w:vAlign w:val="center"/>
+          </w:tcPr>
+          <w:p>
+            <w:pPr>
+              <w:spacing w:after="0"/>
+            </w:pPr>
+            <w:r>
+              <w:rPr>
+                <w:rFonts w:ascii="Microsoft YaHei" w:hAnsi="Microsoft YaHei" w:eastAsia="Microsoft YaHei"/>
+                <w:b w:val="0"/>
+                <w:color w:val="1F2F3D"/>
+                <w:sz w:val="16"/>
+              </w:rPr>
+              <w:t>平台错配</w:t>
+            </w:r>
+          </w:p>
+        </w:tc>
+        <w:tc>
+          <w:tcPr>
+            <w:tcW w:type="dxa" w:w="1361"/>
+            <w:shd w:fill="FFFFFF"/>
+            <w:vAlign w:val="center"/>
+          </w:tcPr>
+          <w:p>
+            <w:pPr>
+              <w:spacing w:after="0"/>
+            </w:pPr>
+            <w:r>
+              <w:rPr>
+                <w:rFonts w:ascii="Microsoft YaHei" w:hAnsi="Microsoft YaHei" w:eastAsia="Microsoft YaHei"/>
+                <w:b w:val="0"/>
+                <w:color w:val="1F2F3D"/>
+                <w:sz w:val="16"/>
+              </w:rPr>
+              <w:t>0</w:t>
+            </w:r>
+          </w:p>
+        </w:tc>
+        <w:tc>
+          <w:tcPr>
+            <w:tcW w:type="dxa" w:w="1814"/>
+            <w:shd w:fill="FFFFFF"/>
+            <w:vAlign w:val="center"/>
+          </w:tcPr>
+          <w:p>
+            <w:pPr>
+              <w:spacing w:after="0"/>
+            </w:pPr>
+            <w:r>
+              <w:rPr>
+                <w:rFonts w:ascii="Microsoft YaHei" w:hAnsi="Microsoft YaHei" w:eastAsia="Microsoft YaHei"/>
+                <w:b w:val="0"/>
+                <w:color w:val="1F2F3D"/>
+                <w:sz w:val="16"/>
+              </w:rPr>
+              <w:t>通过</w:t>
+            </w:r>
+          </w:p>
+        </w:tc>
+        <w:tc>
+          <w:tcPr>
+            <w:tcW w:type="dxa" w:w="3231"/>
+            <w:shd w:fill="FFFFFF"/>
+            <w:vAlign w:val="center"/>
+          </w:tcPr>
+          <w:p>
+            <w:pPr>
+              <w:spacing w:after="0"/>
+            </w:pPr>
+            <w:r>
+              <w:rPr>
+                <w:rFonts w:ascii="Microsoft YaHei" w:hAnsi="Microsoft YaHei" w:eastAsia="Microsoft YaHei"/>
+                <w:b w:val="0"/>
+                <w:color w:val="1F2F3D"/>
+                <w:sz w:val="16"/>
+              </w:rPr>
+              <w:t>证据与父样本平台一致</w:t>
+            </w:r>
+          </w:p>
+        </w:tc>
+      </w:tr>
+      <w:tr>
+        <w:trPr>
+          <w:cantSplit/>
+        </w:trPr>
+        <w:tc>
+          <w:tcPr>
+            <w:tcW w:type="dxa" w:w="2381"/>
+            <w:shd w:fill="F2F4F6"/>
+            <w:vAlign w:val="center"/>
+          </w:tcPr>
+          <w:p>
+            <w:pPr>
+              <w:spacing w:after="0"/>
+            </w:pPr>
+            <w:r>
+              <w:rPr>
+                <w:rFonts w:ascii="Microsoft YaHei" w:hAnsi="Microsoft YaHei" w:eastAsia="Microsoft YaHei"/>
+                <w:b w:val="0"/>
+                <w:color w:val="1F2F3D"/>
+                <w:sz w:val="16"/>
+              </w:rPr>
+              <w:t>公开 URL 命中</w:t>
+            </w:r>
+          </w:p>
+        </w:tc>
+        <w:tc>
+          <w:tcPr>
+            <w:tcW w:type="dxa" w:w="1361"/>
+            <w:shd w:fill="F2F4F6"/>
+            <w:vAlign w:val="center"/>
+          </w:tcPr>
+          <w:p>
+            <w:pPr>
+              <w:spacing w:after="0"/>
+            </w:pPr>
+            <w:r>
+              <w:rPr>
+                <w:rFonts w:ascii="Microsoft YaHei" w:hAnsi="Microsoft YaHei" w:eastAsia="Microsoft YaHei"/>
+                <w:b w:val="0"/>
+                <w:color w:val="1F2F3D"/>
+                <w:sz w:val="16"/>
+              </w:rPr>
+              <w:t>0</w:t>
+            </w:r>
+          </w:p>
+        </w:tc>
+        <w:tc>
+          <w:tcPr>
+            <w:tcW w:type="dxa" w:w="1814"/>
+            <w:shd w:fill="F2F4F6"/>
+            <w:vAlign w:val="center"/>
+          </w:tcPr>
+          <w:p>
+            <w:pPr>
+              <w:spacing w:after="0"/>
+            </w:pPr>
+            <w:r>
+              <w:rPr>
+                <w:rFonts w:ascii="Microsoft YaHei" w:hAnsi="Microsoft YaHei" w:eastAsia="Microsoft YaHei"/>
+                <w:b w:val="0"/>
+                <w:color w:val="1F2F3D"/>
+                <w:sz w:val="16"/>
+              </w:rPr>
+              <w:t>通过</w:t>
+            </w:r>
+          </w:p>
+        </w:tc>
+        <w:tc>
+          <w:tcPr>
+            <w:tcW w:type="dxa" w:w="3231"/>
+            <w:shd w:fill="F2F4F6"/>
+            <w:vAlign w:val="center"/>
+          </w:tcPr>
+          <w:p>
+            <w:pPr>
+              <w:spacing w:after="0"/>
+            </w:pPr>
+            <w:r>
+              <w:rPr>
+                <w:rFonts w:ascii="Microsoft YaHei" w:hAnsi="Microsoft YaHei" w:eastAsia="Microsoft YaHei"/>
+                <w:b w:val="0"/>
+                <w:color w:val="1F2F3D"/>
+                <w:sz w:val="16"/>
+              </w:rPr>
+              <w:t>公开数据未检出链接</w:t>
+            </w:r>
+          </w:p>
+        </w:tc>
+      </w:tr>
+      <w:tr>
+        <w:trPr>
+          <w:cantSplit/>
+        </w:trPr>
+        <w:tc>
+          <w:tcPr>
+            <w:tcW w:type="dxa" w:w="2381"/>
+            <w:shd w:fill="FFFFFF"/>
+            <w:vAlign w:val="center"/>
+          </w:tcPr>
+          <w:p>
+            <w:pPr>
+              <w:spacing w:after="0"/>
+            </w:pPr>
+            <w:r>
+              <w:rPr>
+                <w:rFonts w:ascii="Microsoft YaHei" w:hAnsi="Microsoft YaHei" w:eastAsia="Microsoft YaHei"/>
+                <w:b w:val="0"/>
+                <w:color w:val="1F2F3D"/>
+                <w:sz w:val="16"/>
+              </w:rPr>
+              <w:t>样本 / 证据重复组</w:t>
+            </w:r>
+          </w:p>
+        </w:tc>
+        <w:tc>
+          <w:tcPr>
+            <w:tcW w:type="dxa" w:w="1361"/>
+            <w:shd w:fill="FFFFFF"/>
+            <w:vAlign w:val="center"/>
+          </w:tcPr>
+          <w:p>
+            <w:pPr>
+              <w:spacing w:after="0"/>
+            </w:pPr>
+            <w:r>
+              <w:rPr>
+                <w:rFonts w:ascii="Microsoft YaHei" w:hAnsi="Microsoft YaHei" w:eastAsia="Microsoft YaHei"/>
+                <w:b w:val="0"/>
+                <w:color w:val="1F2F3D"/>
+                <w:sz w:val="16"/>
+              </w:rPr>
+              <w:t>0 / 0</w:t>
+            </w:r>
+          </w:p>
+        </w:tc>
+        <w:tc>
+          <w:tcPr>
+            <w:tcW w:type="dxa" w:w="1814"/>
+            <w:shd w:fill="FFFFFF"/>
+            <w:vAlign w:val="center"/>
+          </w:tcPr>
+          <w:p>
+            <w:pPr>
+              <w:spacing w:after="0"/>
+            </w:pPr>
+            <w:r>
+              <w:rPr>
+                <w:rFonts w:ascii="Microsoft YaHei" w:hAnsi="Microsoft YaHei" w:eastAsia="Microsoft YaHei"/>
+                <w:b w:val="0"/>
+                <w:color w:val="1F2F3D"/>
+                <w:sz w:val="16"/>
+              </w:rPr>
+              <w:t>通过</w:t>
+            </w:r>
+          </w:p>
+        </w:tc>
+        <w:tc>
+          <w:tcPr>
+            <w:tcW w:type="dxa" w:w="3231"/>
+            <w:shd w:fill="FFFFFF"/>
+            <w:vAlign w:val="center"/>
+          </w:tcPr>
+          <w:p>
+            <w:pPr>
+              <w:spacing w:after="0"/>
+            </w:pPr>
+            <w:r>
+              <w:rPr>
+                <w:rFonts w:ascii="Microsoft YaHei" w:hAnsi="Microsoft YaHei" w:eastAsia="Microsoft YaHei"/>
+                <w:b w:val="0"/>
+                <w:color w:val="1F2F3D"/>
+                <w:sz w:val="16"/>
+              </w:rPr>
+              <w:t>规范化文本扫描</w:t>
+            </w:r>
+          </w:p>
+        </w:tc>
+      </w:tr>
+      <w:tr>
+        <w:trPr>
+          <w:cantSplit/>
+        </w:trPr>
+        <w:tc>
+          <w:tcPr>
+            <w:tcW w:type="dxa" w:w="2381"/>
+            <w:shd w:fill="F2F4F6"/>
+            <w:vAlign w:val="center"/>
+          </w:tcPr>
+          <w:p>
+            <w:pPr>
+              <w:spacing w:after="0"/>
+            </w:pPr>
+            <w:r>
+              <w:rPr>
+                <w:rFonts w:ascii="Microsoft YaHei" w:hAnsi="Microsoft YaHei" w:eastAsia="Microsoft YaHei"/>
+                <w:b w:val="0"/>
+                <w:color w:val="1F2F3D"/>
+                <w:sz w:val="16"/>
+              </w:rPr>
+              <w:t>无证据样本</w:t>
+            </w:r>
+          </w:p>
+        </w:tc>
+        <w:tc>
+          <w:tcPr>
+            <w:tcW w:type="dxa" w:w="1361"/>
+            <w:shd w:fill="F2F4F6"/>
+            <w:vAlign w:val="center"/>
+          </w:tcPr>
+          <w:p>
+            <w:pPr>
+              <w:spacing w:after="0"/>
+            </w:pPr>
+            <w:r>
+              <w:rPr>
+                <w:rFonts w:ascii="Microsoft YaHei" w:hAnsi="Microsoft YaHei" w:eastAsia="Microsoft YaHei"/>
+                <w:b w:val="0"/>
+                <w:color w:val="1F2F3D"/>
+                <w:sz w:val="16"/>
+              </w:rPr>
+              <w:t>2</w:t>
+            </w:r>
+          </w:p>
+        </w:tc>
+        <w:tc>
+          <w:tcPr>
+            <w:tcW w:type="dxa" w:w="1814"/>
+            <w:shd w:fill="F2F4F6"/>
+            <w:vAlign w:val="center"/>
+          </w:tcPr>
+          <w:p>
+            <w:pPr>
+              <w:spacing w:after="0"/>
+            </w:pPr>
+            <w:r>
+              <w:rPr>
+                <w:rFonts w:ascii="Microsoft YaHei" w:hAnsi="Microsoft YaHei" w:eastAsia="Microsoft YaHei"/>
+                <w:b w:val="0"/>
+                <w:color w:val="1F2F3D"/>
+                <w:sz w:val="16"/>
+              </w:rPr>
+              <w:t>记录</w:t>
+            </w:r>
+          </w:p>
+        </w:tc>
+        <w:tc>
+          <w:tcPr>
+            <w:tcW w:type="dxa" w:w="3231"/>
+            <w:shd w:fill="F2F4F6"/>
+            <w:vAlign w:val="center"/>
+          </w:tcPr>
+          <w:p>
+            <w:pPr>
+              <w:spacing w:after="0"/>
+            </w:pPr>
+            <w:r>
+              <w:rPr>
+                <w:rFonts w:ascii="Microsoft YaHei" w:hAnsi="Microsoft YaHei" w:eastAsia="Microsoft YaHei"/>
+                <w:b w:val="0"/>
+                <w:color w:val="1F2F3D"/>
+                <w:sz w:val="16"/>
+              </w:rPr>
+              <w:t>占样本 0.6%</w:t>
+            </w:r>
+          </w:p>
+        </w:tc>
+      </w:tr>
+      <w:tr>
+        <w:trPr>
+          <w:cantSplit/>
+        </w:trPr>
+        <w:tc>
+          <w:tcPr>
+            <w:tcW w:type="dxa" w:w="2381"/>
+            <w:shd w:fill="FFFFFF"/>
+            <w:vAlign w:val="center"/>
+          </w:tcPr>
+          <w:p>
+            <w:pPr>
+              <w:spacing w:after="0"/>
+            </w:pPr>
+            <w:r>
+              <w:rPr>
+                <w:rFonts w:ascii="Microsoft YaHei" w:hAnsi="Microsoft YaHei" w:eastAsia="Microsoft YaHei"/>
+                <w:b w:val="0"/>
+                <w:color w:val="1F2F3D"/>
+                <w:sz w:val="16"/>
+              </w:rPr>
+              <w:t>机制不确定率</w:t>
+            </w:r>
+          </w:p>
+        </w:tc>
+        <w:tc>
+          <w:tcPr>
+            <w:tcW w:type="dxa" w:w="1361"/>
+            <w:shd w:fill="FFFFFF"/>
+            <w:vAlign w:val="center"/>
+          </w:tcPr>
+          <w:p>
+            <w:pPr>
+              <w:spacing w:after="0"/>
+            </w:pPr>
+            <w:r>
+              <w:rPr>
+                <w:rFonts w:ascii="Microsoft YaHei" w:hAnsi="Microsoft YaHei" w:eastAsia="Microsoft YaHei"/>
+                <w:b w:val="0"/>
+                <w:color w:val="1F2F3D"/>
+                <w:sz w:val="16"/>
+              </w:rPr>
+              <w:t>52.4%</w:t>
+            </w:r>
+          </w:p>
+        </w:tc>
+        <w:tc>
+          <w:tcPr>
+            <w:tcW w:type="dxa" w:w="1814"/>
+            <w:shd w:fill="FFFFFF"/>
+            <w:vAlign w:val="center"/>
+          </w:tcPr>
+          <w:p>
+            <w:pPr>
+              <w:spacing w:after="0"/>
+            </w:pPr>
+            <w:r>
+              <w:rPr>
+                <w:rFonts w:ascii="Microsoft YaHei" w:hAnsi="Microsoft YaHei" w:eastAsia="Microsoft YaHei"/>
+                <w:b w:val="0"/>
+                <w:color w:val="1F2F3D"/>
+                <w:sz w:val="16"/>
+              </w:rPr>
+              <w:t>重点诊断</w:t>
+            </w:r>
+          </w:p>
+        </w:tc>
+        <w:tc>
+          <w:tcPr>
+            <w:tcW w:type="dxa" w:w="3231"/>
+            <w:shd w:fill="FFFFFF"/>
+            <w:vAlign w:val="center"/>
+          </w:tcPr>
+          <w:p>
+            <w:pPr>
+              <w:spacing w:after="0"/>
+            </w:pPr>
+            <w:r>
+              <w:rPr>
+                <w:rFonts w:ascii="Microsoft YaHei" w:hAnsi="Microsoft YaHei" w:eastAsia="Microsoft YaHei"/>
+                <w:b w:val="0"/>
+                <w:color w:val="1F2F3D"/>
+                <w:sz w:val="16"/>
+              </w:rPr>
+              <w:t>需要改进上下文与标签边界</w:t>
+            </w:r>
+          </w:p>
+        </w:tc>
+      </w:tr>
+      <w:tr>
+        <w:trPr>
+          <w:cantSplit/>
+        </w:trPr>
+        <w:tc>
+          <w:tcPr>
+            <w:tcW w:type="dxa" w:w="2381"/>
+            <w:shd w:fill="F2F4F6"/>
+            <w:vAlign w:val="center"/>
+          </w:tcPr>
+          <w:p>
+            <w:pPr>
+              <w:spacing w:after="0"/>
+            </w:pPr>
+            <w:r>
+              <w:rPr>
+                <w:rFonts w:ascii="Microsoft YaHei" w:hAnsi="Microsoft YaHei" w:eastAsia="Microsoft YaHei"/>
+                <w:b w:val="0"/>
+                <w:color w:val="1F2F3D"/>
+                <w:sz w:val="16"/>
+              </w:rPr>
+              <w:t>缺失日期</w:t>
+            </w:r>
+          </w:p>
+        </w:tc>
+        <w:tc>
+          <w:tcPr>
+            <w:tcW w:type="dxa" w:w="1361"/>
+            <w:shd w:fill="F2F4F6"/>
+            <w:vAlign w:val="center"/>
+          </w:tcPr>
+          <w:p>
+            <w:pPr>
+              <w:spacing w:after="0"/>
+            </w:pPr>
+            <w:r>
+              <w:rPr>
+                <w:rFonts w:ascii="Microsoft YaHei" w:hAnsi="Microsoft YaHei" w:eastAsia="Microsoft YaHei"/>
+                <w:b w:val="0"/>
+                <w:color w:val="1F2F3D"/>
+                <w:sz w:val="16"/>
+              </w:rPr>
+              <w:t>240</w:t>
+            </w:r>
+          </w:p>
+        </w:tc>
+        <w:tc>
+          <w:tcPr>
+            <w:tcW w:type="dxa" w:w="1814"/>
+            <w:shd w:fill="F2F4F6"/>
+            <w:vAlign w:val="center"/>
+          </w:tcPr>
+          <w:p>
+            <w:pPr>
+              <w:spacing w:after="0"/>
+            </w:pPr>
+            <w:r>
+              <w:rPr>
+                <w:rFonts w:ascii="Microsoft YaHei" w:hAnsi="Microsoft YaHei" w:eastAsia="Microsoft YaHei"/>
+                <w:b w:val="0"/>
+                <w:color w:val="1F2F3D"/>
+                <w:sz w:val="16"/>
+              </w:rPr>
+              <w:t>限制时间分析</w:t>
+            </w:r>
+          </w:p>
+        </w:tc>
+        <w:tc>
+          <w:tcPr>
+            <w:tcW w:type="dxa" w:w="3231"/>
+            <w:shd w:fill="F2F4F6"/>
+            <w:vAlign w:val="center"/>
+          </w:tcPr>
+          <w:p>
+            <w:pPr>
+              <w:spacing w:after="0"/>
+            </w:pPr>
+            <w:r>
+              <w:rPr>
+                <w:rFonts w:ascii="Microsoft YaHei" w:hAnsi="Microsoft YaHei" w:eastAsia="Microsoft YaHei"/>
+                <w:b w:val="0"/>
+                <w:color w:val="1F2F3D"/>
+                <w:sz w:val="16"/>
+              </w:rPr>
+              <w:t>日期属于可选字段</w:t>
+            </w:r>
+          </w:p>
+        </w:tc>
+      </w:tr>
+    </w:tbl>
+    <w:p>
+      <w:pPr>
+        <w:spacing w:after="0"/>
+      </w:pPr>
+    </w:p>
+    <w:p>
+      <w:pPr>
+        <w:pStyle w:val="Heading2"/>
+      </w:pPr>
+      <w:r>
+        <w:t>6.1 下一阶段一致性评测</w:t>
+      </w:r>
+    </w:p>
+    <w:p>
+      <w:pPr>
+        <w:widowControl/>
+      </w:pPr>
+      <w:r>
+        <w:rPr>
+          <w:rFonts w:ascii="Microsoft YaHei" w:hAnsi="Microsoft YaHei" w:eastAsia="Microsoft YaHei"/>
+          <w:b w:val="0"/>
+          <w:color w:val="1F2F3D"/>
+          <w:sz w:val="21"/>
+        </w:rPr>
+        <w:t>建议从平台、主要话题、主要机制和不确定类别中分层抽样，由两名编码者独立判断证据纳入、表层话题与机制标签。记录独立结果、争议类型、裁决理由和手册修订，并计算适用于名义变量的 Krippendorff’s alpha。</w:t>
+      </w:r>
+    </w:p>
+    <w:p>
+      <w:pPr>
+        <w:widowControl/>
+      </w:pPr>
+      <w:r>
+        <w:rPr>
+          <w:rFonts w:ascii="Microsoft YaHei" w:hAnsi="Microsoft YaHei" w:eastAsia="Microsoft YaHei"/>
+          <w:b w:val="0"/>
+          <w:color w:val="1F2F3D"/>
+          <w:sz w:val="21"/>
+        </w:rPr>
+        <w:t>一致性指标需要与混淆矩阵、争议样本和返修成本一起解释。较高一致性只能说明编码者使用同一规则时结果稳定，不能单独证明构念完整或产品结论有效。</w:t>
       </w:r>
     </w:p>
     <w:p>
@@ -102,17 +6395,590 @@
         <w:pStyle w:val="Heading1"/>
       </w:pPr>
       <w:r>
-        <w:t>5. 评测框架</w:t>
+        <w:t>7. 产品方向与验证设计</w:t>
       </w:r>
     </w:p>
     <w:p>
+      <w:pPr>
+        <w:widowControl/>
+      </w:pPr>
       <w:r>
-        <w:t>评测覆盖数据完整性、编码质量、洞察前置质量、建议前置质量与运行质量五组指标，每个指标记录数值、分子、分母、判定与普通语言解释。</w:t>
+        <w:rPr>
+          <w:rFonts w:ascii="Microsoft YaHei" w:hAnsi="Microsoft YaHei" w:eastAsia="Microsoft YaHei"/>
+          <w:b w:val="0"/>
+          <w:color w:val="1F2F3D"/>
+          <w:sz w:val="21"/>
+        </w:rPr>
+        <w:t>当前结果适合形成产品假设，后续通过独立研究验证。以下方向根据高频话题、主要机制与证据示例整理：</w:t>
       </w:r>
     </w:p>
+    <w:tbl>
+      <w:tblPr>
+        <w:tblStyle w:val="TableGrid"/>
+        <w:tblW w:type="auto" w:w="0"/>
+        <w:jc w:val="center"/>
+        <w:tblLayout w:type="fixed"/>
+        <w:tblLook w:firstColumn="1" w:firstRow="1" w:lastColumn="0" w:lastRow="0" w:noHBand="0" w:noVBand="1" w:val="04A0"/>
+      </w:tblPr>
+      <w:tblGrid>
+        <w:gridCol w:w="2422"/>
+        <w:gridCol w:w="2422"/>
+        <w:gridCol w:w="2422"/>
+        <w:gridCol w:w="2422"/>
+      </w:tblGrid>
+      <w:tr>
+        <w:trPr>
+          <w:cantSplit/>
+          <w:tblHeader w:val="true"/>
+        </w:trPr>
+        <w:tc>
+          <w:tcPr>
+            <w:tcW w:type="dxa" w:w="1757"/>
+            <w:shd w:fill="12304A"/>
+            <w:vAlign w:val="center"/>
+          </w:tcPr>
+          <w:p>
+            <w:pPr>
+              <w:jc w:val="center"/>
+            </w:pPr>
+            <w:r>
+              <w:rPr>
+                <w:rFonts w:ascii="Microsoft YaHei" w:hAnsi="Microsoft YaHei" w:eastAsia="Microsoft YaHei"/>
+                <w:b/>
+                <w:color w:val="FFFFFF"/>
+                <w:sz w:val="15"/>
+              </w:rPr>
+              <w:t>方向</w:t>
+            </w:r>
+          </w:p>
+        </w:tc>
+        <w:tc>
+          <w:tcPr>
+            <w:tcW w:type="dxa" w:w="1814"/>
+            <w:shd w:fill="12304A"/>
+            <w:vAlign w:val="center"/>
+          </w:tcPr>
+          <w:p>
+            <w:pPr>
+              <w:jc w:val="center"/>
+            </w:pPr>
+            <w:r>
+              <w:rPr>
+                <w:rFonts w:ascii="Microsoft YaHei" w:hAnsi="Microsoft YaHei" w:eastAsia="Microsoft YaHei"/>
+                <w:b/>
+                <w:color w:val="FFFFFF"/>
+                <w:sz w:val="15"/>
+              </w:rPr>
+              <w:t>证据线索</w:t>
+            </w:r>
+          </w:p>
+        </w:tc>
+        <w:tc>
+          <w:tcPr>
+            <w:tcW w:type="dxa" w:w="2948"/>
+            <w:shd w:fill="12304A"/>
+            <w:vAlign w:val="center"/>
+          </w:tcPr>
+          <w:p>
+            <w:pPr>
+              <w:jc w:val="center"/>
+            </w:pPr>
+            <w:r>
+              <w:rPr>
+                <w:rFonts w:ascii="Microsoft YaHei" w:hAnsi="Microsoft YaHei" w:eastAsia="Microsoft YaHei"/>
+                <w:b/>
+                <w:color w:val="FFFFFF"/>
+                <w:sz w:val="15"/>
+              </w:rPr>
+              <w:t>产品假设</w:t>
+            </w:r>
+          </w:p>
+        </w:tc>
+        <w:tc>
+          <w:tcPr>
+            <w:tcW w:type="dxa" w:w="2268"/>
+            <w:shd w:fill="12304A"/>
+            <w:vAlign w:val="center"/>
+          </w:tcPr>
+          <w:p>
+            <w:pPr>
+              <w:jc w:val="center"/>
+            </w:pPr>
+            <w:r>
+              <w:rPr>
+                <w:rFonts w:ascii="Microsoft YaHei" w:hAnsi="Microsoft YaHei" w:eastAsia="Microsoft YaHei"/>
+                <w:b/>
+                <w:color w:val="FFFFFF"/>
+                <w:sz w:val="15"/>
+              </w:rPr>
+              <w:t>验证指标</w:t>
+            </w:r>
+          </w:p>
+        </w:tc>
+      </w:tr>
+      <w:tr>
+        <w:trPr>
+          <w:cantSplit/>
+        </w:trPr>
+        <w:tc>
+          <w:tcPr>
+            <w:tcW w:type="dxa" w:w="1757"/>
+            <w:shd w:fill="FFFFFF"/>
+            <w:vAlign w:val="center"/>
+          </w:tcPr>
+          <w:p>
+            <w:pPr>
+              <w:spacing w:after="0"/>
+            </w:pPr>
+            <w:r>
+              <w:rPr>
+                <w:rFonts w:ascii="Microsoft YaHei" w:hAnsi="Microsoft YaHei" w:eastAsia="Microsoft YaHei"/>
+                <w:b w:val="0"/>
+                <w:color w:val="1F2F3D"/>
+                <w:sz w:val="15"/>
+              </w:rPr>
+              <w:t>角色与强化适配信息</w:t>
+            </w:r>
+          </w:p>
+        </w:tc>
+        <w:tc>
+          <w:tcPr>
+            <w:tcW w:type="dxa" w:w="1814"/>
+            <w:shd w:fill="FFFFFF"/>
+            <w:vAlign w:val="center"/>
+          </w:tcPr>
+          <w:p>
+            <w:pPr>
+              <w:spacing w:after="0"/>
+            </w:pPr>
+            <w:r>
+              <w:rPr>
+                <w:rFonts w:ascii="Microsoft YaHei" w:hAnsi="Microsoft YaHei" w:eastAsia="Microsoft YaHei"/>
+                <w:b w:val="0"/>
+                <w:color w:val="1F2F3D"/>
+                <w:sz w:val="15"/>
+              </w:rPr>
+              <w:t>平衡 × 胜任受挫</w:t>
+            </w:r>
+          </w:p>
+        </w:tc>
+        <w:tc>
+          <w:tcPr>
+            <w:tcW w:type="dxa" w:w="2948"/>
+            <w:shd w:fill="FFFFFF"/>
+            <w:vAlign w:val="center"/>
+          </w:tcPr>
+          <w:p>
+            <w:pPr>
+              <w:spacing w:after="0"/>
+            </w:pPr>
+            <w:r>
+              <w:rPr>
+                <w:rFonts w:ascii="Microsoft YaHei" w:hAnsi="Microsoft YaHei" w:eastAsia="Microsoft YaHei"/>
+                <w:b w:val="0"/>
+                <w:color w:val="1F2F3D"/>
+                <w:sz w:val="15"/>
+              </w:rPr>
+              <w:t>在选择阶段提供强化适配、阵容缺口与风险提示</w:t>
+            </w:r>
+          </w:p>
+        </w:tc>
+        <w:tc>
+          <w:tcPr>
+            <w:tcW w:type="dxa" w:w="2268"/>
+            <w:shd w:fill="FFFFFF"/>
+            <w:vAlign w:val="center"/>
+          </w:tcPr>
+          <w:p>
+            <w:pPr>
+              <w:spacing w:after="0"/>
+            </w:pPr>
+            <w:r>
+              <w:rPr>
+                <w:rFonts w:ascii="Microsoft YaHei" w:hAnsi="Microsoft YaHei" w:eastAsia="Microsoft YaHei"/>
+                <w:b w:val="0"/>
+                <w:color w:val="1F2F3D"/>
+                <w:sz w:val="15"/>
+              </w:rPr>
+              <w:t>A/B 对比选择后退出率、低贡献局比例、相关负面反馈</w:t>
+            </w:r>
+          </w:p>
+        </w:tc>
+      </w:tr>
+      <w:tr>
+        <w:trPr>
+          <w:cantSplit/>
+        </w:trPr>
+        <w:tc>
+          <w:tcPr>
+            <w:tcW w:type="dxa" w:w="1757"/>
+            <w:shd w:fill="F2F4F6"/>
+            <w:vAlign w:val="center"/>
+          </w:tcPr>
+          <w:p>
+            <w:pPr>
+              <w:spacing w:after="0"/>
+            </w:pPr>
+            <w:r>
+              <w:rPr>
+                <w:rFonts w:ascii="Microsoft YaHei" w:hAnsi="Microsoft YaHei" w:eastAsia="Microsoft YaHei"/>
+                <w:b w:val="0"/>
+                <w:color w:val="1F2F3D"/>
+                <w:sz w:val="15"/>
+              </w:rPr>
+              <w:t>匹配预期与解释</w:t>
+            </w:r>
+          </w:p>
+        </w:tc>
+        <w:tc>
+          <w:tcPr>
+            <w:tcW w:type="dxa" w:w="1814"/>
+            <w:shd w:fill="F2F4F6"/>
+            <w:vAlign w:val="center"/>
+          </w:tcPr>
+          <w:p>
+            <w:pPr>
+              <w:spacing w:after="0"/>
+            </w:pPr>
+            <w:r>
+              <w:rPr>
+                <w:rFonts w:ascii="Microsoft YaHei" w:hAnsi="Microsoft YaHei" w:eastAsia="Microsoft YaHei"/>
+                <w:b w:val="0"/>
+                <w:color w:val="1F2F3D"/>
+                <w:sz w:val="15"/>
+              </w:rPr>
+              <w:t>匹配 × 公平受损</w:t>
+            </w:r>
+          </w:p>
+        </w:tc>
+        <w:tc>
+          <w:tcPr>
+            <w:tcW w:type="dxa" w:w="2948"/>
+            <w:shd w:fill="F2F4F6"/>
+            <w:vAlign w:val="center"/>
+          </w:tcPr>
+          <w:p>
+            <w:pPr>
+              <w:spacing w:after="0"/>
+            </w:pPr>
+            <w:r>
+              <w:rPr>
+                <w:rFonts w:ascii="Microsoft YaHei" w:hAnsi="Microsoft YaHei" w:eastAsia="Microsoft YaHei"/>
+                <w:b w:val="0"/>
+                <w:color w:val="1F2F3D"/>
+                <w:sz w:val="15"/>
+              </w:rPr>
+              <w:t>提供可理解的匹配范围、队列状态和连胜连败解释</w:t>
+            </w:r>
+          </w:p>
+        </w:tc>
+        <w:tc>
+          <w:tcPr>
+            <w:tcW w:type="dxa" w:w="2268"/>
+            <w:shd w:fill="F2F4F6"/>
+            <w:vAlign w:val="center"/>
+          </w:tcPr>
+          <w:p>
+            <w:pPr>
+              <w:spacing w:after="0"/>
+            </w:pPr>
+            <w:r>
+              <w:rPr>
+                <w:rFonts w:ascii="Microsoft YaHei" w:hAnsi="Microsoft YaHei" w:eastAsia="Microsoft YaHei"/>
+                <w:b w:val="0"/>
+                <w:color w:val="1F2F3D"/>
+                <w:sz w:val="15"/>
+              </w:rPr>
+              <w:t>访谈理解度；上线前后公平归因反馈与中途退出</w:t>
+            </w:r>
+          </w:p>
+        </w:tc>
+      </w:tr>
+      <w:tr>
+        <w:trPr>
+          <w:cantSplit/>
+        </w:trPr>
+        <w:tc>
+          <w:tcPr>
+            <w:tcW w:type="dxa" w:w="1757"/>
+            <w:shd w:fill="FFFFFF"/>
+            <w:vAlign w:val="center"/>
+          </w:tcPr>
+          <w:p>
+            <w:pPr>
+              <w:spacing w:after="0"/>
+            </w:pPr>
+            <w:r>
+              <w:rPr>
+                <w:rFonts w:ascii="Microsoft YaHei" w:hAnsi="Microsoft YaHei" w:eastAsia="Microsoft YaHei"/>
+                <w:b w:val="0"/>
+                <w:color w:val="1F2F3D"/>
+                <w:sz w:val="15"/>
+              </w:rPr>
+              <w:t>新手安全选择路径</w:t>
+            </w:r>
+          </w:p>
+        </w:tc>
+        <w:tc>
+          <w:tcPr>
+            <w:tcW w:type="dxa" w:w="1814"/>
+            <w:shd w:fill="FFFFFF"/>
+            <w:vAlign w:val="center"/>
+          </w:tcPr>
+          <w:p>
+            <w:pPr>
+              <w:spacing w:after="0"/>
+            </w:pPr>
+            <w:r>
+              <w:rPr>
+                <w:rFonts w:ascii="Microsoft YaHei" w:hAnsi="Microsoft YaHei" w:eastAsia="Microsoft YaHei"/>
+                <w:b w:val="0"/>
+                <w:color w:val="1F2F3D"/>
+                <w:sz w:val="15"/>
+              </w:rPr>
+              <w:t>新手引导 × 胜任受挫</w:t>
+            </w:r>
+          </w:p>
+        </w:tc>
+        <w:tc>
+          <w:tcPr>
+            <w:tcW w:type="dxa" w:w="2948"/>
+            <w:shd w:fill="FFFFFF"/>
+            <w:vAlign w:val="center"/>
+          </w:tcPr>
+          <w:p>
+            <w:pPr>
+              <w:spacing w:after="0"/>
+            </w:pPr>
+            <w:r>
+              <w:rPr>
+                <w:rFonts w:ascii="Microsoft YaHei" w:hAnsi="Microsoft YaHei" w:eastAsia="Microsoft YaHei"/>
+                <w:b w:val="0"/>
+                <w:color w:val="1F2F3D"/>
+                <w:sz w:val="15"/>
+              </w:rPr>
+              <w:t>按熟悉度、操作难度和团队作用提供推荐与功能装提示</w:t>
+            </w:r>
+          </w:p>
+        </w:tc>
+        <w:tc>
+          <w:tcPr>
+            <w:tcW w:type="dxa" w:w="2268"/>
+            <w:shd w:fill="FFFFFF"/>
+            <w:vAlign w:val="center"/>
+          </w:tcPr>
+          <w:p>
+            <w:pPr>
+              <w:spacing w:after="0"/>
+            </w:pPr>
+            <w:r>
+              <w:rPr>
+                <w:rFonts w:ascii="Microsoft YaHei" w:hAnsi="Microsoft YaHei" w:eastAsia="Microsoft YaHei"/>
+                <w:b w:val="0"/>
+                <w:color w:val="1F2F3D"/>
+                <w:sz w:val="15"/>
+              </w:rPr>
+              <w:t>新手任务成功率、首局贡献、二次参与率</w:t>
+            </w:r>
+          </w:p>
+        </w:tc>
+      </w:tr>
+      <w:tr>
+        <w:trPr>
+          <w:cantSplit/>
+        </w:trPr>
+        <w:tc>
+          <w:tcPr>
+            <w:tcW w:type="dxa" w:w="1757"/>
+            <w:shd w:fill="F2F4F6"/>
+            <w:vAlign w:val="center"/>
+          </w:tcPr>
+          <w:p>
+            <w:pPr>
+              <w:spacing w:after="0"/>
+            </w:pPr>
+            <w:r>
+              <w:rPr>
+                <w:rFonts w:ascii="Microsoft YaHei" w:hAnsi="Microsoft YaHei" w:eastAsia="Microsoft YaHei"/>
+                <w:b w:val="0"/>
+                <w:color w:val="1F2F3D"/>
+                <w:sz w:val="15"/>
+              </w:rPr>
+              <w:t>改动沟通闭环</w:t>
+            </w:r>
+          </w:p>
+        </w:tc>
+        <w:tc>
+          <w:tcPr>
+            <w:tcW w:type="dxa" w:w="1814"/>
+            <w:shd w:fill="F2F4F6"/>
+            <w:vAlign w:val="center"/>
+          </w:tcPr>
+          <w:p>
+            <w:pPr>
+              <w:spacing w:after="0"/>
+            </w:pPr>
+            <w:r>
+              <w:rPr>
+                <w:rFonts w:ascii="Microsoft YaHei" w:hAnsi="Microsoft YaHei" w:eastAsia="Microsoft YaHei"/>
+                <w:b w:val="0"/>
+                <w:color w:val="1F2F3D"/>
+                <w:sz w:val="15"/>
+              </w:rPr>
+              <w:t>沟通透明 × 信任落差</w:t>
+            </w:r>
+          </w:p>
+        </w:tc>
+        <w:tc>
+          <w:tcPr>
+            <w:tcW w:type="dxa" w:w="2948"/>
+            <w:shd w:fill="F2F4F6"/>
+            <w:vAlign w:val="center"/>
+          </w:tcPr>
+          <w:p>
+            <w:pPr>
+              <w:spacing w:after="0"/>
+            </w:pPr>
+            <w:r>
+              <w:rPr>
+                <w:rFonts w:ascii="Microsoft YaHei" w:hAnsi="Microsoft YaHei" w:eastAsia="Microsoft YaHei"/>
+                <w:b w:val="0"/>
+                <w:color w:val="1F2F3D"/>
+                <w:sz w:val="15"/>
+              </w:rPr>
+              <w:t>公告补充改动目的、影响范围、反馈入口与后续复盘</w:t>
+            </w:r>
+          </w:p>
+        </w:tc>
+        <w:tc>
+          <w:tcPr>
+            <w:tcW w:type="dxa" w:w="2268"/>
+            <w:shd w:fill="F2F4F6"/>
+            <w:vAlign w:val="center"/>
+          </w:tcPr>
+          <w:p>
+            <w:pPr>
+              <w:spacing w:after="0"/>
+            </w:pPr>
+            <w:r>
+              <w:rPr>
+                <w:rFonts w:ascii="Microsoft YaHei" w:hAnsi="Microsoft YaHei" w:eastAsia="Microsoft YaHei"/>
+                <w:b w:val="0"/>
+                <w:color w:val="1F2F3D"/>
+                <w:sz w:val="15"/>
+              </w:rPr>
+              <w:t>公告理解测试、反馈重复率、信任量表短项</w:t>
+            </w:r>
+          </w:p>
+        </w:tc>
+      </w:tr>
+      <w:tr>
+        <w:trPr>
+          <w:cantSplit/>
+        </w:trPr>
+        <w:tc>
+          <w:tcPr>
+            <w:tcW w:type="dxa" w:w="1757"/>
+            <w:shd w:fill="FFFFFF"/>
+            <w:vAlign w:val="center"/>
+          </w:tcPr>
+          <w:p>
+            <w:pPr>
+              <w:spacing w:after="0"/>
+            </w:pPr>
+            <w:r>
+              <w:rPr>
+                <w:rFonts w:ascii="Microsoft YaHei" w:hAnsi="Microsoft YaHei" w:eastAsia="Microsoft YaHei"/>
+                <w:b w:val="0"/>
+                <w:color w:val="1F2F3D"/>
+                <w:sz w:val="15"/>
+              </w:rPr>
+              <w:t>社区规范与处置反馈</w:t>
+            </w:r>
+          </w:p>
+        </w:tc>
+        <w:tc>
+          <w:tcPr>
+            <w:tcW w:type="dxa" w:w="1814"/>
+            <w:shd w:fill="FFFFFF"/>
+            <w:vAlign w:val="center"/>
+          </w:tcPr>
+          <w:p>
+            <w:pPr>
+              <w:spacing w:after="0"/>
+            </w:pPr>
+            <w:r>
+              <w:rPr>
+                <w:rFonts w:ascii="Microsoft YaHei" w:hAnsi="Microsoft YaHei" w:eastAsia="Microsoft YaHei"/>
+                <w:b w:val="0"/>
+                <w:color w:val="1F2F3D"/>
+                <w:sz w:val="15"/>
+              </w:rPr>
+              <w:t>社区冲突 × 规范安全</w:t>
+            </w:r>
+          </w:p>
+        </w:tc>
+        <w:tc>
+          <w:tcPr>
+            <w:tcW w:type="dxa" w:w="2948"/>
+            <w:shd w:fill="FFFFFF"/>
+            <w:vAlign w:val="center"/>
+          </w:tcPr>
+          <w:p>
+            <w:pPr>
+              <w:spacing w:after="0"/>
+            </w:pPr>
+            <w:r>
+              <w:rPr>
+                <w:rFonts w:ascii="Microsoft YaHei" w:hAnsi="Microsoft YaHei" w:eastAsia="Microsoft YaHei"/>
+                <w:b w:val="0"/>
+                <w:color w:val="1F2F3D"/>
+                <w:sz w:val="15"/>
+              </w:rPr>
+              <w:t>优化举报分类、处置回执和高风险互动提示</w:t>
+            </w:r>
+          </w:p>
+        </w:tc>
+        <w:tc>
+          <w:tcPr>
+            <w:tcW w:type="dxa" w:w="2268"/>
+            <w:shd w:fill="FFFFFF"/>
+            <w:vAlign w:val="center"/>
+          </w:tcPr>
+          <w:p>
+            <w:pPr>
+              <w:spacing w:after="0"/>
+            </w:pPr>
+            <w:r>
+              <w:rPr>
+                <w:rFonts w:ascii="Microsoft YaHei" w:hAnsi="Microsoft YaHei" w:eastAsia="Microsoft YaHei"/>
+                <w:b w:val="0"/>
+                <w:color w:val="1F2F3D"/>
+                <w:sz w:val="15"/>
+              </w:rPr>
+              <w:t>举报完成率、重复举报、辱骂暴露与社区安全感</w:t>
+            </w:r>
+          </w:p>
+        </w:tc>
+      </w:tr>
+    </w:tbl>
     <w:p>
+      <w:pPr>
+        <w:spacing w:after="0"/>
+      </w:pPr>
+    </w:p>
+    <w:p>
+      <w:pPr>
+        <w:widowControl/>
+      </w:pPr>
       <w:r>
-        <w:t>总体状态拆分为四项：结构完整性、标签复核状态、草稿洞察状态与发布就绪状态；结构完整性当前通过，标签复核尚未开始。</w:t>
+        <w:rPr>
+          <w:rFonts w:ascii="Microsoft YaHei" w:hAnsi="Microsoft YaHei" w:eastAsia="Microsoft YaHei"/>
+          <w:b w:val="0"/>
+          <w:color w:val="1F2F3D"/>
+          <w:sz w:val="21"/>
+        </w:rPr>
+        <w:t>验证时应预先定义目标用户、干预内容、主要指标、观察窗口和停止条件。反馈数量下降需要结合活跃度、任务完成、对局质量与留存指标，避免把沉默误判为体验改善。</w:t>
       </w:r>
     </w:p>
     <w:p>
@@ -120,17 +6986,97 @@
         <w:pStyle w:val="Heading1"/>
       </w:pPr>
       <w:r>
-        <w:t>6. 离线 Demo</w:t>
+        <w:t>8. 解释边界</w:t>
       </w:r>
     </w:p>
     <w:p>
+      <w:pPr>
+        <w:pStyle w:val="ListBullet"/>
+        <w:spacing w:after="60"/>
+      </w:pPr>
       <w:r>
-        <w:t>输入几条脱敏反馈，Demo 会离线生成证据单元、草稿结构化洞察、待验证产品假设与评测报告。</w:t>
+        <w:rPr>
+          <w:rFonts w:ascii="Microsoft YaHei" w:hAnsi="Microsoft YaHei" w:eastAsia="Microsoft YaHei"/>
+          <w:b w:val="0"/>
+          <w:color w:val="1F2F3D"/>
+          <w:sz w:val="21"/>
+        </w:rPr>
+        <w:t>三个平台各 120 条属于等额抽样设计，不能代表平台真实讨论规模或总体玩家意见占比；</w:t>
       </w:r>
     </w:p>
     <w:p>
+      <w:pPr>
+        <w:pStyle w:val="ListBullet"/>
+        <w:spacing w:after="60"/>
+      </w:pPr>
       <w:r>
-        <w:t>默认不联网、不调用模型、不运行抓取；相同输入产生相同输出。运行：python tools/run_demo.py</w:t>
+        <w:rPr>
+          <w:rFonts w:ascii="Microsoft YaHei" w:hAnsi="Microsoft YaHei" w:eastAsia="Microsoft YaHei"/>
+          <w:b w:val="0"/>
+          <w:color w:val="1F2F3D"/>
+          <w:sz w:val="21"/>
+        </w:rPr>
+        <w:t>证据数量受到文本长度和切分粒度影响，不能直接等同于问题强度；</w:t>
+      </w:r>
+    </w:p>
+    <w:p>
+      <w:pPr>
+        <w:pStyle w:val="ListBullet"/>
+        <w:spacing w:after="60"/>
+      </w:pPr>
+      <w:r>
+        <w:rPr>
+          <w:rFonts w:ascii="Microsoft YaHei" w:hAnsi="Microsoft YaHei" w:eastAsia="Microsoft YaHei"/>
+          <w:b w:val="0"/>
+          <w:color w:val="1F2F3D"/>
+          <w:sz w:val="21"/>
+        </w:rPr>
+        <w:t>当前编码包含历史 AI 结果与离线规则提案，不同编码来源的分布不可视为完全等价；</w:t>
+      </w:r>
+    </w:p>
+    <w:p>
+      <w:pPr>
+        <w:pStyle w:val="ListBullet"/>
+        <w:spacing w:after="60"/>
+      </w:pPr>
+      <w:r>
+        <w:rPr>
+          <w:rFonts w:ascii="Microsoft YaHei" w:hAnsi="Microsoft YaHei" w:eastAsia="Microsoft YaHei"/>
+          <w:b w:val="0"/>
+          <w:color w:val="1F2F3D"/>
+          <w:sz w:val="21"/>
+        </w:rPr>
+        <w:t>240 条样本缺少日期，当前分析不支持完整时间趋势判断；</w:t>
+      </w:r>
+    </w:p>
+    <w:p>
+      <w:pPr>
+        <w:pStyle w:val="ListBullet"/>
+        <w:spacing w:after="60"/>
+      </w:pPr>
+      <w:r>
+        <w:rPr>
+          <w:rFonts w:ascii="Microsoft YaHei" w:hAnsi="Microsoft YaHei" w:eastAsia="Microsoft YaHei"/>
+          <w:b w:val="0"/>
+          <w:color w:val="1F2F3D"/>
+          <w:sz w:val="21"/>
+        </w:rPr>
+        <w:t>体验机制是文本编码维度，不构成个体心理诊断；</w:t>
+      </w:r>
+    </w:p>
+    <w:p>
+      <w:pPr>
+        <w:pStyle w:val="ListBullet"/>
+        <w:spacing w:after="60"/>
+      </w:pPr>
+      <w:r>
+        <w:rPr>
+          <w:rFonts w:ascii="Microsoft YaHei" w:hAnsi="Microsoft YaHei" w:eastAsia="Microsoft YaHei"/>
+          <w:b w:val="0"/>
+          <w:color w:val="1F2F3D"/>
+          <w:sz w:val="21"/>
+        </w:rPr>
+        <w:t>产品方向需要通过访谈、问卷、行为日志或实验验证。</w:t>
       </w:r>
     </w:p>
     <w:p>
@@ -138,95 +7084,589 @@
         <w:pStyle w:val="Heading1"/>
       </w:pPr>
       <w:r>
-        <w:t>7. 当前观察</w:t>
+        <w:t>9. 复现与仓库入口</w:t>
       </w:r>
     </w:p>
     <w:p>
+      <w:pPr>
+        <w:widowControl/>
+      </w:pPr>
       <w:r>
-        <w:t>当前形成 28 条草稿结构化洞察与 6 条待验证产品假设，均默认不公开、未经人工复核。</w:t>
+        <w:rPr>
+          <w:rFonts w:ascii="Microsoft YaHei" w:hAnsi="Microsoft YaHei" w:eastAsia="Microsoft YaHei"/>
+          <w:b w:val="0"/>
+          <w:color w:val="1F2F3D"/>
+          <w:sz w:val="21"/>
+        </w:rPr>
+        <w:t>公开数据规范化、统计汇总与 Demo 均可离线运行。</w:t>
       </w:r>
     </w:p>
     <w:p>
+      <w:pPr>
+        <w:ind w:left="340"/>
+      </w:pPr>
       <w:r>
-        <w:t>历史 legacy 分析观察作为中间产物保留，正用 v2 证据层重新复核。</w:t>
+        <w:rPr>
+          <w:rFonts w:ascii="Consolas" w:hAnsi="Consolas" w:eastAsia="Consolas"/>
+          <w:b w:val="0"/>
+          <w:color w:val="1C4E69"/>
+          <w:sz w:val="17"/>
+        </w:rPr>
+        <w:t>python tools/normalize_public_dataset.py --source-dir data/public --output-dir artifacts/normalized_public</w:t>
       </w:r>
+    </w:p>
+    <w:p>
+      <w:pPr>
+        <w:ind w:left="340"/>
+      </w:pPr>
+      <w:r>
+        <w:rPr>
+          <w:rFonts w:ascii="Consolas" w:hAnsi="Consolas" w:eastAsia="Consolas"/>
+          <w:b w:val="0"/>
+          <w:color w:val="1C4E69"/>
+          <w:sz w:val="17"/>
+        </w:rPr>
+        <w:t>python tools/summarize_public_analysis.py --public-dir data/public --output artifacts/public_analysis_summary.json</w:t>
+      </w:r>
+    </w:p>
+    <w:p>
+      <w:pPr>
+        <w:ind w:left="340"/>
+      </w:pPr>
+      <w:r>
+        <w:rPr>
+          <w:rFonts w:ascii="Consolas" w:hAnsi="Consolas" w:eastAsia="Consolas"/>
+          <w:b w:val="0"/>
+          <w:color w:val="1C4E69"/>
+          <w:sz w:val="17"/>
+        </w:rPr>
+        <w:t>python tools/run_demo.py --provider mock --output artifacts/demo/run</w:t>
+      </w:r>
+    </w:p>
+    <w:p>
+      <w:pPr>
+        <w:ind w:left="340"/>
+      </w:pPr>
+      <w:r>
+        <w:rPr>
+          <w:rFonts w:ascii="Consolas" w:hAnsi="Consolas" w:eastAsia="Consolas"/>
+          <w:b w:val="0"/>
+          <w:color w:val="1C4E69"/>
+          <w:sz w:val="17"/>
+        </w:rPr>
+        <w:t>python -m pytest demo/tests tests -q</w:t>
+      </w:r>
+    </w:p>
+    <w:tbl>
+      <w:tblPr>
+        <w:tblStyle w:val="TableGrid"/>
+        <w:tblW w:type="auto" w:w="0"/>
+        <w:jc w:val="center"/>
+        <w:tblLayout w:type="fixed"/>
+        <w:tblLook w:firstColumn="1" w:firstRow="1" w:lastColumn="0" w:lastRow="0" w:noHBand="0" w:noVBand="1" w:val="04A0"/>
+      </w:tblPr>
+      <w:tblGrid>
+        <w:gridCol w:w="4844"/>
+        <w:gridCol w:w="4844"/>
+      </w:tblGrid>
+      <w:tr>
+        <w:trPr>
+          <w:cantSplit/>
+          <w:tblHeader w:val="true"/>
+        </w:trPr>
+        <w:tc>
+          <w:tcPr>
+            <w:tcW w:type="dxa" w:w="2835"/>
+            <w:shd w:fill="12304A"/>
+            <w:vAlign w:val="center"/>
+          </w:tcPr>
+          <w:p>
+            <w:pPr>
+              <w:jc w:val="center"/>
+            </w:pPr>
+            <w:r>
+              <w:rPr>
+                <w:rFonts w:ascii="Microsoft YaHei" w:hAnsi="Microsoft YaHei" w:eastAsia="Microsoft YaHei"/>
+                <w:b/>
+                <w:color w:val="FFFFFF"/>
+                <w:sz w:val="18"/>
+              </w:rPr>
+              <w:t>路径</w:t>
+            </w:r>
+          </w:p>
+        </w:tc>
+        <w:tc>
+          <w:tcPr>
+            <w:tcW w:type="dxa" w:w="5953"/>
+            <w:shd w:fill="12304A"/>
+            <w:vAlign w:val="center"/>
+          </w:tcPr>
+          <w:p>
+            <w:pPr>
+              <w:jc w:val="center"/>
+            </w:pPr>
+            <w:r>
+              <w:rPr>
+                <w:rFonts w:ascii="Microsoft YaHei" w:hAnsi="Microsoft YaHei" w:eastAsia="Microsoft YaHei"/>
+                <w:b/>
+                <w:color w:val="FFFFFF"/>
+                <w:sz w:val="18"/>
+              </w:rPr>
+              <w:t>内容</w:t>
+            </w:r>
+          </w:p>
+        </w:tc>
+      </w:tr>
+      <w:tr>
+        <w:trPr>
+          <w:cantSplit/>
+        </w:trPr>
+        <w:tc>
+          <w:tcPr>
+            <w:tcW w:type="dxa" w:w="2835"/>
+            <w:shd w:fill="FFFFFF"/>
+            <w:vAlign w:val="center"/>
+          </w:tcPr>
+          <w:p>
+            <w:pPr>
+              <w:spacing w:after="0"/>
+            </w:pPr>
+            <w:r>
+              <w:rPr>
+                <w:rFonts w:ascii="Microsoft YaHei" w:hAnsi="Microsoft YaHei" w:eastAsia="Microsoft YaHei"/>
+                <w:b w:val="0"/>
+                <w:color w:val="1F2F3D"/>
+                <w:sz w:val="18"/>
+              </w:rPr>
+              <w:t>data/public/</w:t>
+            </w:r>
+          </w:p>
+        </w:tc>
+        <w:tc>
+          <w:tcPr>
+            <w:tcW w:type="dxa" w:w="5953"/>
+            <w:shd w:fill="FFFFFF"/>
+            <w:vAlign w:val="center"/>
+          </w:tcPr>
+          <w:p>
+            <w:pPr>
+              <w:spacing w:after="0"/>
+            </w:pPr>
+            <w:r>
+              <w:rPr>
+                <w:rFonts w:ascii="Microsoft YaHei" w:hAnsi="Microsoft YaHei" w:eastAsia="Microsoft YaHei"/>
+                <w:b w:val="0"/>
+                <w:color w:val="1F2F3D"/>
+                <w:sz w:val="18"/>
+              </w:rPr>
+              <w:t>公开样本、证据、manifest 与字段说明</w:t>
+            </w:r>
+          </w:p>
+        </w:tc>
+      </w:tr>
+      <w:tr>
+        <w:trPr>
+          <w:cantSplit/>
+        </w:trPr>
+        <w:tc>
+          <w:tcPr>
+            <w:tcW w:type="dxa" w:w="2835"/>
+            <w:shd w:fill="F2F4F6"/>
+            <w:vAlign w:val="center"/>
+          </w:tcPr>
+          <w:p>
+            <w:pPr>
+              <w:spacing w:after="0"/>
+            </w:pPr>
+            <w:r>
+              <w:rPr>
+                <w:rFonts w:ascii="Microsoft YaHei" w:hAnsi="Microsoft YaHei" w:eastAsia="Microsoft YaHei"/>
+                <w:b w:val="0"/>
+                <w:color w:val="1F2F3D"/>
+                <w:sz w:val="18"/>
+              </w:rPr>
+              <w:t>docs/methodology/</w:t>
+            </w:r>
+          </w:p>
+        </w:tc>
+        <w:tc>
+          <w:tcPr>
+            <w:tcW w:type="dxa" w:w="5953"/>
+            <w:shd w:fill="F2F4F6"/>
+            <w:vAlign w:val="center"/>
+          </w:tcPr>
+          <w:p>
+            <w:pPr>
+              <w:spacing w:after="0"/>
+            </w:pPr>
+            <w:r>
+              <w:rPr>
+                <w:rFonts w:ascii="Microsoft YaHei" w:hAnsi="Microsoft YaHei" w:eastAsia="Microsoft YaHei"/>
+                <w:b w:val="0"/>
+                <w:color w:val="1F2F3D"/>
+                <w:sz w:val="18"/>
+              </w:rPr>
+              <w:t>心理学框架、证据切分、话题与机制手册</w:t>
+            </w:r>
+          </w:p>
+        </w:tc>
+      </w:tr>
+      <w:tr>
+        <w:trPr>
+          <w:cantSplit/>
+        </w:trPr>
+        <w:tc>
+          <w:tcPr>
+            <w:tcW w:type="dxa" w:w="2835"/>
+            <w:shd w:fill="FFFFFF"/>
+            <w:vAlign w:val="center"/>
+          </w:tcPr>
+          <w:p>
+            <w:pPr>
+              <w:spacing w:after="0"/>
+            </w:pPr>
+            <w:r>
+              <w:rPr>
+                <w:rFonts w:ascii="Microsoft YaHei" w:hAnsi="Microsoft YaHei" w:eastAsia="Microsoft YaHei"/>
+                <w:b w:val="0"/>
+                <w:color w:val="1F2F3D"/>
+                <w:sz w:val="18"/>
+              </w:rPr>
+              <w:t>docs/evaluation/</w:t>
+            </w:r>
+          </w:p>
+        </w:tc>
+        <w:tc>
+          <w:tcPr>
+            <w:tcW w:type="dxa" w:w="5953"/>
+            <w:shd w:fill="FFFFFF"/>
+            <w:vAlign w:val="center"/>
+          </w:tcPr>
+          <w:p>
+            <w:pPr>
+              <w:spacing w:after="0"/>
+            </w:pPr>
+            <w:r>
+              <w:rPr>
+                <w:rFonts w:ascii="Microsoft YaHei" w:hAnsi="Microsoft YaHei" w:eastAsia="Microsoft YaHei"/>
+                <w:b w:val="0"/>
+                <w:color w:val="1F2F3D"/>
+                <w:sz w:val="18"/>
+              </w:rPr>
+              <w:t>评测方法与当前结果</w:t>
+            </w:r>
+          </w:p>
+        </w:tc>
+      </w:tr>
+      <w:tr>
+        <w:trPr>
+          <w:cantSplit/>
+        </w:trPr>
+        <w:tc>
+          <w:tcPr>
+            <w:tcW w:type="dxa" w:w="2835"/>
+            <w:shd w:fill="F2F4F6"/>
+            <w:vAlign w:val="center"/>
+          </w:tcPr>
+          <w:p>
+            <w:pPr>
+              <w:spacing w:after="0"/>
+            </w:pPr>
+            <w:r>
+              <w:rPr>
+                <w:rFonts w:ascii="Microsoft YaHei" w:hAnsi="Microsoft YaHei" w:eastAsia="Microsoft YaHei"/>
+                <w:b w:val="0"/>
+                <w:color w:val="1F2F3D"/>
+                <w:sz w:val="18"/>
+              </w:rPr>
+              <w:t>pipeline/</w:t>
+            </w:r>
+          </w:p>
+        </w:tc>
+        <w:tc>
+          <w:tcPr>
+            <w:tcW w:type="dxa" w:w="5953"/>
+            <w:shd w:fill="F2F4F6"/>
+            <w:vAlign w:val="center"/>
+          </w:tcPr>
+          <w:p>
+            <w:pPr>
+              <w:spacing w:after="0"/>
+            </w:pPr>
+            <w:r>
+              <w:rPr>
+                <w:rFonts w:ascii="Microsoft YaHei" w:hAnsi="Microsoft YaHei" w:eastAsia="Microsoft YaHei"/>
+                <w:b w:val="0"/>
+                <w:color w:val="1F2F3D"/>
+                <w:sz w:val="18"/>
+              </w:rPr>
+              <w:t>采集契约、配置与 Prompt 模板</w:t>
+            </w:r>
+          </w:p>
+        </w:tc>
+      </w:tr>
+      <w:tr>
+        <w:trPr>
+          <w:cantSplit/>
+        </w:trPr>
+        <w:tc>
+          <w:tcPr>
+            <w:tcW w:type="dxa" w:w="2835"/>
+            <w:shd w:fill="FFFFFF"/>
+            <w:vAlign w:val="center"/>
+          </w:tcPr>
+          <w:p>
+            <w:pPr>
+              <w:spacing w:after="0"/>
+            </w:pPr>
+            <w:r>
+              <w:rPr>
+                <w:rFonts w:ascii="Microsoft YaHei" w:hAnsi="Microsoft YaHei" w:eastAsia="Microsoft YaHei"/>
+                <w:b w:val="0"/>
+                <w:color w:val="1F2F3D"/>
+                <w:sz w:val="18"/>
+              </w:rPr>
+              <w:t>demo/</w:t>
+            </w:r>
+          </w:p>
+        </w:tc>
+        <w:tc>
+          <w:tcPr>
+            <w:tcW w:type="dxa" w:w="5953"/>
+            <w:shd w:fill="FFFFFF"/>
+            <w:vAlign w:val="center"/>
+          </w:tcPr>
+          <w:p>
+            <w:pPr>
+              <w:spacing w:after="0"/>
+            </w:pPr>
+            <w:r>
+              <w:rPr>
+                <w:rFonts w:ascii="Microsoft YaHei" w:hAnsi="Microsoft YaHei" w:eastAsia="Microsoft YaHei"/>
+                <w:b w:val="0"/>
+                <w:color w:val="1F2F3D"/>
+                <w:sz w:val="18"/>
+              </w:rPr>
+              <w:t>离线端到端示例</w:t>
+            </w:r>
+          </w:p>
+        </w:tc>
+      </w:tr>
+      <w:tr>
+        <w:trPr>
+          <w:cantSplit/>
+        </w:trPr>
+        <w:tc>
+          <w:tcPr>
+            <w:tcW w:type="dxa" w:w="2835"/>
+            <w:shd w:fill="F2F4F6"/>
+            <w:vAlign w:val="center"/>
+          </w:tcPr>
+          <w:p>
+            <w:pPr>
+              <w:spacing w:after="0"/>
+            </w:pPr>
+            <w:r>
+              <w:rPr>
+                <w:rFonts w:ascii="Microsoft YaHei" w:hAnsi="Microsoft YaHei" w:eastAsia="Microsoft YaHei"/>
+                <w:b w:val="0"/>
+                <w:color w:val="1F2F3D"/>
+                <w:sz w:val="18"/>
+              </w:rPr>
+              <w:t>tools/</w:t>
+            </w:r>
+          </w:p>
+        </w:tc>
+        <w:tc>
+          <w:tcPr>
+            <w:tcW w:type="dxa" w:w="5953"/>
+            <w:shd w:fill="F2F4F6"/>
+            <w:vAlign w:val="center"/>
+          </w:tcPr>
+          <w:p>
+            <w:pPr>
+              <w:spacing w:after="0"/>
+            </w:pPr>
+            <w:r>
+              <w:rPr>
+                <w:rFonts w:ascii="Microsoft YaHei" w:hAnsi="Microsoft YaHei" w:eastAsia="Microsoft YaHei"/>
+                <w:b w:val="0"/>
+                <w:color w:val="1F2F3D"/>
+                <w:sz w:val="18"/>
+              </w:rPr>
+              <w:t>数据规范化、统计汇总与 Demo 入口</w:t>
+            </w:r>
+          </w:p>
+        </w:tc>
+      </w:tr>
+    </w:tbl>
+    <w:p>
+      <w:pPr>
+        <w:spacing w:after="0"/>
+      </w:pPr>
     </w:p>
     <w:p>
       <w:pPr>
         <w:pStyle w:val="Heading1"/>
       </w:pPr>
       <w:r>
-        <w:t>8. 产品假设</w:t>
-      </w:r>
-    </w:p>
-    <w:p>
-      <w:r>
-        <w:t>产品建议以「待验证假设」呈现，每条包含预期效果、验证办法与可衡量指标，并可回到具体洞察与证据；在实验验证前不作为正式结论。</w:t>
+        <w:t>参考文献</w:t>
       </w:r>
     </w:p>
     <w:p>
       <w:pPr>
-        <w:pStyle w:val="Heading1"/>
+        <w:ind w:left="397" w:hanging="397"/>
       </w:pPr>
       <w:r>
-        <w:t>9. 方法范围</w:t>
-      </w:r>
-    </w:p>
-    <w:p>
-      <w:r>
-        <w:t>离线规则基线提案由关键词规则依据编码手册生成，不是人工或模型语义复核；</w:t>
-      </w:r>
-    </w:p>
-    <w:p>
-      <w:r>
-        <w:t>草稿洞察与产品假设尚未成为正式结论；</w:t>
-      </w:r>
-    </w:p>
-    <w:p>
-      <w:r>
-        <w:t>原始来源链接不在展示页与公开数据副本中提供，内部来源字段不进入发布合并范围；</w:t>
-      </w:r>
-    </w:p>
-    <w:p>
-      <w:r>
-        <w:t>两条极短证据来源不确定，仍待人工确认；产品假设仍需实验验证。</w:t>
+        <w:rPr>
+          <w:rFonts w:ascii="Microsoft YaHei" w:hAnsi="Microsoft YaHei" w:eastAsia="Microsoft YaHei"/>
+          <w:b w:val="0"/>
+          <w:color w:val="1F2F3D"/>
+          <w:sz w:val="18"/>
+        </w:rPr>
+        <w:t>Braun, V., &amp; Clarke, V. (2006). Using thematic analysis in psychology. Qualitative Research in Psychology, 3(2), 77–101.</w:t>
       </w:r>
     </w:p>
     <w:p>
       <w:pPr>
-        <w:pStyle w:val="Heading1"/>
+        <w:ind w:left="397" w:hanging="397"/>
       </w:pPr>
       <w:r>
-        <w:t>10. 文件与运行入口</w:t>
+        <w:rPr>
+          <w:rFonts w:ascii="Microsoft YaHei" w:hAnsi="Microsoft YaHei" w:eastAsia="Microsoft YaHei"/>
+          <w:b w:val="0"/>
+          <w:color w:val="1F2F3D"/>
+          <w:sz w:val="18"/>
+        </w:rPr>
+        <w:t>Colquitt, J. A. (2001). On the dimensionality of organizational justice. Journal of Applied Psychology, 86(3), 386–400.</w:t>
       </w:r>
     </w:p>
     <w:p>
+      <w:pPr>
+        <w:ind w:left="397" w:hanging="397"/>
+      </w:pPr>
       <w:r>
-        <w:t>README：仓库根目录；离线 Demo：demo/；评测方法：docs/evaluation/；编码手册：docs/methodology/；</w:t>
+        <w:rPr>
+          <w:rFonts w:ascii="Microsoft YaHei" w:hAnsi="Microsoft YaHei" w:eastAsia="Microsoft YaHei"/>
+          <w:b w:val="0"/>
+          <w:color w:val="1F2F3D"/>
+          <w:sz w:val="18"/>
+        </w:rPr>
+        <w:t>Deci, E. L., &amp; Ryan, R. M. (2000). The “what” and “why” of goal pursuits. Psychological Inquiry, 11(4), 227–268.</w:t>
       </w:r>
     </w:p>
     <w:p>
+      <w:pPr>
+        <w:ind w:left="397" w:hanging="397"/>
+      </w:pPr>
       <w:r>
-        <w:t>采集与分析流程：pipeline/README.md；公开分析数据：data/public/。</w:t>
+        <w:rPr>
+          <w:rFonts w:ascii="Microsoft YaHei" w:hAnsi="Microsoft YaHei" w:eastAsia="Microsoft YaHei"/>
+          <w:b w:val="0"/>
+          <w:color w:val="1F2F3D"/>
+          <w:sz w:val="18"/>
+        </w:rPr>
+        <w:t>Krippendorff, K. (2018). Content Analysis: An Introduction to Its Methodology (4th ed.). SAGE.</w:t>
       </w:r>
     </w:p>
-    <w:p/>
     <w:p>
+      <w:pPr>
+        <w:ind w:left="397" w:hanging="397"/>
+      </w:pPr>
       <w:r>
         <w:rPr>
+          <w:rFonts w:ascii="Microsoft YaHei" w:hAnsi="Microsoft YaHei" w:eastAsia="Microsoft YaHei"/>
+          <w:b w:val="0"/>
+          <w:color w:val="1F2F3D"/>
           <w:sz w:val="18"/>
+        </w:rPr>
+        <w:t>Mayer, R. C., Davis, J. H., &amp; Schoorman, F. D. (1995). An integrative model of organizational trust. Academy of Management Review, 20(3), 709–734.</w:t>
+      </w:r>
+    </w:p>
+    <w:p>
+      <w:pPr>
+        <w:ind w:left="397" w:hanging="397"/>
+      </w:pPr>
+      <w:r>
+        <w:rPr>
+          <w:rFonts w:ascii="Microsoft YaHei" w:hAnsi="Microsoft YaHei" w:eastAsia="Microsoft YaHei"/>
+          <w:b w:val="0"/>
+          <w:color w:val="1F2F3D"/>
+          <w:sz w:val="18"/>
+        </w:rPr>
+        <w:t>McMillan, D. W., &amp; Chavis, D. M. (1986). Sense of community: A definition and theory. Journal of Community Psychology, 14(1), 6–23.</w:t>
+      </w:r>
+    </w:p>
+    <w:p>
+      <w:pPr>
+        <w:spacing w:before="440"/>
+        <w:jc w:val="center"/>
+      </w:pPr>
+      <w:r>
+        <w:rPr>
+          <w:rFonts w:ascii="Microsoft YaHei" w:hAnsi="Microsoft YaHei" w:eastAsia="Microsoft YaHei"/>
+          <w:b w:val="0"/>
+          <w:color w:val="5B6C78"/>
+          <w:sz w:val="17"/>
         </w:rPr>
         <w:t>Copyright © 2026 Sherlock0717. All rights reserved.</w:t>
       </w:r>
     </w:p>
     <w:sectPr>
+      <w:headerReference w:type="default" r:id="rId9"/>
+      <w:footerReference w:type="default" r:id="rId10"/>
       <w:pgSz w:w="12240" w:h="15840"/>
-      <w:pgMar w:top="1440" w:right="1800" w:bottom="1440" w:left="1800" w:header="720" w:footer="720" w:gutter="0"/>
+      <w:pgMar w:top="1191" w:right="1276" w:bottom="1077" w:left="1276" w:header="510" w:footer="454" w:gutter="0"/>
       <w:cols w:space="720"/>
       <w:docGrid w:linePitch="360"/>
     </w:sectPr>
   </w:body>
 </w:document>
+</file>
+
+<file path=word/footer1.xml><?xml version="1.0" encoding="utf-8"?>
+<w:ftr xmlns:m="http://schemas.openxmlformats.org/officeDocument/2006/math" xmlns:mc="http://schemas.openxmlformats.org/markup-compatibility/2006" xmlns:mo="http://schemas.microsoft.com/office/mac/office/2008/main" xmlns:mv="urn:schemas-microsoft-com:mac:vml" xmlns:o="urn:schemas-microsoft-com:office:office" xmlns:r="http://schemas.openxmlformats.org/officeDocument/2006/relationships" xmlns:v="urn:schemas-microsoft-com:vml" xmlns:w10="urn:schemas-microsoft-com:office:word" xmlns:w14="http://schemas.microsoft.com/office/word/2010/wordml" xmlns:w="http://schemas.openxmlformats.org/wordprocessingml/2006/main" xmlns:wne="http://schemas.microsoft.com/office/word/2006/wordml" xmlns:wp14="http://schemas.microsoft.com/office/word/2010/wordprocessingDrawing" xmlns:wp="http://schemas.openxmlformats.org/drawingml/2006/wordprocessingDrawing" xmlns:wpc="http://schemas.microsoft.com/office/word/2010/wordprocessingCanvas" xmlns:wpg="http://schemas.microsoft.com/office/word/2010/wordprocessingGroup" xmlns:wpi="http://schemas.microsoft.com/office/word/2010/wordprocessingInk" xmlns:wps="http://schemas.microsoft.com/office/word/2010/wordprocessingShape" mc:Ignorable="w14 wp14">
+  <w:p>
+    <w:pPr>
+      <w:pStyle w:val="Footer"/>
+      <w:jc w:val="center"/>
+    </w:pPr>
+    <w:r>
+      <w:rPr>
+        <w:rFonts w:ascii="Microsoft YaHei" w:hAnsi="Microsoft YaHei" w:eastAsia="Microsoft YaHei"/>
+        <w:b w:val="0"/>
+        <w:color w:val="5B6C78"/>
+        <w:sz w:val="17"/>
+      </w:rPr>
+      <w:t xml:space="preserve">PsyLens  ·  </w:t>
+    </w:r>
+    <w:r>
+      <w:fldChar w:fldCharType="begin"/>
+      <w:instrText xml:space="preserve"> PAGE </w:instrText>
+      <w:fldChar w:fldCharType="end"/>
+    </w:r>
+  </w:p>
+</w:ftr>
+</file>
+
+<file path=word/header1.xml><?xml version="1.0" encoding="utf-8"?>
+<w:hdr xmlns:m="http://schemas.openxmlformats.org/officeDocument/2006/math" xmlns:mc="http://schemas.openxmlformats.org/markup-compatibility/2006" xmlns:mo="http://schemas.microsoft.com/office/mac/office/2008/main" xmlns:mv="urn:schemas-microsoft-com:mac:vml" xmlns:o="urn:schemas-microsoft-com:office:office" xmlns:r="http://schemas.openxmlformats.org/officeDocument/2006/relationships" xmlns:v="urn:schemas-microsoft-com:vml" xmlns:w10="urn:schemas-microsoft-com:office:word" xmlns:w14="http://schemas.microsoft.com/office/word/2010/wordml" xmlns:w="http://schemas.openxmlformats.org/wordprocessingml/2006/main" xmlns:wne="http://schemas.microsoft.com/office/word/2006/wordml" xmlns:wp14="http://schemas.microsoft.com/office/word/2010/wordprocessingDrawing" xmlns:wp="http://schemas.openxmlformats.org/drawingml/2006/wordprocessingDrawing" xmlns:wpc="http://schemas.microsoft.com/office/word/2010/wordprocessingCanvas" xmlns:wpg="http://schemas.microsoft.com/office/word/2010/wordprocessingGroup" xmlns:wpi="http://schemas.microsoft.com/office/word/2010/wordprocessingInk" xmlns:wps="http://schemas.microsoft.com/office/word/2010/wordprocessingShape" mc:Ignorable="w14 wp14">
+  <w:p>
+    <w:pPr>
+      <w:pStyle w:val="Header"/>
+      <w:jc w:val="right"/>
+    </w:pPr>
+    <w:r>
+      <w:rPr>
+        <w:rFonts w:ascii="Microsoft YaHei" w:hAnsi="Microsoft YaHei" w:eastAsia="Microsoft YaHei"/>
+        <w:b w:val="0"/>
+        <w:color w:val="5B6C78"/>
+        <w:sz w:val="17"/>
+      </w:rPr>
+      <w:t>PsyLens｜社区反馈分析与可靠性评测</w:t>
+    </w:r>
+  </w:p>
+</w:hdr>
 </file>
 
 <file path=word/numbering.xml><?xml version="1.0" encoding="utf-8"?>
@@ -592,8 +8032,13 @@
     <w:name w:val="Normal"/>
     <w:qFormat/>
     <w:rsid w:val="00FC693F"/>
+    <w:pPr>
+      <w:spacing w:line="348" w:lineRule="auto" w:after="120"/>
+    </w:pPr>
     <w:rPr>
-      <w:rFonts w:ascii="Calibri" w:hAnsi="Calibri" w:eastAsia="Microsoft YaHei"/>
+      <w:rFonts w:ascii="Microsoft YaHei" w:hAnsi="Microsoft YaHei" w:eastAsia="Microsoft YaHei"/>
+      <w:color w:val="1F2F3D"/>
+      <w:sz w:val="21"/>
     </w:rPr>
   </w:style>
   <w:style w:type="paragraph" w:styleId="Header">
@@ -651,15 +8096,15 @@
     <w:pPr>
       <w:keepNext/>
       <w:keepLines/>
-      <w:spacing w:before="480" w:after="0"/>
+      <w:spacing w:before="360" w:after="140"/>
       <w:outlineLvl w:val="0"/>
     </w:pPr>
     <w:rPr>
-      <w:rFonts w:asciiTheme="majorHAnsi" w:eastAsiaTheme="majorEastAsia" w:hAnsiTheme="majorHAnsi" w:cstheme="majorBidi" w:ascii="Calibri" w:hAnsi="Calibri" w:eastAsia="Microsoft YaHei"/>
+      <w:rFonts w:asciiTheme="majorHAnsi" w:eastAsiaTheme="majorEastAsia" w:hAnsiTheme="majorHAnsi" w:cstheme="majorBidi" w:ascii="Microsoft YaHei" w:hAnsi="Microsoft YaHei" w:eastAsia="Microsoft YaHei"/>
       <w:b/>
       <w:bCs/>
-      <w:color w:val="365F91" w:themeColor="accent1" w:themeShade="BF"/>
-      <w:sz w:val="28"/>
+      <w:color w:val="12304A"/>
+      <w:sz w:val="40"/>
       <w:szCs w:val="28"/>
     </w:rPr>
   </w:style>
@@ -675,15 +8120,15 @@
     <w:pPr>
       <w:keepNext/>
       <w:keepLines/>
-      <w:spacing w:before="200" w:after="0"/>
+      <w:spacing w:before="240" w:after="140"/>
       <w:outlineLvl w:val="1"/>
     </w:pPr>
     <w:rPr>
-      <w:rFonts w:asciiTheme="majorHAnsi" w:eastAsiaTheme="majorEastAsia" w:hAnsiTheme="majorHAnsi" w:cstheme="majorBidi" w:ascii="Calibri" w:hAnsi="Calibri" w:eastAsia="Microsoft YaHei"/>
+      <w:rFonts w:asciiTheme="majorHAnsi" w:eastAsiaTheme="majorEastAsia" w:hAnsiTheme="majorHAnsi" w:cstheme="majorBidi" w:ascii="Microsoft YaHei" w:hAnsi="Microsoft YaHei" w:eastAsia="Microsoft YaHei"/>
       <w:b/>
       <w:bCs/>
-      <w:color w:val="4F81BD" w:themeColor="accent1"/>
-      <w:sz w:val="26"/>
+      <w:color w:val="215B7E"/>
+      <w:sz w:val="30"/>
       <w:szCs w:val="26"/>
     </w:rPr>
   </w:style>
@@ -699,14 +8144,15 @@
     <w:pPr>
       <w:keepNext/>
       <w:keepLines/>
-      <w:spacing w:before="200" w:after="0"/>
+      <w:spacing w:before="240" w:after="140"/>
       <w:outlineLvl w:val="2"/>
     </w:pPr>
     <w:rPr>
-      <w:rFonts w:asciiTheme="majorHAnsi" w:eastAsiaTheme="majorEastAsia" w:hAnsiTheme="majorHAnsi" w:cstheme="majorBidi"/>
+      <w:rFonts w:asciiTheme="majorHAnsi" w:eastAsiaTheme="majorEastAsia" w:hAnsiTheme="majorHAnsi" w:cstheme="majorBidi" w:ascii="Microsoft YaHei" w:hAnsi="Microsoft YaHei" w:eastAsia="Microsoft YaHei"/>
       <w:b/>
       <w:bCs/>
-      <w:color w:val="4F81BD" w:themeColor="accent1"/>
+      <w:color w:val="215B7E"/>
+      <w:sz w:val="24"/>
     </w:rPr>
   </w:style>
   <w:style w:type="paragraph" w:styleId="Heading4">
@@ -937,18 +8383,20 @@
     <w:qFormat/>
     <w:rsid w:val="00FC693F"/>
     <w:pPr>
+      <w:keepNext/>
       <w:pBdr>
         <w:bottom w:val="single" w:sz="8" w:space="4" w:color="4F81BD" w:themeColor="accent1"/>
       </w:pBdr>
-      <w:spacing w:after="300" w:line="240" w:lineRule="auto"/>
+      <w:spacing w:after="140" w:line="240" w:lineRule="auto" w:before="240"/>
       <w:contextualSpacing/>
     </w:pPr>
     <w:rPr>
-      <w:rFonts w:asciiTheme="majorHAnsi" w:eastAsiaTheme="majorEastAsia" w:hAnsiTheme="majorHAnsi" w:cstheme="majorBidi" w:ascii="Calibri" w:hAnsi="Calibri" w:eastAsia="Microsoft YaHei"/>
-      <w:color w:val="17365D" w:themeColor="text2" w:themeShade="BF"/>
+      <w:rFonts w:asciiTheme="majorHAnsi" w:eastAsiaTheme="majorEastAsia" w:hAnsiTheme="majorHAnsi" w:cstheme="majorBidi" w:ascii="Microsoft YaHei" w:hAnsi="Microsoft YaHei" w:eastAsia="Microsoft YaHei"/>
+      <w:b/>
+      <w:color w:val="12304A"/>
       <w:spacing w:val="5"/>
       <w:kern w:val="28"/>
-      <w:sz w:val="52"/>
+      <w:sz w:val="60"/>
       <w:szCs w:val="52"/>
     </w:rPr>
   </w:style>

--- a/docs/files/PsyLens_project_brief.docx
+++ b/docs/files/PsyLens_project_brief.docx
@@ -7597,21 +7597,6 @@
         <w:t>McMillan, D. W., &amp; Chavis, D. M. (1986). Sense of community: A definition and theory. Journal of Community Psychology, 14(1), 6–23.</w:t>
       </w:r>
     </w:p>
-    <w:p>
-      <w:pPr>
-        <w:spacing w:before="440"/>
-        <w:jc w:val="center"/>
-      </w:pPr>
-      <w:r>
-        <w:rPr>
-          <w:rFonts w:ascii="Microsoft YaHei" w:hAnsi="Microsoft YaHei" w:eastAsia="Microsoft YaHei"/>
-          <w:b w:val="0"/>
-          <w:color w:val="5B6C78"/>
-          <w:sz w:val="17"/>
-        </w:rPr>
-        <w:t>Copyright © 2026 Sherlock0717. All rights reserved.</w:t>
-      </w:r>
-    </w:p>
     <w:sectPr>
       <w:headerReference w:type="default" r:id="rId9"/>
       <w:footerReference w:type="default" r:id="rId10"/>

--- a/docs/files/PsyLens_project_brief.docx
+++ b/docs/files/PsyLens_project_brief.docx
@@ -4,20 +4,172 @@
   <w:body>
     <w:p>
       <w:pPr>
-        <w:pStyle w:val="Title"/>
+        <w:spacing w:before="1200"/>
       </w:pPr>
       <w:r>
-        <w:t>PsyLens 项目说明</w:t>
+        <w:rPr>
+          <w:rFonts w:ascii="Microsoft YaHei" w:hAnsi="Microsoft YaHei" w:eastAsia="Microsoft YaHei"/>
+          <w:b/>
+          <w:color w:val="2176A3"/>
+          <w:sz w:val="26"/>
+        </w:rPr>
+        <w:t>PSYLENS</w:t>
+      </w:r>
+    </w:p>
+    <w:p>
+      <w:pPr>
+        <w:spacing w:before="680" w:after="240"/>
+      </w:pPr>
+      <w:r>
+        <w:rPr>
+          <w:rFonts w:ascii="Microsoft YaHei" w:hAnsi="Microsoft YaHei" w:eastAsia="Microsoft YaHei"/>
+          <w:b/>
+          <w:color w:val="12304A"/>
+          <w:sz w:val="62"/>
+        </w:rPr>
+        <w:t>社区反馈分析与</w:t>
+        <w:br/>
+        <w:t>可靠性评测</w:t>
+      </w:r>
+    </w:p>
+    <w:p>
+      <w:pPr>
+        <w:spacing w:after="500"/>
+      </w:pPr>
+      <w:r>
+        <w:rPr>
+          <w:rFonts w:ascii="Microsoft YaHei" w:hAnsi="Microsoft YaHei" w:eastAsia="Microsoft YaHei"/>
+          <w:b w:val="0"/>
+          <w:color w:val="2176A3"/>
+          <w:sz w:val="30"/>
+        </w:rPr>
+        <w:t>海克斯大乱斗多平台案例｜公开发布版项目说明</w:t>
+      </w:r>
+    </w:p>
+    <w:tbl>
+      <w:tblPr>
+        <w:tblW w:type="auto" w:w="0"/>
+        <w:tblLook w:firstColumn="1" w:firstRow="1" w:lastColumn="0" w:lastRow="0" w:noHBand="0" w:noVBand="1" w:val="04A0"/>
+      </w:tblPr>
+      <w:tblGrid>
+        <w:gridCol w:w="9688"/>
+      </w:tblGrid>
+      <w:tr>
+        <w:tc>
+          <w:tcPr>
+            <w:tcW w:type="dxa" w:w="9688"/>
+            <w:shd w:fill="EDF5F9"/>
+            <w:tcBorders>
+              <w:top w:val="single" w:sz="10" w:color="2176A3"/>
+              <w:left w:val="single" w:sz="10" w:color="2176A3"/>
+              <w:bottom w:val="single" w:sz="10" w:color="2176A3"/>
+              <w:right w:val="single" w:sz="10" w:color="2176A3"/>
+            </w:tcBorders>
+          </w:tcPr>
+          <w:p>
+            <w:pPr>
+              <w:spacing w:before="160" w:after="160"/>
+            </w:pPr>
+            <w:r>
+              <w:rPr>
+                <w:rFonts w:ascii="Microsoft YaHei" w:hAnsi="Microsoft YaHei" w:eastAsia="Microsoft YaHei"/>
+                <w:b/>
+                <w:color w:val="124969"/>
+                <w:sz w:val="23"/>
+              </w:rPr>
+              <w:t>360 条公开样本  ·  927 条证据单元  ·  三个平台等额抽样  ·  文本回溯率 100%</w:t>
+            </w:r>
+          </w:p>
+        </w:tc>
+      </w:tr>
+    </w:tbl>
+    <w:p/>
+    <w:p>
+      <w:pPr>
+        <w:spacing w:after="140"/>
+      </w:pPr>
+      <w:r>
+        <w:rPr>
+          <w:rFonts w:ascii="Microsoft YaHei" w:hAnsi="Microsoft YaHei" w:eastAsia="Microsoft YaHei"/>
+          <w:b/>
+          <w:color w:val="5B6C78"/>
+          <w:sz w:val="20"/>
+        </w:rPr>
+        <w:t xml:space="preserve">项目定位  </w:t>
+      </w:r>
+      <w:r>
+        <w:rPr>
+          <w:rFonts w:ascii="Microsoft YaHei" w:hAnsi="Microsoft YaHei" w:eastAsia="Microsoft YaHei"/>
+          <w:b w:val="0"/>
+          <w:color w:val="1F2F3D"/>
+          <w:sz w:val="21"/>
+        </w:rPr>
+        <w:t>心理学启发的社区反馈编码、分析与可靠性评测</w:t>
+      </w:r>
+    </w:p>
+    <w:p>
+      <w:pPr>
+        <w:spacing w:after="140"/>
+      </w:pPr>
+      <w:r>
+        <w:rPr>
+          <w:rFonts w:ascii="Microsoft YaHei" w:hAnsi="Microsoft YaHei" w:eastAsia="Microsoft YaHei"/>
+          <w:b/>
+          <w:color w:val="5B6C78"/>
+          <w:sz w:val="20"/>
+        </w:rPr>
+        <w:t xml:space="preserve">公开产物  </w:t>
+      </w:r>
+      <w:r>
+        <w:rPr>
+          <w:rFonts w:ascii="Microsoft YaHei" w:hAnsi="Microsoft YaHei" w:eastAsia="Microsoft YaHei"/>
+          <w:b w:val="0"/>
+          <w:color w:val="1F2F3D"/>
+          <w:sz w:val="21"/>
+        </w:rPr>
+        <w:t>脱敏数据、编码手册、分析页面、离线 Demo 与复现脚本</w:t>
+      </w:r>
+    </w:p>
+    <w:p>
+      <w:pPr>
+        <w:spacing w:after="140"/>
+      </w:pPr>
+      <w:r>
+        <w:rPr>
+          <w:rFonts w:ascii="Microsoft YaHei" w:hAnsi="Microsoft YaHei" w:eastAsia="Microsoft YaHei"/>
+          <w:b/>
+          <w:color w:val="5B6C78"/>
+          <w:sz w:val="20"/>
+        </w:rPr>
+        <w:t xml:space="preserve">版本日期  </w:t>
+      </w:r>
+      <w:r>
+        <w:rPr>
+          <w:rFonts w:ascii="Microsoft YaHei" w:hAnsi="Microsoft YaHei" w:eastAsia="Microsoft YaHei"/>
+          <w:b w:val="0"/>
+          <w:color w:val="1F2F3D"/>
+          <w:sz w:val="21"/>
+        </w:rPr>
+        <w:t>2026 年 7 月</w:t>
+      </w:r>
+    </w:p>
+    <w:p>
+      <w:pPr>
+        <w:spacing w:before="2200"/>
+      </w:pPr>
+      <w:r>
+        <w:rPr>
+          <w:rFonts w:ascii="Microsoft YaHei" w:hAnsi="Microsoft YaHei" w:eastAsia="Microsoft YaHei"/>
+          <w:b w:val="0"/>
+          <w:color w:val="5B6C78"/>
+          <w:sz w:val="17"/>
+        </w:rPr>
+        <w:t>Copyright © 2026 Sherlock0717. All rights reserved.</w:t>
       </w:r>
     </w:p>
     <w:p>
       <w:r>
-        <w:t>社区反馈分析与可靠性评测</w:t>
-      </w:r>
-    </w:p>
-    <w:p>
-      <w:r>
-        <w:t>Copyright © 2026 Sherlock0717. All rights reserved.</w:t>
+        <w:br w:type="page"/>
       </w:r>
     </w:p>
     <w:p>
@@ -25,17 +177,661 @@
         <w:pStyle w:val="Heading1"/>
       </w:pPr>
       <w:r>
-        <w:t>1. 项目概述</w:t>
+        <w:t>执行摘要</w:t>
       </w:r>
     </w:p>
     <w:p>
+      <w:pPr>
+        <w:widowControl/>
+      </w:pPr>
       <w:r>
-        <w:t>PsyLens 把公开社区反馈整理成可回溯的证据，并评估从编码到产品假设的每一步是否可靠。</w:t>
+        <w:rPr>
+          <w:rFonts w:ascii="Microsoft YaHei" w:hAnsi="Microsoft YaHei" w:eastAsia="Microsoft YaHei"/>
+          <w:b w:val="0"/>
+          <w:color w:val="1F2F3D"/>
+          <w:sz w:val="21"/>
+        </w:rPr>
+        <w:t>PsyLens 将社区公开讨论整理成可回溯的证据单元，并用表层话题与体验机制两套编码描述问题位置和玩家体验方向。当前案例覆盖 NGA、贴吧与 B 站，每个平台等额保留 120 条样本。</w:t>
       </w:r>
     </w:p>
     <w:p>
+      <w:pPr>
+        <w:widowControl/>
+      </w:pPr>
       <w:r>
-        <w:t>它偏向一个可核查的评测型分析案例：不仅给出分析结论，更提供样本、证据、编码、洞察、产品假设的完整链路与可靠性指标，并提供默认离线、不联网、不调用真实模型的可运行 Demo。</w:t>
+        <w:rPr>
+          <w:rFonts w:ascii="Microsoft YaHei" w:hAnsi="Microsoft YaHei" w:eastAsia="Microsoft YaHei"/>
+          <w:b w:val="0"/>
+          <w:color w:val="1F2F3D"/>
+          <w:sz w:val="21"/>
+        </w:rPr>
+        <w:t>公开数据包含 360 条样本和 927 条证据，平均每条样本切出 2.575 条证据。样本 ID、证据 ID、父样本关联、平台字段与文本定位检查均通过；公开文件未检出 URL，规范化后未发现文本重复组。</w:t>
+      </w:r>
+    </w:p>
+    <w:tbl>
+      <w:tblPr>
+        <w:tblStyle w:val="TableGrid"/>
+        <w:tblW w:type="auto" w:w="0"/>
+        <w:jc w:val="center"/>
+        <w:tblLayout w:type="fixed"/>
+        <w:tblLook w:firstColumn="1" w:firstRow="1" w:lastColumn="0" w:lastRow="0" w:noHBand="0" w:noVBand="1" w:val="04A0"/>
+      </w:tblPr>
+      <w:tblGrid>
+        <w:gridCol w:w="3229"/>
+        <w:gridCol w:w="3229"/>
+        <w:gridCol w:w="3229"/>
+      </w:tblGrid>
+      <w:tr>
+        <w:trPr>
+          <w:cantSplit/>
+          <w:tblHeader w:val="true"/>
+        </w:trPr>
+        <w:tc>
+          <w:tcPr>
+            <w:tcW w:type="dxa" w:w="2268"/>
+            <w:shd w:fill="12304A"/>
+            <w:vAlign w:val="center"/>
+          </w:tcPr>
+          <w:p>
+            <w:pPr>
+              <w:jc w:val="center"/>
+            </w:pPr>
+            <w:r>
+              <w:rPr>
+                <w:rFonts w:ascii="Microsoft YaHei" w:hAnsi="Microsoft YaHei" w:eastAsia="Microsoft YaHei"/>
+                <w:b/>
+                <w:color w:val="FFFFFF"/>
+                <w:sz w:val="18"/>
+              </w:rPr>
+              <w:t>指标</w:t>
+            </w:r>
+          </w:p>
+        </w:tc>
+        <w:tc>
+          <w:tcPr>
+            <w:tcW w:type="dxa" w:w="1701"/>
+            <w:shd w:fill="12304A"/>
+            <w:vAlign w:val="center"/>
+          </w:tcPr>
+          <w:p>
+            <w:pPr>
+              <w:jc w:val="center"/>
+            </w:pPr>
+            <w:r>
+              <w:rPr>
+                <w:rFonts w:ascii="Microsoft YaHei" w:hAnsi="Microsoft YaHei" w:eastAsia="Microsoft YaHei"/>
+                <w:b/>
+                <w:color w:val="FFFFFF"/>
+                <w:sz w:val="18"/>
+              </w:rPr>
+              <w:t>当前值</w:t>
+            </w:r>
+          </w:p>
+        </w:tc>
+        <w:tc>
+          <w:tcPr>
+            <w:tcW w:type="dxa" w:w="4819"/>
+            <w:shd w:fill="12304A"/>
+            <w:vAlign w:val="center"/>
+          </w:tcPr>
+          <w:p>
+            <w:pPr>
+              <w:jc w:val="center"/>
+            </w:pPr>
+            <w:r>
+              <w:rPr>
+                <w:rFonts w:ascii="Microsoft YaHei" w:hAnsi="Microsoft YaHei" w:eastAsia="Microsoft YaHei"/>
+                <w:b/>
+                <w:color w:val="FFFFFF"/>
+                <w:sz w:val="18"/>
+              </w:rPr>
+              <w:t>说明</w:t>
+            </w:r>
+          </w:p>
+        </w:tc>
+      </w:tr>
+      <w:tr>
+        <w:trPr>
+          <w:cantSplit/>
+        </w:trPr>
+        <w:tc>
+          <w:tcPr>
+            <w:tcW w:type="dxa" w:w="2268"/>
+            <w:shd w:fill="FFFFFF"/>
+            <w:vAlign w:val="center"/>
+          </w:tcPr>
+          <w:p>
+            <w:pPr>
+              <w:spacing w:after="0"/>
+            </w:pPr>
+            <w:r>
+              <w:rPr>
+                <w:rFonts w:ascii="Microsoft YaHei" w:hAnsi="Microsoft YaHei" w:eastAsia="Microsoft YaHei"/>
+                <w:b w:val="0"/>
+                <w:color w:val="1F2F3D"/>
+                <w:sz w:val="18"/>
+              </w:rPr>
+              <w:t>样本</w:t>
+            </w:r>
+          </w:p>
+        </w:tc>
+        <w:tc>
+          <w:tcPr>
+            <w:tcW w:type="dxa" w:w="1701"/>
+            <w:shd w:fill="FFFFFF"/>
+            <w:vAlign w:val="center"/>
+          </w:tcPr>
+          <w:p>
+            <w:pPr>
+              <w:spacing w:after="0"/>
+            </w:pPr>
+            <w:r>
+              <w:rPr>
+                <w:rFonts w:ascii="Microsoft YaHei" w:hAnsi="Microsoft YaHei" w:eastAsia="Microsoft YaHei"/>
+                <w:b w:val="0"/>
+                <w:color w:val="1F2F3D"/>
+                <w:sz w:val="18"/>
+              </w:rPr>
+              <w:t>360</w:t>
+            </w:r>
+          </w:p>
+        </w:tc>
+        <w:tc>
+          <w:tcPr>
+            <w:tcW w:type="dxa" w:w="4819"/>
+            <w:shd w:fill="FFFFFF"/>
+            <w:vAlign w:val="center"/>
+          </w:tcPr>
+          <w:p>
+            <w:pPr>
+              <w:spacing w:after="0"/>
+            </w:pPr>
+            <w:r>
+              <w:rPr>
+                <w:rFonts w:ascii="Microsoft YaHei" w:hAnsi="Microsoft YaHei" w:eastAsia="Microsoft YaHei"/>
+                <w:b w:val="0"/>
+                <w:color w:val="1F2F3D"/>
+                <w:sz w:val="18"/>
+              </w:rPr>
+              <w:t>三个平台各 120 条</w:t>
+            </w:r>
+          </w:p>
+        </w:tc>
+      </w:tr>
+      <w:tr>
+        <w:trPr>
+          <w:cantSplit/>
+        </w:trPr>
+        <w:tc>
+          <w:tcPr>
+            <w:tcW w:type="dxa" w:w="2268"/>
+            <w:shd w:fill="F2F4F6"/>
+            <w:vAlign w:val="center"/>
+          </w:tcPr>
+          <w:p>
+            <w:pPr>
+              <w:spacing w:after="0"/>
+            </w:pPr>
+            <w:r>
+              <w:rPr>
+                <w:rFonts w:ascii="Microsoft YaHei" w:hAnsi="Microsoft YaHei" w:eastAsia="Microsoft YaHei"/>
+                <w:b w:val="0"/>
+                <w:color w:val="1F2F3D"/>
+                <w:sz w:val="18"/>
+              </w:rPr>
+              <w:t>证据</w:t>
+            </w:r>
+          </w:p>
+        </w:tc>
+        <w:tc>
+          <w:tcPr>
+            <w:tcW w:type="dxa" w:w="1701"/>
+            <w:shd w:fill="F2F4F6"/>
+            <w:vAlign w:val="center"/>
+          </w:tcPr>
+          <w:p>
+            <w:pPr>
+              <w:spacing w:after="0"/>
+            </w:pPr>
+            <w:r>
+              <w:rPr>
+                <w:rFonts w:ascii="Microsoft YaHei" w:hAnsi="Microsoft YaHei" w:eastAsia="Microsoft YaHei"/>
+                <w:b w:val="0"/>
+                <w:color w:val="1F2F3D"/>
+                <w:sz w:val="18"/>
+              </w:rPr>
+              <w:t>927</w:t>
+            </w:r>
+          </w:p>
+        </w:tc>
+        <w:tc>
+          <w:tcPr>
+            <w:tcW w:type="dxa" w:w="4819"/>
+            <w:shd w:fill="F2F4F6"/>
+            <w:vAlign w:val="center"/>
+          </w:tcPr>
+          <w:p>
+            <w:pPr>
+              <w:spacing w:after="0"/>
+            </w:pPr>
+            <w:r>
+              <w:rPr>
+                <w:rFonts w:ascii="Microsoft YaHei" w:hAnsi="Microsoft YaHei" w:eastAsia="Microsoft YaHei"/>
+                <w:b w:val="0"/>
+                <w:color w:val="1F2F3D"/>
+                <w:sz w:val="18"/>
+              </w:rPr>
+              <w:t>平均 2.575 条 / 样本</w:t>
+            </w:r>
+          </w:p>
+        </w:tc>
+      </w:tr>
+      <w:tr>
+        <w:trPr>
+          <w:cantSplit/>
+        </w:trPr>
+        <w:tc>
+          <w:tcPr>
+            <w:tcW w:type="dxa" w:w="2268"/>
+            <w:shd w:fill="FFFFFF"/>
+            <w:vAlign w:val="center"/>
+          </w:tcPr>
+          <w:p>
+            <w:pPr>
+              <w:spacing w:after="0"/>
+            </w:pPr>
+            <w:r>
+              <w:rPr>
+                <w:rFonts w:ascii="Microsoft YaHei" w:hAnsi="Microsoft YaHei" w:eastAsia="Microsoft YaHei"/>
+                <w:b w:val="0"/>
+                <w:color w:val="1F2F3D"/>
+                <w:sz w:val="18"/>
+              </w:rPr>
+              <w:t>具体话题</w:t>
+            </w:r>
+          </w:p>
+        </w:tc>
+        <w:tc>
+          <w:tcPr>
+            <w:tcW w:type="dxa" w:w="1701"/>
+            <w:shd w:fill="FFFFFF"/>
+            <w:vAlign w:val="center"/>
+          </w:tcPr>
+          <w:p>
+            <w:pPr>
+              <w:spacing w:after="0"/>
+            </w:pPr>
+            <w:r>
+              <w:rPr>
+                <w:rFonts w:ascii="Microsoft YaHei" w:hAnsi="Microsoft YaHei" w:eastAsia="Microsoft YaHei"/>
+                <w:b w:val="0"/>
+                <w:color w:val="1F2F3D"/>
+                <w:sz w:val="18"/>
+              </w:rPr>
+              <w:t>441</w:t>
+            </w:r>
+          </w:p>
+        </w:tc>
+        <w:tc>
+          <w:tcPr>
+            <w:tcW w:type="dxa" w:w="4819"/>
+            <w:shd w:fill="FFFFFF"/>
+            <w:vAlign w:val="center"/>
+          </w:tcPr>
+          <w:p>
+            <w:pPr>
+              <w:spacing w:after="0"/>
+            </w:pPr>
+            <w:r>
+              <w:rPr>
+                <w:rFonts w:ascii="Microsoft YaHei" w:hAnsi="Microsoft YaHei" w:eastAsia="Microsoft YaHei"/>
+                <w:b w:val="0"/>
+                <w:color w:val="1F2F3D"/>
+                <w:sz w:val="18"/>
+              </w:rPr>
+              <w:t>平衡与数值占 61.2%</w:t>
+            </w:r>
+          </w:p>
+        </w:tc>
+      </w:tr>
+      <w:tr>
+        <w:trPr>
+          <w:cantSplit/>
+        </w:trPr>
+        <w:tc>
+          <w:tcPr>
+            <w:tcW w:type="dxa" w:w="2268"/>
+            <w:shd w:fill="F2F4F6"/>
+            <w:vAlign w:val="center"/>
+          </w:tcPr>
+          <w:p>
+            <w:pPr>
+              <w:spacing w:after="0"/>
+            </w:pPr>
+            <w:r>
+              <w:rPr>
+                <w:rFonts w:ascii="Microsoft YaHei" w:hAnsi="Microsoft YaHei" w:eastAsia="Microsoft YaHei"/>
+                <w:b w:val="0"/>
+                <w:color w:val="1F2F3D"/>
+                <w:sz w:val="18"/>
+              </w:rPr>
+              <w:t>已分配机制</w:t>
+            </w:r>
+          </w:p>
+        </w:tc>
+        <w:tc>
+          <w:tcPr>
+            <w:tcW w:type="dxa" w:w="1701"/>
+            <w:shd w:fill="F2F4F6"/>
+            <w:vAlign w:val="center"/>
+          </w:tcPr>
+          <w:p>
+            <w:pPr>
+              <w:spacing w:after="0"/>
+            </w:pPr>
+            <w:r>
+              <w:rPr>
+                <w:rFonts w:ascii="Microsoft YaHei" w:hAnsi="Microsoft YaHei" w:eastAsia="Microsoft YaHei"/>
+                <w:b w:val="0"/>
+                <w:color w:val="1F2F3D"/>
+                <w:sz w:val="18"/>
+              </w:rPr>
+              <w:t>441</w:t>
+            </w:r>
+          </w:p>
+        </w:tc>
+        <w:tc>
+          <w:tcPr>
+            <w:tcW w:type="dxa" w:w="4819"/>
+            <w:shd w:fill="F2F4F6"/>
+            <w:vAlign w:val="center"/>
+          </w:tcPr>
+          <w:p>
+            <w:pPr>
+              <w:spacing w:after="0"/>
+            </w:pPr>
+            <w:r>
+              <w:rPr>
+                <w:rFonts w:ascii="Microsoft YaHei" w:hAnsi="Microsoft YaHei" w:eastAsia="Microsoft YaHei"/>
+                <w:b w:val="0"/>
+                <w:color w:val="1F2F3D"/>
+                <w:sz w:val="18"/>
+              </w:rPr>
+              <w:t>胜任受挫占 69.8%</w:t>
+            </w:r>
+          </w:p>
+        </w:tc>
+      </w:tr>
+      <w:tr>
+        <w:trPr>
+          <w:cantSplit/>
+        </w:trPr>
+        <w:tc>
+          <w:tcPr>
+            <w:tcW w:type="dxa" w:w="2268"/>
+            <w:shd w:fill="FFFFFF"/>
+            <w:vAlign w:val="center"/>
+          </w:tcPr>
+          <w:p>
+            <w:pPr>
+              <w:spacing w:after="0"/>
+            </w:pPr>
+            <w:r>
+              <w:rPr>
+                <w:rFonts w:ascii="Microsoft YaHei" w:hAnsi="Microsoft YaHei" w:eastAsia="Microsoft YaHei"/>
+                <w:b w:val="0"/>
+                <w:color w:val="1F2F3D"/>
+                <w:sz w:val="18"/>
+              </w:rPr>
+              <w:t>机制不确定</w:t>
+            </w:r>
+          </w:p>
+        </w:tc>
+        <w:tc>
+          <w:tcPr>
+            <w:tcW w:type="dxa" w:w="1701"/>
+            <w:shd w:fill="FFFFFF"/>
+            <w:vAlign w:val="center"/>
+          </w:tcPr>
+          <w:p>
+            <w:pPr>
+              <w:spacing w:after="0"/>
+            </w:pPr>
+            <w:r>
+              <w:rPr>
+                <w:rFonts w:ascii="Microsoft YaHei" w:hAnsi="Microsoft YaHei" w:eastAsia="Microsoft YaHei"/>
+                <w:b w:val="0"/>
+                <w:color w:val="1F2F3D"/>
+                <w:sz w:val="18"/>
+              </w:rPr>
+              <w:t>486</w:t>
+            </w:r>
+          </w:p>
+        </w:tc>
+        <w:tc>
+          <w:tcPr>
+            <w:tcW w:type="dxa" w:w="4819"/>
+            <w:shd w:fill="FFFFFF"/>
+            <w:vAlign w:val="center"/>
+          </w:tcPr>
+          <w:p>
+            <w:pPr>
+              <w:spacing w:after="0"/>
+            </w:pPr>
+            <w:r>
+              <w:rPr>
+                <w:rFonts w:ascii="Microsoft YaHei" w:hAnsi="Microsoft YaHei" w:eastAsia="Microsoft YaHei"/>
+                <w:b w:val="0"/>
+                <w:color w:val="1F2F3D"/>
+                <w:sz w:val="18"/>
+              </w:rPr>
+              <w:t>占全部证据 52.4%</w:t>
+            </w:r>
+          </w:p>
+        </w:tc>
+      </w:tr>
+      <w:tr>
+        <w:trPr>
+          <w:cantSplit/>
+        </w:trPr>
+        <w:tc>
+          <w:tcPr>
+            <w:tcW w:type="dxa" w:w="2268"/>
+            <w:shd w:fill="F2F4F6"/>
+            <w:vAlign w:val="center"/>
+          </w:tcPr>
+          <w:p>
+            <w:pPr>
+              <w:spacing w:after="0"/>
+            </w:pPr>
+            <w:r>
+              <w:rPr>
+                <w:rFonts w:ascii="Microsoft YaHei" w:hAnsi="Microsoft YaHei" w:eastAsia="Microsoft YaHei"/>
+                <w:b w:val="0"/>
+                <w:color w:val="1F2F3D"/>
+                <w:sz w:val="18"/>
+              </w:rPr>
+              <w:t>结构回溯</w:t>
+            </w:r>
+          </w:p>
+        </w:tc>
+        <w:tc>
+          <w:tcPr>
+            <w:tcW w:type="dxa" w:w="1701"/>
+            <w:shd w:fill="F2F4F6"/>
+            <w:vAlign w:val="center"/>
+          </w:tcPr>
+          <w:p>
+            <w:pPr>
+              <w:spacing w:after="0"/>
+            </w:pPr>
+            <w:r>
+              <w:rPr>
+                <w:rFonts w:ascii="Microsoft YaHei" w:hAnsi="Microsoft YaHei" w:eastAsia="Microsoft YaHei"/>
+                <w:b w:val="0"/>
+                <w:color w:val="1F2F3D"/>
+                <w:sz w:val="18"/>
+              </w:rPr>
+              <w:t>100%</w:t>
+            </w:r>
+          </w:p>
+        </w:tc>
+        <w:tc>
+          <w:tcPr>
+            <w:tcW w:type="dxa" w:w="4819"/>
+            <w:shd w:fill="F2F4F6"/>
+            <w:vAlign w:val="center"/>
+          </w:tcPr>
+          <w:p>
+            <w:pPr>
+              <w:spacing w:after="0"/>
+            </w:pPr>
+            <w:r>
+              <w:rPr>
+                <w:rFonts w:ascii="Microsoft YaHei" w:hAnsi="Microsoft YaHei" w:eastAsia="Microsoft YaHei"/>
+                <w:b w:val="0"/>
+                <w:color w:val="1F2F3D"/>
+                <w:sz w:val="18"/>
+              </w:rPr>
+              <w:t>孤立证据 0，平台错配 0</w:t>
+            </w:r>
+          </w:p>
+        </w:tc>
+      </w:tr>
+    </w:tbl>
+    <w:p>
+      <w:pPr>
+        <w:spacing w:after="0"/>
+      </w:pPr>
+    </w:p>
+    <w:tbl>
+      <w:tblPr>
+        <w:tblW w:type="auto" w:w="0"/>
+        <w:tblLook w:firstColumn="1" w:firstRow="1" w:lastColumn="0" w:lastRow="0" w:noHBand="0" w:noVBand="1" w:val="04A0"/>
+      </w:tblPr>
+      <w:tblGrid>
+        <w:gridCol w:w="9688"/>
+      </w:tblGrid>
+      <w:tr>
+        <w:tc>
+          <w:tcPr>
+            <w:tcW w:type="dxa" w:w="9688"/>
+            <w:shd w:fill="EDF5F9"/>
+            <w:tcBorders>
+              <w:top w:val="single" w:sz="7" w:color="2176A3"/>
+              <w:left w:val="single" w:sz="7" w:color="2176A3"/>
+              <w:bottom w:val="single" w:sz="7" w:color="2176A3"/>
+              <w:right w:val="single" w:sz="7" w:color="2176A3"/>
+            </w:tcBorders>
+          </w:tcPr>
+          <w:p>
+            <w:r>
+              <w:rPr>
+                <w:rFonts w:ascii="Microsoft YaHei" w:hAnsi="Microsoft YaHei" w:eastAsia="Microsoft YaHei"/>
+                <w:b/>
+                <w:color w:val="2176A3"/>
+                <w:sz w:val="21"/>
+              </w:rPr>
+              <w:t>核心判断</w:t>
+              <w:br/>
+            </w:r>
+            <w:r>
+              <w:rPr>
+                <w:rFonts w:ascii="Microsoft YaHei" w:hAnsi="Microsoft YaHei" w:eastAsia="Microsoft YaHei"/>
+                <w:b w:val="0"/>
+                <w:color w:val="1F2F3D"/>
+                <w:sz w:val="20"/>
+              </w:rPr>
+              <w:t>主要具体话题集中在平衡与数值，主要已分配体验机制集中在胜任受挫；匹配与对局分配构成第二大具体话题。机制不确定率较高，后续重点应放在上下文补充、标签边界和双人复编码。</w:t>
+            </w:r>
+          </w:p>
+        </w:tc>
+      </w:tr>
+    </w:tbl>
+    <w:p>
+      <w:pPr>
+        <w:spacing w:after="0"/>
+      </w:pPr>
+    </w:p>
+    <w:p>
+      <w:pPr>
+        <w:pStyle w:val="Heading1"/>
+      </w:pPr>
+      <w:r>
+        <w:t>1. 项目问题与交付目标</w:t>
+      </w:r>
+    </w:p>
+    <w:p>
+      <w:pPr>
+        <w:widowControl/>
+      </w:pPr>
+      <w:r>
+        <w:rPr>
+          <w:rFonts w:ascii="Microsoft YaHei" w:hAnsi="Microsoft YaHei" w:eastAsia="Microsoft YaHei"/>
+          <w:b w:val="0"/>
+          <w:color w:val="1F2F3D"/>
+          <w:sz w:val="21"/>
+        </w:rPr>
+        <w:t>社区反馈具有文本短、情绪强、上下文分散和平台表达习惯不同等特点。单纯统计关键词容易混合不同语境，也难以判断结论能否回到原始表达。项目围绕三个问题组织流程：</w:t>
+      </w:r>
+    </w:p>
+    <w:p>
+      <w:pPr>
+        <w:pStyle w:val="ListNumber"/>
+        <w:spacing w:after="60"/>
+      </w:pPr>
+      <w:r>
+        <w:rPr>
+          <w:rFonts w:ascii="Microsoft YaHei" w:hAnsi="Microsoft YaHei" w:eastAsia="Microsoft YaHei"/>
+          <w:b w:val="0"/>
+          <w:color w:val="1F2F3D"/>
+          <w:sz w:val="21"/>
+        </w:rPr>
+        <w:t>玩家正在集中讨论哪些具体问题？</w:t>
+      </w:r>
+    </w:p>
+    <w:p>
+      <w:pPr>
+        <w:pStyle w:val="ListNumber"/>
+        <w:spacing w:after="60"/>
+      </w:pPr>
+      <w:r>
+        <w:rPr>
+          <w:rFonts w:ascii="Microsoft YaHei" w:hAnsi="Microsoft YaHei" w:eastAsia="Microsoft YaHei"/>
+          <w:b w:val="0"/>
+          <w:color w:val="1F2F3D"/>
+          <w:sz w:val="21"/>
+        </w:rPr>
+        <w:t>这些问题呈现了怎样的体验机制与归因方向？</w:t>
+      </w:r>
+    </w:p>
+    <w:p>
+      <w:pPr>
+        <w:pStyle w:val="ListNumber"/>
+        <w:spacing w:after="60"/>
+      </w:pPr>
+      <w:r>
+        <w:rPr>
+          <w:rFonts w:ascii="Microsoft YaHei" w:hAnsi="Microsoft YaHei" w:eastAsia="Microsoft YaHei"/>
+          <w:b w:val="0"/>
+          <w:color w:val="1F2F3D"/>
+          <w:sz w:val="21"/>
+        </w:rPr>
+        <w:t>从文本到结论的每一步是否可核查、可解释并能够复现？</w:t>
+      </w:r>
+    </w:p>
+    <w:p>
+      <w:pPr>
+        <w:widowControl/>
+      </w:pPr>
+      <w:r>
+        <w:rPr>
+          <w:rFonts w:ascii="Microsoft YaHei" w:hAnsi="Microsoft YaHei" w:eastAsia="Microsoft YaHei"/>
+          <w:b w:val="0"/>
+          <w:color w:val="1F2F3D"/>
+          <w:sz w:val="21"/>
+        </w:rPr>
+        <w:t>交付结果包括公开脱敏样本、证据表、编码手册、心理学框架、分析页面、评测定义、离线 Demo 与本项目说明。</w:t>
       </w:r>
     </w:p>
     <w:p>
@@ -43,22 +839,1060 @@
         <w:pStyle w:val="Heading1"/>
       </w:pPr>
       <w:r>
-        <w:t>2. 当前案例</w:t>
+        <w:t>2. 数据设计与样本结构</w:t>
       </w:r>
     </w:p>
     <w:p>
+      <w:pPr>
+        <w:pStyle w:val="Heading2"/>
+      </w:pPr>
       <w:r>
-        <w:t>整合三个社区平台的公开反馈，共 360 条样本（每平台各 120 条），覆盖 3 个平台。</w:t>
+        <w:t>2.1 平台与抽样</w:t>
       </w:r>
     </w:p>
     <w:p>
+      <w:pPr>
+        <w:widowControl/>
+      </w:pPr>
       <w:r>
-        <w:t>数据分为样本层（一条完整反馈原文）与证据层（从原文切出的可单独判断的证据单元），因此证据数量不等于样本数量。</w:t>
+        <w:rPr>
+          <w:rFonts w:ascii="Microsoft YaHei" w:hAnsi="Microsoft YaHei" w:eastAsia="Microsoft YaHei"/>
+          <w:b w:val="0"/>
+          <w:color w:val="1F2F3D"/>
+          <w:sz w:val="21"/>
+        </w:rPr>
+        <w:t>当前案例使用三个社区平台，每个平台各保留 120 条样本。等额抽样用于确保平台都能进入分析，适合比较表达结构与编码表现；平台样本数不用于推断真实讨论规模。</w:t>
+      </w:r>
+    </w:p>
+    <w:tbl>
+      <w:tblPr>
+        <w:tblStyle w:val="TableGrid"/>
+        <w:tblW w:type="auto" w:w="0"/>
+        <w:jc w:val="center"/>
+        <w:tblLayout w:type="fixed"/>
+        <w:tblLook w:firstColumn="1" w:firstRow="1" w:lastColumn="0" w:lastRow="0" w:noHBand="0" w:noVBand="1" w:val="04A0"/>
+      </w:tblPr>
+      <w:tblGrid>
+        <w:gridCol w:w="2422"/>
+        <w:gridCol w:w="2422"/>
+        <w:gridCol w:w="2422"/>
+        <w:gridCol w:w="2422"/>
+      </w:tblGrid>
+      <w:tr>
+        <w:trPr>
+          <w:cantSplit/>
+          <w:tblHeader w:val="true"/>
+        </w:trPr>
+        <w:tc>
+          <w:tcPr>
+            <w:tcW w:type="dxa" w:w="2268"/>
+            <w:shd w:fill="12304A"/>
+            <w:vAlign w:val="center"/>
+          </w:tcPr>
+          <w:p>
+            <w:pPr>
+              <w:jc w:val="center"/>
+            </w:pPr>
+            <w:r>
+              <w:rPr>
+                <w:rFonts w:ascii="Microsoft YaHei" w:hAnsi="Microsoft YaHei" w:eastAsia="Microsoft YaHei"/>
+                <w:b/>
+                <w:color w:val="FFFFFF"/>
+                <w:sz w:val="18"/>
+              </w:rPr>
+              <w:t>平台</w:t>
+            </w:r>
+          </w:p>
+        </w:tc>
+        <w:tc>
+          <w:tcPr>
+            <w:tcW w:type="dxa" w:w="1701"/>
+            <w:shd w:fill="12304A"/>
+            <w:vAlign w:val="center"/>
+          </w:tcPr>
+          <w:p>
+            <w:pPr>
+              <w:jc w:val="center"/>
+            </w:pPr>
+            <w:r>
+              <w:rPr>
+                <w:rFonts w:ascii="Microsoft YaHei" w:hAnsi="Microsoft YaHei" w:eastAsia="Microsoft YaHei"/>
+                <w:b/>
+                <w:color w:val="FFFFFF"/>
+                <w:sz w:val="18"/>
+              </w:rPr>
+              <w:t>样本数</w:t>
+            </w:r>
+          </w:p>
+        </w:tc>
+        <w:tc>
+          <w:tcPr>
+            <w:tcW w:type="dxa" w:w="1701"/>
+            <w:shd w:fill="12304A"/>
+            <w:vAlign w:val="center"/>
+          </w:tcPr>
+          <w:p>
+            <w:pPr>
+              <w:jc w:val="center"/>
+            </w:pPr>
+            <w:r>
+              <w:rPr>
+                <w:rFonts w:ascii="Microsoft YaHei" w:hAnsi="Microsoft YaHei" w:eastAsia="Microsoft YaHei"/>
+                <w:b/>
+                <w:color w:val="FFFFFF"/>
+                <w:sz w:val="18"/>
+              </w:rPr>
+              <w:t>证据数</w:t>
+            </w:r>
+          </w:p>
+        </w:tc>
+        <w:tc>
+          <w:tcPr>
+            <w:tcW w:type="dxa" w:w="2268"/>
+            <w:shd w:fill="12304A"/>
+            <w:vAlign w:val="center"/>
+          </w:tcPr>
+          <w:p>
+            <w:pPr>
+              <w:jc w:val="center"/>
+            </w:pPr>
+            <w:r>
+              <w:rPr>
+                <w:rFonts w:ascii="Microsoft YaHei" w:hAnsi="Microsoft YaHei" w:eastAsia="Microsoft YaHei"/>
+                <w:b/>
+                <w:color w:val="FFFFFF"/>
+                <w:sz w:val="18"/>
+              </w:rPr>
+              <w:t>每样本证据</w:t>
+            </w:r>
+          </w:p>
+        </w:tc>
+      </w:tr>
+      <w:tr>
+        <w:trPr>
+          <w:cantSplit/>
+        </w:trPr>
+        <w:tc>
+          <w:tcPr>
+            <w:tcW w:type="dxa" w:w="2268"/>
+            <w:shd w:fill="FFFFFF"/>
+            <w:vAlign w:val="center"/>
+          </w:tcPr>
+          <w:p>
+            <w:pPr>
+              <w:spacing w:after="0"/>
+            </w:pPr>
+            <w:r>
+              <w:rPr>
+                <w:rFonts w:ascii="Microsoft YaHei" w:hAnsi="Microsoft YaHei" w:eastAsia="Microsoft YaHei"/>
+                <w:b w:val="0"/>
+                <w:color w:val="1F2F3D"/>
+                <w:sz w:val="18"/>
+              </w:rPr>
+              <w:t>B 站</w:t>
+            </w:r>
+          </w:p>
+        </w:tc>
+        <w:tc>
+          <w:tcPr>
+            <w:tcW w:type="dxa" w:w="1701"/>
+            <w:shd w:fill="FFFFFF"/>
+            <w:vAlign w:val="center"/>
+          </w:tcPr>
+          <w:p>
+            <w:pPr>
+              <w:spacing w:after="0"/>
+            </w:pPr>
+            <w:r>
+              <w:rPr>
+                <w:rFonts w:ascii="Microsoft YaHei" w:hAnsi="Microsoft YaHei" w:eastAsia="Microsoft YaHei"/>
+                <w:b w:val="0"/>
+                <w:color w:val="1F2F3D"/>
+                <w:sz w:val="18"/>
+              </w:rPr>
+              <w:t>120</w:t>
+            </w:r>
+          </w:p>
+        </w:tc>
+        <w:tc>
+          <w:tcPr>
+            <w:tcW w:type="dxa" w:w="1701"/>
+            <w:shd w:fill="FFFFFF"/>
+            <w:vAlign w:val="center"/>
+          </w:tcPr>
+          <w:p>
+            <w:pPr>
+              <w:spacing w:after="0"/>
+            </w:pPr>
+            <w:r>
+              <w:rPr>
+                <w:rFonts w:ascii="Microsoft YaHei" w:hAnsi="Microsoft YaHei" w:eastAsia="Microsoft YaHei"/>
+                <w:b w:val="0"/>
+                <w:color w:val="1F2F3D"/>
+                <w:sz w:val="18"/>
+              </w:rPr>
+              <w:t>232</w:t>
+            </w:r>
+          </w:p>
+        </w:tc>
+        <w:tc>
+          <w:tcPr>
+            <w:tcW w:type="dxa" w:w="2268"/>
+            <w:shd w:fill="FFFFFF"/>
+            <w:vAlign w:val="center"/>
+          </w:tcPr>
+          <w:p>
+            <w:pPr>
+              <w:spacing w:after="0"/>
+            </w:pPr>
+            <w:r>
+              <w:rPr>
+                <w:rFonts w:ascii="Microsoft YaHei" w:hAnsi="Microsoft YaHei" w:eastAsia="Microsoft YaHei"/>
+                <w:b w:val="0"/>
+                <w:color w:val="1F2F3D"/>
+                <w:sz w:val="18"/>
+              </w:rPr>
+              <w:t>1.933</w:t>
+            </w:r>
+          </w:p>
+        </w:tc>
+      </w:tr>
+      <w:tr>
+        <w:trPr>
+          <w:cantSplit/>
+        </w:trPr>
+        <w:tc>
+          <w:tcPr>
+            <w:tcW w:type="dxa" w:w="2268"/>
+            <w:shd w:fill="F2F4F6"/>
+            <w:vAlign w:val="center"/>
+          </w:tcPr>
+          <w:p>
+            <w:pPr>
+              <w:spacing w:after="0"/>
+            </w:pPr>
+            <w:r>
+              <w:rPr>
+                <w:rFonts w:ascii="Microsoft YaHei" w:hAnsi="Microsoft YaHei" w:eastAsia="Microsoft YaHei"/>
+                <w:b w:val="0"/>
+                <w:color w:val="1F2F3D"/>
+                <w:sz w:val="18"/>
+              </w:rPr>
+              <w:t>NGA</w:t>
+            </w:r>
+          </w:p>
+        </w:tc>
+        <w:tc>
+          <w:tcPr>
+            <w:tcW w:type="dxa" w:w="1701"/>
+            <w:shd w:fill="F2F4F6"/>
+            <w:vAlign w:val="center"/>
+          </w:tcPr>
+          <w:p>
+            <w:pPr>
+              <w:spacing w:after="0"/>
+            </w:pPr>
+            <w:r>
+              <w:rPr>
+                <w:rFonts w:ascii="Microsoft YaHei" w:hAnsi="Microsoft YaHei" w:eastAsia="Microsoft YaHei"/>
+                <w:b w:val="0"/>
+                <w:color w:val="1F2F3D"/>
+                <w:sz w:val="18"/>
+              </w:rPr>
+              <w:t>120</w:t>
+            </w:r>
+          </w:p>
+        </w:tc>
+        <w:tc>
+          <w:tcPr>
+            <w:tcW w:type="dxa" w:w="1701"/>
+            <w:shd w:fill="F2F4F6"/>
+            <w:vAlign w:val="center"/>
+          </w:tcPr>
+          <w:p>
+            <w:pPr>
+              <w:spacing w:after="0"/>
+            </w:pPr>
+            <w:r>
+              <w:rPr>
+                <w:rFonts w:ascii="Microsoft YaHei" w:hAnsi="Microsoft YaHei" w:eastAsia="Microsoft YaHei"/>
+                <w:b w:val="0"/>
+                <w:color w:val="1F2F3D"/>
+                <w:sz w:val="18"/>
+              </w:rPr>
+              <w:t>394</w:t>
+            </w:r>
+          </w:p>
+        </w:tc>
+        <w:tc>
+          <w:tcPr>
+            <w:tcW w:type="dxa" w:w="2268"/>
+            <w:shd w:fill="F2F4F6"/>
+            <w:vAlign w:val="center"/>
+          </w:tcPr>
+          <w:p>
+            <w:pPr>
+              <w:spacing w:after="0"/>
+            </w:pPr>
+            <w:r>
+              <w:rPr>
+                <w:rFonts w:ascii="Microsoft YaHei" w:hAnsi="Microsoft YaHei" w:eastAsia="Microsoft YaHei"/>
+                <w:b w:val="0"/>
+                <w:color w:val="1F2F3D"/>
+                <w:sz w:val="18"/>
+              </w:rPr>
+              <w:t>3.283</w:t>
+            </w:r>
+          </w:p>
+        </w:tc>
+      </w:tr>
+      <w:tr>
+        <w:trPr>
+          <w:cantSplit/>
+        </w:trPr>
+        <w:tc>
+          <w:tcPr>
+            <w:tcW w:type="dxa" w:w="2268"/>
+            <w:shd w:fill="FFFFFF"/>
+            <w:vAlign w:val="center"/>
+          </w:tcPr>
+          <w:p>
+            <w:pPr>
+              <w:spacing w:after="0"/>
+            </w:pPr>
+            <w:r>
+              <w:rPr>
+                <w:rFonts w:ascii="Microsoft YaHei" w:hAnsi="Microsoft YaHei" w:eastAsia="Microsoft YaHei"/>
+                <w:b w:val="0"/>
+                <w:color w:val="1F2F3D"/>
+                <w:sz w:val="18"/>
+              </w:rPr>
+              <w:t>贴吧</w:t>
+            </w:r>
+          </w:p>
+        </w:tc>
+        <w:tc>
+          <w:tcPr>
+            <w:tcW w:type="dxa" w:w="1701"/>
+            <w:shd w:fill="FFFFFF"/>
+            <w:vAlign w:val="center"/>
+          </w:tcPr>
+          <w:p>
+            <w:pPr>
+              <w:spacing w:after="0"/>
+            </w:pPr>
+            <w:r>
+              <w:rPr>
+                <w:rFonts w:ascii="Microsoft YaHei" w:hAnsi="Microsoft YaHei" w:eastAsia="Microsoft YaHei"/>
+                <w:b w:val="0"/>
+                <w:color w:val="1F2F3D"/>
+                <w:sz w:val="18"/>
+              </w:rPr>
+              <w:t>120</w:t>
+            </w:r>
+          </w:p>
+        </w:tc>
+        <w:tc>
+          <w:tcPr>
+            <w:tcW w:type="dxa" w:w="1701"/>
+            <w:shd w:fill="FFFFFF"/>
+            <w:vAlign w:val="center"/>
+          </w:tcPr>
+          <w:p>
+            <w:pPr>
+              <w:spacing w:after="0"/>
+            </w:pPr>
+            <w:r>
+              <w:rPr>
+                <w:rFonts w:ascii="Microsoft YaHei" w:hAnsi="Microsoft YaHei" w:eastAsia="Microsoft YaHei"/>
+                <w:b w:val="0"/>
+                <w:color w:val="1F2F3D"/>
+                <w:sz w:val="18"/>
+              </w:rPr>
+              <w:t>301</w:t>
+            </w:r>
+          </w:p>
+        </w:tc>
+        <w:tc>
+          <w:tcPr>
+            <w:tcW w:type="dxa" w:w="2268"/>
+            <w:shd w:fill="FFFFFF"/>
+            <w:vAlign w:val="center"/>
+          </w:tcPr>
+          <w:p>
+            <w:pPr>
+              <w:spacing w:after="0"/>
+            </w:pPr>
+            <w:r>
+              <w:rPr>
+                <w:rFonts w:ascii="Microsoft YaHei" w:hAnsi="Microsoft YaHei" w:eastAsia="Microsoft YaHei"/>
+                <w:b w:val="0"/>
+                <w:color w:val="1F2F3D"/>
+                <w:sz w:val="18"/>
+              </w:rPr>
+              <w:t>2.508</w:t>
+            </w:r>
+          </w:p>
+        </w:tc>
+      </w:tr>
+    </w:tbl>
+    <w:p>
+      <w:pPr>
+        <w:spacing w:after="0"/>
+      </w:pPr>
+    </w:p>
+    <w:p>
+      <w:pPr>
+        <w:widowControl/>
+      </w:pPr>
+      <w:r>
+        <w:rPr>
+          <w:rFonts w:ascii="Microsoft YaHei" w:hAnsi="Microsoft YaHei" w:eastAsia="Microsoft YaHei"/>
+          <w:b w:val="0"/>
+          <w:color w:val="1F2F3D"/>
+          <w:sz w:val="21"/>
+        </w:rPr>
+        <w:t>样本文本长度中位数为 61 字，平均 84.03 字；90% 的样本文本不超过 164 字。240 条样本日期为空，因此当前项目不进行时间趋势推断。</w:t>
       </w:r>
     </w:p>
     <w:p>
+      <w:pPr>
+        <w:pStyle w:val="Heading2"/>
+      </w:pPr>
       <w:r>
-        <w:t>已迁移 695 条唯一命中的 legacy 证据；B 站 279 条候选由离线规则基线生成初步提案。所有标签均未经真人复核。</w:t>
+        <w:t>2.2 样本与证据的区别</w:t>
+      </w:r>
+    </w:p>
+    <w:p>
+      <w:pPr>
+        <w:widowControl/>
+      </w:pPr>
+      <w:r>
+        <w:rPr>
+          <w:rFonts w:ascii="Microsoft YaHei" w:hAnsi="Microsoft YaHei" w:eastAsia="Microsoft YaHei"/>
+          <w:b w:val="0"/>
+          <w:color w:val="1F2F3D"/>
+          <w:sz w:val="21"/>
+        </w:rPr>
+        <w:t>样本层保存一条完整反馈，证据层保存其中可独立判断的最小片段。一条样本可以产生零条、一条或多条证据。当前证据密度中位数为 2，90 分位为 5，最大值为 21；有 2 条样本未切出证据。</w:t>
+      </w:r>
+    </w:p>
+    <w:tbl>
+      <w:tblPr>
+        <w:tblW w:type="auto" w:w="0"/>
+        <w:tblLook w:firstColumn="1" w:firstRow="1" w:lastColumn="0" w:lastRow="0" w:noHBand="0" w:noVBand="1" w:val="04A0"/>
+      </w:tblPr>
+      <w:tblGrid>
+        <w:gridCol w:w="9688"/>
+      </w:tblGrid>
+      <w:tr>
+        <w:tc>
+          <w:tcPr>
+            <w:tcW w:type="dxa" w:w="9688"/>
+            <w:shd w:fill="EDF5F9"/>
+            <w:tcBorders>
+              <w:top w:val="single" w:sz="7" w:color="2176A3"/>
+              <w:left w:val="single" w:sz="7" w:color="2176A3"/>
+              <w:bottom w:val="single" w:sz="7" w:color="2176A3"/>
+              <w:right w:val="single" w:sz="7" w:color="2176A3"/>
+            </w:tcBorders>
+          </w:tcPr>
+          <w:p>
+            <w:r>
+              <w:rPr>
+                <w:rFonts w:ascii="Microsoft YaHei" w:hAnsi="Microsoft YaHei" w:eastAsia="Microsoft YaHei"/>
+                <w:b/>
+                <w:color w:val="2176A3"/>
+                <w:sz w:val="21"/>
+              </w:rPr>
+              <w:t>为什么需要证据层</w:t>
+              <w:br/>
+            </w:r>
+            <w:r>
+              <w:rPr>
+                <w:rFonts w:ascii="Microsoft YaHei" w:hAnsi="Microsoft YaHei" w:eastAsia="Microsoft YaHei"/>
+                <w:b w:val="0"/>
+                <w:color w:val="1F2F3D"/>
+                <w:sz w:val="20"/>
+              </w:rPr>
+              <w:t>完整反馈适合理解语境，证据单元适合编码和核对。两层同时保留，可以减少把复杂文本强行归入单一标签，并让数量结论回到具体原文。</w:t>
+            </w:r>
+          </w:p>
+        </w:tc>
+      </w:tr>
+    </w:tbl>
+    <w:p>
+      <w:pPr>
+        <w:spacing w:after="0"/>
+      </w:pPr>
+    </w:p>
+    <w:p>
+      <w:pPr>
+        <w:pStyle w:val="Heading1"/>
+      </w:pPr>
+      <w:r>
+        <w:t>3. 数据清洗与证据构建</w:t>
+      </w:r>
+    </w:p>
+    <w:p>
+      <w:pPr>
+        <w:widowControl/>
+      </w:pPr>
+      <w:r>
+        <w:rPr>
+          <w:rFonts w:ascii="Microsoft YaHei" w:hAnsi="Microsoft YaHei" w:eastAsia="Microsoft YaHei"/>
+          <w:b w:val="0"/>
+          <w:color w:val="1F2F3D"/>
+          <w:sz w:val="21"/>
+        </w:rPr>
+        <w:t>数据处理以保留原意、统一结构、降低公开风险和维持回溯关系为目标。完整操作分为以下八步：</w:t>
+      </w:r>
+    </w:p>
+    <w:tbl>
+      <w:tblPr>
+        <w:tblStyle w:val="TableGrid"/>
+        <w:tblW w:type="auto" w:w="0"/>
+        <w:jc w:val="center"/>
+        <w:tblLayout w:type="fixed"/>
+        <w:tblLook w:firstColumn="1" w:firstRow="1" w:lastColumn="0" w:lastRow="0" w:noHBand="0" w:noVBand="1" w:val="04A0"/>
+      </w:tblPr>
+      <w:tblGrid>
+        <w:gridCol w:w="4844"/>
+        <w:gridCol w:w="4844"/>
+      </w:tblGrid>
+      <w:tr>
+        <w:trPr>
+          <w:cantSplit/>
+          <w:tblHeader w:val="true"/>
+        </w:trPr>
+        <w:tc>
+          <w:tcPr>
+            <w:tcW w:type="dxa" w:w="2381"/>
+            <w:shd w:fill="12304A"/>
+            <w:vAlign w:val="center"/>
+          </w:tcPr>
+          <w:p>
+            <w:pPr>
+              <w:jc w:val="center"/>
+            </w:pPr>
+            <w:r>
+              <w:rPr>
+                <w:rFonts w:ascii="Microsoft YaHei" w:hAnsi="Microsoft YaHei" w:eastAsia="Microsoft YaHei"/>
+                <w:b/>
+                <w:color w:val="FFFFFF"/>
+                <w:sz w:val="17"/>
+              </w:rPr>
+              <w:t>步骤</w:t>
+            </w:r>
+          </w:p>
+        </w:tc>
+        <w:tc>
+          <w:tcPr>
+            <w:tcW w:type="dxa" w:w="6406"/>
+            <w:shd w:fill="12304A"/>
+            <w:vAlign w:val="center"/>
+          </w:tcPr>
+          <w:p>
+            <w:pPr>
+              <w:jc w:val="center"/>
+            </w:pPr>
+            <w:r>
+              <w:rPr>
+                <w:rFonts w:ascii="Microsoft YaHei" w:hAnsi="Microsoft YaHei" w:eastAsia="Microsoft YaHei"/>
+                <w:b/>
+                <w:color w:val="FFFFFF"/>
+                <w:sz w:val="17"/>
+              </w:rPr>
+              <w:t>操作</w:t>
+            </w:r>
+          </w:p>
+        </w:tc>
+      </w:tr>
+      <w:tr>
+        <w:trPr>
+          <w:cantSplit/>
+        </w:trPr>
+        <w:tc>
+          <w:tcPr>
+            <w:tcW w:type="dxa" w:w="2381"/>
+            <w:shd w:fill="FFFFFF"/>
+            <w:vAlign w:val="center"/>
+          </w:tcPr>
+          <w:p>
+            <w:pPr>
+              <w:spacing w:after="0"/>
+            </w:pPr>
+            <w:r>
+              <w:rPr>
+                <w:rFonts w:ascii="Microsoft YaHei" w:hAnsi="Microsoft YaHei" w:eastAsia="Microsoft YaHei"/>
+                <w:b w:val="0"/>
+                <w:color w:val="1F2F3D"/>
+                <w:sz w:val="17"/>
+              </w:rPr>
+              <w:t>候选讨论登记</w:t>
+            </w:r>
+          </w:p>
+        </w:tc>
+        <w:tc>
+          <w:tcPr>
+            <w:tcW w:type="dxa" w:w="6406"/>
+            <w:shd w:fill="FFFFFF"/>
+            <w:vAlign w:val="center"/>
+          </w:tcPr>
+          <w:p>
+            <w:pPr>
+              <w:spacing w:after="0"/>
+            </w:pPr>
+            <w:r>
+              <w:rPr>
+                <w:rFonts w:ascii="Microsoft YaHei" w:hAnsi="Microsoft YaHei" w:eastAsia="Microsoft YaHei"/>
+                <w:b w:val="0"/>
+                <w:color w:val="1F2F3D"/>
+                <w:sz w:val="17"/>
+              </w:rPr>
+              <w:t>按平台、主题和时间窗形成候选清单，记录主帖或回复类型。</w:t>
+            </w:r>
+          </w:p>
+        </w:tc>
+      </w:tr>
+      <w:tr>
+        <w:trPr>
+          <w:cantSplit/>
+        </w:trPr>
+        <w:tc>
+          <w:tcPr>
+            <w:tcW w:type="dxa" w:w="2381"/>
+            <w:shd w:fill="F2F4F6"/>
+            <w:vAlign w:val="center"/>
+          </w:tcPr>
+          <w:p>
+            <w:pPr>
+              <w:spacing w:after="0"/>
+            </w:pPr>
+            <w:r>
+              <w:rPr>
+                <w:rFonts w:ascii="Microsoft YaHei" w:hAnsi="Microsoft YaHei" w:eastAsia="Microsoft YaHei"/>
+                <w:b w:val="0"/>
+                <w:color w:val="1F2F3D"/>
+                <w:sz w:val="17"/>
+              </w:rPr>
+              <w:t>页面与回复采集</w:t>
+            </w:r>
+          </w:p>
+        </w:tc>
+        <w:tc>
+          <w:tcPr>
+            <w:tcW w:type="dxa" w:w="6406"/>
+            <w:shd w:fill="F2F4F6"/>
+            <w:vAlign w:val="center"/>
+          </w:tcPr>
+          <w:p>
+            <w:pPr>
+              <w:spacing w:after="0"/>
+            </w:pPr>
+            <w:r>
+              <w:rPr>
+                <w:rFonts w:ascii="Microsoft YaHei" w:hAnsi="Microsoft YaHei" w:eastAsia="Microsoft YaHei"/>
+                <w:b w:val="0"/>
+                <w:color w:val="1F2F3D"/>
+                <w:sz w:val="17"/>
+              </w:rPr>
+              <w:t>保存原始响应与必要上下文，登录态和缓存留在本地环境。</w:t>
+            </w:r>
+          </w:p>
+        </w:tc>
+      </w:tr>
+      <w:tr>
+        <w:trPr>
+          <w:cantSplit/>
+        </w:trPr>
+        <w:tc>
+          <w:tcPr>
+            <w:tcW w:type="dxa" w:w="2381"/>
+            <w:shd w:fill="FFFFFF"/>
+            <w:vAlign w:val="center"/>
+          </w:tcPr>
+          <w:p>
+            <w:pPr>
+              <w:spacing w:after="0"/>
+            </w:pPr>
+            <w:r>
+              <w:rPr>
+                <w:rFonts w:ascii="Microsoft YaHei" w:hAnsi="Microsoft YaHei" w:eastAsia="Microsoft YaHei"/>
+                <w:b w:val="0"/>
+                <w:color w:val="1F2F3D"/>
+                <w:sz w:val="17"/>
+              </w:rPr>
+              <w:t>规则预清洗</w:t>
+            </w:r>
+          </w:p>
+        </w:tc>
+        <w:tc>
+          <w:tcPr>
+            <w:tcW w:type="dxa" w:w="6406"/>
+            <w:shd w:fill="FFFFFF"/>
+            <w:vAlign w:val="center"/>
+          </w:tcPr>
+          <w:p>
+            <w:pPr>
+              <w:spacing w:after="0"/>
+            </w:pPr>
+            <w:r>
+              <w:rPr>
+                <w:rFonts w:ascii="Microsoft YaHei" w:hAnsi="Microsoft YaHei" w:eastAsia="Microsoft YaHei"/>
+                <w:b w:val="0"/>
+                <w:color w:val="1F2F3D"/>
+                <w:sz w:val="17"/>
+              </w:rPr>
+              <w:t>删除回复头、引用残留、图片路径和多余空白，移除空文本。</w:t>
+            </w:r>
+          </w:p>
+        </w:tc>
+      </w:tr>
+      <w:tr>
+        <w:trPr>
+          <w:cantSplit/>
+        </w:trPr>
+        <w:tc>
+          <w:tcPr>
+            <w:tcW w:type="dxa" w:w="2381"/>
+            <w:shd w:fill="F2F4F6"/>
+            <w:vAlign w:val="center"/>
+          </w:tcPr>
+          <w:p>
+            <w:pPr>
+              <w:spacing w:after="0"/>
+            </w:pPr>
+            <w:r>
+              <w:rPr>
+                <w:rFonts w:ascii="Microsoft YaHei" w:hAnsi="Microsoft YaHei" w:eastAsia="Microsoft YaHei"/>
+                <w:b w:val="0"/>
+                <w:color w:val="1F2F3D"/>
+                <w:sz w:val="17"/>
+              </w:rPr>
+              <w:t>内容筛选</w:t>
+            </w:r>
+          </w:p>
+        </w:tc>
+        <w:tc>
+          <w:tcPr>
+            <w:tcW w:type="dxa" w:w="6406"/>
+            <w:shd w:fill="F2F4F6"/>
+            <w:vAlign w:val="center"/>
+          </w:tcPr>
+          <w:p>
+            <w:pPr>
+              <w:spacing w:after="0"/>
+            </w:pPr>
+            <w:r>
+              <w:rPr>
+                <w:rFonts w:ascii="Microsoft YaHei" w:hAnsi="Microsoft YaHei" w:eastAsia="Microsoft YaHei"/>
+                <w:b w:val="0"/>
+                <w:color w:val="1F2F3D"/>
+                <w:sz w:val="17"/>
+              </w:rPr>
+              <w:t>排除纯标记、极短噪声、离题文本和缺少体验信息的纯攻击表达。</w:t>
+            </w:r>
+          </w:p>
+        </w:tc>
+      </w:tr>
+      <w:tr>
+        <w:trPr>
+          <w:cantSplit/>
+        </w:trPr>
+        <w:tc>
+          <w:tcPr>
+            <w:tcW w:type="dxa" w:w="2381"/>
+            <w:shd w:fill="FFFFFF"/>
+            <w:vAlign w:val="center"/>
+          </w:tcPr>
+          <w:p>
+            <w:pPr>
+              <w:spacing w:after="0"/>
+            </w:pPr>
+            <w:r>
+              <w:rPr>
+                <w:rFonts w:ascii="Microsoft YaHei" w:hAnsi="Microsoft YaHei" w:eastAsia="Microsoft YaHei"/>
+                <w:b w:val="0"/>
+                <w:color w:val="1F2F3D"/>
+                <w:sz w:val="17"/>
+              </w:rPr>
+              <w:t>平台等额抽样</w:t>
+            </w:r>
+          </w:p>
+        </w:tc>
+        <w:tc>
+          <w:tcPr>
+            <w:tcW w:type="dxa" w:w="6406"/>
+            <w:shd w:fill="FFFFFF"/>
+            <w:vAlign w:val="center"/>
+          </w:tcPr>
+          <w:p>
+            <w:pPr>
+              <w:spacing w:after="0"/>
+            </w:pPr>
+            <w:r>
+              <w:rPr>
+                <w:rFonts w:ascii="Microsoft YaHei" w:hAnsi="Microsoft YaHei" w:eastAsia="Microsoft YaHei"/>
+                <w:b w:val="0"/>
+                <w:color w:val="1F2F3D"/>
+                <w:sz w:val="17"/>
+              </w:rPr>
+              <w:t>三个平台各保留 120 条，并保留时间窗、粗主题与回复类型字段。</w:t>
+            </w:r>
+          </w:p>
+        </w:tc>
+      </w:tr>
+      <w:tr>
+        <w:trPr>
+          <w:cantSplit/>
+        </w:trPr>
+        <w:tc>
+          <w:tcPr>
+            <w:tcW w:type="dxa" w:w="2381"/>
+            <w:shd w:fill="F2F4F6"/>
+            <w:vAlign w:val="center"/>
+          </w:tcPr>
+          <w:p>
+            <w:pPr>
+              <w:spacing w:after="0"/>
+            </w:pPr>
+            <w:r>
+              <w:rPr>
+                <w:rFonts w:ascii="Microsoft YaHei" w:hAnsi="Microsoft YaHei" w:eastAsia="Microsoft YaHei"/>
+                <w:b w:val="0"/>
+                <w:color w:val="1F2F3D"/>
+                <w:sz w:val="17"/>
+              </w:rPr>
+              <w:t>公开脱敏</w:t>
+            </w:r>
+          </w:p>
+        </w:tc>
+        <w:tc>
+          <w:tcPr>
+            <w:tcW w:type="dxa" w:w="6406"/>
+            <w:shd w:fill="F2F4F6"/>
+            <w:vAlign w:val="center"/>
+          </w:tcPr>
+          <w:p>
+            <w:pPr>
+              <w:spacing w:after="0"/>
+            </w:pPr>
+            <w:r>
+              <w:rPr>
+                <w:rFonts w:ascii="Microsoft YaHei" w:hAnsi="Microsoft YaHei" w:eastAsia="Microsoft YaHei"/>
+                <w:b w:val="0"/>
+                <w:color w:val="1F2F3D"/>
+                <w:sz w:val="17"/>
+              </w:rPr>
+              <w:t>删除来源链接、账号和平台内部定位字段，屏蔽联系方式与文本内链接。</w:t>
+            </w:r>
+          </w:p>
+        </w:tc>
+      </w:tr>
+      <w:tr>
+        <w:trPr>
+          <w:cantSplit/>
+        </w:trPr>
+        <w:tc>
+          <w:tcPr>
+            <w:tcW w:type="dxa" w:w="2381"/>
+            <w:shd w:fill="FFFFFF"/>
+            <w:vAlign w:val="center"/>
+          </w:tcPr>
+          <w:p>
+            <w:pPr>
+              <w:spacing w:after="0"/>
+            </w:pPr>
+            <w:r>
+              <w:rPr>
+                <w:rFonts w:ascii="Microsoft YaHei" w:hAnsi="Microsoft YaHei" w:eastAsia="Microsoft YaHei"/>
+                <w:b w:val="0"/>
+                <w:color w:val="1F2F3D"/>
+                <w:sz w:val="17"/>
+              </w:rPr>
+              <w:t>证据切分与编码</w:t>
+            </w:r>
+          </w:p>
+        </w:tc>
+        <w:tc>
+          <w:tcPr>
+            <w:tcW w:type="dxa" w:w="6406"/>
+            <w:shd w:fill="FFFFFF"/>
+            <w:vAlign w:val="center"/>
+          </w:tcPr>
+          <w:p>
+            <w:pPr>
+              <w:spacing w:after="0"/>
+            </w:pPr>
+            <w:r>
+              <w:rPr>
+                <w:rFonts w:ascii="Microsoft YaHei" w:hAnsi="Microsoft YaHei" w:eastAsia="Microsoft YaHei"/>
+                <w:b w:val="0"/>
+                <w:color w:val="1F2F3D"/>
+                <w:sz w:val="17"/>
+              </w:rPr>
+              <w:t>按标点切分独立片段，记录话题、机制、编码来源与纳入状态。</w:t>
+            </w:r>
+          </w:p>
+        </w:tc>
+      </w:tr>
+      <w:tr>
+        <w:trPr>
+          <w:cantSplit/>
+        </w:trPr>
+        <w:tc>
+          <w:tcPr>
+            <w:tcW w:type="dxa" w:w="2381"/>
+            <w:shd w:fill="F2F4F6"/>
+            <w:vAlign w:val="center"/>
+          </w:tcPr>
+          <w:p>
+            <w:pPr>
+              <w:spacing w:after="0"/>
+            </w:pPr>
+            <w:r>
+              <w:rPr>
+                <w:rFonts w:ascii="Microsoft YaHei" w:hAnsi="Microsoft YaHei" w:eastAsia="Microsoft YaHei"/>
+                <w:b w:val="0"/>
+                <w:color w:val="1F2F3D"/>
+                <w:sz w:val="17"/>
+              </w:rPr>
+              <w:t>结构与分布审计</w:t>
+            </w:r>
+          </w:p>
+        </w:tc>
+        <w:tc>
+          <w:tcPr>
+            <w:tcW w:type="dxa" w:w="6406"/>
+            <w:shd w:fill="F2F4F6"/>
+            <w:vAlign w:val="center"/>
+          </w:tcPr>
+          <w:p>
+            <w:pPr>
+              <w:spacing w:after="0"/>
+            </w:pPr>
+            <w:r>
+              <w:rPr>
+                <w:rFonts w:ascii="Microsoft YaHei" w:hAnsi="Microsoft YaHei" w:eastAsia="Microsoft YaHei"/>
+                <w:b w:val="0"/>
+                <w:color w:val="1F2F3D"/>
+                <w:sz w:val="17"/>
+              </w:rPr>
+              <w:t>检查 ID、父样本、文本定位、重复、空值、证据密度和标签分布。</w:t>
+            </w:r>
+          </w:p>
+        </w:tc>
+      </w:tr>
+    </w:tbl>
+    <w:p>
+      <w:pPr>
+        <w:spacing w:after="0"/>
+      </w:pPr>
+    </w:p>
+    <w:p>
+      <w:pPr>
+        <w:pStyle w:val="Heading2"/>
+      </w:pPr>
+      <w:r>
+        <w:t>3.1 公开字段最小化</w:t>
+      </w:r>
+    </w:p>
+    <w:p>
+      <w:pPr>
+        <w:widowControl/>
+      </w:pPr>
+      <w:r>
+        <w:rPr>
+          <w:rFonts w:ascii="Microsoft YaHei" w:hAnsi="Microsoft YaHei" w:eastAsia="Microsoft YaHei"/>
+          <w:b w:val="0"/>
+          <w:color w:val="1F2F3D"/>
+          <w:sz w:val="21"/>
+        </w:rPr>
+        <w:t>公开样本只保留稳定编号、平台类别、平台内顺序、时间窗、抽样粗主题、回复类型、可选日期、公开文本与迁移状态。旧公开数据同时保存内容相同的 raw_text 与 public_text，当前版本删除冗余 raw_text；47 条空表层话题统一写为 other_uncertain。</w:t>
+      </w:r>
+    </w:p>
+    <w:p>
+      <w:pPr>
+        <w:pStyle w:val="Heading2"/>
+      </w:pPr>
+      <w:r>
+        <w:t>3.2 证据切分规则</w:t>
+      </w:r>
+    </w:p>
+    <w:p>
+      <w:pPr>
+        <w:pStyle w:val="ListBullet"/>
+        <w:spacing w:after="60"/>
+      </w:pPr>
+      <w:r>
+        <w:rPr>
+          <w:rFonts w:ascii="Microsoft YaHei" w:hAnsi="Microsoft YaHei" w:eastAsia="Microsoft YaHei"/>
+          <w:b w:val="0"/>
+          <w:color w:val="1F2F3D"/>
+          <w:sz w:val="21"/>
+        </w:rPr>
+        <w:t>按中英文句号、问号、感叹号、分号与换行切分；</w:t>
+      </w:r>
+    </w:p>
+    <w:p>
+      <w:pPr>
+        <w:pStyle w:val="ListBullet"/>
+        <w:spacing w:after="60"/>
+      </w:pPr>
+      <w:r>
+        <w:rPr>
+          <w:rFonts w:ascii="Microsoft YaHei" w:hAnsi="Microsoft YaHei" w:eastAsia="Microsoft YaHei"/>
+          <w:b w:val="0"/>
+          <w:color w:val="1F2F3D"/>
+          <w:sz w:val="21"/>
+        </w:rPr>
+        <w:t>切分后清理首尾空白，默认少于 6 个字符的片段不单独进入候选；</w:t>
+      </w:r>
+    </w:p>
+    <w:p>
+      <w:pPr>
+        <w:pStyle w:val="ListBullet"/>
+        <w:spacing w:after="60"/>
+      </w:pPr>
+      <w:r>
+        <w:rPr>
+          <w:rFonts w:ascii="Microsoft YaHei" w:hAnsi="Microsoft YaHei" w:eastAsia="Microsoft YaHei"/>
+          <w:b w:val="0"/>
+          <w:color w:val="1F2F3D"/>
+          <w:sz w:val="21"/>
+        </w:rPr>
+        <w:t>不跨样本拼接，不补写省略信息，不改变原句立场；</w:t>
+      </w:r>
+    </w:p>
+    <w:p>
+      <w:pPr>
+        <w:pStyle w:val="ListBullet"/>
+        <w:spacing w:after="60"/>
+      </w:pPr>
+      <w:r>
+        <w:rPr>
+          <w:rFonts w:ascii="Microsoft YaHei" w:hAnsi="Microsoft YaHei" w:eastAsia="Microsoft YaHei"/>
+          <w:b w:val="0"/>
+          <w:color w:val="1F2F3D"/>
+          <w:sz w:val="21"/>
+        </w:rPr>
+        <w:t>每条证据文本必须能够在父样本公开文本中逐字定位；</w:t>
+      </w:r>
+    </w:p>
+    <w:p>
+      <w:pPr>
+        <w:pStyle w:val="ListBullet"/>
+        <w:spacing w:after="60"/>
+      </w:pPr>
+      <w:r>
+        <w:rPr>
+          <w:rFonts w:ascii="Microsoft YaHei" w:hAnsi="Microsoft YaHei" w:eastAsia="Microsoft YaHei"/>
+          <w:b w:val="0"/>
+          <w:color w:val="1F2F3D"/>
+          <w:sz w:val="21"/>
+        </w:rPr>
+        <w:t>信息不足时保留显式不确定类别。</w:t>
       </w:r>
     </w:p>
     <w:p>
@@ -66,17 +1900,531 @@
         <w:pStyle w:val="Heading1"/>
       </w:pPr>
       <w:r>
-        <w:t>3. 分析与评测流程</w:t>
+        <w:t>4. 心理学分析框架</w:t>
       </w:r>
     </w:p>
     <w:p>
+      <w:pPr>
+        <w:widowControl/>
+      </w:pPr>
       <w:r>
-        <w:t>反馈 → 证据单元 → 主题与机制编码 → 结构化洞察 → 产品假设 → 可靠性评测。</w:t>
+        <w:rPr>
+          <w:rFonts w:ascii="Microsoft YaHei" w:hAnsi="Microsoft YaHei" w:eastAsia="Microsoft YaHei"/>
+          <w:b w:val="0"/>
+          <w:color w:val="1F2F3D"/>
+          <w:sz w:val="21"/>
+        </w:rPr>
+        <w:t>项目使用双层编码：表层话题记录文本正在讨论的具体问题，体验机制记录文本呈现的心理体验方向。这样既保留产品问题的具体位置，也形成跨话题比较的解释维度。</w:t>
       </w:r>
     </w:p>
+    <w:tbl>
+      <w:tblPr>
+        <w:tblStyle w:val="TableGrid"/>
+        <w:tblW w:type="auto" w:w="0"/>
+        <w:jc w:val="center"/>
+        <w:tblLayout w:type="fixed"/>
+        <w:tblLook w:firstColumn="1" w:firstRow="1" w:lastColumn="0" w:lastRow="0" w:noHBand="0" w:noVBand="1" w:val="04A0"/>
+      </w:tblPr>
+      <w:tblGrid>
+        <w:gridCol w:w="3229"/>
+        <w:gridCol w:w="3229"/>
+        <w:gridCol w:w="3229"/>
+      </w:tblGrid>
+      <w:tr>
+        <w:trPr>
+          <w:cantSplit/>
+          <w:tblHeader w:val="true"/>
+        </w:trPr>
+        <w:tc>
+          <w:tcPr>
+            <w:tcW w:type="dxa" w:w="1984"/>
+            <w:shd w:fill="12304A"/>
+            <w:vAlign w:val="center"/>
+          </w:tcPr>
+          <w:p>
+            <w:pPr>
+              <w:jc w:val="center"/>
+            </w:pPr>
+            <w:r>
+              <w:rPr>
+                <w:rFonts w:ascii="Microsoft YaHei" w:hAnsi="Microsoft YaHei" w:eastAsia="Microsoft YaHei"/>
+                <w:b/>
+                <w:color w:val="FFFFFF"/>
+                <w:sz w:val="17"/>
+              </w:rPr>
+              <w:t>机制</w:t>
+            </w:r>
+          </w:p>
+        </w:tc>
+        <w:tc>
+          <w:tcPr>
+            <w:tcW w:type="dxa" w:w="2551"/>
+            <w:shd w:fill="12304A"/>
+            <w:vAlign w:val="center"/>
+          </w:tcPr>
+          <w:p>
+            <w:pPr>
+              <w:jc w:val="center"/>
+            </w:pPr>
+            <w:r>
+              <w:rPr>
+                <w:rFonts w:ascii="Microsoft YaHei" w:hAnsi="Microsoft YaHei" w:eastAsia="Microsoft YaHei"/>
+                <w:b/>
+                <w:color w:val="FFFFFF"/>
+                <w:sz w:val="17"/>
+              </w:rPr>
+              <w:t>理论线索</w:t>
+            </w:r>
+          </w:p>
+        </w:tc>
+        <w:tc>
+          <w:tcPr>
+            <w:tcW w:type="dxa" w:w="4252"/>
+            <w:shd w:fill="12304A"/>
+            <w:vAlign w:val="center"/>
+          </w:tcPr>
+          <w:p>
+            <w:pPr>
+              <w:jc w:val="center"/>
+            </w:pPr>
+            <w:r>
+              <w:rPr>
+                <w:rFonts w:ascii="Microsoft YaHei" w:hAnsi="Microsoft YaHei" w:eastAsia="Microsoft YaHei"/>
+                <w:b/>
+                <w:color w:val="FFFFFF"/>
+                <w:sz w:val="17"/>
+              </w:rPr>
+              <w:t>文本中的操作性含义</w:t>
+            </w:r>
+          </w:p>
+        </w:tc>
+      </w:tr>
+      <w:tr>
+        <w:trPr>
+          <w:cantSplit/>
+        </w:trPr>
+        <w:tc>
+          <w:tcPr>
+            <w:tcW w:type="dxa" w:w="1984"/>
+            <w:shd w:fill="FFFFFF"/>
+            <w:vAlign w:val="center"/>
+          </w:tcPr>
+          <w:p>
+            <w:pPr>
+              <w:spacing w:after="0"/>
+            </w:pPr>
+            <w:r>
+              <w:rPr>
+                <w:rFonts w:ascii="Microsoft YaHei" w:hAnsi="Microsoft YaHei" w:eastAsia="Microsoft YaHei"/>
+                <w:b w:val="0"/>
+                <w:color w:val="1F2F3D"/>
+                <w:sz w:val="17"/>
+              </w:rPr>
+              <w:t>胜任受挫</w:t>
+            </w:r>
+          </w:p>
+        </w:tc>
+        <w:tc>
+          <w:tcPr>
+            <w:tcW w:type="dxa" w:w="2551"/>
+            <w:shd w:fill="FFFFFF"/>
+            <w:vAlign w:val="center"/>
+          </w:tcPr>
+          <w:p>
+            <w:pPr>
+              <w:spacing w:after="0"/>
+            </w:pPr>
+            <w:r>
+              <w:rPr>
+                <w:rFonts w:ascii="Microsoft YaHei" w:hAnsi="Microsoft YaHei" w:eastAsia="Microsoft YaHei"/>
+                <w:b w:val="0"/>
+                <w:color w:val="1F2F3D"/>
+                <w:sz w:val="17"/>
+              </w:rPr>
+              <w:t>自我决定理论中的胜任需要</w:t>
+            </w:r>
+          </w:p>
+        </w:tc>
+        <w:tc>
+          <w:tcPr>
+            <w:tcW w:type="dxa" w:w="4252"/>
+            <w:shd w:fill="FFFFFF"/>
+            <w:vAlign w:val="center"/>
+          </w:tcPr>
+          <w:p>
+            <w:pPr>
+              <w:spacing w:after="0"/>
+            </w:pPr>
+            <w:r>
+              <w:rPr>
+                <w:rFonts w:ascii="Microsoft YaHei" w:hAnsi="Microsoft YaHei" w:eastAsia="Microsoft YaHei"/>
+                <w:b w:val="0"/>
+                <w:color w:val="1F2F3D"/>
+                <w:sz w:val="17"/>
+              </w:rPr>
+              <w:t>投入难以转化为有效行动、任务完成或可理解的进步</w:t>
+            </w:r>
+          </w:p>
+        </w:tc>
+      </w:tr>
+      <w:tr>
+        <w:trPr>
+          <w:cantSplit/>
+        </w:trPr>
+        <w:tc>
+          <w:tcPr>
+            <w:tcW w:type="dxa" w:w="1984"/>
+            <w:shd w:fill="F2F4F6"/>
+            <w:vAlign w:val="center"/>
+          </w:tcPr>
+          <w:p>
+            <w:pPr>
+              <w:spacing w:after="0"/>
+            </w:pPr>
+            <w:r>
+              <w:rPr>
+                <w:rFonts w:ascii="Microsoft YaHei" w:hAnsi="Microsoft YaHei" w:eastAsia="Microsoft YaHei"/>
+                <w:b w:val="0"/>
+                <w:color w:val="1F2F3D"/>
+                <w:sz w:val="17"/>
+              </w:rPr>
+              <w:t>公平受损</w:t>
+            </w:r>
+          </w:p>
+        </w:tc>
+        <w:tc>
+          <w:tcPr>
+            <w:tcW w:type="dxa" w:w="2551"/>
+            <w:shd w:fill="F2F4F6"/>
+            <w:vAlign w:val="center"/>
+          </w:tcPr>
+          <w:p>
+            <w:pPr>
+              <w:spacing w:after="0"/>
+            </w:pPr>
+            <w:r>
+              <w:rPr>
+                <w:rFonts w:ascii="Microsoft YaHei" w:hAnsi="Microsoft YaHei" w:eastAsia="Microsoft YaHei"/>
+                <w:b w:val="0"/>
+                <w:color w:val="1F2F3D"/>
+                <w:sz w:val="17"/>
+              </w:rPr>
+              <w:t>公平判断与组织公正</w:t>
+            </w:r>
+          </w:p>
+        </w:tc>
+        <w:tc>
+          <w:tcPr>
+            <w:tcW w:type="dxa" w:w="4252"/>
+            <w:shd w:fill="F2F4F6"/>
+            <w:vAlign w:val="center"/>
+          </w:tcPr>
+          <w:p>
+            <w:pPr>
+              <w:spacing w:after="0"/>
+            </w:pPr>
+            <w:r>
+              <w:rPr>
+                <w:rFonts w:ascii="Microsoft YaHei" w:hAnsi="Microsoft YaHei" w:eastAsia="Microsoft YaHei"/>
+                <w:b w:val="0"/>
+                <w:color w:val="1F2F3D"/>
+                <w:sz w:val="17"/>
+              </w:rPr>
+              <w:t>将结果归因于规则、匹配、资源或数值分配不合理</w:t>
+            </w:r>
+          </w:p>
+        </w:tc>
+      </w:tr>
+      <w:tr>
+        <w:trPr>
+          <w:cantSplit/>
+        </w:trPr>
+        <w:tc>
+          <w:tcPr>
+            <w:tcW w:type="dxa" w:w="1984"/>
+            <w:shd w:fill="FFFFFF"/>
+            <w:vAlign w:val="center"/>
+          </w:tcPr>
+          <w:p>
+            <w:pPr>
+              <w:spacing w:after="0"/>
+            </w:pPr>
+            <w:r>
+              <w:rPr>
+                <w:rFonts w:ascii="Microsoft YaHei" w:hAnsi="Microsoft YaHei" w:eastAsia="Microsoft YaHei"/>
+                <w:b w:val="0"/>
+                <w:color w:val="1F2F3D"/>
+                <w:sz w:val="17"/>
+              </w:rPr>
+              <w:t>信任与沟通落差</w:t>
+            </w:r>
+          </w:p>
+        </w:tc>
+        <w:tc>
+          <w:tcPr>
+            <w:tcW w:type="dxa" w:w="2551"/>
+            <w:shd w:fill="FFFFFF"/>
+            <w:vAlign w:val="center"/>
+          </w:tcPr>
+          <w:p>
+            <w:pPr>
+              <w:spacing w:after="0"/>
+            </w:pPr>
+            <w:r>
+              <w:rPr>
+                <w:rFonts w:ascii="Microsoft YaHei" w:hAnsi="Microsoft YaHei" w:eastAsia="Microsoft YaHei"/>
+                <w:b w:val="0"/>
+                <w:color w:val="1F2F3D"/>
+                <w:sz w:val="17"/>
+              </w:rPr>
+              <w:t>组织信任与程序透明</w:t>
+            </w:r>
+          </w:p>
+        </w:tc>
+        <w:tc>
+          <w:tcPr>
+            <w:tcW w:type="dxa" w:w="4252"/>
+            <w:shd w:fill="FFFFFF"/>
+            <w:vAlign w:val="center"/>
+          </w:tcPr>
+          <w:p>
+            <w:pPr>
+              <w:spacing w:after="0"/>
+            </w:pPr>
+            <w:r>
+              <w:rPr>
+                <w:rFonts w:ascii="Microsoft YaHei" w:hAnsi="Microsoft YaHei" w:eastAsia="Microsoft YaHei"/>
+                <w:b w:val="0"/>
+                <w:color w:val="1F2F3D"/>
+                <w:sz w:val="17"/>
+              </w:rPr>
+              <w:t>说明、回应、承诺或反馈闭环不足</w:t>
+            </w:r>
+          </w:p>
+        </w:tc>
+      </w:tr>
+      <w:tr>
+        <w:trPr>
+          <w:cantSplit/>
+        </w:trPr>
+        <w:tc>
+          <w:tcPr>
+            <w:tcW w:type="dxa" w:w="1984"/>
+            <w:shd w:fill="F2F4F6"/>
+            <w:vAlign w:val="center"/>
+          </w:tcPr>
+          <w:p>
+            <w:pPr>
+              <w:spacing w:after="0"/>
+            </w:pPr>
+            <w:r>
+              <w:rPr>
+                <w:rFonts w:ascii="Microsoft YaHei" w:hAnsi="Microsoft YaHei" w:eastAsia="Microsoft YaHei"/>
+                <w:b w:val="0"/>
+                <w:color w:val="1F2F3D"/>
+                <w:sz w:val="17"/>
+              </w:rPr>
+              <w:t>归属感下降</w:t>
+            </w:r>
+          </w:p>
+        </w:tc>
+        <w:tc>
+          <w:tcPr>
+            <w:tcW w:type="dxa" w:w="2551"/>
+            <w:shd w:fill="F2F4F6"/>
+            <w:vAlign w:val="center"/>
+          </w:tcPr>
+          <w:p>
+            <w:pPr>
+              <w:spacing w:after="0"/>
+            </w:pPr>
+            <w:r>
+              <w:rPr>
+                <w:rFonts w:ascii="Microsoft YaHei" w:hAnsi="Microsoft YaHei" w:eastAsia="Microsoft YaHei"/>
+                <w:b w:val="0"/>
+                <w:color w:val="1F2F3D"/>
+                <w:sz w:val="17"/>
+              </w:rPr>
+              <w:t>社群归属与共同体感</w:t>
+            </w:r>
+          </w:p>
+        </w:tc>
+        <w:tc>
+          <w:tcPr>
+            <w:tcW w:type="dxa" w:w="4252"/>
+            <w:shd w:fill="F2F4F6"/>
+            <w:vAlign w:val="center"/>
+          </w:tcPr>
+          <w:p>
+            <w:pPr>
+              <w:spacing w:after="0"/>
+            </w:pPr>
+            <w:r>
+              <w:rPr>
+                <w:rFonts w:ascii="Microsoft YaHei" w:hAnsi="Microsoft YaHei" w:eastAsia="Microsoft YaHei"/>
+                <w:b w:val="0"/>
+                <w:color w:val="1F2F3D"/>
+                <w:sz w:val="17"/>
+              </w:rPr>
+              <w:t>与游戏、社区或身份群体出现疏离</w:t>
+            </w:r>
+          </w:p>
+        </w:tc>
+      </w:tr>
+      <w:tr>
+        <w:trPr>
+          <w:cantSplit/>
+        </w:trPr>
+        <w:tc>
+          <w:tcPr>
+            <w:tcW w:type="dxa" w:w="1984"/>
+            <w:shd w:fill="FFFFFF"/>
+            <w:vAlign w:val="center"/>
+          </w:tcPr>
+          <w:p>
+            <w:pPr>
+              <w:spacing w:after="0"/>
+            </w:pPr>
+            <w:r>
+              <w:rPr>
+                <w:rFonts w:ascii="Microsoft YaHei" w:hAnsi="Microsoft YaHei" w:eastAsia="Microsoft YaHei"/>
+                <w:b w:val="0"/>
+                <w:color w:val="1F2F3D"/>
+                <w:sz w:val="17"/>
+              </w:rPr>
+              <w:t>规范与安全风险</w:t>
+            </w:r>
+          </w:p>
+        </w:tc>
+        <w:tc>
+          <w:tcPr>
+            <w:tcW w:type="dxa" w:w="2551"/>
+            <w:shd w:fill="FFFFFF"/>
+            <w:vAlign w:val="center"/>
+          </w:tcPr>
+          <w:p>
+            <w:pPr>
+              <w:spacing w:after="0"/>
+            </w:pPr>
+            <w:r>
+              <w:rPr>
+                <w:rFonts w:ascii="Microsoft YaHei" w:hAnsi="Microsoft YaHei" w:eastAsia="Microsoft YaHei"/>
+                <w:b w:val="0"/>
+                <w:color w:val="1F2F3D"/>
+                <w:sz w:val="17"/>
+              </w:rPr>
+              <w:t>群体规范与心理安全</w:t>
+            </w:r>
+          </w:p>
+        </w:tc>
+        <w:tc>
+          <w:tcPr>
+            <w:tcW w:type="dxa" w:w="4252"/>
+            <w:shd w:fill="FFFFFF"/>
+            <w:vAlign w:val="center"/>
+          </w:tcPr>
+          <w:p>
+            <w:pPr>
+              <w:spacing w:after="0"/>
+            </w:pPr>
+            <w:r>
+              <w:rPr>
+                <w:rFonts w:ascii="Microsoft YaHei" w:hAnsi="Microsoft YaHei" w:eastAsia="Microsoft YaHei"/>
+                <w:b w:val="0"/>
+                <w:color w:val="1F2F3D"/>
+                <w:sz w:val="17"/>
+              </w:rPr>
+              <w:t>外挂、辱骂、骚扰、误封或举报问题</w:t>
+            </w:r>
+          </w:p>
+        </w:tc>
+      </w:tr>
+      <w:tr>
+        <w:trPr>
+          <w:cantSplit/>
+        </w:trPr>
+        <w:tc>
+          <w:tcPr>
+            <w:tcW w:type="dxa" w:w="1984"/>
+            <w:shd w:fill="F2F4F6"/>
+            <w:vAlign w:val="center"/>
+          </w:tcPr>
+          <w:p>
+            <w:pPr>
+              <w:spacing w:after="0"/>
+            </w:pPr>
+            <w:r>
+              <w:rPr>
+                <w:rFonts w:ascii="Microsoft YaHei" w:hAnsi="Microsoft YaHei" w:eastAsia="Microsoft YaHei"/>
+                <w:b w:val="0"/>
+                <w:color w:val="1F2F3D"/>
+                <w:sz w:val="17"/>
+              </w:rPr>
+              <w:t>不确定</w:t>
+            </w:r>
+          </w:p>
+        </w:tc>
+        <w:tc>
+          <w:tcPr>
+            <w:tcW w:type="dxa" w:w="2551"/>
+            <w:shd w:fill="F2F4F6"/>
+            <w:vAlign w:val="center"/>
+          </w:tcPr>
+          <w:p>
+            <w:pPr>
+              <w:spacing w:after="0"/>
+            </w:pPr>
+            <w:r>
+              <w:rPr>
+                <w:rFonts w:ascii="Microsoft YaHei" w:hAnsi="Microsoft YaHei" w:eastAsia="Microsoft YaHei"/>
+                <w:b w:val="0"/>
+                <w:color w:val="1F2F3D"/>
+                <w:sz w:val="17"/>
+              </w:rPr>
+              <w:t>测量中的保留类别</w:t>
+            </w:r>
+          </w:p>
+        </w:tc>
+        <w:tc>
+          <w:tcPr>
+            <w:tcW w:type="dxa" w:w="4252"/>
+            <w:shd w:fill="F2F4F6"/>
+            <w:vAlign w:val="center"/>
+          </w:tcPr>
+          <w:p>
+            <w:pPr>
+              <w:spacing w:after="0"/>
+            </w:pPr>
+            <w:r>
+              <w:rPr>
+                <w:rFonts w:ascii="Microsoft YaHei" w:hAnsi="Microsoft YaHei" w:eastAsia="Microsoft YaHei"/>
+                <w:b w:val="0"/>
+                <w:color w:val="1F2F3D"/>
+                <w:sz w:val="17"/>
+              </w:rPr>
+              <w:t>文本过短、依赖上下文或主机制无法判定</w:t>
+            </w:r>
+          </w:p>
+        </w:tc>
+      </w:tr>
+    </w:tbl>
     <w:p>
+      <w:pPr>
+        <w:spacing w:after="0"/>
+      </w:pPr>
+    </w:p>
+    <w:p>
+      <w:pPr>
+        <w:widowControl/>
+      </w:pPr>
       <w:r>
-        <w:t>每一步都保留可追溯关系：证据可回到原始反馈，洞察可回到证据，产品假设可回到洞察与证据。</w:t>
+        <w:rPr>
+          <w:rFonts w:ascii="Microsoft YaHei" w:hAnsi="Microsoft YaHei" w:eastAsia="Microsoft YaHei"/>
+          <w:b w:val="0"/>
+          <w:color w:val="1F2F3D"/>
+          <w:sz w:val="21"/>
+        </w:rPr>
+        <w:t>机制标签用于组织文本证据与提出待验证问题，不用于推断玩家稳定人格、临床状态或真实能力。项目采用固定纳入、排除和相邻标签裁决规则，并保留 uncertain 以控制过度解释。</w:t>
       </w:r>
     </w:p>
     <w:p>
@@ -84,17 +2432,3962 @@
         <w:pStyle w:val="Heading1"/>
       </w:pPr>
       <w:r>
-        <w:t>4. 证据链</w:t>
+        <w:t>5. 分析结果</w:t>
       </w:r>
     </w:p>
     <w:p>
+      <w:pPr>
+        <w:pStyle w:val="Heading2"/>
+      </w:pPr>
       <w:r>
-        <w:t>provisional 证据层共 927 条（其中 163 条为暂不确定项，单独标记）。</w:t>
+        <w:t>5.1 具体话题分布</w:t>
+      </w:r>
+    </w:p>
+    <w:tbl>
+      <w:tblPr>
+        <w:tblStyle w:val="TableGrid"/>
+        <w:tblW w:type="auto" w:w="0"/>
+        <w:jc w:val="center"/>
+        <w:tblLayout w:type="fixed"/>
+        <w:tblLook w:firstColumn="1" w:firstRow="1" w:lastColumn="0" w:lastRow="0" w:noHBand="0" w:noVBand="1" w:val="04A0"/>
+      </w:tblPr>
+      <w:tblGrid>
+        <w:gridCol w:w="3229"/>
+        <w:gridCol w:w="3229"/>
+        <w:gridCol w:w="3229"/>
+      </w:tblGrid>
+      <w:tr>
+        <w:trPr>
+          <w:cantSplit/>
+          <w:tblHeader w:val="true"/>
+        </w:trPr>
+        <w:tc>
+          <w:tcPr>
+            <w:tcW w:type="dxa" w:w="4535"/>
+            <w:shd w:fill="12304A"/>
+            <w:vAlign w:val="center"/>
+          </w:tcPr>
+          <w:p>
+            <w:pPr>
+              <w:jc w:val="center"/>
+            </w:pPr>
+            <w:r>
+              <w:rPr>
+                <w:rFonts w:ascii="Microsoft YaHei" w:hAnsi="Microsoft YaHei" w:eastAsia="Microsoft YaHei"/>
+                <w:b/>
+                <w:color w:val="FFFFFF"/>
+                <w:sz w:val="18"/>
+              </w:rPr>
+              <w:t>具体话题</w:t>
+            </w:r>
+          </w:p>
+        </w:tc>
+        <w:tc>
+          <w:tcPr>
+            <w:tcW w:type="dxa" w:w="1701"/>
+            <w:shd w:fill="12304A"/>
+            <w:vAlign w:val="center"/>
+          </w:tcPr>
+          <w:p>
+            <w:pPr>
+              <w:jc w:val="center"/>
+            </w:pPr>
+            <w:r>
+              <w:rPr>
+                <w:rFonts w:ascii="Microsoft YaHei" w:hAnsi="Microsoft YaHei" w:eastAsia="Microsoft YaHei"/>
+                <w:b/>
+                <w:color w:val="FFFFFF"/>
+                <w:sz w:val="18"/>
+              </w:rPr>
+              <w:t>证据数</w:t>
+            </w:r>
+          </w:p>
+        </w:tc>
+        <w:tc>
+          <w:tcPr>
+            <w:tcW w:type="dxa" w:w="2551"/>
+            <w:shd w:fill="12304A"/>
+            <w:vAlign w:val="center"/>
+          </w:tcPr>
+          <w:p>
+            <w:pPr>
+              <w:jc w:val="center"/>
+            </w:pPr>
+            <w:r>
+              <w:rPr>
+                <w:rFonts w:ascii="Microsoft YaHei" w:hAnsi="Microsoft YaHei" w:eastAsia="Microsoft YaHei"/>
+                <w:b/>
+                <w:color w:val="FFFFFF"/>
+                <w:sz w:val="18"/>
+              </w:rPr>
+              <w:t>占具体话题证据</w:t>
+            </w:r>
+          </w:p>
+        </w:tc>
+      </w:tr>
+      <w:tr>
+        <w:trPr>
+          <w:cantSplit/>
+        </w:trPr>
+        <w:tc>
+          <w:tcPr>
+            <w:tcW w:type="dxa" w:w="4535"/>
+            <w:shd w:fill="FFFFFF"/>
+            <w:vAlign w:val="center"/>
+          </w:tcPr>
+          <w:p>
+            <w:pPr>
+              <w:spacing w:after="0"/>
+            </w:pPr>
+            <w:r>
+              <w:rPr>
+                <w:rFonts w:ascii="Microsoft YaHei" w:hAnsi="Microsoft YaHei" w:eastAsia="Microsoft YaHei"/>
+                <w:b w:val="0"/>
+                <w:color w:val="1F2F3D"/>
+                <w:sz w:val="18"/>
+              </w:rPr>
+              <w:t>平衡与数值</w:t>
+            </w:r>
+          </w:p>
+        </w:tc>
+        <w:tc>
+          <w:tcPr>
+            <w:tcW w:type="dxa" w:w="1701"/>
+            <w:shd w:fill="FFFFFF"/>
+            <w:vAlign w:val="center"/>
+          </w:tcPr>
+          <w:p>
+            <w:pPr>
+              <w:spacing w:after="0"/>
+            </w:pPr>
+            <w:r>
+              <w:rPr>
+                <w:rFonts w:ascii="Microsoft YaHei" w:hAnsi="Microsoft YaHei" w:eastAsia="Microsoft YaHei"/>
+                <w:b w:val="0"/>
+                <w:color w:val="1F2F3D"/>
+                <w:sz w:val="18"/>
+              </w:rPr>
+              <w:t>270</w:t>
+            </w:r>
+          </w:p>
+        </w:tc>
+        <w:tc>
+          <w:tcPr>
+            <w:tcW w:type="dxa" w:w="2551"/>
+            <w:shd w:fill="FFFFFF"/>
+            <w:vAlign w:val="center"/>
+          </w:tcPr>
+          <w:p>
+            <w:pPr>
+              <w:spacing w:after="0"/>
+            </w:pPr>
+            <w:r>
+              <w:rPr>
+                <w:rFonts w:ascii="Microsoft YaHei" w:hAnsi="Microsoft YaHei" w:eastAsia="Microsoft YaHei"/>
+                <w:b w:val="0"/>
+                <w:color w:val="1F2F3D"/>
+                <w:sz w:val="18"/>
+              </w:rPr>
+              <w:t>61.2%</w:t>
+            </w:r>
+          </w:p>
+        </w:tc>
+      </w:tr>
+      <w:tr>
+        <w:trPr>
+          <w:cantSplit/>
+        </w:trPr>
+        <w:tc>
+          <w:tcPr>
+            <w:tcW w:type="dxa" w:w="4535"/>
+            <w:shd w:fill="F2F4F6"/>
+            <w:vAlign w:val="center"/>
+          </w:tcPr>
+          <w:p>
+            <w:pPr>
+              <w:spacing w:after="0"/>
+            </w:pPr>
+            <w:r>
+              <w:rPr>
+                <w:rFonts w:ascii="Microsoft YaHei" w:hAnsi="Microsoft YaHei" w:eastAsia="Microsoft YaHei"/>
+                <w:b w:val="0"/>
+                <w:color w:val="1F2F3D"/>
+                <w:sz w:val="18"/>
+              </w:rPr>
+              <w:t>匹配与对局分配</w:t>
+            </w:r>
+          </w:p>
+        </w:tc>
+        <w:tc>
+          <w:tcPr>
+            <w:tcW w:type="dxa" w:w="1701"/>
+            <w:shd w:fill="F2F4F6"/>
+            <w:vAlign w:val="center"/>
+          </w:tcPr>
+          <w:p>
+            <w:pPr>
+              <w:spacing w:after="0"/>
+            </w:pPr>
+            <w:r>
+              <w:rPr>
+                <w:rFonts w:ascii="Microsoft YaHei" w:hAnsi="Microsoft YaHei" w:eastAsia="Microsoft YaHei"/>
+                <w:b w:val="0"/>
+                <w:color w:val="1F2F3D"/>
+                <w:sz w:val="18"/>
+              </w:rPr>
+              <w:t>82</w:t>
+            </w:r>
+          </w:p>
+        </w:tc>
+        <w:tc>
+          <w:tcPr>
+            <w:tcW w:type="dxa" w:w="2551"/>
+            <w:shd w:fill="F2F4F6"/>
+            <w:vAlign w:val="center"/>
+          </w:tcPr>
+          <w:p>
+            <w:pPr>
+              <w:spacing w:after="0"/>
+            </w:pPr>
+            <w:r>
+              <w:rPr>
+                <w:rFonts w:ascii="Microsoft YaHei" w:hAnsi="Microsoft YaHei" w:eastAsia="Microsoft YaHei"/>
+                <w:b w:val="0"/>
+                <w:color w:val="1F2F3D"/>
+                <w:sz w:val="18"/>
+              </w:rPr>
+              <w:t>18.6%</w:t>
+            </w:r>
+          </w:p>
+        </w:tc>
+      </w:tr>
+      <w:tr>
+        <w:trPr>
+          <w:cantSplit/>
+        </w:trPr>
+        <w:tc>
+          <w:tcPr>
+            <w:tcW w:type="dxa" w:w="4535"/>
+            <w:shd w:fill="FFFFFF"/>
+            <w:vAlign w:val="center"/>
+          </w:tcPr>
+          <w:p>
+            <w:pPr>
+              <w:spacing w:after="0"/>
+            </w:pPr>
+            <w:r>
+              <w:rPr>
+                <w:rFonts w:ascii="Microsoft YaHei" w:hAnsi="Microsoft YaHei" w:eastAsia="Microsoft YaHei"/>
+                <w:b w:val="0"/>
+                <w:color w:val="1F2F3D"/>
+                <w:sz w:val="18"/>
+              </w:rPr>
+              <w:t>活动与玩法设计</w:t>
+            </w:r>
+          </w:p>
+        </w:tc>
+        <w:tc>
+          <w:tcPr>
+            <w:tcW w:type="dxa" w:w="1701"/>
+            <w:shd w:fill="FFFFFF"/>
+            <w:vAlign w:val="center"/>
+          </w:tcPr>
+          <w:p>
+            <w:pPr>
+              <w:spacing w:after="0"/>
+            </w:pPr>
+            <w:r>
+              <w:rPr>
+                <w:rFonts w:ascii="Microsoft YaHei" w:hAnsi="Microsoft YaHei" w:eastAsia="Microsoft YaHei"/>
+                <w:b w:val="0"/>
+                <w:color w:val="1F2F3D"/>
+                <w:sz w:val="18"/>
+              </w:rPr>
+              <w:t>24</w:t>
+            </w:r>
+          </w:p>
+        </w:tc>
+        <w:tc>
+          <w:tcPr>
+            <w:tcW w:type="dxa" w:w="2551"/>
+            <w:shd w:fill="FFFFFF"/>
+            <w:vAlign w:val="center"/>
+          </w:tcPr>
+          <w:p>
+            <w:pPr>
+              <w:spacing w:after="0"/>
+            </w:pPr>
+            <w:r>
+              <w:rPr>
+                <w:rFonts w:ascii="Microsoft YaHei" w:hAnsi="Microsoft YaHei" w:eastAsia="Microsoft YaHei"/>
+                <w:b w:val="0"/>
+                <w:color w:val="1F2F3D"/>
+                <w:sz w:val="18"/>
+              </w:rPr>
+              <w:t>5.4%</w:t>
+            </w:r>
+          </w:p>
+        </w:tc>
+      </w:tr>
+      <w:tr>
+        <w:trPr>
+          <w:cantSplit/>
+        </w:trPr>
+        <w:tc>
+          <w:tcPr>
+            <w:tcW w:type="dxa" w:w="4535"/>
+            <w:shd w:fill="F2F4F6"/>
+            <w:vAlign w:val="center"/>
+          </w:tcPr>
+          <w:p>
+            <w:pPr>
+              <w:spacing w:after="0"/>
+            </w:pPr>
+            <w:r>
+              <w:rPr>
+                <w:rFonts w:ascii="Microsoft YaHei" w:hAnsi="Microsoft YaHei" w:eastAsia="Microsoft YaHei"/>
+                <w:b w:val="0"/>
+                <w:color w:val="1F2F3D"/>
+                <w:sz w:val="18"/>
+              </w:rPr>
+              <w:t>成长与养成</w:t>
+            </w:r>
+          </w:p>
+        </w:tc>
+        <w:tc>
+          <w:tcPr>
+            <w:tcW w:type="dxa" w:w="1701"/>
+            <w:shd w:fill="F2F4F6"/>
+            <w:vAlign w:val="center"/>
+          </w:tcPr>
+          <w:p>
+            <w:pPr>
+              <w:spacing w:after="0"/>
+            </w:pPr>
+            <w:r>
+              <w:rPr>
+                <w:rFonts w:ascii="Microsoft YaHei" w:hAnsi="Microsoft YaHei" w:eastAsia="Microsoft YaHei"/>
+                <w:b w:val="0"/>
+                <w:color w:val="1F2F3D"/>
+                <w:sz w:val="18"/>
+              </w:rPr>
+              <w:t>20</w:t>
+            </w:r>
+          </w:p>
+        </w:tc>
+        <w:tc>
+          <w:tcPr>
+            <w:tcW w:type="dxa" w:w="2551"/>
+            <w:shd w:fill="F2F4F6"/>
+            <w:vAlign w:val="center"/>
+          </w:tcPr>
+          <w:p>
+            <w:pPr>
+              <w:spacing w:after="0"/>
+            </w:pPr>
+            <w:r>
+              <w:rPr>
+                <w:rFonts w:ascii="Microsoft YaHei" w:hAnsi="Microsoft YaHei" w:eastAsia="Microsoft YaHei"/>
+                <w:b w:val="0"/>
+                <w:color w:val="1F2F3D"/>
+                <w:sz w:val="18"/>
+              </w:rPr>
+              <w:t>4.5%</w:t>
+            </w:r>
+          </w:p>
+        </w:tc>
+      </w:tr>
+      <w:tr>
+        <w:trPr>
+          <w:cantSplit/>
+        </w:trPr>
+        <w:tc>
+          <w:tcPr>
+            <w:tcW w:type="dxa" w:w="4535"/>
+            <w:shd w:fill="FFFFFF"/>
+            <w:vAlign w:val="center"/>
+          </w:tcPr>
+          <w:p>
+            <w:pPr>
+              <w:spacing w:after="0"/>
+            </w:pPr>
+            <w:r>
+              <w:rPr>
+                <w:rFonts w:ascii="Microsoft YaHei" w:hAnsi="Microsoft YaHei" w:eastAsia="Microsoft YaHei"/>
+                <w:b w:val="0"/>
+                <w:color w:val="1F2F3D"/>
+                <w:sz w:val="18"/>
+              </w:rPr>
+              <w:t>社区冲突与氛围</w:t>
+            </w:r>
+          </w:p>
+        </w:tc>
+        <w:tc>
+          <w:tcPr>
+            <w:tcW w:type="dxa" w:w="1701"/>
+            <w:shd w:fill="FFFFFF"/>
+            <w:vAlign w:val="center"/>
+          </w:tcPr>
+          <w:p>
+            <w:pPr>
+              <w:spacing w:after="0"/>
+            </w:pPr>
+            <w:r>
+              <w:rPr>
+                <w:rFonts w:ascii="Microsoft YaHei" w:hAnsi="Microsoft YaHei" w:eastAsia="Microsoft YaHei"/>
+                <w:b w:val="0"/>
+                <w:color w:val="1F2F3D"/>
+                <w:sz w:val="18"/>
+              </w:rPr>
+              <w:t>18</w:t>
+            </w:r>
+          </w:p>
+        </w:tc>
+        <w:tc>
+          <w:tcPr>
+            <w:tcW w:type="dxa" w:w="2551"/>
+            <w:shd w:fill="FFFFFF"/>
+            <w:vAlign w:val="center"/>
+          </w:tcPr>
+          <w:p>
+            <w:pPr>
+              <w:spacing w:after="0"/>
+            </w:pPr>
+            <w:r>
+              <w:rPr>
+                <w:rFonts w:ascii="Microsoft YaHei" w:hAnsi="Microsoft YaHei" w:eastAsia="Microsoft YaHei"/>
+                <w:b w:val="0"/>
+                <w:color w:val="1F2F3D"/>
+                <w:sz w:val="18"/>
+              </w:rPr>
+              <w:t>4.1%</w:t>
+            </w:r>
+          </w:p>
+        </w:tc>
+      </w:tr>
+      <w:tr>
+        <w:trPr>
+          <w:cantSplit/>
+        </w:trPr>
+        <w:tc>
+          <w:tcPr>
+            <w:tcW w:type="dxa" w:w="4535"/>
+            <w:shd w:fill="F2F4F6"/>
+            <w:vAlign w:val="center"/>
+          </w:tcPr>
+          <w:p>
+            <w:pPr>
+              <w:spacing w:after="0"/>
+            </w:pPr>
+            <w:r>
+              <w:rPr>
+                <w:rFonts w:ascii="Microsoft YaHei" w:hAnsi="Microsoft YaHei" w:eastAsia="Microsoft YaHei"/>
+                <w:b w:val="0"/>
+                <w:color w:val="1F2F3D"/>
+                <w:sz w:val="18"/>
+              </w:rPr>
+              <w:t>沟通与透明度</w:t>
+            </w:r>
+          </w:p>
+        </w:tc>
+        <w:tc>
+          <w:tcPr>
+            <w:tcW w:type="dxa" w:w="1701"/>
+            <w:shd w:fill="F2F4F6"/>
+            <w:vAlign w:val="center"/>
+          </w:tcPr>
+          <w:p>
+            <w:pPr>
+              <w:spacing w:after="0"/>
+            </w:pPr>
+            <w:r>
+              <w:rPr>
+                <w:rFonts w:ascii="Microsoft YaHei" w:hAnsi="Microsoft YaHei" w:eastAsia="Microsoft YaHei"/>
+                <w:b w:val="0"/>
+                <w:color w:val="1F2F3D"/>
+                <w:sz w:val="18"/>
+              </w:rPr>
+              <w:t>13</w:t>
+            </w:r>
+          </w:p>
+        </w:tc>
+        <w:tc>
+          <w:tcPr>
+            <w:tcW w:type="dxa" w:w="2551"/>
+            <w:shd w:fill="F2F4F6"/>
+            <w:vAlign w:val="center"/>
+          </w:tcPr>
+          <w:p>
+            <w:pPr>
+              <w:spacing w:after="0"/>
+            </w:pPr>
+            <w:r>
+              <w:rPr>
+                <w:rFonts w:ascii="Microsoft YaHei" w:hAnsi="Microsoft YaHei" w:eastAsia="Microsoft YaHei"/>
+                <w:b w:val="0"/>
+                <w:color w:val="1F2F3D"/>
+                <w:sz w:val="18"/>
+              </w:rPr>
+              <w:t>2.9%</w:t>
+            </w:r>
+          </w:p>
+        </w:tc>
+      </w:tr>
+      <w:tr>
+        <w:trPr>
+          <w:cantSplit/>
+        </w:trPr>
+        <w:tc>
+          <w:tcPr>
+            <w:tcW w:type="dxa" w:w="4535"/>
+            <w:shd w:fill="FFFFFF"/>
+            <w:vAlign w:val="center"/>
+          </w:tcPr>
+          <w:p>
+            <w:pPr>
+              <w:spacing w:after="0"/>
+            </w:pPr>
+            <w:r>
+              <w:rPr>
+                <w:rFonts w:ascii="Microsoft YaHei" w:hAnsi="Microsoft YaHei" w:eastAsia="Microsoft YaHei"/>
+                <w:b w:val="0"/>
+                <w:color w:val="1F2F3D"/>
+                <w:sz w:val="18"/>
+              </w:rPr>
+              <w:t>奖励与产出</w:t>
+            </w:r>
+          </w:p>
+        </w:tc>
+        <w:tc>
+          <w:tcPr>
+            <w:tcW w:type="dxa" w:w="1701"/>
+            <w:shd w:fill="FFFFFF"/>
+            <w:vAlign w:val="center"/>
+          </w:tcPr>
+          <w:p>
+            <w:pPr>
+              <w:spacing w:after="0"/>
+            </w:pPr>
+            <w:r>
+              <w:rPr>
+                <w:rFonts w:ascii="Microsoft YaHei" w:hAnsi="Microsoft YaHei" w:eastAsia="Microsoft YaHei"/>
+                <w:b w:val="0"/>
+                <w:color w:val="1F2F3D"/>
+                <w:sz w:val="18"/>
+              </w:rPr>
+              <w:t>9</w:t>
+            </w:r>
+          </w:p>
+        </w:tc>
+        <w:tc>
+          <w:tcPr>
+            <w:tcW w:type="dxa" w:w="2551"/>
+            <w:shd w:fill="FFFFFF"/>
+            <w:vAlign w:val="center"/>
+          </w:tcPr>
+          <w:p>
+            <w:pPr>
+              <w:spacing w:after="0"/>
+            </w:pPr>
+            <w:r>
+              <w:rPr>
+                <w:rFonts w:ascii="Microsoft YaHei" w:hAnsi="Microsoft YaHei" w:eastAsia="Microsoft YaHei"/>
+                <w:b w:val="0"/>
+                <w:color w:val="1F2F3D"/>
+                <w:sz w:val="18"/>
+              </w:rPr>
+              <w:t>2.0%</w:t>
+            </w:r>
+          </w:p>
+        </w:tc>
+      </w:tr>
+      <w:tr>
+        <w:trPr>
+          <w:cantSplit/>
+        </w:trPr>
+        <w:tc>
+          <w:tcPr>
+            <w:tcW w:type="dxa" w:w="4535"/>
+            <w:shd w:fill="F2F4F6"/>
+            <w:vAlign w:val="center"/>
+          </w:tcPr>
+          <w:p>
+            <w:pPr>
+              <w:spacing w:after="0"/>
+            </w:pPr>
+            <w:r>
+              <w:rPr>
+                <w:rFonts w:ascii="Microsoft YaHei" w:hAnsi="Microsoft YaHei" w:eastAsia="Microsoft YaHei"/>
+                <w:b w:val="0"/>
+                <w:color w:val="1F2F3D"/>
+                <w:sz w:val="18"/>
+              </w:rPr>
+              <w:t>新手引导与体验</w:t>
+            </w:r>
+          </w:p>
+        </w:tc>
+        <w:tc>
+          <w:tcPr>
+            <w:tcW w:type="dxa" w:w="1701"/>
+            <w:shd w:fill="F2F4F6"/>
+            <w:vAlign w:val="center"/>
+          </w:tcPr>
+          <w:p>
+            <w:pPr>
+              <w:spacing w:after="0"/>
+            </w:pPr>
+            <w:r>
+              <w:rPr>
+                <w:rFonts w:ascii="Microsoft YaHei" w:hAnsi="Microsoft YaHei" w:eastAsia="Microsoft YaHei"/>
+                <w:b w:val="0"/>
+                <w:color w:val="1F2F3D"/>
+                <w:sz w:val="18"/>
+              </w:rPr>
+              <w:t>5</w:t>
+            </w:r>
+          </w:p>
+        </w:tc>
+        <w:tc>
+          <w:tcPr>
+            <w:tcW w:type="dxa" w:w="2551"/>
+            <w:shd w:fill="F2F4F6"/>
+            <w:vAlign w:val="center"/>
+          </w:tcPr>
+          <w:p>
+            <w:pPr>
+              <w:spacing w:after="0"/>
+            </w:pPr>
+            <w:r>
+              <w:rPr>
+                <w:rFonts w:ascii="Microsoft YaHei" w:hAnsi="Microsoft YaHei" w:eastAsia="Microsoft YaHei"/>
+                <w:b w:val="0"/>
+                <w:color w:val="1F2F3D"/>
+                <w:sz w:val="18"/>
+              </w:rPr>
+              <w:t>1.1%</w:t>
+            </w:r>
+          </w:p>
+        </w:tc>
+      </w:tr>
+    </w:tbl>
+    <w:p>
+      <w:pPr>
+        <w:spacing w:after="0"/>
+      </w:pPr>
+    </w:p>
+    <w:p>
+      <w:pPr>
+        <w:widowControl/>
+      </w:pPr>
+      <w:r>
+        <w:rPr>
+          <w:rFonts w:ascii="Microsoft YaHei" w:hAnsi="Microsoft YaHei" w:eastAsia="Microsoft YaHei"/>
+          <w:b w:val="0"/>
+          <w:color w:val="1F2F3D"/>
+          <w:sz w:val="21"/>
+        </w:rPr>
+        <w:t>在 441 条能够分配具体话题的证据中，平衡与数值为 270 条，占 61.2%；匹配与对局分配为 82 条，占 18.6%。两类合计覆盖 79.8% 的具体话题证据。</w:t>
       </w:r>
     </w:p>
     <w:p>
+      <w:pPr>
+        <w:pStyle w:val="Heading2"/>
+      </w:pPr>
       <w:r>
-        <w:t>证据文本可在对应原始反馈中定位；公开数据副本不含来源链接与身份定位字段。</w:t>
+        <w:t>5.2 体验机制分布</w:t>
+      </w:r>
+    </w:p>
+    <w:tbl>
+      <w:tblPr>
+        <w:tblStyle w:val="TableGrid"/>
+        <w:tblW w:type="auto" w:w="0"/>
+        <w:jc w:val="center"/>
+        <w:tblLayout w:type="fixed"/>
+        <w:tblLook w:firstColumn="1" w:firstRow="1" w:lastColumn="0" w:lastRow="0" w:noHBand="0" w:noVBand="1" w:val="04A0"/>
+      </w:tblPr>
+      <w:tblGrid>
+        <w:gridCol w:w="3229"/>
+        <w:gridCol w:w="3229"/>
+        <w:gridCol w:w="3229"/>
+      </w:tblGrid>
+      <w:tr>
+        <w:trPr>
+          <w:cantSplit/>
+          <w:tblHeader w:val="true"/>
+        </w:trPr>
+        <w:tc>
+          <w:tcPr>
+            <w:tcW w:type="dxa" w:w="4535"/>
+            <w:shd w:fill="12304A"/>
+            <w:vAlign w:val="center"/>
+          </w:tcPr>
+          <w:p>
+            <w:pPr>
+              <w:jc w:val="center"/>
+            </w:pPr>
+            <w:r>
+              <w:rPr>
+                <w:rFonts w:ascii="Microsoft YaHei" w:hAnsi="Microsoft YaHei" w:eastAsia="Microsoft YaHei"/>
+                <w:b/>
+                <w:color w:val="FFFFFF"/>
+                <w:sz w:val="18"/>
+              </w:rPr>
+              <w:t>已分配机制</w:t>
+            </w:r>
+          </w:p>
+        </w:tc>
+        <w:tc>
+          <w:tcPr>
+            <w:tcW w:type="dxa" w:w="1701"/>
+            <w:shd w:fill="12304A"/>
+            <w:vAlign w:val="center"/>
+          </w:tcPr>
+          <w:p>
+            <w:pPr>
+              <w:jc w:val="center"/>
+            </w:pPr>
+            <w:r>
+              <w:rPr>
+                <w:rFonts w:ascii="Microsoft YaHei" w:hAnsi="Microsoft YaHei" w:eastAsia="Microsoft YaHei"/>
+                <w:b/>
+                <w:color w:val="FFFFFF"/>
+                <w:sz w:val="18"/>
+              </w:rPr>
+              <w:t>证据数</w:t>
+            </w:r>
+          </w:p>
+        </w:tc>
+        <w:tc>
+          <w:tcPr>
+            <w:tcW w:type="dxa" w:w="2551"/>
+            <w:shd w:fill="12304A"/>
+            <w:vAlign w:val="center"/>
+          </w:tcPr>
+          <w:p>
+            <w:pPr>
+              <w:jc w:val="center"/>
+            </w:pPr>
+            <w:r>
+              <w:rPr>
+                <w:rFonts w:ascii="Microsoft YaHei" w:hAnsi="Microsoft YaHei" w:eastAsia="Microsoft YaHei"/>
+                <w:b/>
+                <w:color w:val="FFFFFF"/>
+                <w:sz w:val="18"/>
+              </w:rPr>
+              <w:t>占已分配机制证据</w:t>
+            </w:r>
+          </w:p>
+        </w:tc>
+      </w:tr>
+      <w:tr>
+        <w:trPr>
+          <w:cantSplit/>
+        </w:trPr>
+        <w:tc>
+          <w:tcPr>
+            <w:tcW w:type="dxa" w:w="4535"/>
+            <w:shd w:fill="FFFFFF"/>
+            <w:vAlign w:val="center"/>
+          </w:tcPr>
+          <w:p>
+            <w:pPr>
+              <w:spacing w:after="0"/>
+            </w:pPr>
+            <w:r>
+              <w:rPr>
+                <w:rFonts w:ascii="Microsoft YaHei" w:hAnsi="Microsoft YaHei" w:eastAsia="Microsoft YaHei"/>
+                <w:b w:val="0"/>
+                <w:color w:val="1F2F3D"/>
+                <w:sz w:val="18"/>
+              </w:rPr>
+              <w:t>胜任受挫</w:t>
+            </w:r>
+          </w:p>
+        </w:tc>
+        <w:tc>
+          <w:tcPr>
+            <w:tcW w:type="dxa" w:w="1701"/>
+            <w:shd w:fill="FFFFFF"/>
+            <w:vAlign w:val="center"/>
+          </w:tcPr>
+          <w:p>
+            <w:pPr>
+              <w:spacing w:after="0"/>
+            </w:pPr>
+            <w:r>
+              <w:rPr>
+                <w:rFonts w:ascii="Microsoft YaHei" w:hAnsi="Microsoft YaHei" w:eastAsia="Microsoft YaHei"/>
+                <w:b w:val="0"/>
+                <w:color w:val="1F2F3D"/>
+                <w:sz w:val="18"/>
+              </w:rPr>
+              <w:t>308</w:t>
+            </w:r>
+          </w:p>
+        </w:tc>
+        <w:tc>
+          <w:tcPr>
+            <w:tcW w:type="dxa" w:w="2551"/>
+            <w:shd w:fill="FFFFFF"/>
+            <w:vAlign w:val="center"/>
+          </w:tcPr>
+          <w:p>
+            <w:pPr>
+              <w:spacing w:after="0"/>
+            </w:pPr>
+            <w:r>
+              <w:rPr>
+                <w:rFonts w:ascii="Microsoft YaHei" w:hAnsi="Microsoft YaHei" w:eastAsia="Microsoft YaHei"/>
+                <w:b w:val="0"/>
+                <w:color w:val="1F2F3D"/>
+                <w:sz w:val="18"/>
+              </w:rPr>
+              <w:t>69.8%</w:t>
+            </w:r>
+          </w:p>
+        </w:tc>
+      </w:tr>
+      <w:tr>
+        <w:trPr>
+          <w:cantSplit/>
+        </w:trPr>
+        <w:tc>
+          <w:tcPr>
+            <w:tcW w:type="dxa" w:w="4535"/>
+            <w:shd w:fill="F2F4F6"/>
+            <w:vAlign w:val="center"/>
+          </w:tcPr>
+          <w:p>
+            <w:pPr>
+              <w:spacing w:after="0"/>
+            </w:pPr>
+            <w:r>
+              <w:rPr>
+                <w:rFonts w:ascii="Microsoft YaHei" w:hAnsi="Microsoft YaHei" w:eastAsia="Microsoft YaHei"/>
+                <w:b w:val="0"/>
+                <w:color w:val="1F2F3D"/>
+                <w:sz w:val="18"/>
+              </w:rPr>
+              <w:t>公平受损</w:t>
+            </w:r>
+          </w:p>
+        </w:tc>
+        <w:tc>
+          <w:tcPr>
+            <w:tcW w:type="dxa" w:w="1701"/>
+            <w:shd w:fill="F2F4F6"/>
+            <w:vAlign w:val="center"/>
+          </w:tcPr>
+          <w:p>
+            <w:pPr>
+              <w:spacing w:after="0"/>
+            </w:pPr>
+            <w:r>
+              <w:rPr>
+                <w:rFonts w:ascii="Microsoft YaHei" w:hAnsi="Microsoft YaHei" w:eastAsia="Microsoft YaHei"/>
+                <w:b w:val="0"/>
+                <w:color w:val="1F2F3D"/>
+                <w:sz w:val="18"/>
+              </w:rPr>
+              <w:t>88</w:t>
+            </w:r>
+          </w:p>
+        </w:tc>
+        <w:tc>
+          <w:tcPr>
+            <w:tcW w:type="dxa" w:w="2551"/>
+            <w:shd w:fill="F2F4F6"/>
+            <w:vAlign w:val="center"/>
+          </w:tcPr>
+          <w:p>
+            <w:pPr>
+              <w:spacing w:after="0"/>
+            </w:pPr>
+            <w:r>
+              <w:rPr>
+                <w:rFonts w:ascii="Microsoft YaHei" w:hAnsi="Microsoft YaHei" w:eastAsia="Microsoft YaHei"/>
+                <w:b w:val="0"/>
+                <w:color w:val="1F2F3D"/>
+                <w:sz w:val="18"/>
+              </w:rPr>
+              <w:t>20.0%</w:t>
+            </w:r>
+          </w:p>
+        </w:tc>
+      </w:tr>
+      <w:tr>
+        <w:trPr>
+          <w:cantSplit/>
+        </w:trPr>
+        <w:tc>
+          <w:tcPr>
+            <w:tcW w:type="dxa" w:w="4535"/>
+            <w:shd w:fill="FFFFFF"/>
+            <w:vAlign w:val="center"/>
+          </w:tcPr>
+          <w:p>
+            <w:pPr>
+              <w:spacing w:after="0"/>
+            </w:pPr>
+            <w:r>
+              <w:rPr>
+                <w:rFonts w:ascii="Microsoft YaHei" w:hAnsi="Microsoft YaHei" w:eastAsia="Microsoft YaHei"/>
+                <w:b w:val="0"/>
+                <w:color w:val="1F2F3D"/>
+                <w:sz w:val="18"/>
+              </w:rPr>
+              <w:t>信任与沟通落差</w:t>
+            </w:r>
+          </w:p>
+        </w:tc>
+        <w:tc>
+          <w:tcPr>
+            <w:tcW w:type="dxa" w:w="1701"/>
+            <w:shd w:fill="FFFFFF"/>
+            <w:vAlign w:val="center"/>
+          </w:tcPr>
+          <w:p>
+            <w:pPr>
+              <w:spacing w:after="0"/>
+            </w:pPr>
+            <w:r>
+              <w:rPr>
+                <w:rFonts w:ascii="Microsoft YaHei" w:hAnsi="Microsoft YaHei" w:eastAsia="Microsoft YaHei"/>
+                <w:b w:val="0"/>
+                <w:color w:val="1F2F3D"/>
+                <w:sz w:val="18"/>
+              </w:rPr>
+              <w:t>24</w:t>
+            </w:r>
+          </w:p>
+        </w:tc>
+        <w:tc>
+          <w:tcPr>
+            <w:tcW w:type="dxa" w:w="2551"/>
+            <w:shd w:fill="FFFFFF"/>
+            <w:vAlign w:val="center"/>
+          </w:tcPr>
+          <w:p>
+            <w:pPr>
+              <w:spacing w:after="0"/>
+            </w:pPr>
+            <w:r>
+              <w:rPr>
+                <w:rFonts w:ascii="Microsoft YaHei" w:hAnsi="Microsoft YaHei" w:eastAsia="Microsoft YaHei"/>
+                <w:b w:val="0"/>
+                <w:color w:val="1F2F3D"/>
+                <w:sz w:val="18"/>
+              </w:rPr>
+              <w:t>5.4%</w:t>
+            </w:r>
+          </w:p>
+        </w:tc>
+      </w:tr>
+      <w:tr>
+        <w:trPr>
+          <w:cantSplit/>
+        </w:trPr>
+        <w:tc>
+          <w:tcPr>
+            <w:tcW w:type="dxa" w:w="4535"/>
+            <w:shd w:fill="F2F4F6"/>
+            <w:vAlign w:val="center"/>
+          </w:tcPr>
+          <w:p>
+            <w:pPr>
+              <w:spacing w:after="0"/>
+            </w:pPr>
+            <w:r>
+              <w:rPr>
+                <w:rFonts w:ascii="Microsoft YaHei" w:hAnsi="Microsoft YaHei" w:eastAsia="Microsoft YaHei"/>
+                <w:b w:val="0"/>
+                <w:color w:val="1F2F3D"/>
+                <w:sz w:val="18"/>
+              </w:rPr>
+              <w:t>归属感下降</w:t>
+            </w:r>
+          </w:p>
+        </w:tc>
+        <w:tc>
+          <w:tcPr>
+            <w:tcW w:type="dxa" w:w="1701"/>
+            <w:shd w:fill="F2F4F6"/>
+            <w:vAlign w:val="center"/>
+          </w:tcPr>
+          <w:p>
+            <w:pPr>
+              <w:spacing w:after="0"/>
+            </w:pPr>
+            <w:r>
+              <w:rPr>
+                <w:rFonts w:ascii="Microsoft YaHei" w:hAnsi="Microsoft YaHei" w:eastAsia="Microsoft YaHei"/>
+                <w:b w:val="0"/>
+                <w:color w:val="1F2F3D"/>
+                <w:sz w:val="18"/>
+              </w:rPr>
+              <w:t>11</w:t>
+            </w:r>
+          </w:p>
+        </w:tc>
+        <w:tc>
+          <w:tcPr>
+            <w:tcW w:type="dxa" w:w="2551"/>
+            <w:shd w:fill="F2F4F6"/>
+            <w:vAlign w:val="center"/>
+          </w:tcPr>
+          <w:p>
+            <w:pPr>
+              <w:spacing w:after="0"/>
+            </w:pPr>
+            <w:r>
+              <w:rPr>
+                <w:rFonts w:ascii="Microsoft YaHei" w:hAnsi="Microsoft YaHei" w:eastAsia="Microsoft YaHei"/>
+                <w:b w:val="0"/>
+                <w:color w:val="1F2F3D"/>
+                <w:sz w:val="18"/>
+              </w:rPr>
+              <w:t>2.5%</w:t>
+            </w:r>
+          </w:p>
+        </w:tc>
+      </w:tr>
+      <w:tr>
+        <w:trPr>
+          <w:cantSplit/>
+        </w:trPr>
+        <w:tc>
+          <w:tcPr>
+            <w:tcW w:type="dxa" w:w="4535"/>
+            <w:shd w:fill="FFFFFF"/>
+            <w:vAlign w:val="center"/>
+          </w:tcPr>
+          <w:p>
+            <w:pPr>
+              <w:spacing w:after="0"/>
+            </w:pPr>
+            <w:r>
+              <w:rPr>
+                <w:rFonts w:ascii="Microsoft YaHei" w:hAnsi="Microsoft YaHei" w:eastAsia="Microsoft YaHei"/>
+                <w:b w:val="0"/>
+                <w:color w:val="1F2F3D"/>
+                <w:sz w:val="18"/>
+              </w:rPr>
+              <w:t>规范与安全风险</w:t>
+            </w:r>
+          </w:p>
+        </w:tc>
+        <w:tc>
+          <w:tcPr>
+            <w:tcW w:type="dxa" w:w="1701"/>
+            <w:shd w:fill="FFFFFF"/>
+            <w:vAlign w:val="center"/>
+          </w:tcPr>
+          <w:p>
+            <w:pPr>
+              <w:spacing w:after="0"/>
+            </w:pPr>
+            <w:r>
+              <w:rPr>
+                <w:rFonts w:ascii="Microsoft YaHei" w:hAnsi="Microsoft YaHei" w:eastAsia="Microsoft YaHei"/>
+                <w:b w:val="0"/>
+                <w:color w:val="1F2F3D"/>
+                <w:sz w:val="18"/>
+              </w:rPr>
+              <w:t>10</w:t>
+            </w:r>
+          </w:p>
+        </w:tc>
+        <w:tc>
+          <w:tcPr>
+            <w:tcW w:type="dxa" w:w="2551"/>
+            <w:shd w:fill="FFFFFF"/>
+            <w:vAlign w:val="center"/>
+          </w:tcPr>
+          <w:p>
+            <w:pPr>
+              <w:spacing w:after="0"/>
+            </w:pPr>
+            <w:r>
+              <w:rPr>
+                <w:rFonts w:ascii="Microsoft YaHei" w:hAnsi="Microsoft YaHei" w:eastAsia="Microsoft YaHei"/>
+                <w:b w:val="0"/>
+                <w:color w:val="1F2F3D"/>
+                <w:sz w:val="18"/>
+              </w:rPr>
+              <w:t>2.3%</w:t>
+            </w:r>
+          </w:p>
+        </w:tc>
+      </w:tr>
+    </w:tbl>
+    <w:p>
+      <w:pPr>
+        <w:spacing w:after="0"/>
+      </w:pPr>
+    </w:p>
+    <w:p>
+      <w:pPr>
+        <w:widowControl/>
+      </w:pPr>
+      <w:r>
+        <w:rPr>
+          <w:rFonts w:ascii="Microsoft YaHei" w:hAnsi="Microsoft YaHei" w:eastAsia="Microsoft YaHei"/>
+          <w:b w:val="0"/>
+          <w:color w:val="1F2F3D"/>
+          <w:sz w:val="21"/>
+        </w:rPr>
+        <w:t>在 441 条能够明确分配机制的证据中，胜任受挫为 308 条，占 69.8%；公平受损为 88 条，占 20.0%。</w:t>
+      </w:r>
+    </w:p>
+    <w:tbl>
+      <w:tblPr>
+        <w:tblW w:type="auto" w:w="0"/>
+        <w:tblLook w:firstColumn="1" w:firstRow="1" w:lastColumn="0" w:lastRow="0" w:noHBand="0" w:noVBand="1" w:val="04A0"/>
+      </w:tblPr>
+      <w:tblGrid>
+        <w:gridCol w:w="9688"/>
+      </w:tblGrid>
+      <w:tr>
+        <w:tc>
+          <w:tcPr>
+            <w:tcW w:type="dxa" w:w="9688"/>
+            <w:shd w:fill="FFF4DF"/>
+            <w:tcBorders>
+              <w:top w:val="single" w:sz="7" w:color="2176A3"/>
+              <w:left w:val="single" w:sz="7" w:color="2176A3"/>
+              <w:bottom w:val="single" w:sz="7" w:color="2176A3"/>
+              <w:right w:val="single" w:sz="7" w:color="2176A3"/>
+            </w:tcBorders>
+          </w:tcPr>
+          <w:p>
+            <w:r>
+              <w:rPr>
+                <w:rFonts w:ascii="Microsoft YaHei" w:hAnsi="Microsoft YaHei" w:eastAsia="Microsoft YaHei"/>
+                <w:b/>
+                <w:color w:val="2176A3"/>
+                <w:sz w:val="21"/>
+              </w:rPr>
+              <w:t>重要质量信号</w:t>
+              <w:br/>
+            </w:r>
+            <w:r>
+              <w:rPr>
+                <w:rFonts w:ascii="Microsoft YaHei" w:hAnsi="Microsoft YaHei" w:eastAsia="Microsoft YaHei"/>
+                <w:b w:val="0"/>
+                <w:color w:val="1F2F3D"/>
+                <w:sz w:val="20"/>
+              </w:rPr>
+              <w:t>另有 486 条证据的机制为 uncertain，占全部证据 52.4%。高不确定率提示短文本、上下文缺失和标签边界仍是主要风险。该指标应与 163 条证据纳入提醒分开理解。</w:t>
+            </w:r>
+          </w:p>
+        </w:tc>
+      </w:tr>
+    </w:tbl>
+    <w:p>
+      <w:pPr>
+        <w:spacing w:after="0"/>
+      </w:pPr>
+    </w:p>
+    <w:p>
+      <w:pPr>
+        <w:pStyle w:val="Heading2"/>
+      </w:pPr>
+      <w:r>
+        <w:t>5.3 话题 × 机制交叉</w:t>
+      </w:r>
+    </w:p>
+    <w:tbl>
+      <w:tblPr>
+        <w:tblStyle w:val="TableGrid"/>
+        <w:tblW w:type="auto" w:w="0"/>
+        <w:jc w:val="center"/>
+        <w:tblLayout w:type="fixed"/>
+        <w:tblLook w:firstColumn="1" w:firstRow="1" w:lastColumn="0" w:lastRow="0" w:noHBand="0" w:noVBand="1" w:val="04A0"/>
+      </w:tblPr>
+      <w:tblGrid>
+        <w:gridCol w:w="3229"/>
+        <w:gridCol w:w="3229"/>
+        <w:gridCol w:w="3229"/>
+      </w:tblGrid>
+      <w:tr>
+        <w:trPr>
+          <w:cantSplit/>
+          <w:tblHeader w:val="true"/>
+        </w:trPr>
+        <w:tc>
+          <w:tcPr>
+            <w:tcW w:type="dxa" w:w="5216"/>
+            <w:shd w:fill="12304A"/>
+            <w:vAlign w:val="center"/>
+          </w:tcPr>
+          <w:p>
+            <w:pPr>
+              <w:jc w:val="center"/>
+            </w:pPr>
+            <w:r>
+              <w:rPr>
+                <w:rFonts w:ascii="Microsoft YaHei" w:hAnsi="Microsoft YaHei" w:eastAsia="Microsoft YaHei"/>
+                <w:b/>
+                <w:color w:val="FFFFFF"/>
+                <w:sz w:val="17"/>
+              </w:rPr>
+              <w:t>组合</w:t>
+            </w:r>
+          </w:p>
+        </w:tc>
+        <w:tc>
+          <w:tcPr>
+            <w:tcW w:type="dxa" w:w="1587"/>
+            <w:shd w:fill="12304A"/>
+            <w:vAlign w:val="center"/>
+          </w:tcPr>
+          <w:p>
+            <w:pPr>
+              <w:jc w:val="center"/>
+            </w:pPr>
+            <w:r>
+              <w:rPr>
+                <w:rFonts w:ascii="Microsoft YaHei" w:hAnsi="Microsoft YaHei" w:eastAsia="Microsoft YaHei"/>
+                <w:b/>
+                <w:color w:val="FFFFFF"/>
+                <w:sz w:val="17"/>
+              </w:rPr>
+              <w:t>证据数</w:t>
+            </w:r>
+          </w:p>
+        </w:tc>
+        <w:tc>
+          <w:tcPr>
+            <w:tcW w:type="dxa" w:w="1984"/>
+            <w:shd w:fill="12304A"/>
+            <w:vAlign w:val="center"/>
+          </w:tcPr>
+          <w:p>
+            <w:pPr>
+              <w:jc w:val="center"/>
+            </w:pPr>
+            <w:r>
+              <w:rPr>
+                <w:rFonts w:ascii="Microsoft YaHei" w:hAnsi="Microsoft YaHei" w:eastAsia="Microsoft YaHei"/>
+                <w:b/>
+                <w:color w:val="FFFFFF"/>
+                <w:sz w:val="17"/>
+              </w:rPr>
+              <w:t>占全部证据</w:t>
+            </w:r>
+          </w:p>
+        </w:tc>
+      </w:tr>
+      <w:tr>
+        <w:trPr>
+          <w:cantSplit/>
+        </w:trPr>
+        <w:tc>
+          <w:tcPr>
+            <w:tcW w:type="dxa" w:w="5216"/>
+            <w:shd w:fill="FFFFFF"/>
+            <w:vAlign w:val="center"/>
+          </w:tcPr>
+          <w:p>
+            <w:pPr>
+              <w:spacing w:after="0"/>
+            </w:pPr>
+            <w:r>
+              <w:rPr>
+                <w:rFonts w:ascii="Microsoft YaHei" w:hAnsi="Microsoft YaHei" w:eastAsia="Microsoft YaHei"/>
+                <w:b w:val="0"/>
+                <w:color w:val="1F2F3D"/>
+                <w:sz w:val="17"/>
+              </w:rPr>
+              <w:t>平衡与数值 × 胜任受挫</w:t>
+            </w:r>
+          </w:p>
+        </w:tc>
+        <w:tc>
+          <w:tcPr>
+            <w:tcW w:type="dxa" w:w="1587"/>
+            <w:shd w:fill="FFFFFF"/>
+            <w:vAlign w:val="center"/>
+          </w:tcPr>
+          <w:p>
+            <w:pPr>
+              <w:spacing w:after="0"/>
+            </w:pPr>
+            <w:r>
+              <w:rPr>
+                <w:rFonts w:ascii="Microsoft YaHei" w:hAnsi="Microsoft YaHei" w:eastAsia="Microsoft YaHei"/>
+                <w:b w:val="0"/>
+                <w:color w:val="1F2F3D"/>
+                <w:sz w:val="17"/>
+              </w:rPr>
+              <w:t>138</w:t>
+            </w:r>
+          </w:p>
+        </w:tc>
+        <w:tc>
+          <w:tcPr>
+            <w:tcW w:type="dxa" w:w="1984"/>
+            <w:shd w:fill="FFFFFF"/>
+            <w:vAlign w:val="center"/>
+          </w:tcPr>
+          <w:p>
+            <w:pPr>
+              <w:spacing w:after="0"/>
+            </w:pPr>
+            <w:r>
+              <w:rPr>
+                <w:rFonts w:ascii="Microsoft YaHei" w:hAnsi="Microsoft YaHei" w:eastAsia="Microsoft YaHei"/>
+                <w:b w:val="0"/>
+                <w:color w:val="1F2F3D"/>
+                <w:sz w:val="17"/>
+              </w:rPr>
+              <w:t>14.9%</w:t>
+            </w:r>
+          </w:p>
+        </w:tc>
+      </w:tr>
+      <w:tr>
+        <w:trPr>
+          <w:cantSplit/>
+        </w:trPr>
+        <w:tc>
+          <w:tcPr>
+            <w:tcW w:type="dxa" w:w="5216"/>
+            <w:shd w:fill="F2F4F6"/>
+            <w:vAlign w:val="center"/>
+          </w:tcPr>
+          <w:p>
+            <w:pPr>
+              <w:spacing w:after="0"/>
+            </w:pPr>
+            <w:r>
+              <w:rPr>
+                <w:rFonts w:ascii="Microsoft YaHei" w:hAnsi="Microsoft YaHei" w:eastAsia="Microsoft YaHei"/>
+                <w:b w:val="0"/>
+                <w:color w:val="1F2F3D"/>
+                <w:sz w:val="17"/>
+              </w:rPr>
+              <w:t>平衡与数值 × 公平受损</w:t>
+            </w:r>
+          </w:p>
+        </w:tc>
+        <w:tc>
+          <w:tcPr>
+            <w:tcW w:type="dxa" w:w="1587"/>
+            <w:shd w:fill="F2F4F6"/>
+            <w:vAlign w:val="center"/>
+          </w:tcPr>
+          <w:p>
+            <w:pPr>
+              <w:spacing w:after="0"/>
+            </w:pPr>
+            <w:r>
+              <w:rPr>
+                <w:rFonts w:ascii="Microsoft YaHei" w:hAnsi="Microsoft YaHei" w:eastAsia="Microsoft YaHei"/>
+                <w:b w:val="0"/>
+                <w:color w:val="1F2F3D"/>
+                <w:sz w:val="17"/>
+              </w:rPr>
+              <w:t>35</w:t>
+            </w:r>
+          </w:p>
+        </w:tc>
+        <w:tc>
+          <w:tcPr>
+            <w:tcW w:type="dxa" w:w="1984"/>
+            <w:shd w:fill="F2F4F6"/>
+            <w:vAlign w:val="center"/>
+          </w:tcPr>
+          <w:p>
+            <w:pPr>
+              <w:spacing w:after="0"/>
+            </w:pPr>
+            <w:r>
+              <w:rPr>
+                <w:rFonts w:ascii="Microsoft YaHei" w:hAnsi="Microsoft YaHei" w:eastAsia="Microsoft YaHei"/>
+                <w:b w:val="0"/>
+                <w:color w:val="1F2F3D"/>
+                <w:sz w:val="17"/>
+              </w:rPr>
+              <w:t>3.8%</w:t>
+            </w:r>
+          </w:p>
+        </w:tc>
+      </w:tr>
+      <w:tr>
+        <w:trPr>
+          <w:cantSplit/>
+        </w:trPr>
+        <w:tc>
+          <w:tcPr>
+            <w:tcW w:type="dxa" w:w="5216"/>
+            <w:shd w:fill="FFFFFF"/>
+            <w:vAlign w:val="center"/>
+          </w:tcPr>
+          <w:p>
+            <w:pPr>
+              <w:spacing w:after="0"/>
+            </w:pPr>
+            <w:r>
+              <w:rPr>
+                <w:rFonts w:ascii="Microsoft YaHei" w:hAnsi="Microsoft YaHei" w:eastAsia="Microsoft YaHei"/>
+                <w:b w:val="0"/>
+                <w:color w:val="1F2F3D"/>
+                <w:sz w:val="17"/>
+              </w:rPr>
+              <w:t>匹配与对局分配 × 胜任受挫</w:t>
+            </w:r>
+          </w:p>
+        </w:tc>
+        <w:tc>
+          <w:tcPr>
+            <w:tcW w:type="dxa" w:w="1587"/>
+            <w:shd w:fill="FFFFFF"/>
+            <w:vAlign w:val="center"/>
+          </w:tcPr>
+          <w:p>
+            <w:pPr>
+              <w:spacing w:after="0"/>
+            </w:pPr>
+            <w:r>
+              <w:rPr>
+                <w:rFonts w:ascii="Microsoft YaHei" w:hAnsi="Microsoft YaHei" w:eastAsia="Microsoft YaHei"/>
+                <w:b w:val="0"/>
+                <w:color w:val="1F2F3D"/>
+                <w:sz w:val="17"/>
+              </w:rPr>
+              <w:t>22</w:t>
+            </w:r>
+          </w:p>
+        </w:tc>
+        <w:tc>
+          <w:tcPr>
+            <w:tcW w:type="dxa" w:w="1984"/>
+            <w:shd w:fill="FFFFFF"/>
+            <w:vAlign w:val="center"/>
+          </w:tcPr>
+          <w:p>
+            <w:pPr>
+              <w:spacing w:after="0"/>
+            </w:pPr>
+            <w:r>
+              <w:rPr>
+                <w:rFonts w:ascii="Microsoft YaHei" w:hAnsi="Microsoft YaHei" w:eastAsia="Microsoft YaHei"/>
+                <w:b w:val="0"/>
+                <w:color w:val="1F2F3D"/>
+                <w:sz w:val="17"/>
+              </w:rPr>
+              <w:t>2.4%</w:t>
+            </w:r>
+          </w:p>
+        </w:tc>
+      </w:tr>
+      <w:tr>
+        <w:trPr>
+          <w:cantSplit/>
+        </w:trPr>
+        <w:tc>
+          <w:tcPr>
+            <w:tcW w:type="dxa" w:w="5216"/>
+            <w:shd w:fill="F2F4F6"/>
+            <w:vAlign w:val="center"/>
+          </w:tcPr>
+          <w:p>
+            <w:pPr>
+              <w:spacing w:after="0"/>
+            </w:pPr>
+            <w:r>
+              <w:rPr>
+                <w:rFonts w:ascii="Microsoft YaHei" w:hAnsi="Microsoft YaHei" w:eastAsia="Microsoft YaHei"/>
+                <w:b w:val="0"/>
+                <w:color w:val="1F2F3D"/>
+                <w:sz w:val="17"/>
+              </w:rPr>
+              <w:t>匹配与对局分配 × 公平受损</w:t>
+            </w:r>
+          </w:p>
+        </w:tc>
+        <w:tc>
+          <w:tcPr>
+            <w:tcW w:type="dxa" w:w="1587"/>
+            <w:shd w:fill="F2F4F6"/>
+            <w:vAlign w:val="center"/>
+          </w:tcPr>
+          <w:p>
+            <w:pPr>
+              <w:spacing w:after="0"/>
+            </w:pPr>
+            <w:r>
+              <w:rPr>
+                <w:rFonts w:ascii="Microsoft YaHei" w:hAnsi="Microsoft YaHei" w:eastAsia="Microsoft YaHei"/>
+                <w:b w:val="0"/>
+                <w:color w:val="1F2F3D"/>
+                <w:sz w:val="17"/>
+              </w:rPr>
+              <w:t>16</w:t>
+            </w:r>
+          </w:p>
+        </w:tc>
+        <w:tc>
+          <w:tcPr>
+            <w:tcW w:type="dxa" w:w="1984"/>
+            <w:shd w:fill="F2F4F6"/>
+            <w:vAlign w:val="center"/>
+          </w:tcPr>
+          <w:p>
+            <w:pPr>
+              <w:spacing w:after="0"/>
+            </w:pPr>
+            <w:r>
+              <w:rPr>
+                <w:rFonts w:ascii="Microsoft YaHei" w:hAnsi="Microsoft YaHei" w:eastAsia="Microsoft YaHei"/>
+                <w:b w:val="0"/>
+                <w:color w:val="1F2F3D"/>
+                <w:sz w:val="17"/>
+              </w:rPr>
+              <w:t>1.7%</w:t>
+            </w:r>
+          </w:p>
+        </w:tc>
+      </w:tr>
+      <w:tr>
+        <w:trPr>
+          <w:cantSplit/>
+        </w:trPr>
+        <w:tc>
+          <w:tcPr>
+            <w:tcW w:type="dxa" w:w="5216"/>
+            <w:shd w:fill="FFFFFF"/>
+            <w:vAlign w:val="center"/>
+          </w:tcPr>
+          <w:p>
+            <w:pPr>
+              <w:spacing w:after="0"/>
+            </w:pPr>
+            <w:r>
+              <w:rPr>
+                <w:rFonts w:ascii="Microsoft YaHei" w:hAnsi="Microsoft YaHei" w:eastAsia="Microsoft YaHei"/>
+                <w:b w:val="0"/>
+                <w:color w:val="1F2F3D"/>
+                <w:sz w:val="17"/>
+              </w:rPr>
+              <w:t>沟通与透明度 × 信任与沟通落差</w:t>
+            </w:r>
+          </w:p>
+        </w:tc>
+        <w:tc>
+          <w:tcPr>
+            <w:tcW w:type="dxa" w:w="1587"/>
+            <w:shd w:fill="FFFFFF"/>
+            <w:vAlign w:val="center"/>
+          </w:tcPr>
+          <w:p>
+            <w:pPr>
+              <w:spacing w:after="0"/>
+            </w:pPr>
+            <w:r>
+              <w:rPr>
+                <w:rFonts w:ascii="Microsoft YaHei" w:hAnsi="Microsoft YaHei" w:eastAsia="Microsoft YaHei"/>
+                <w:b w:val="0"/>
+                <w:color w:val="1F2F3D"/>
+                <w:sz w:val="17"/>
+              </w:rPr>
+              <w:t>13</w:t>
+            </w:r>
+          </w:p>
+        </w:tc>
+        <w:tc>
+          <w:tcPr>
+            <w:tcW w:type="dxa" w:w="1984"/>
+            <w:shd w:fill="FFFFFF"/>
+            <w:vAlign w:val="center"/>
+          </w:tcPr>
+          <w:p>
+            <w:pPr>
+              <w:spacing w:after="0"/>
+            </w:pPr>
+            <w:r>
+              <w:rPr>
+                <w:rFonts w:ascii="Microsoft YaHei" w:hAnsi="Microsoft YaHei" w:eastAsia="Microsoft YaHei"/>
+                <w:b w:val="0"/>
+                <w:color w:val="1F2F3D"/>
+                <w:sz w:val="17"/>
+              </w:rPr>
+              <w:t>1.4%</w:t>
+            </w:r>
+          </w:p>
+        </w:tc>
+      </w:tr>
+      <w:tr>
+        <w:trPr>
+          <w:cantSplit/>
+        </w:trPr>
+        <w:tc>
+          <w:tcPr>
+            <w:tcW w:type="dxa" w:w="5216"/>
+            <w:shd w:fill="F2F4F6"/>
+            <w:vAlign w:val="center"/>
+          </w:tcPr>
+          <w:p>
+            <w:pPr>
+              <w:spacing w:after="0"/>
+            </w:pPr>
+            <w:r>
+              <w:rPr>
+                <w:rFonts w:ascii="Microsoft YaHei" w:hAnsi="Microsoft YaHei" w:eastAsia="Microsoft YaHei"/>
+                <w:b w:val="0"/>
+                <w:color w:val="1F2F3D"/>
+                <w:sz w:val="17"/>
+              </w:rPr>
+              <w:t>社区冲突与氛围 × 公平受损</w:t>
+            </w:r>
+          </w:p>
+        </w:tc>
+        <w:tc>
+          <w:tcPr>
+            <w:tcW w:type="dxa" w:w="1587"/>
+            <w:shd w:fill="F2F4F6"/>
+            <w:vAlign w:val="center"/>
+          </w:tcPr>
+          <w:p>
+            <w:pPr>
+              <w:spacing w:after="0"/>
+            </w:pPr>
+            <w:r>
+              <w:rPr>
+                <w:rFonts w:ascii="Microsoft YaHei" w:hAnsi="Microsoft YaHei" w:eastAsia="Microsoft YaHei"/>
+                <w:b w:val="0"/>
+                <w:color w:val="1F2F3D"/>
+                <w:sz w:val="17"/>
+              </w:rPr>
+              <w:t>8</w:t>
+            </w:r>
+          </w:p>
+        </w:tc>
+        <w:tc>
+          <w:tcPr>
+            <w:tcW w:type="dxa" w:w="1984"/>
+            <w:shd w:fill="F2F4F6"/>
+            <w:vAlign w:val="center"/>
+          </w:tcPr>
+          <w:p>
+            <w:pPr>
+              <w:spacing w:after="0"/>
+            </w:pPr>
+            <w:r>
+              <w:rPr>
+                <w:rFonts w:ascii="Microsoft YaHei" w:hAnsi="Microsoft YaHei" w:eastAsia="Microsoft YaHei"/>
+                <w:b w:val="0"/>
+                <w:color w:val="1F2F3D"/>
+                <w:sz w:val="17"/>
+              </w:rPr>
+              <w:t>0.9%</w:t>
+            </w:r>
+          </w:p>
+        </w:tc>
+      </w:tr>
+      <w:tr>
+        <w:trPr>
+          <w:cantSplit/>
+        </w:trPr>
+        <w:tc>
+          <w:tcPr>
+            <w:tcW w:type="dxa" w:w="5216"/>
+            <w:shd w:fill="FFFFFF"/>
+            <w:vAlign w:val="center"/>
+          </w:tcPr>
+          <w:p>
+            <w:pPr>
+              <w:spacing w:after="0"/>
+            </w:pPr>
+            <w:r>
+              <w:rPr>
+                <w:rFonts w:ascii="Microsoft YaHei" w:hAnsi="Microsoft YaHei" w:eastAsia="Microsoft YaHei"/>
+                <w:b w:val="0"/>
+                <w:color w:val="1F2F3D"/>
+                <w:sz w:val="17"/>
+              </w:rPr>
+              <w:t>成长与养成 × 胜任受挫</w:t>
+            </w:r>
+          </w:p>
+        </w:tc>
+        <w:tc>
+          <w:tcPr>
+            <w:tcW w:type="dxa" w:w="1587"/>
+            <w:shd w:fill="FFFFFF"/>
+            <w:vAlign w:val="center"/>
+          </w:tcPr>
+          <w:p>
+            <w:pPr>
+              <w:spacing w:after="0"/>
+            </w:pPr>
+            <w:r>
+              <w:rPr>
+                <w:rFonts w:ascii="Microsoft YaHei" w:hAnsi="Microsoft YaHei" w:eastAsia="Microsoft YaHei"/>
+                <w:b w:val="0"/>
+                <w:color w:val="1F2F3D"/>
+                <w:sz w:val="17"/>
+              </w:rPr>
+              <w:t>6</w:t>
+            </w:r>
+          </w:p>
+        </w:tc>
+        <w:tc>
+          <w:tcPr>
+            <w:tcW w:type="dxa" w:w="1984"/>
+            <w:shd w:fill="FFFFFF"/>
+            <w:vAlign w:val="center"/>
+          </w:tcPr>
+          <w:p>
+            <w:pPr>
+              <w:spacing w:after="0"/>
+            </w:pPr>
+            <w:r>
+              <w:rPr>
+                <w:rFonts w:ascii="Microsoft YaHei" w:hAnsi="Microsoft YaHei" w:eastAsia="Microsoft YaHei"/>
+                <w:b w:val="0"/>
+                <w:color w:val="1F2F3D"/>
+                <w:sz w:val="17"/>
+              </w:rPr>
+              <w:t>0.6%</w:t>
+            </w:r>
+          </w:p>
+        </w:tc>
+      </w:tr>
+      <w:tr>
+        <w:trPr>
+          <w:cantSplit/>
+        </w:trPr>
+        <w:tc>
+          <w:tcPr>
+            <w:tcW w:type="dxa" w:w="5216"/>
+            <w:shd w:fill="F2F4F6"/>
+            <w:vAlign w:val="center"/>
+          </w:tcPr>
+          <w:p>
+            <w:pPr>
+              <w:spacing w:after="0"/>
+            </w:pPr>
+            <w:r>
+              <w:rPr>
+                <w:rFonts w:ascii="Microsoft YaHei" w:hAnsi="Microsoft YaHei" w:eastAsia="Microsoft YaHei"/>
+                <w:b w:val="0"/>
+                <w:color w:val="1F2F3D"/>
+                <w:sz w:val="17"/>
+              </w:rPr>
+              <w:t>社区冲突与氛围 × 规范与安全风险</w:t>
+            </w:r>
+          </w:p>
+        </w:tc>
+        <w:tc>
+          <w:tcPr>
+            <w:tcW w:type="dxa" w:w="1587"/>
+            <w:shd w:fill="F2F4F6"/>
+            <w:vAlign w:val="center"/>
+          </w:tcPr>
+          <w:p>
+            <w:pPr>
+              <w:spacing w:after="0"/>
+            </w:pPr>
+            <w:r>
+              <w:rPr>
+                <w:rFonts w:ascii="Microsoft YaHei" w:hAnsi="Microsoft YaHei" w:eastAsia="Microsoft YaHei"/>
+                <w:b w:val="0"/>
+                <w:color w:val="1F2F3D"/>
+                <w:sz w:val="17"/>
+              </w:rPr>
+              <w:t>5</w:t>
+            </w:r>
+          </w:p>
+        </w:tc>
+        <w:tc>
+          <w:tcPr>
+            <w:tcW w:type="dxa" w:w="1984"/>
+            <w:shd w:fill="F2F4F6"/>
+            <w:vAlign w:val="center"/>
+          </w:tcPr>
+          <w:p>
+            <w:pPr>
+              <w:spacing w:after="0"/>
+            </w:pPr>
+            <w:r>
+              <w:rPr>
+                <w:rFonts w:ascii="Microsoft YaHei" w:hAnsi="Microsoft YaHei" w:eastAsia="Microsoft YaHei"/>
+                <w:b w:val="0"/>
+                <w:color w:val="1F2F3D"/>
+                <w:sz w:val="17"/>
+              </w:rPr>
+              <w:t>0.5%</w:t>
+            </w:r>
+          </w:p>
+        </w:tc>
+      </w:tr>
+      <w:tr>
+        <w:trPr>
+          <w:cantSplit/>
+        </w:trPr>
+        <w:tc>
+          <w:tcPr>
+            <w:tcW w:type="dxa" w:w="5216"/>
+            <w:shd w:fill="FFFFFF"/>
+            <w:vAlign w:val="center"/>
+          </w:tcPr>
+          <w:p>
+            <w:pPr>
+              <w:spacing w:after="0"/>
+            </w:pPr>
+            <w:r>
+              <w:rPr>
+                <w:rFonts w:ascii="Microsoft YaHei" w:hAnsi="Microsoft YaHei" w:eastAsia="Microsoft YaHei"/>
+                <w:b w:val="0"/>
+                <w:color w:val="1F2F3D"/>
+                <w:sz w:val="17"/>
+              </w:rPr>
+              <w:t>匹配与对局分配 × 信任与沟通落差</w:t>
+            </w:r>
+          </w:p>
+        </w:tc>
+        <w:tc>
+          <w:tcPr>
+            <w:tcW w:type="dxa" w:w="1587"/>
+            <w:shd w:fill="FFFFFF"/>
+            <w:vAlign w:val="center"/>
+          </w:tcPr>
+          <w:p>
+            <w:pPr>
+              <w:spacing w:after="0"/>
+            </w:pPr>
+            <w:r>
+              <w:rPr>
+                <w:rFonts w:ascii="Microsoft YaHei" w:hAnsi="Microsoft YaHei" w:eastAsia="Microsoft YaHei"/>
+                <w:b w:val="0"/>
+                <w:color w:val="1F2F3D"/>
+                <w:sz w:val="17"/>
+              </w:rPr>
+              <w:t>3</w:t>
+            </w:r>
+          </w:p>
+        </w:tc>
+        <w:tc>
+          <w:tcPr>
+            <w:tcW w:type="dxa" w:w="1984"/>
+            <w:shd w:fill="FFFFFF"/>
+            <w:vAlign w:val="center"/>
+          </w:tcPr>
+          <w:p>
+            <w:pPr>
+              <w:spacing w:after="0"/>
+            </w:pPr>
+            <w:r>
+              <w:rPr>
+                <w:rFonts w:ascii="Microsoft YaHei" w:hAnsi="Microsoft YaHei" w:eastAsia="Microsoft YaHei"/>
+                <w:b w:val="0"/>
+                <w:color w:val="1F2F3D"/>
+                <w:sz w:val="17"/>
+              </w:rPr>
+              <w:t>0.3%</w:t>
+            </w:r>
+          </w:p>
+        </w:tc>
+      </w:tr>
+      <w:tr>
+        <w:trPr>
+          <w:cantSplit/>
+        </w:trPr>
+        <w:tc>
+          <w:tcPr>
+            <w:tcW w:type="dxa" w:w="5216"/>
+            <w:shd w:fill="F2F4F6"/>
+            <w:vAlign w:val="center"/>
+          </w:tcPr>
+          <w:p>
+            <w:pPr>
+              <w:spacing w:after="0"/>
+            </w:pPr>
+            <w:r>
+              <w:rPr>
+                <w:rFonts w:ascii="Microsoft YaHei" w:hAnsi="Microsoft YaHei" w:eastAsia="Microsoft YaHei"/>
+                <w:b w:val="0"/>
+                <w:color w:val="1F2F3D"/>
+                <w:sz w:val="17"/>
+              </w:rPr>
+              <w:t>新手引导与体验 × 胜任受挫</w:t>
+            </w:r>
+          </w:p>
+        </w:tc>
+        <w:tc>
+          <w:tcPr>
+            <w:tcW w:type="dxa" w:w="1587"/>
+            <w:shd w:fill="F2F4F6"/>
+            <w:vAlign w:val="center"/>
+          </w:tcPr>
+          <w:p>
+            <w:pPr>
+              <w:spacing w:after="0"/>
+            </w:pPr>
+            <w:r>
+              <w:rPr>
+                <w:rFonts w:ascii="Microsoft YaHei" w:hAnsi="Microsoft YaHei" w:eastAsia="Microsoft YaHei"/>
+                <w:b w:val="0"/>
+                <w:color w:val="1F2F3D"/>
+                <w:sz w:val="17"/>
+              </w:rPr>
+              <w:t>3</w:t>
+            </w:r>
+          </w:p>
+        </w:tc>
+        <w:tc>
+          <w:tcPr>
+            <w:tcW w:type="dxa" w:w="1984"/>
+            <w:shd w:fill="F2F4F6"/>
+            <w:vAlign w:val="center"/>
+          </w:tcPr>
+          <w:p>
+            <w:pPr>
+              <w:spacing w:after="0"/>
+            </w:pPr>
+            <w:r>
+              <w:rPr>
+                <w:rFonts w:ascii="Microsoft YaHei" w:hAnsi="Microsoft YaHei" w:eastAsia="Microsoft YaHei"/>
+                <w:b w:val="0"/>
+                <w:color w:val="1F2F3D"/>
+                <w:sz w:val="17"/>
+              </w:rPr>
+              <w:t>0.3%</w:t>
+            </w:r>
+          </w:p>
+        </w:tc>
+      </w:tr>
+    </w:tbl>
+    <w:p>
+      <w:pPr>
+        <w:spacing w:after="0"/>
+      </w:pPr>
+    </w:p>
+    <w:p>
+      <w:pPr>
+        <w:widowControl/>
+      </w:pPr>
+      <w:r>
+        <w:rPr>
+          <w:rFonts w:ascii="Microsoft YaHei" w:hAnsi="Microsoft YaHei" w:eastAsia="Microsoft YaHei"/>
+          <w:b w:val="0"/>
+          <w:color w:val="1F2F3D"/>
+          <w:sz w:val="21"/>
+        </w:rPr>
+        <w:t>平衡 × 胜任受挫是数量最高的具体组合，说明角色、装备和机制强度经常与“难以发挥作用”同时出现。平衡 × 公平受损与匹配 × 公平受损提示部分玩家把负面结果归因于规则或分配方式。沟通透明 × 信任落差数量较少，但构念对应关系清晰。</w:t>
+      </w:r>
+    </w:p>
+    <w:p>
+      <w:pPr>
+        <w:pStyle w:val="Heading2"/>
+      </w:pPr>
+      <w:r>
+        <w:t>5.4 平台描述性比较</w:t>
+      </w:r>
+    </w:p>
+    <w:tbl>
+      <w:tblPr>
+        <w:tblStyle w:val="TableGrid"/>
+        <w:tblW w:type="auto" w:w="0"/>
+        <w:jc w:val="center"/>
+        <w:tblLayout w:type="fixed"/>
+        <w:tblLook w:firstColumn="1" w:firstRow="1" w:lastColumn="0" w:lastRow="0" w:noHBand="0" w:noVBand="1" w:val="04A0"/>
+      </w:tblPr>
+      <w:tblGrid>
+        <w:gridCol w:w="1615"/>
+        <w:gridCol w:w="1615"/>
+        <w:gridCol w:w="1615"/>
+        <w:gridCol w:w="1615"/>
+        <w:gridCol w:w="1615"/>
+        <w:gridCol w:w="1615"/>
+      </w:tblGrid>
+      <w:tr>
+        <w:trPr>
+          <w:cantSplit/>
+          <w:tblHeader w:val="true"/>
+        </w:trPr>
+        <w:tc>
+          <w:tcPr>
+            <w:tcW w:type="dxa" w:w="1134"/>
+            <w:shd w:fill="12304A"/>
+            <w:vAlign w:val="center"/>
+          </w:tcPr>
+          <w:p>
+            <w:pPr>
+              <w:jc w:val="center"/>
+            </w:pPr>
+            <w:r>
+              <w:rPr>
+                <w:rFonts w:ascii="Microsoft YaHei" w:hAnsi="Microsoft YaHei" w:eastAsia="Microsoft YaHei"/>
+                <w:b/>
+                <w:color w:val="FFFFFF"/>
+                <w:sz w:val="16"/>
+              </w:rPr>
+              <w:t>平台</w:t>
+            </w:r>
+          </w:p>
+        </w:tc>
+        <w:tc>
+          <w:tcPr>
+            <w:tcW w:type="dxa" w:w="794"/>
+            <w:shd w:fill="12304A"/>
+            <w:vAlign w:val="center"/>
+          </w:tcPr>
+          <w:p>
+            <w:pPr>
+              <w:jc w:val="center"/>
+            </w:pPr>
+            <w:r>
+              <w:rPr>
+                <w:rFonts w:ascii="Microsoft YaHei" w:hAnsi="Microsoft YaHei" w:eastAsia="Microsoft YaHei"/>
+                <w:b/>
+                <w:color w:val="FFFFFF"/>
+                <w:sz w:val="16"/>
+              </w:rPr>
+              <w:t>样本</w:t>
+            </w:r>
+          </w:p>
+        </w:tc>
+        <w:tc>
+          <w:tcPr>
+            <w:tcW w:type="dxa" w:w="850"/>
+            <w:shd w:fill="12304A"/>
+            <w:vAlign w:val="center"/>
+          </w:tcPr>
+          <w:p>
+            <w:pPr>
+              <w:jc w:val="center"/>
+            </w:pPr>
+            <w:r>
+              <w:rPr>
+                <w:rFonts w:ascii="Microsoft YaHei" w:hAnsi="Microsoft YaHei" w:eastAsia="Microsoft YaHei"/>
+                <w:b/>
+                <w:color w:val="FFFFFF"/>
+                <w:sz w:val="16"/>
+              </w:rPr>
+              <w:t>证据</w:t>
+            </w:r>
+          </w:p>
+        </w:tc>
+        <w:tc>
+          <w:tcPr>
+            <w:tcW w:type="dxa" w:w="1134"/>
+            <w:shd w:fill="12304A"/>
+            <w:vAlign w:val="center"/>
+          </w:tcPr>
+          <w:p>
+            <w:pPr>
+              <w:jc w:val="center"/>
+            </w:pPr>
+            <w:r>
+              <w:rPr>
+                <w:rFonts w:ascii="Microsoft YaHei" w:hAnsi="Microsoft YaHei" w:eastAsia="Microsoft YaHei"/>
+                <w:b/>
+                <w:color w:val="FFFFFF"/>
+                <w:sz w:val="16"/>
+              </w:rPr>
+              <w:t>证据 / 样本</w:t>
+            </w:r>
+          </w:p>
+        </w:tc>
+        <w:tc>
+          <w:tcPr>
+            <w:tcW w:type="dxa" w:w="2551"/>
+            <w:shd w:fill="12304A"/>
+            <w:vAlign w:val="center"/>
+          </w:tcPr>
+          <w:p>
+            <w:pPr>
+              <w:jc w:val="center"/>
+            </w:pPr>
+            <w:r>
+              <w:rPr>
+                <w:rFonts w:ascii="Microsoft YaHei" w:hAnsi="Microsoft YaHei" w:eastAsia="Microsoft YaHei"/>
+                <w:b/>
+                <w:color w:val="FFFFFF"/>
+                <w:sz w:val="16"/>
+              </w:rPr>
+              <w:t>主要具体话题</w:t>
+            </w:r>
+          </w:p>
+        </w:tc>
+        <w:tc>
+          <w:tcPr>
+            <w:tcW w:type="dxa" w:w="2268"/>
+            <w:shd w:fill="12304A"/>
+            <w:vAlign w:val="center"/>
+          </w:tcPr>
+          <w:p>
+            <w:pPr>
+              <w:jc w:val="center"/>
+            </w:pPr>
+            <w:r>
+              <w:rPr>
+                <w:rFonts w:ascii="Microsoft YaHei" w:hAnsi="Microsoft YaHei" w:eastAsia="Microsoft YaHei"/>
+                <w:b/>
+                <w:color w:val="FFFFFF"/>
+                <w:sz w:val="16"/>
+              </w:rPr>
+              <w:t>主要机制</w:t>
+            </w:r>
+          </w:p>
+        </w:tc>
+      </w:tr>
+      <w:tr>
+        <w:trPr>
+          <w:cantSplit/>
+        </w:trPr>
+        <w:tc>
+          <w:tcPr>
+            <w:tcW w:type="dxa" w:w="1134"/>
+            <w:shd w:fill="FFFFFF"/>
+            <w:vAlign w:val="center"/>
+          </w:tcPr>
+          <w:p>
+            <w:pPr>
+              <w:spacing w:after="0"/>
+            </w:pPr>
+            <w:r>
+              <w:rPr>
+                <w:rFonts w:ascii="Microsoft YaHei" w:hAnsi="Microsoft YaHei" w:eastAsia="Microsoft YaHei"/>
+                <w:b w:val="0"/>
+                <w:color w:val="1F2F3D"/>
+                <w:sz w:val="16"/>
+              </w:rPr>
+              <w:t>B 站</w:t>
+            </w:r>
+          </w:p>
+        </w:tc>
+        <w:tc>
+          <w:tcPr>
+            <w:tcW w:type="dxa" w:w="794"/>
+            <w:shd w:fill="FFFFFF"/>
+            <w:vAlign w:val="center"/>
+          </w:tcPr>
+          <w:p>
+            <w:pPr>
+              <w:spacing w:after="0"/>
+            </w:pPr>
+            <w:r>
+              <w:rPr>
+                <w:rFonts w:ascii="Microsoft YaHei" w:hAnsi="Microsoft YaHei" w:eastAsia="Microsoft YaHei"/>
+                <w:b w:val="0"/>
+                <w:color w:val="1F2F3D"/>
+                <w:sz w:val="16"/>
+              </w:rPr>
+              <w:t>120</w:t>
+            </w:r>
+          </w:p>
+        </w:tc>
+        <w:tc>
+          <w:tcPr>
+            <w:tcW w:type="dxa" w:w="850"/>
+            <w:shd w:fill="FFFFFF"/>
+            <w:vAlign w:val="center"/>
+          </w:tcPr>
+          <w:p>
+            <w:pPr>
+              <w:spacing w:after="0"/>
+            </w:pPr>
+            <w:r>
+              <w:rPr>
+                <w:rFonts w:ascii="Microsoft YaHei" w:hAnsi="Microsoft YaHei" w:eastAsia="Microsoft YaHei"/>
+                <w:b w:val="0"/>
+                <w:color w:val="1F2F3D"/>
+                <w:sz w:val="16"/>
+              </w:rPr>
+              <w:t>232</w:t>
+            </w:r>
+          </w:p>
+        </w:tc>
+        <w:tc>
+          <w:tcPr>
+            <w:tcW w:type="dxa" w:w="1134"/>
+            <w:shd w:fill="FFFFFF"/>
+            <w:vAlign w:val="center"/>
+          </w:tcPr>
+          <w:p>
+            <w:pPr>
+              <w:spacing w:after="0"/>
+            </w:pPr>
+            <w:r>
+              <w:rPr>
+                <w:rFonts w:ascii="Microsoft YaHei" w:hAnsi="Microsoft YaHei" w:eastAsia="Microsoft YaHei"/>
+                <w:b w:val="0"/>
+                <w:color w:val="1F2F3D"/>
+                <w:sz w:val="16"/>
+              </w:rPr>
+              <w:t>1.93</w:t>
+            </w:r>
+          </w:p>
+        </w:tc>
+        <w:tc>
+          <w:tcPr>
+            <w:tcW w:type="dxa" w:w="2551"/>
+            <w:shd w:fill="FFFFFF"/>
+            <w:vAlign w:val="center"/>
+          </w:tcPr>
+          <w:p>
+            <w:pPr>
+              <w:spacing w:after="0"/>
+            </w:pPr>
+            <w:r>
+              <w:rPr>
+                <w:rFonts w:ascii="Microsoft YaHei" w:hAnsi="Microsoft YaHei" w:eastAsia="Microsoft YaHei"/>
+                <w:b w:val="0"/>
+                <w:color w:val="1F2F3D"/>
+                <w:sz w:val="16"/>
+              </w:rPr>
+              <w:t>平衡与数值、匹配与对局分配、活动与玩法设计</w:t>
+            </w:r>
+          </w:p>
+        </w:tc>
+        <w:tc>
+          <w:tcPr>
+            <w:tcW w:type="dxa" w:w="2268"/>
+            <w:shd w:fill="FFFFFF"/>
+            <w:vAlign w:val="center"/>
+          </w:tcPr>
+          <w:p>
+            <w:pPr>
+              <w:spacing w:after="0"/>
+            </w:pPr>
+            <w:r>
+              <w:rPr>
+                <w:rFonts w:ascii="Microsoft YaHei" w:hAnsi="Microsoft YaHei" w:eastAsia="Microsoft YaHei"/>
+                <w:b w:val="0"/>
+                <w:color w:val="1F2F3D"/>
+                <w:sz w:val="16"/>
+              </w:rPr>
+              <w:t>胜任受挫、公平受损</w:t>
+            </w:r>
+          </w:p>
+        </w:tc>
+      </w:tr>
+      <w:tr>
+        <w:trPr>
+          <w:cantSplit/>
+        </w:trPr>
+        <w:tc>
+          <w:tcPr>
+            <w:tcW w:type="dxa" w:w="1134"/>
+            <w:shd w:fill="F2F4F6"/>
+            <w:vAlign w:val="center"/>
+          </w:tcPr>
+          <w:p>
+            <w:pPr>
+              <w:spacing w:after="0"/>
+            </w:pPr>
+            <w:r>
+              <w:rPr>
+                <w:rFonts w:ascii="Microsoft YaHei" w:hAnsi="Microsoft YaHei" w:eastAsia="Microsoft YaHei"/>
+                <w:b w:val="0"/>
+                <w:color w:val="1F2F3D"/>
+                <w:sz w:val="16"/>
+              </w:rPr>
+              <w:t>NGA</w:t>
+            </w:r>
+          </w:p>
+        </w:tc>
+        <w:tc>
+          <w:tcPr>
+            <w:tcW w:type="dxa" w:w="794"/>
+            <w:shd w:fill="F2F4F6"/>
+            <w:vAlign w:val="center"/>
+          </w:tcPr>
+          <w:p>
+            <w:pPr>
+              <w:spacing w:after="0"/>
+            </w:pPr>
+            <w:r>
+              <w:rPr>
+                <w:rFonts w:ascii="Microsoft YaHei" w:hAnsi="Microsoft YaHei" w:eastAsia="Microsoft YaHei"/>
+                <w:b w:val="0"/>
+                <w:color w:val="1F2F3D"/>
+                <w:sz w:val="16"/>
+              </w:rPr>
+              <w:t>120</w:t>
+            </w:r>
+          </w:p>
+        </w:tc>
+        <w:tc>
+          <w:tcPr>
+            <w:tcW w:type="dxa" w:w="850"/>
+            <w:shd w:fill="F2F4F6"/>
+            <w:vAlign w:val="center"/>
+          </w:tcPr>
+          <w:p>
+            <w:pPr>
+              <w:spacing w:after="0"/>
+            </w:pPr>
+            <w:r>
+              <w:rPr>
+                <w:rFonts w:ascii="Microsoft YaHei" w:hAnsi="Microsoft YaHei" w:eastAsia="Microsoft YaHei"/>
+                <w:b w:val="0"/>
+                <w:color w:val="1F2F3D"/>
+                <w:sz w:val="16"/>
+              </w:rPr>
+              <w:t>394</w:t>
+            </w:r>
+          </w:p>
+        </w:tc>
+        <w:tc>
+          <w:tcPr>
+            <w:tcW w:type="dxa" w:w="1134"/>
+            <w:shd w:fill="F2F4F6"/>
+            <w:vAlign w:val="center"/>
+          </w:tcPr>
+          <w:p>
+            <w:pPr>
+              <w:spacing w:after="0"/>
+            </w:pPr>
+            <w:r>
+              <w:rPr>
+                <w:rFonts w:ascii="Microsoft YaHei" w:hAnsi="Microsoft YaHei" w:eastAsia="Microsoft YaHei"/>
+                <w:b w:val="0"/>
+                <w:color w:val="1F2F3D"/>
+                <w:sz w:val="16"/>
+              </w:rPr>
+              <w:t>3.28</w:t>
+            </w:r>
+          </w:p>
+        </w:tc>
+        <w:tc>
+          <w:tcPr>
+            <w:tcW w:type="dxa" w:w="2551"/>
+            <w:shd w:fill="F2F4F6"/>
+            <w:vAlign w:val="center"/>
+          </w:tcPr>
+          <w:p>
+            <w:pPr>
+              <w:spacing w:after="0"/>
+            </w:pPr>
+            <w:r>
+              <w:rPr>
+                <w:rFonts w:ascii="Microsoft YaHei" w:hAnsi="Microsoft YaHei" w:eastAsia="Microsoft YaHei"/>
+                <w:b w:val="0"/>
+                <w:color w:val="1F2F3D"/>
+                <w:sz w:val="16"/>
+              </w:rPr>
+              <w:t>平衡与数值、匹配与对局分配、社区冲突与氛围</w:t>
+            </w:r>
+          </w:p>
+        </w:tc>
+        <w:tc>
+          <w:tcPr>
+            <w:tcW w:type="dxa" w:w="2268"/>
+            <w:shd w:fill="F2F4F6"/>
+            <w:vAlign w:val="center"/>
+          </w:tcPr>
+          <w:p>
+            <w:pPr>
+              <w:spacing w:after="0"/>
+            </w:pPr>
+            <w:r>
+              <w:rPr>
+                <w:rFonts w:ascii="Microsoft YaHei" w:hAnsi="Microsoft YaHei" w:eastAsia="Microsoft YaHei"/>
+                <w:b w:val="0"/>
+                <w:color w:val="1F2F3D"/>
+                <w:sz w:val="16"/>
+              </w:rPr>
+              <w:t>胜任受挫、公平受损</w:t>
+            </w:r>
+          </w:p>
+        </w:tc>
+      </w:tr>
+      <w:tr>
+        <w:trPr>
+          <w:cantSplit/>
+        </w:trPr>
+        <w:tc>
+          <w:tcPr>
+            <w:tcW w:type="dxa" w:w="1134"/>
+            <w:shd w:fill="FFFFFF"/>
+            <w:vAlign w:val="center"/>
+          </w:tcPr>
+          <w:p>
+            <w:pPr>
+              <w:spacing w:after="0"/>
+            </w:pPr>
+            <w:r>
+              <w:rPr>
+                <w:rFonts w:ascii="Microsoft YaHei" w:hAnsi="Microsoft YaHei" w:eastAsia="Microsoft YaHei"/>
+                <w:b w:val="0"/>
+                <w:color w:val="1F2F3D"/>
+                <w:sz w:val="16"/>
+              </w:rPr>
+              <w:t>贴吧</w:t>
+            </w:r>
+          </w:p>
+        </w:tc>
+        <w:tc>
+          <w:tcPr>
+            <w:tcW w:type="dxa" w:w="794"/>
+            <w:shd w:fill="FFFFFF"/>
+            <w:vAlign w:val="center"/>
+          </w:tcPr>
+          <w:p>
+            <w:pPr>
+              <w:spacing w:after="0"/>
+            </w:pPr>
+            <w:r>
+              <w:rPr>
+                <w:rFonts w:ascii="Microsoft YaHei" w:hAnsi="Microsoft YaHei" w:eastAsia="Microsoft YaHei"/>
+                <w:b w:val="0"/>
+                <w:color w:val="1F2F3D"/>
+                <w:sz w:val="16"/>
+              </w:rPr>
+              <w:t>120</w:t>
+            </w:r>
+          </w:p>
+        </w:tc>
+        <w:tc>
+          <w:tcPr>
+            <w:tcW w:type="dxa" w:w="850"/>
+            <w:shd w:fill="FFFFFF"/>
+            <w:vAlign w:val="center"/>
+          </w:tcPr>
+          <w:p>
+            <w:pPr>
+              <w:spacing w:after="0"/>
+            </w:pPr>
+            <w:r>
+              <w:rPr>
+                <w:rFonts w:ascii="Microsoft YaHei" w:hAnsi="Microsoft YaHei" w:eastAsia="Microsoft YaHei"/>
+                <w:b w:val="0"/>
+                <w:color w:val="1F2F3D"/>
+                <w:sz w:val="16"/>
+              </w:rPr>
+              <w:t>301</w:t>
+            </w:r>
+          </w:p>
+        </w:tc>
+        <w:tc>
+          <w:tcPr>
+            <w:tcW w:type="dxa" w:w="1134"/>
+            <w:shd w:fill="FFFFFF"/>
+            <w:vAlign w:val="center"/>
+          </w:tcPr>
+          <w:p>
+            <w:pPr>
+              <w:spacing w:after="0"/>
+            </w:pPr>
+            <w:r>
+              <w:rPr>
+                <w:rFonts w:ascii="Microsoft YaHei" w:hAnsi="Microsoft YaHei" w:eastAsia="Microsoft YaHei"/>
+                <w:b w:val="0"/>
+                <w:color w:val="1F2F3D"/>
+                <w:sz w:val="16"/>
+              </w:rPr>
+              <w:t>2.51</w:t>
+            </w:r>
+          </w:p>
+        </w:tc>
+        <w:tc>
+          <w:tcPr>
+            <w:tcW w:type="dxa" w:w="2551"/>
+            <w:shd w:fill="FFFFFF"/>
+            <w:vAlign w:val="center"/>
+          </w:tcPr>
+          <w:p>
+            <w:pPr>
+              <w:spacing w:after="0"/>
+            </w:pPr>
+            <w:r>
+              <w:rPr>
+                <w:rFonts w:ascii="Microsoft YaHei" w:hAnsi="Microsoft YaHei" w:eastAsia="Microsoft YaHei"/>
+                <w:b w:val="0"/>
+                <w:color w:val="1F2F3D"/>
+                <w:sz w:val="16"/>
+              </w:rPr>
+              <w:t>平衡与数值、匹配与对局分配、社区冲突与氛围</w:t>
+            </w:r>
+          </w:p>
+        </w:tc>
+        <w:tc>
+          <w:tcPr>
+            <w:tcW w:type="dxa" w:w="2268"/>
+            <w:shd w:fill="FFFFFF"/>
+            <w:vAlign w:val="center"/>
+          </w:tcPr>
+          <w:p>
+            <w:pPr>
+              <w:spacing w:after="0"/>
+            </w:pPr>
+            <w:r>
+              <w:rPr>
+                <w:rFonts w:ascii="Microsoft YaHei" w:hAnsi="Microsoft YaHei" w:eastAsia="Microsoft YaHei"/>
+                <w:b w:val="0"/>
+                <w:color w:val="1F2F3D"/>
+                <w:sz w:val="16"/>
+              </w:rPr>
+              <w:t>胜任受挫、公平受损</w:t>
+            </w:r>
+          </w:p>
+        </w:tc>
+      </w:tr>
+    </w:tbl>
+    <w:p>
+      <w:pPr>
+        <w:spacing w:after="0"/>
+      </w:pPr>
+    </w:p>
+    <w:p>
+      <w:pPr>
+        <w:widowControl/>
+      </w:pPr>
+      <w:r>
+        <w:rPr>
+          <w:rFonts w:ascii="Microsoft YaHei" w:hAnsi="Microsoft YaHei" w:eastAsia="Microsoft YaHei"/>
+          <w:b w:val="0"/>
+          <w:color w:val="1F2F3D"/>
+          <w:sz w:val="21"/>
+        </w:rPr>
+        <w:t>NGA 的证据密度最高，B 站最低。该差异可能来自原文长度、切分粒度和表达风格。NGA 与贴吧主要保留历史 AI 编码，B 站使用离线规则提案，编码来源差异也会影响分布，因此这里只做描述性比较。</w:t>
+      </w:r>
+    </w:p>
+    <w:p>
+      <w:pPr>
+        <w:pStyle w:val="Heading2"/>
+      </w:pPr>
+      <w:r>
+        <w:t>5.5 证据示例</w:t>
+      </w:r>
+    </w:p>
+    <w:tbl>
+      <w:tblPr>
+        <w:tblStyle w:val="TableGrid"/>
+        <w:tblW w:type="auto" w:w="0"/>
+        <w:jc w:val="center"/>
+        <w:tblLayout w:type="fixed"/>
+        <w:tblLook w:firstColumn="1" w:firstRow="1" w:lastColumn="0" w:lastRow="0" w:noHBand="0" w:noVBand="1" w:val="04A0"/>
+      </w:tblPr>
+      <w:tblGrid>
+        <w:gridCol w:w="2422"/>
+        <w:gridCol w:w="2422"/>
+        <w:gridCol w:w="2422"/>
+        <w:gridCol w:w="2422"/>
+      </w:tblGrid>
+      <w:tr>
+        <w:trPr>
+          <w:cantSplit/>
+          <w:tblHeader w:val="true"/>
+        </w:trPr>
+        <w:tc>
+          <w:tcPr>
+            <w:tcW w:type="dxa" w:w="1587"/>
+            <w:shd w:fill="12304A"/>
+            <w:vAlign w:val="center"/>
+          </w:tcPr>
+          <w:p>
+            <w:pPr>
+              <w:jc w:val="center"/>
+            </w:pPr>
+            <w:r>
+              <w:rPr>
+                <w:rFonts w:ascii="Microsoft YaHei" w:hAnsi="Microsoft YaHei" w:eastAsia="Microsoft YaHei"/>
+                <w:b/>
+                <w:color w:val="FFFFFF"/>
+                <w:sz w:val="15"/>
+              </w:rPr>
+              <w:t>证据 ID</w:t>
+            </w:r>
+          </w:p>
+        </w:tc>
+        <w:tc>
+          <w:tcPr>
+            <w:tcW w:type="dxa" w:w="1814"/>
+            <w:shd w:fill="12304A"/>
+            <w:vAlign w:val="center"/>
+          </w:tcPr>
+          <w:p>
+            <w:pPr>
+              <w:jc w:val="center"/>
+            </w:pPr>
+            <w:r>
+              <w:rPr>
+                <w:rFonts w:ascii="Microsoft YaHei" w:hAnsi="Microsoft YaHei" w:eastAsia="Microsoft YaHei"/>
+                <w:b/>
+                <w:color w:val="FFFFFF"/>
+                <w:sz w:val="15"/>
+              </w:rPr>
+              <w:t>话题</w:t>
+            </w:r>
+          </w:p>
+        </w:tc>
+        <w:tc>
+          <w:tcPr>
+            <w:tcW w:type="dxa" w:w="1474"/>
+            <w:shd w:fill="12304A"/>
+            <w:vAlign w:val="center"/>
+          </w:tcPr>
+          <w:p>
+            <w:pPr>
+              <w:jc w:val="center"/>
+            </w:pPr>
+            <w:r>
+              <w:rPr>
+                <w:rFonts w:ascii="Microsoft YaHei" w:hAnsi="Microsoft YaHei" w:eastAsia="Microsoft YaHei"/>
+                <w:b/>
+                <w:color w:val="FFFFFF"/>
+                <w:sz w:val="15"/>
+              </w:rPr>
+              <w:t>机制</w:t>
+            </w:r>
+          </w:p>
+        </w:tc>
+        <w:tc>
+          <w:tcPr>
+            <w:tcW w:type="dxa" w:w="3969"/>
+            <w:shd w:fill="12304A"/>
+            <w:vAlign w:val="center"/>
+          </w:tcPr>
+          <w:p>
+            <w:pPr>
+              <w:jc w:val="center"/>
+            </w:pPr>
+            <w:r>
+              <w:rPr>
+                <w:rFonts w:ascii="Microsoft YaHei" w:hAnsi="Microsoft YaHei" w:eastAsia="Microsoft YaHei"/>
+                <w:b/>
+                <w:color w:val="FFFFFF"/>
+                <w:sz w:val="15"/>
+              </w:rPr>
+              <w:t>公开文本</w:t>
+            </w:r>
+          </w:p>
+        </w:tc>
+      </w:tr>
+      <w:tr>
+        <w:trPr>
+          <w:cantSplit/>
+        </w:trPr>
+        <w:tc>
+          <w:tcPr>
+            <w:tcW w:type="dxa" w:w="1587"/>
+            <w:shd w:fill="FFFFFF"/>
+            <w:vAlign w:val="center"/>
+          </w:tcPr>
+          <w:p>
+            <w:pPr>
+              <w:spacing w:after="0"/>
+            </w:pPr>
+            <w:r>
+              <w:rPr>
+                <w:rFonts w:ascii="Microsoft YaHei" w:hAnsi="Microsoft YaHei" w:eastAsia="Microsoft YaHei"/>
+                <w:b w:val="0"/>
+                <w:color w:val="1F2F3D"/>
+                <w:sz w:val="15"/>
+              </w:rPr>
+              <w:t>NGA_0021_U01</w:t>
+            </w:r>
+          </w:p>
+        </w:tc>
+        <w:tc>
+          <w:tcPr>
+            <w:tcW w:type="dxa" w:w="1814"/>
+            <w:shd w:fill="FFFFFF"/>
+            <w:vAlign w:val="center"/>
+          </w:tcPr>
+          <w:p>
+            <w:pPr>
+              <w:spacing w:after="0"/>
+            </w:pPr>
+            <w:r>
+              <w:rPr>
+                <w:rFonts w:ascii="Microsoft YaHei" w:hAnsi="Microsoft YaHei" w:eastAsia="Microsoft YaHei"/>
+                <w:b w:val="0"/>
+                <w:color w:val="1F2F3D"/>
+                <w:sz w:val="15"/>
+              </w:rPr>
+              <w:t>匹配与对局分配</w:t>
+            </w:r>
+          </w:p>
+        </w:tc>
+        <w:tc>
+          <w:tcPr>
+            <w:tcW w:type="dxa" w:w="1474"/>
+            <w:shd w:fill="FFFFFF"/>
+            <w:vAlign w:val="center"/>
+          </w:tcPr>
+          <w:p>
+            <w:pPr>
+              <w:spacing w:after="0"/>
+            </w:pPr>
+            <w:r>
+              <w:rPr>
+                <w:rFonts w:ascii="Microsoft YaHei" w:hAnsi="Microsoft YaHei" w:eastAsia="Microsoft YaHei"/>
+                <w:b w:val="0"/>
+                <w:color w:val="1F2F3D"/>
+                <w:sz w:val="15"/>
+              </w:rPr>
+              <w:t>公平受损</w:t>
+            </w:r>
+          </w:p>
+        </w:tc>
+        <w:tc>
+          <w:tcPr>
+            <w:tcW w:type="dxa" w:w="3969"/>
+            <w:shd w:fill="FFFFFF"/>
+            <w:vAlign w:val="center"/>
+          </w:tcPr>
+          <w:p>
+            <w:pPr>
+              <w:spacing w:after="0"/>
+            </w:pPr>
+            <w:r>
+              <w:rPr>
+                <w:rFonts w:ascii="Microsoft YaHei" w:hAnsi="Microsoft YaHei" w:eastAsia="Microsoft YaHei"/>
+                <w:b w:val="0"/>
+                <w:color w:val="1F2F3D"/>
+                <w:sz w:val="15"/>
+              </w:rPr>
+              <w:t>匹配机制就导致了一旦你连胜或者连败，要把你近期胜率“拉”回五十接下来就会反向连胜连败</w:t>
+            </w:r>
+          </w:p>
+        </w:tc>
+      </w:tr>
+      <w:tr>
+        <w:trPr>
+          <w:cantSplit/>
+        </w:trPr>
+        <w:tc>
+          <w:tcPr>
+            <w:tcW w:type="dxa" w:w="1587"/>
+            <w:shd w:fill="F2F4F6"/>
+            <w:vAlign w:val="center"/>
+          </w:tcPr>
+          <w:p>
+            <w:pPr>
+              <w:spacing w:after="0"/>
+            </w:pPr>
+            <w:r>
+              <w:rPr>
+                <w:rFonts w:ascii="Microsoft YaHei" w:hAnsi="Microsoft YaHei" w:eastAsia="Microsoft YaHei"/>
+                <w:b w:val="0"/>
+                <w:color w:val="1F2F3D"/>
+                <w:sz w:val="15"/>
+              </w:rPr>
+              <w:t>TIEBA_0004_U02</w:t>
+            </w:r>
+          </w:p>
+        </w:tc>
+        <w:tc>
+          <w:tcPr>
+            <w:tcW w:type="dxa" w:w="1814"/>
+            <w:shd w:fill="F2F4F6"/>
+            <w:vAlign w:val="center"/>
+          </w:tcPr>
+          <w:p>
+            <w:pPr>
+              <w:spacing w:after="0"/>
+            </w:pPr>
+            <w:r>
+              <w:rPr>
+                <w:rFonts w:ascii="Microsoft YaHei" w:hAnsi="Microsoft YaHei" w:eastAsia="Microsoft YaHei"/>
+                <w:b w:val="0"/>
+                <w:color w:val="1F2F3D"/>
+                <w:sz w:val="15"/>
+              </w:rPr>
+              <w:t>新手引导与体验</w:t>
+            </w:r>
+          </w:p>
+        </w:tc>
+        <w:tc>
+          <w:tcPr>
+            <w:tcW w:type="dxa" w:w="1474"/>
+            <w:shd w:fill="F2F4F6"/>
+            <w:vAlign w:val="center"/>
+          </w:tcPr>
+          <w:p>
+            <w:pPr>
+              <w:spacing w:after="0"/>
+            </w:pPr>
+            <w:r>
+              <w:rPr>
+                <w:rFonts w:ascii="Microsoft YaHei" w:hAnsi="Microsoft YaHei" w:eastAsia="Microsoft YaHei"/>
+                <w:b w:val="0"/>
+                <w:color w:val="1F2F3D"/>
+                <w:sz w:val="15"/>
+              </w:rPr>
+              <w:t>胜任受挫</w:t>
+            </w:r>
+          </w:p>
+        </w:tc>
+        <w:tc>
+          <w:tcPr>
+            <w:tcW w:type="dxa" w:w="3969"/>
+            <w:shd w:fill="F2F4F6"/>
+            <w:vAlign w:val="center"/>
+          </w:tcPr>
+          <w:p>
+            <w:pPr>
+              <w:spacing w:after="0"/>
+            </w:pPr>
+            <w:r>
+              <w:rPr>
+                <w:rFonts w:ascii="Microsoft YaHei" w:hAnsi="Microsoft YaHei" w:eastAsia="Microsoft YaHei"/>
+                <w:b w:val="0"/>
+                <w:color w:val="1F2F3D"/>
+                <w:sz w:val="15"/>
+              </w:rPr>
+              <w:t>通常是莫甘娜，我新手目前英雄正在熟悉，怕坑，所以会选一些弱一点，但熟悉的英雄，为了避免伤害没打多少，还抗不了伤害，就会多出功能装</w:t>
+            </w:r>
+          </w:p>
+        </w:tc>
+      </w:tr>
+      <w:tr>
+        <w:trPr>
+          <w:cantSplit/>
+        </w:trPr>
+        <w:tc>
+          <w:tcPr>
+            <w:tcW w:type="dxa" w:w="1587"/>
+            <w:shd w:fill="FFFFFF"/>
+            <w:vAlign w:val="center"/>
+          </w:tcPr>
+          <w:p>
+            <w:pPr>
+              <w:spacing w:after="0"/>
+            </w:pPr>
+            <w:r>
+              <w:rPr>
+                <w:rFonts w:ascii="Microsoft YaHei" w:hAnsi="Microsoft YaHei" w:eastAsia="Microsoft YaHei"/>
+                <w:b w:val="0"/>
+                <w:color w:val="1F2F3D"/>
+                <w:sz w:val="15"/>
+              </w:rPr>
+              <w:t>NGA_0008_U01</w:t>
+            </w:r>
+          </w:p>
+        </w:tc>
+        <w:tc>
+          <w:tcPr>
+            <w:tcW w:type="dxa" w:w="1814"/>
+            <w:shd w:fill="FFFFFF"/>
+            <w:vAlign w:val="center"/>
+          </w:tcPr>
+          <w:p>
+            <w:pPr>
+              <w:spacing w:after="0"/>
+            </w:pPr>
+            <w:r>
+              <w:rPr>
+                <w:rFonts w:ascii="Microsoft YaHei" w:hAnsi="Microsoft YaHei" w:eastAsia="Microsoft YaHei"/>
+                <w:b w:val="0"/>
+                <w:color w:val="1F2F3D"/>
+                <w:sz w:val="15"/>
+              </w:rPr>
+              <w:t>平衡与数值</w:t>
+            </w:r>
+          </w:p>
+        </w:tc>
+        <w:tc>
+          <w:tcPr>
+            <w:tcW w:type="dxa" w:w="1474"/>
+            <w:shd w:fill="FFFFFF"/>
+            <w:vAlign w:val="center"/>
+          </w:tcPr>
+          <w:p>
+            <w:pPr>
+              <w:spacing w:after="0"/>
+            </w:pPr>
+            <w:r>
+              <w:rPr>
+                <w:rFonts w:ascii="Microsoft YaHei" w:hAnsi="Microsoft YaHei" w:eastAsia="Microsoft YaHei"/>
+                <w:b w:val="0"/>
+                <w:color w:val="1F2F3D"/>
+                <w:sz w:val="15"/>
+              </w:rPr>
+              <w:t>公平受损</w:t>
+            </w:r>
+          </w:p>
+        </w:tc>
+        <w:tc>
+          <w:tcPr>
+            <w:tcW w:type="dxa" w:w="3969"/>
+            <w:shd w:fill="FFFFFF"/>
+            <w:vAlign w:val="center"/>
+          </w:tcPr>
+          <w:p>
+            <w:pPr>
+              <w:spacing w:after="0"/>
+            </w:pPr>
+            <w:r>
+              <w:rPr>
+                <w:rFonts w:ascii="Microsoft YaHei" w:hAnsi="Microsoft YaHei" w:eastAsia="Microsoft YaHei"/>
+                <w:b w:val="0"/>
+                <w:color w:val="1F2F3D"/>
+                <w:sz w:val="15"/>
+              </w:rPr>
+              <w:t>现在怒气增长吃终极技能急速，残疫、钢壁甚至猎魔人都能增加怒气获取，但偏偏不吃技能急速，公理圆弧效果也不能直接涨一截怒气。</w:t>
+            </w:r>
+          </w:p>
+        </w:tc>
+      </w:tr>
+    </w:tbl>
+    <w:p>
+      <w:pPr>
+        <w:spacing w:after="0"/>
+      </w:pPr>
+    </w:p>
+    <w:p>
+      <w:pPr>
+        <w:pStyle w:val="Heading1"/>
+      </w:pPr>
+      <w:r>
+        <w:t>6. 可靠性评测</w:t>
+      </w:r>
+    </w:p>
+    <w:p>
+      <w:pPr>
+        <w:widowControl/>
+      </w:pPr>
+      <w:r>
+        <w:rPr>
+          <w:rFonts w:ascii="Microsoft YaHei" w:hAnsi="Microsoft YaHei" w:eastAsia="Microsoft YaHei"/>
+          <w:b w:val="0"/>
+          <w:color w:val="1F2F3D"/>
+          <w:sz w:val="21"/>
+        </w:rPr>
+        <w:t>评测覆盖结构完整性、清洗与隐私、编码可用性、分析支撑和运行复现五个维度。硬性错误阻止发布，诊断指标用于解释风险与规划返修。</w:t>
+      </w:r>
+    </w:p>
+    <w:tbl>
+      <w:tblPr>
+        <w:tblStyle w:val="TableGrid"/>
+        <w:tblW w:type="auto" w:w="0"/>
+        <w:jc w:val="center"/>
+        <w:tblLayout w:type="fixed"/>
+        <w:tblLook w:firstColumn="1" w:firstRow="1" w:lastColumn="0" w:lastRow="0" w:noHBand="0" w:noVBand="1" w:val="04A0"/>
+      </w:tblPr>
+      <w:tblGrid>
+        <w:gridCol w:w="2422"/>
+        <w:gridCol w:w="2422"/>
+        <w:gridCol w:w="2422"/>
+        <w:gridCol w:w="2422"/>
+      </w:tblGrid>
+      <w:tr>
+        <w:trPr>
+          <w:cantSplit/>
+          <w:tblHeader w:val="true"/>
+        </w:trPr>
+        <w:tc>
+          <w:tcPr>
+            <w:tcW w:type="dxa" w:w="2381"/>
+            <w:shd w:fill="12304A"/>
+            <w:vAlign w:val="center"/>
+          </w:tcPr>
+          <w:p>
+            <w:pPr>
+              <w:jc w:val="center"/>
+            </w:pPr>
+            <w:r>
+              <w:rPr>
+                <w:rFonts w:ascii="Microsoft YaHei" w:hAnsi="Microsoft YaHei" w:eastAsia="Microsoft YaHei"/>
+                <w:b/>
+                <w:color w:val="FFFFFF"/>
+                <w:sz w:val="16"/>
+              </w:rPr>
+              <w:t>指标</w:t>
+            </w:r>
+          </w:p>
+        </w:tc>
+        <w:tc>
+          <w:tcPr>
+            <w:tcW w:type="dxa" w:w="1361"/>
+            <w:shd w:fill="12304A"/>
+            <w:vAlign w:val="center"/>
+          </w:tcPr>
+          <w:p>
+            <w:pPr>
+              <w:jc w:val="center"/>
+            </w:pPr>
+            <w:r>
+              <w:rPr>
+                <w:rFonts w:ascii="Microsoft YaHei" w:hAnsi="Microsoft YaHei" w:eastAsia="Microsoft YaHei"/>
+                <w:b/>
+                <w:color w:val="FFFFFF"/>
+                <w:sz w:val="16"/>
+              </w:rPr>
+              <w:t>当前值</w:t>
+            </w:r>
+          </w:p>
+        </w:tc>
+        <w:tc>
+          <w:tcPr>
+            <w:tcW w:type="dxa" w:w="1814"/>
+            <w:shd w:fill="12304A"/>
+            <w:vAlign w:val="center"/>
+          </w:tcPr>
+          <w:p>
+            <w:pPr>
+              <w:jc w:val="center"/>
+            </w:pPr>
+            <w:r>
+              <w:rPr>
+                <w:rFonts w:ascii="Microsoft YaHei" w:hAnsi="Microsoft YaHei" w:eastAsia="Microsoft YaHei"/>
+                <w:b/>
+                <w:color w:val="FFFFFF"/>
+                <w:sz w:val="16"/>
+              </w:rPr>
+              <w:t>判定</w:t>
+            </w:r>
+          </w:p>
+        </w:tc>
+        <w:tc>
+          <w:tcPr>
+            <w:tcW w:type="dxa" w:w="3231"/>
+            <w:shd w:fill="12304A"/>
+            <w:vAlign w:val="center"/>
+          </w:tcPr>
+          <w:p>
+            <w:pPr>
+              <w:jc w:val="center"/>
+            </w:pPr>
+            <w:r>
+              <w:rPr>
+                <w:rFonts w:ascii="Microsoft YaHei" w:hAnsi="Microsoft YaHei" w:eastAsia="Microsoft YaHei"/>
+                <w:b/>
+                <w:color w:val="FFFFFF"/>
+                <w:sz w:val="16"/>
+              </w:rPr>
+              <w:t>说明</w:t>
+            </w:r>
+          </w:p>
+        </w:tc>
+      </w:tr>
+      <w:tr>
+        <w:trPr>
+          <w:cantSplit/>
+        </w:trPr>
+        <w:tc>
+          <w:tcPr>
+            <w:tcW w:type="dxa" w:w="2381"/>
+            <w:shd w:fill="FFFFFF"/>
+            <w:vAlign w:val="center"/>
+          </w:tcPr>
+          <w:p>
+            <w:pPr>
+              <w:spacing w:after="0"/>
+            </w:pPr>
+            <w:r>
+              <w:rPr>
+                <w:rFonts w:ascii="Microsoft YaHei" w:hAnsi="Microsoft YaHei" w:eastAsia="Microsoft YaHei"/>
+                <w:b w:val="0"/>
+                <w:color w:val="1F2F3D"/>
+                <w:sz w:val="16"/>
+              </w:rPr>
+              <w:t>样本 ID 唯一率</w:t>
+            </w:r>
+          </w:p>
+        </w:tc>
+        <w:tc>
+          <w:tcPr>
+            <w:tcW w:type="dxa" w:w="1361"/>
+            <w:shd w:fill="FFFFFF"/>
+            <w:vAlign w:val="center"/>
+          </w:tcPr>
+          <w:p>
+            <w:pPr>
+              <w:spacing w:after="0"/>
+            </w:pPr>
+            <w:r>
+              <w:rPr>
+                <w:rFonts w:ascii="Microsoft YaHei" w:hAnsi="Microsoft YaHei" w:eastAsia="Microsoft YaHei"/>
+                <w:b w:val="0"/>
+                <w:color w:val="1F2F3D"/>
+                <w:sz w:val="16"/>
+              </w:rPr>
+              <w:t>100%</w:t>
+            </w:r>
+          </w:p>
+        </w:tc>
+        <w:tc>
+          <w:tcPr>
+            <w:tcW w:type="dxa" w:w="1814"/>
+            <w:shd w:fill="FFFFFF"/>
+            <w:vAlign w:val="center"/>
+          </w:tcPr>
+          <w:p>
+            <w:pPr>
+              <w:spacing w:after="0"/>
+            </w:pPr>
+            <w:r>
+              <w:rPr>
+                <w:rFonts w:ascii="Microsoft YaHei" w:hAnsi="Microsoft YaHei" w:eastAsia="Microsoft YaHei"/>
+                <w:b w:val="0"/>
+                <w:color w:val="1F2F3D"/>
+                <w:sz w:val="16"/>
+              </w:rPr>
+              <w:t>通过</w:t>
+            </w:r>
+          </w:p>
+        </w:tc>
+        <w:tc>
+          <w:tcPr>
+            <w:tcW w:type="dxa" w:w="3231"/>
+            <w:shd w:fill="FFFFFF"/>
+            <w:vAlign w:val="center"/>
+          </w:tcPr>
+          <w:p>
+            <w:pPr>
+              <w:spacing w:after="0"/>
+            </w:pPr>
+            <w:r>
+              <w:rPr>
+                <w:rFonts w:ascii="Microsoft YaHei" w:hAnsi="Microsoft YaHei" w:eastAsia="Microsoft YaHei"/>
+                <w:b w:val="0"/>
+                <w:color w:val="1F2F3D"/>
+                <w:sz w:val="16"/>
+              </w:rPr>
+              <w:t>无重复样本编号</w:t>
+            </w:r>
+          </w:p>
+        </w:tc>
+      </w:tr>
+      <w:tr>
+        <w:trPr>
+          <w:cantSplit/>
+        </w:trPr>
+        <w:tc>
+          <w:tcPr>
+            <w:tcW w:type="dxa" w:w="2381"/>
+            <w:shd w:fill="F2F4F6"/>
+            <w:vAlign w:val="center"/>
+          </w:tcPr>
+          <w:p>
+            <w:pPr>
+              <w:spacing w:after="0"/>
+            </w:pPr>
+            <w:r>
+              <w:rPr>
+                <w:rFonts w:ascii="Microsoft YaHei" w:hAnsi="Microsoft YaHei" w:eastAsia="Microsoft YaHei"/>
+                <w:b w:val="0"/>
+                <w:color w:val="1F2F3D"/>
+                <w:sz w:val="16"/>
+              </w:rPr>
+              <w:t>证据 ID 唯一率</w:t>
+            </w:r>
+          </w:p>
+        </w:tc>
+        <w:tc>
+          <w:tcPr>
+            <w:tcW w:type="dxa" w:w="1361"/>
+            <w:shd w:fill="F2F4F6"/>
+            <w:vAlign w:val="center"/>
+          </w:tcPr>
+          <w:p>
+            <w:pPr>
+              <w:spacing w:after="0"/>
+            </w:pPr>
+            <w:r>
+              <w:rPr>
+                <w:rFonts w:ascii="Microsoft YaHei" w:hAnsi="Microsoft YaHei" w:eastAsia="Microsoft YaHei"/>
+                <w:b w:val="0"/>
+                <w:color w:val="1F2F3D"/>
+                <w:sz w:val="16"/>
+              </w:rPr>
+              <w:t>100%</w:t>
+            </w:r>
+          </w:p>
+        </w:tc>
+        <w:tc>
+          <w:tcPr>
+            <w:tcW w:type="dxa" w:w="1814"/>
+            <w:shd w:fill="F2F4F6"/>
+            <w:vAlign w:val="center"/>
+          </w:tcPr>
+          <w:p>
+            <w:pPr>
+              <w:spacing w:after="0"/>
+            </w:pPr>
+            <w:r>
+              <w:rPr>
+                <w:rFonts w:ascii="Microsoft YaHei" w:hAnsi="Microsoft YaHei" w:eastAsia="Microsoft YaHei"/>
+                <w:b w:val="0"/>
+                <w:color w:val="1F2F3D"/>
+                <w:sz w:val="16"/>
+              </w:rPr>
+              <w:t>通过</w:t>
+            </w:r>
+          </w:p>
+        </w:tc>
+        <w:tc>
+          <w:tcPr>
+            <w:tcW w:type="dxa" w:w="3231"/>
+            <w:shd w:fill="F2F4F6"/>
+            <w:vAlign w:val="center"/>
+          </w:tcPr>
+          <w:p>
+            <w:pPr>
+              <w:spacing w:after="0"/>
+            </w:pPr>
+            <w:r>
+              <w:rPr>
+                <w:rFonts w:ascii="Microsoft YaHei" w:hAnsi="Microsoft YaHei" w:eastAsia="Microsoft YaHei"/>
+                <w:b w:val="0"/>
+                <w:color w:val="1F2F3D"/>
+                <w:sz w:val="16"/>
+              </w:rPr>
+              <w:t>无重复证据编号</w:t>
+            </w:r>
+          </w:p>
+        </w:tc>
+      </w:tr>
+      <w:tr>
+        <w:trPr>
+          <w:cantSplit/>
+        </w:trPr>
+        <w:tc>
+          <w:tcPr>
+            <w:tcW w:type="dxa" w:w="2381"/>
+            <w:shd w:fill="FFFFFF"/>
+            <w:vAlign w:val="center"/>
+          </w:tcPr>
+          <w:p>
+            <w:pPr>
+              <w:spacing w:after="0"/>
+            </w:pPr>
+            <w:r>
+              <w:rPr>
+                <w:rFonts w:ascii="Microsoft YaHei" w:hAnsi="Microsoft YaHei" w:eastAsia="Microsoft YaHei"/>
+                <w:b w:val="0"/>
+                <w:color w:val="1F2F3D"/>
+                <w:sz w:val="16"/>
+              </w:rPr>
+              <w:t>父样本关联率</w:t>
+            </w:r>
+          </w:p>
+        </w:tc>
+        <w:tc>
+          <w:tcPr>
+            <w:tcW w:type="dxa" w:w="1361"/>
+            <w:shd w:fill="FFFFFF"/>
+            <w:vAlign w:val="center"/>
+          </w:tcPr>
+          <w:p>
+            <w:pPr>
+              <w:spacing w:after="0"/>
+            </w:pPr>
+            <w:r>
+              <w:rPr>
+                <w:rFonts w:ascii="Microsoft YaHei" w:hAnsi="Microsoft YaHei" w:eastAsia="Microsoft YaHei"/>
+                <w:b w:val="0"/>
+                <w:color w:val="1F2F3D"/>
+                <w:sz w:val="16"/>
+              </w:rPr>
+              <w:t>100%</w:t>
+            </w:r>
+          </w:p>
+        </w:tc>
+        <w:tc>
+          <w:tcPr>
+            <w:tcW w:type="dxa" w:w="1814"/>
+            <w:shd w:fill="FFFFFF"/>
+            <w:vAlign w:val="center"/>
+          </w:tcPr>
+          <w:p>
+            <w:pPr>
+              <w:spacing w:after="0"/>
+            </w:pPr>
+            <w:r>
+              <w:rPr>
+                <w:rFonts w:ascii="Microsoft YaHei" w:hAnsi="Microsoft YaHei" w:eastAsia="Microsoft YaHei"/>
+                <w:b w:val="0"/>
+                <w:color w:val="1F2F3D"/>
+                <w:sz w:val="16"/>
+              </w:rPr>
+              <w:t>通过</w:t>
+            </w:r>
+          </w:p>
+        </w:tc>
+        <w:tc>
+          <w:tcPr>
+            <w:tcW w:type="dxa" w:w="3231"/>
+            <w:shd w:fill="FFFFFF"/>
+            <w:vAlign w:val="center"/>
+          </w:tcPr>
+          <w:p>
+            <w:pPr>
+              <w:spacing w:after="0"/>
+            </w:pPr>
+            <w:r>
+              <w:rPr>
+                <w:rFonts w:ascii="Microsoft YaHei" w:hAnsi="Microsoft YaHei" w:eastAsia="Microsoft YaHei"/>
+                <w:b w:val="0"/>
+                <w:color w:val="1F2F3D"/>
+                <w:sz w:val="16"/>
+              </w:rPr>
+              <w:t>孤立证据为 0</w:t>
+            </w:r>
+          </w:p>
+        </w:tc>
+      </w:tr>
+      <w:tr>
+        <w:trPr>
+          <w:cantSplit/>
+        </w:trPr>
+        <w:tc>
+          <w:tcPr>
+            <w:tcW w:type="dxa" w:w="2381"/>
+            <w:shd w:fill="F2F4F6"/>
+            <w:vAlign w:val="center"/>
+          </w:tcPr>
+          <w:p>
+            <w:pPr>
+              <w:spacing w:after="0"/>
+            </w:pPr>
+            <w:r>
+              <w:rPr>
+                <w:rFonts w:ascii="Microsoft YaHei" w:hAnsi="Microsoft YaHei" w:eastAsia="Microsoft YaHei"/>
+                <w:b w:val="0"/>
+                <w:color w:val="1F2F3D"/>
+                <w:sz w:val="16"/>
+              </w:rPr>
+              <w:t>文本回溯率</w:t>
+            </w:r>
+          </w:p>
+        </w:tc>
+        <w:tc>
+          <w:tcPr>
+            <w:tcW w:type="dxa" w:w="1361"/>
+            <w:shd w:fill="F2F4F6"/>
+            <w:vAlign w:val="center"/>
+          </w:tcPr>
+          <w:p>
+            <w:pPr>
+              <w:spacing w:after="0"/>
+            </w:pPr>
+            <w:r>
+              <w:rPr>
+                <w:rFonts w:ascii="Microsoft YaHei" w:hAnsi="Microsoft YaHei" w:eastAsia="Microsoft YaHei"/>
+                <w:b w:val="0"/>
+                <w:color w:val="1F2F3D"/>
+                <w:sz w:val="16"/>
+              </w:rPr>
+              <w:t>100%</w:t>
+            </w:r>
+          </w:p>
+        </w:tc>
+        <w:tc>
+          <w:tcPr>
+            <w:tcW w:type="dxa" w:w="1814"/>
+            <w:shd w:fill="F2F4F6"/>
+            <w:vAlign w:val="center"/>
+          </w:tcPr>
+          <w:p>
+            <w:pPr>
+              <w:spacing w:after="0"/>
+            </w:pPr>
+            <w:r>
+              <w:rPr>
+                <w:rFonts w:ascii="Microsoft YaHei" w:hAnsi="Microsoft YaHei" w:eastAsia="Microsoft YaHei"/>
+                <w:b w:val="0"/>
+                <w:color w:val="1F2F3D"/>
+                <w:sz w:val="16"/>
+              </w:rPr>
+              <w:t>通过</w:t>
+            </w:r>
+          </w:p>
+        </w:tc>
+        <w:tc>
+          <w:tcPr>
+            <w:tcW w:type="dxa" w:w="3231"/>
+            <w:shd w:fill="F2F4F6"/>
+            <w:vAlign w:val="center"/>
+          </w:tcPr>
+          <w:p>
+            <w:pPr>
+              <w:spacing w:after="0"/>
+            </w:pPr>
+            <w:r>
+              <w:rPr>
+                <w:rFonts w:ascii="Microsoft YaHei" w:hAnsi="Microsoft YaHei" w:eastAsia="Microsoft YaHei"/>
+                <w:b w:val="0"/>
+                <w:color w:val="1F2F3D"/>
+                <w:sz w:val="16"/>
+              </w:rPr>
+              <w:t>927 条证据均可定位</w:t>
+            </w:r>
+          </w:p>
+        </w:tc>
+      </w:tr>
+      <w:tr>
+        <w:trPr>
+          <w:cantSplit/>
+        </w:trPr>
+        <w:tc>
+          <w:tcPr>
+            <w:tcW w:type="dxa" w:w="2381"/>
+            <w:shd w:fill="FFFFFF"/>
+            <w:vAlign w:val="center"/>
+          </w:tcPr>
+          <w:p>
+            <w:pPr>
+              <w:spacing w:after="0"/>
+            </w:pPr>
+            <w:r>
+              <w:rPr>
+                <w:rFonts w:ascii="Microsoft YaHei" w:hAnsi="Microsoft YaHei" w:eastAsia="Microsoft YaHei"/>
+                <w:b w:val="0"/>
+                <w:color w:val="1F2F3D"/>
+                <w:sz w:val="16"/>
+              </w:rPr>
+              <w:t>平台错配</w:t>
+            </w:r>
+          </w:p>
+        </w:tc>
+        <w:tc>
+          <w:tcPr>
+            <w:tcW w:type="dxa" w:w="1361"/>
+            <w:shd w:fill="FFFFFF"/>
+            <w:vAlign w:val="center"/>
+          </w:tcPr>
+          <w:p>
+            <w:pPr>
+              <w:spacing w:after="0"/>
+            </w:pPr>
+            <w:r>
+              <w:rPr>
+                <w:rFonts w:ascii="Microsoft YaHei" w:hAnsi="Microsoft YaHei" w:eastAsia="Microsoft YaHei"/>
+                <w:b w:val="0"/>
+                <w:color w:val="1F2F3D"/>
+                <w:sz w:val="16"/>
+              </w:rPr>
+              <w:t>0</w:t>
+            </w:r>
+          </w:p>
+        </w:tc>
+        <w:tc>
+          <w:tcPr>
+            <w:tcW w:type="dxa" w:w="1814"/>
+            <w:shd w:fill="FFFFFF"/>
+            <w:vAlign w:val="center"/>
+          </w:tcPr>
+          <w:p>
+            <w:pPr>
+              <w:spacing w:after="0"/>
+            </w:pPr>
+            <w:r>
+              <w:rPr>
+                <w:rFonts w:ascii="Microsoft YaHei" w:hAnsi="Microsoft YaHei" w:eastAsia="Microsoft YaHei"/>
+                <w:b w:val="0"/>
+                <w:color w:val="1F2F3D"/>
+                <w:sz w:val="16"/>
+              </w:rPr>
+              <w:t>通过</w:t>
+            </w:r>
+          </w:p>
+        </w:tc>
+        <w:tc>
+          <w:tcPr>
+            <w:tcW w:type="dxa" w:w="3231"/>
+            <w:shd w:fill="FFFFFF"/>
+            <w:vAlign w:val="center"/>
+          </w:tcPr>
+          <w:p>
+            <w:pPr>
+              <w:spacing w:after="0"/>
+            </w:pPr>
+            <w:r>
+              <w:rPr>
+                <w:rFonts w:ascii="Microsoft YaHei" w:hAnsi="Microsoft YaHei" w:eastAsia="Microsoft YaHei"/>
+                <w:b w:val="0"/>
+                <w:color w:val="1F2F3D"/>
+                <w:sz w:val="16"/>
+              </w:rPr>
+              <w:t>证据与父样本平台一致</w:t>
+            </w:r>
+          </w:p>
+        </w:tc>
+      </w:tr>
+      <w:tr>
+        <w:trPr>
+          <w:cantSplit/>
+        </w:trPr>
+        <w:tc>
+          <w:tcPr>
+            <w:tcW w:type="dxa" w:w="2381"/>
+            <w:shd w:fill="F2F4F6"/>
+            <w:vAlign w:val="center"/>
+          </w:tcPr>
+          <w:p>
+            <w:pPr>
+              <w:spacing w:after="0"/>
+            </w:pPr>
+            <w:r>
+              <w:rPr>
+                <w:rFonts w:ascii="Microsoft YaHei" w:hAnsi="Microsoft YaHei" w:eastAsia="Microsoft YaHei"/>
+                <w:b w:val="0"/>
+                <w:color w:val="1F2F3D"/>
+                <w:sz w:val="16"/>
+              </w:rPr>
+              <w:t>公开 URL 命中</w:t>
+            </w:r>
+          </w:p>
+        </w:tc>
+        <w:tc>
+          <w:tcPr>
+            <w:tcW w:type="dxa" w:w="1361"/>
+            <w:shd w:fill="F2F4F6"/>
+            <w:vAlign w:val="center"/>
+          </w:tcPr>
+          <w:p>
+            <w:pPr>
+              <w:spacing w:after="0"/>
+            </w:pPr>
+            <w:r>
+              <w:rPr>
+                <w:rFonts w:ascii="Microsoft YaHei" w:hAnsi="Microsoft YaHei" w:eastAsia="Microsoft YaHei"/>
+                <w:b w:val="0"/>
+                <w:color w:val="1F2F3D"/>
+                <w:sz w:val="16"/>
+              </w:rPr>
+              <w:t>0</w:t>
+            </w:r>
+          </w:p>
+        </w:tc>
+        <w:tc>
+          <w:tcPr>
+            <w:tcW w:type="dxa" w:w="1814"/>
+            <w:shd w:fill="F2F4F6"/>
+            <w:vAlign w:val="center"/>
+          </w:tcPr>
+          <w:p>
+            <w:pPr>
+              <w:spacing w:after="0"/>
+            </w:pPr>
+            <w:r>
+              <w:rPr>
+                <w:rFonts w:ascii="Microsoft YaHei" w:hAnsi="Microsoft YaHei" w:eastAsia="Microsoft YaHei"/>
+                <w:b w:val="0"/>
+                <w:color w:val="1F2F3D"/>
+                <w:sz w:val="16"/>
+              </w:rPr>
+              <w:t>通过</w:t>
+            </w:r>
+          </w:p>
+        </w:tc>
+        <w:tc>
+          <w:tcPr>
+            <w:tcW w:type="dxa" w:w="3231"/>
+            <w:shd w:fill="F2F4F6"/>
+            <w:vAlign w:val="center"/>
+          </w:tcPr>
+          <w:p>
+            <w:pPr>
+              <w:spacing w:after="0"/>
+            </w:pPr>
+            <w:r>
+              <w:rPr>
+                <w:rFonts w:ascii="Microsoft YaHei" w:hAnsi="Microsoft YaHei" w:eastAsia="Microsoft YaHei"/>
+                <w:b w:val="0"/>
+                <w:color w:val="1F2F3D"/>
+                <w:sz w:val="16"/>
+              </w:rPr>
+              <w:t>公开数据未检出链接</w:t>
+            </w:r>
+          </w:p>
+        </w:tc>
+      </w:tr>
+      <w:tr>
+        <w:trPr>
+          <w:cantSplit/>
+        </w:trPr>
+        <w:tc>
+          <w:tcPr>
+            <w:tcW w:type="dxa" w:w="2381"/>
+            <w:shd w:fill="FFFFFF"/>
+            <w:vAlign w:val="center"/>
+          </w:tcPr>
+          <w:p>
+            <w:pPr>
+              <w:spacing w:after="0"/>
+            </w:pPr>
+            <w:r>
+              <w:rPr>
+                <w:rFonts w:ascii="Microsoft YaHei" w:hAnsi="Microsoft YaHei" w:eastAsia="Microsoft YaHei"/>
+                <w:b w:val="0"/>
+                <w:color w:val="1F2F3D"/>
+                <w:sz w:val="16"/>
+              </w:rPr>
+              <w:t>样本 / 证据重复组</w:t>
+            </w:r>
+          </w:p>
+        </w:tc>
+        <w:tc>
+          <w:tcPr>
+            <w:tcW w:type="dxa" w:w="1361"/>
+            <w:shd w:fill="FFFFFF"/>
+            <w:vAlign w:val="center"/>
+          </w:tcPr>
+          <w:p>
+            <w:pPr>
+              <w:spacing w:after="0"/>
+            </w:pPr>
+            <w:r>
+              <w:rPr>
+                <w:rFonts w:ascii="Microsoft YaHei" w:hAnsi="Microsoft YaHei" w:eastAsia="Microsoft YaHei"/>
+                <w:b w:val="0"/>
+                <w:color w:val="1F2F3D"/>
+                <w:sz w:val="16"/>
+              </w:rPr>
+              <w:t>0 / 0</w:t>
+            </w:r>
+          </w:p>
+        </w:tc>
+        <w:tc>
+          <w:tcPr>
+            <w:tcW w:type="dxa" w:w="1814"/>
+            <w:shd w:fill="FFFFFF"/>
+            <w:vAlign w:val="center"/>
+          </w:tcPr>
+          <w:p>
+            <w:pPr>
+              <w:spacing w:after="0"/>
+            </w:pPr>
+            <w:r>
+              <w:rPr>
+                <w:rFonts w:ascii="Microsoft YaHei" w:hAnsi="Microsoft YaHei" w:eastAsia="Microsoft YaHei"/>
+                <w:b w:val="0"/>
+                <w:color w:val="1F2F3D"/>
+                <w:sz w:val="16"/>
+              </w:rPr>
+              <w:t>通过</w:t>
+            </w:r>
+          </w:p>
+        </w:tc>
+        <w:tc>
+          <w:tcPr>
+            <w:tcW w:type="dxa" w:w="3231"/>
+            <w:shd w:fill="FFFFFF"/>
+            <w:vAlign w:val="center"/>
+          </w:tcPr>
+          <w:p>
+            <w:pPr>
+              <w:spacing w:after="0"/>
+            </w:pPr>
+            <w:r>
+              <w:rPr>
+                <w:rFonts w:ascii="Microsoft YaHei" w:hAnsi="Microsoft YaHei" w:eastAsia="Microsoft YaHei"/>
+                <w:b w:val="0"/>
+                <w:color w:val="1F2F3D"/>
+                <w:sz w:val="16"/>
+              </w:rPr>
+              <w:t>规范化文本扫描</w:t>
+            </w:r>
+          </w:p>
+        </w:tc>
+      </w:tr>
+      <w:tr>
+        <w:trPr>
+          <w:cantSplit/>
+        </w:trPr>
+        <w:tc>
+          <w:tcPr>
+            <w:tcW w:type="dxa" w:w="2381"/>
+            <w:shd w:fill="F2F4F6"/>
+            <w:vAlign w:val="center"/>
+          </w:tcPr>
+          <w:p>
+            <w:pPr>
+              <w:spacing w:after="0"/>
+            </w:pPr>
+            <w:r>
+              <w:rPr>
+                <w:rFonts w:ascii="Microsoft YaHei" w:hAnsi="Microsoft YaHei" w:eastAsia="Microsoft YaHei"/>
+                <w:b w:val="0"/>
+                <w:color w:val="1F2F3D"/>
+                <w:sz w:val="16"/>
+              </w:rPr>
+              <w:t>无证据样本</w:t>
+            </w:r>
+          </w:p>
+        </w:tc>
+        <w:tc>
+          <w:tcPr>
+            <w:tcW w:type="dxa" w:w="1361"/>
+            <w:shd w:fill="F2F4F6"/>
+            <w:vAlign w:val="center"/>
+          </w:tcPr>
+          <w:p>
+            <w:pPr>
+              <w:spacing w:after="0"/>
+            </w:pPr>
+            <w:r>
+              <w:rPr>
+                <w:rFonts w:ascii="Microsoft YaHei" w:hAnsi="Microsoft YaHei" w:eastAsia="Microsoft YaHei"/>
+                <w:b w:val="0"/>
+                <w:color w:val="1F2F3D"/>
+                <w:sz w:val="16"/>
+              </w:rPr>
+              <w:t>2</w:t>
+            </w:r>
+          </w:p>
+        </w:tc>
+        <w:tc>
+          <w:tcPr>
+            <w:tcW w:type="dxa" w:w="1814"/>
+            <w:shd w:fill="F2F4F6"/>
+            <w:vAlign w:val="center"/>
+          </w:tcPr>
+          <w:p>
+            <w:pPr>
+              <w:spacing w:after="0"/>
+            </w:pPr>
+            <w:r>
+              <w:rPr>
+                <w:rFonts w:ascii="Microsoft YaHei" w:hAnsi="Microsoft YaHei" w:eastAsia="Microsoft YaHei"/>
+                <w:b w:val="0"/>
+                <w:color w:val="1F2F3D"/>
+                <w:sz w:val="16"/>
+              </w:rPr>
+              <w:t>记录</w:t>
+            </w:r>
+          </w:p>
+        </w:tc>
+        <w:tc>
+          <w:tcPr>
+            <w:tcW w:type="dxa" w:w="3231"/>
+            <w:shd w:fill="F2F4F6"/>
+            <w:vAlign w:val="center"/>
+          </w:tcPr>
+          <w:p>
+            <w:pPr>
+              <w:spacing w:after="0"/>
+            </w:pPr>
+            <w:r>
+              <w:rPr>
+                <w:rFonts w:ascii="Microsoft YaHei" w:hAnsi="Microsoft YaHei" w:eastAsia="Microsoft YaHei"/>
+                <w:b w:val="0"/>
+                <w:color w:val="1F2F3D"/>
+                <w:sz w:val="16"/>
+              </w:rPr>
+              <w:t>占样本 0.6%</w:t>
+            </w:r>
+          </w:p>
+        </w:tc>
+      </w:tr>
+      <w:tr>
+        <w:trPr>
+          <w:cantSplit/>
+        </w:trPr>
+        <w:tc>
+          <w:tcPr>
+            <w:tcW w:type="dxa" w:w="2381"/>
+            <w:shd w:fill="FFFFFF"/>
+            <w:vAlign w:val="center"/>
+          </w:tcPr>
+          <w:p>
+            <w:pPr>
+              <w:spacing w:after="0"/>
+            </w:pPr>
+            <w:r>
+              <w:rPr>
+                <w:rFonts w:ascii="Microsoft YaHei" w:hAnsi="Microsoft YaHei" w:eastAsia="Microsoft YaHei"/>
+                <w:b w:val="0"/>
+                <w:color w:val="1F2F3D"/>
+                <w:sz w:val="16"/>
+              </w:rPr>
+              <w:t>机制不确定率</w:t>
+            </w:r>
+          </w:p>
+        </w:tc>
+        <w:tc>
+          <w:tcPr>
+            <w:tcW w:type="dxa" w:w="1361"/>
+            <w:shd w:fill="FFFFFF"/>
+            <w:vAlign w:val="center"/>
+          </w:tcPr>
+          <w:p>
+            <w:pPr>
+              <w:spacing w:after="0"/>
+            </w:pPr>
+            <w:r>
+              <w:rPr>
+                <w:rFonts w:ascii="Microsoft YaHei" w:hAnsi="Microsoft YaHei" w:eastAsia="Microsoft YaHei"/>
+                <w:b w:val="0"/>
+                <w:color w:val="1F2F3D"/>
+                <w:sz w:val="16"/>
+              </w:rPr>
+              <w:t>52.4%</w:t>
+            </w:r>
+          </w:p>
+        </w:tc>
+        <w:tc>
+          <w:tcPr>
+            <w:tcW w:type="dxa" w:w="1814"/>
+            <w:shd w:fill="FFFFFF"/>
+            <w:vAlign w:val="center"/>
+          </w:tcPr>
+          <w:p>
+            <w:pPr>
+              <w:spacing w:after="0"/>
+            </w:pPr>
+            <w:r>
+              <w:rPr>
+                <w:rFonts w:ascii="Microsoft YaHei" w:hAnsi="Microsoft YaHei" w:eastAsia="Microsoft YaHei"/>
+                <w:b w:val="0"/>
+                <w:color w:val="1F2F3D"/>
+                <w:sz w:val="16"/>
+              </w:rPr>
+              <w:t>重点诊断</w:t>
+            </w:r>
+          </w:p>
+        </w:tc>
+        <w:tc>
+          <w:tcPr>
+            <w:tcW w:type="dxa" w:w="3231"/>
+            <w:shd w:fill="FFFFFF"/>
+            <w:vAlign w:val="center"/>
+          </w:tcPr>
+          <w:p>
+            <w:pPr>
+              <w:spacing w:after="0"/>
+            </w:pPr>
+            <w:r>
+              <w:rPr>
+                <w:rFonts w:ascii="Microsoft YaHei" w:hAnsi="Microsoft YaHei" w:eastAsia="Microsoft YaHei"/>
+                <w:b w:val="0"/>
+                <w:color w:val="1F2F3D"/>
+                <w:sz w:val="16"/>
+              </w:rPr>
+              <w:t>需要改进上下文与标签边界</w:t>
+            </w:r>
+          </w:p>
+        </w:tc>
+      </w:tr>
+      <w:tr>
+        <w:trPr>
+          <w:cantSplit/>
+        </w:trPr>
+        <w:tc>
+          <w:tcPr>
+            <w:tcW w:type="dxa" w:w="2381"/>
+            <w:shd w:fill="F2F4F6"/>
+            <w:vAlign w:val="center"/>
+          </w:tcPr>
+          <w:p>
+            <w:pPr>
+              <w:spacing w:after="0"/>
+            </w:pPr>
+            <w:r>
+              <w:rPr>
+                <w:rFonts w:ascii="Microsoft YaHei" w:hAnsi="Microsoft YaHei" w:eastAsia="Microsoft YaHei"/>
+                <w:b w:val="0"/>
+                <w:color w:val="1F2F3D"/>
+                <w:sz w:val="16"/>
+              </w:rPr>
+              <w:t>缺失日期</w:t>
+            </w:r>
+          </w:p>
+        </w:tc>
+        <w:tc>
+          <w:tcPr>
+            <w:tcW w:type="dxa" w:w="1361"/>
+            <w:shd w:fill="F2F4F6"/>
+            <w:vAlign w:val="center"/>
+          </w:tcPr>
+          <w:p>
+            <w:pPr>
+              <w:spacing w:after="0"/>
+            </w:pPr>
+            <w:r>
+              <w:rPr>
+                <w:rFonts w:ascii="Microsoft YaHei" w:hAnsi="Microsoft YaHei" w:eastAsia="Microsoft YaHei"/>
+                <w:b w:val="0"/>
+                <w:color w:val="1F2F3D"/>
+                <w:sz w:val="16"/>
+              </w:rPr>
+              <w:t>240</w:t>
+            </w:r>
+          </w:p>
+        </w:tc>
+        <w:tc>
+          <w:tcPr>
+            <w:tcW w:type="dxa" w:w="1814"/>
+            <w:shd w:fill="F2F4F6"/>
+            <w:vAlign w:val="center"/>
+          </w:tcPr>
+          <w:p>
+            <w:pPr>
+              <w:spacing w:after="0"/>
+            </w:pPr>
+            <w:r>
+              <w:rPr>
+                <w:rFonts w:ascii="Microsoft YaHei" w:hAnsi="Microsoft YaHei" w:eastAsia="Microsoft YaHei"/>
+                <w:b w:val="0"/>
+                <w:color w:val="1F2F3D"/>
+                <w:sz w:val="16"/>
+              </w:rPr>
+              <w:t>限制时间分析</w:t>
+            </w:r>
+          </w:p>
+        </w:tc>
+        <w:tc>
+          <w:tcPr>
+            <w:tcW w:type="dxa" w:w="3231"/>
+            <w:shd w:fill="F2F4F6"/>
+            <w:vAlign w:val="center"/>
+          </w:tcPr>
+          <w:p>
+            <w:pPr>
+              <w:spacing w:after="0"/>
+            </w:pPr>
+            <w:r>
+              <w:rPr>
+                <w:rFonts w:ascii="Microsoft YaHei" w:hAnsi="Microsoft YaHei" w:eastAsia="Microsoft YaHei"/>
+                <w:b w:val="0"/>
+                <w:color w:val="1F2F3D"/>
+                <w:sz w:val="16"/>
+              </w:rPr>
+              <w:t>日期属于可选字段</w:t>
+            </w:r>
+          </w:p>
+        </w:tc>
+      </w:tr>
+    </w:tbl>
+    <w:p>
+      <w:pPr>
+        <w:spacing w:after="0"/>
+      </w:pPr>
+    </w:p>
+    <w:p>
+      <w:pPr>
+        <w:pStyle w:val="Heading2"/>
+      </w:pPr>
+      <w:r>
+        <w:t>6.1 下一阶段一致性评测</w:t>
+      </w:r>
+    </w:p>
+    <w:p>
+      <w:pPr>
+        <w:widowControl/>
+      </w:pPr>
+      <w:r>
+        <w:rPr>
+          <w:rFonts w:ascii="Microsoft YaHei" w:hAnsi="Microsoft YaHei" w:eastAsia="Microsoft YaHei"/>
+          <w:b w:val="0"/>
+          <w:color w:val="1F2F3D"/>
+          <w:sz w:val="21"/>
+        </w:rPr>
+        <w:t>建议从平台、主要话题、主要机制和不确定类别中分层抽样，由两名编码者独立判断证据纳入、表层话题与机制标签。记录独立结果、争议类型、裁决理由和手册修订，并计算适用于名义变量的 Krippendorff’s alpha。</w:t>
+      </w:r>
+    </w:p>
+    <w:p>
+      <w:pPr>
+        <w:widowControl/>
+      </w:pPr>
+      <w:r>
+        <w:rPr>
+          <w:rFonts w:ascii="Microsoft YaHei" w:hAnsi="Microsoft YaHei" w:eastAsia="Microsoft YaHei"/>
+          <w:b w:val="0"/>
+          <w:color w:val="1F2F3D"/>
+          <w:sz w:val="21"/>
+        </w:rPr>
+        <w:t>一致性指标需要与混淆矩阵、争议样本和返修成本一起解释。较高一致性只能说明编码者使用同一规则时结果稳定，不能单独证明构念完整或产品结论有效。</w:t>
       </w:r>
     </w:p>
     <w:p>
@@ -102,17 +6395,590 @@
         <w:pStyle w:val="Heading1"/>
       </w:pPr>
       <w:r>
-        <w:t>5. 评测框架</w:t>
+        <w:t>7. 产品方向与验证设计</w:t>
       </w:r>
     </w:p>
     <w:p>
+      <w:pPr>
+        <w:widowControl/>
+      </w:pPr>
       <w:r>
-        <w:t>评测覆盖数据完整性、编码质量、洞察前置质量、建议前置质量与运行质量五组指标，每个指标记录数值、分子、分母、判定与普通语言解释。</w:t>
+        <w:rPr>
+          <w:rFonts w:ascii="Microsoft YaHei" w:hAnsi="Microsoft YaHei" w:eastAsia="Microsoft YaHei"/>
+          <w:b w:val="0"/>
+          <w:color w:val="1F2F3D"/>
+          <w:sz w:val="21"/>
+        </w:rPr>
+        <w:t>当前结果适合形成产品假设，后续通过独立研究验证。以下方向根据高频话题、主要机制与证据示例整理：</w:t>
       </w:r>
     </w:p>
+    <w:tbl>
+      <w:tblPr>
+        <w:tblStyle w:val="TableGrid"/>
+        <w:tblW w:type="auto" w:w="0"/>
+        <w:jc w:val="center"/>
+        <w:tblLayout w:type="fixed"/>
+        <w:tblLook w:firstColumn="1" w:firstRow="1" w:lastColumn="0" w:lastRow="0" w:noHBand="0" w:noVBand="1" w:val="04A0"/>
+      </w:tblPr>
+      <w:tblGrid>
+        <w:gridCol w:w="2422"/>
+        <w:gridCol w:w="2422"/>
+        <w:gridCol w:w="2422"/>
+        <w:gridCol w:w="2422"/>
+      </w:tblGrid>
+      <w:tr>
+        <w:trPr>
+          <w:cantSplit/>
+          <w:tblHeader w:val="true"/>
+        </w:trPr>
+        <w:tc>
+          <w:tcPr>
+            <w:tcW w:type="dxa" w:w="1757"/>
+            <w:shd w:fill="12304A"/>
+            <w:vAlign w:val="center"/>
+          </w:tcPr>
+          <w:p>
+            <w:pPr>
+              <w:jc w:val="center"/>
+            </w:pPr>
+            <w:r>
+              <w:rPr>
+                <w:rFonts w:ascii="Microsoft YaHei" w:hAnsi="Microsoft YaHei" w:eastAsia="Microsoft YaHei"/>
+                <w:b/>
+                <w:color w:val="FFFFFF"/>
+                <w:sz w:val="15"/>
+              </w:rPr>
+              <w:t>方向</w:t>
+            </w:r>
+          </w:p>
+        </w:tc>
+        <w:tc>
+          <w:tcPr>
+            <w:tcW w:type="dxa" w:w="1814"/>
+            <w:shd w:fill="12304A"/>
+            <w:vAlign w:val="center"/>
+          </w:tcPr>
+          <w:p>
+            <w:pPr>
+              <w:jc w:val="center"/>
+            </w:pPr>
+            <w:r>
+              <w:rPr>
+                <w:rFonts w:ascii="Microsoft YaHei" w:hAnsi="Microsoft YaHei" w:eastAsia="Microsoft YaHei"/>
+                <w:b/>
+                <w:color w:val="FFFFFF"/>
+                <w:sz w:val="15"/>
+              </w:rPr>
+              <w:t>证据线索</w:t>
+            </w:r>
+          </w:p>
+        </w:tc>
+        <w:tc>
+          <w:tcPr>
+            <w:tcW w:type="dxa" w:w="2948"/>
+            <w:shd w:fill="12304A"/>
+            <w:vAlign w:val="center"/>
+          </w:tcPr>
+          <w:p>
+            <w:pPr>
+              <w:jc w:val="center"/>
+            </w:pPr>
+            <w:r>
+              <w:rPr>
+                <w:rFonts w:ascii="Microsoft YaHei" w:hAnsi="Microsoft YaHei" w:eastAsia="Microsoft YaHei"/>
+                <w:b/>
+                <w:color w:val="FFFFFF"/>
+                <w:sz w:val="15"/>
+              </w:rPr>
+              <w:t>产品假设</w:t>
+            </w:r>
+          </w:p>
+        </w:tc>
+        <w:tc>
+          <w:tcPr>
+            <w:tcW w:type="dxa" w:w="2268"/>
+            <w:shd w:fill="12304A"/>
+            <w:vAlign w:val="center"/>
+          </w:tcPr>
+          <w:p>
+            <w:pPr>
+              <w:jc w:val="center"/>
+            </w:pPr>
+            <w:r>
+              <w:rPr>
+                <w:rFonts w:ascii="Microsoft YaHei" w:hAnsi="Microsoft YaHei" w:eastAsia="Microsoft YaHei"/>
+                <w:b/>
+                <w:color w:val="FFFFFF"/>
+                <w:sz w:val="15"/>
+              </w:rPr>
+              <w:t>验证指标</w:t>
+            </w:r>
+          </w:p>
+        </w:tc>
+      </w:tr>
+      <w:tr>
+        <w:trPr>
+          <w:cantSplit/>
+        </w:trPr>
+        <w:tc>
+          <w:tcPr>
+            <w:tcW w:type="dxa" w:w="1757"/>
+            <w:shd w:fill="FFFFFF"/>
+            <w:vAlign w:val="center"/>
+          </w:tcPr>
+          <w:p>
+            <w:pPr>
+              <w:spacing w:after="0"/>
+            </w:pPr>
+            <w:r>
+              <w:rPr>
+                <w:rFonts w:ascii="Microsoft YaHei" w:hAnsi="Microsoft YaHei" w:eastAsia="Microsoft YaHei"/>
+                <w:b w:val="0"/>
+                <w:color w:val="1F2F3D"/>
+                <w:sz w:val="15"/>
+              </w:rPr>
+              <w:t>角色与强化适配信息</w:t>
+            </w:r>
+          </w:p>
+        </w:tc>
+        <w:tc>
+          <w:tcPr>
+            <w:tcW w:type="dxa" w:w="1814"/>
+            <w:shd w:fill="FFFFFF"/>
+            <w:vAlign w:val="center"/>
+          </w:tcPr>
+          <w:p>
+            <w:pPr>
+              <w:spacing w:after="0"/>
+            </w:pPr>
+            <w:r>
+              <w:rPr>
+                <w:rFonts w:ascii="Microsoft YaHei" w:hAnsi="Microsoft YaHei" w:eastAsia="Microsoft YaHei"/>
+                <w:b w:val="0"/>
+                <w:color w:val="1F2F3D"/>
+                <w:sz w:val="15"/>
+              </w:rPr>
+              <w:t>平衡 × 胜任受挫</w:t>
+            </w:r>
+          </w:p>
+        </w:tc>
+        <w:tc>
+          <w:tcPr>
+            <w:tcW w:type="dxa" w:w="2948"/>
+            <w:shd w:fill="FFFFFF"/>
+            <w:vAlign w:val="center"/>
+          </w:tcPr>
+          <w:p>
+            <w:pPr>
+              <w:spacing w:after="0"/>
+            </w:pPr>
+            <w:r>
+              <w:rPr>
+                <w:rFonts w:ascii="Microsoft YaHei" w:hAnsi="Microsoft YaHei" w:eastAsia="Microsoft YaHei"/>
+                <w:b w:val="0"/>
+                <w:color w:val="1F2F3D"/>
+                <w:sz w:val="15"/>
+              </w:rPr>
+              <w:t>在选择阶段提供强化适配、阵容缺口与风险提示</w:t>
+            </w:r>
+          </w:p>
+        </w:tc>
+        <w:tc>
+          <w:tcPr>
+            <w:tcW w:type="dxa" w:w="2268"/>
+            <w:shd w:fill="FFFFFF"/>
+            <w:vAlign w:val="center"/>
+          </w:tcPr>
+          <w:p>
+            <w:pPr>
+              <w:spacing w:after="0"/>
+            </w:pPr>
+            <w:r>
+              <w:rPr>
+                <w:rFonts w:ascii="Microsoft YaHei" w:hAnsi="Microsoft YaHei" w:eastAsia="Microsoft YaHei"/>
+                <w:b w:val="0"/>
+                <w:color w:val="1F2F3D"/>
+                <w:sz w:val="15"/>
+              </w:rPr>
+              <w:t>A/B 对比选择后退出率、低贡献局比例、相关负面反馈</w:t>
+            </w:r>
+          </w:p>
+        </w:tc>
+      </w:tr>
+      <w:tr>
+        <w:trPr>
+          <w:cantSplit/>
+        </w:trPr>
+        <w:tc>
+          <w:tcPr>
+            <w:tcW w:type="dxa" w:w="1757"/>
+            <w:shd w:fill="F2F4F6"/>
+            <w:vAlign w:val="center"/>
+          </w:tcPr>
+          <w:p>
+            <w:pPr>
+              <w:spacing w:after="0"/>
+            </w:pPr>
+            <w:r>
+              <w:rPr>
+                <w:rFonts w:ascii="Microsoft YaHei" w:hAnsi="Microsoft YaHei" w:eastAsia="Microsoft YaHei"/>
+                <w:b w:val="0"/>
+                <w:color w:val="1F2F3D"/>
+                <w:sz w:val="15"/>
+              </w:rPr>
+              <w:t>匹配预期与解释</w:t>
+            </w:r>
+          </w:p>
+        </w:tc>
+        <w:tc>
+          <w:tcPr>
+            <w:tcW w:type="dxa" w:w="1814"/>
+            <w:shd w:fill="F2F4F6"/>
+            <w:vAlign w:val="center"/>
+          </w:tcPr>
+          <w:p>
+            <w:pPr>
+              <w:spacing w:after="0"/>
+            </w:pPr>
+            <w:r>
+              <w:rPr>
+                <w:rFonts w:ascii="Microsoft YaHei" w:hAnsi="Microsoft YaHei" w:eastAsia="Microsoft YaHei"/>
+                <w:b w:val="0"/>
+                <w:color w:val="1F2F3D"/>
+                <w:sz w:val="15"/>
+              </w:rPr>
+              <w:t>匹配 × 公平受损</w:t>
+            </w:r>
+          </w:p>
+        </w:tc>
+        <w:tc>
+          <w:tcPr>
+            <w:tcW w:type="dxa" w:w="2948"/>
+            <w:shd w:fill="F2F4F6"/>
+            <w:vAlign w:val="center"/>
+          </w:tcPr>
+          <w:p>
+            <w:pPr>
+              <w:spacing w:after="0"/>
+            </w:pPr>
+            <w:r>
+              <w:rPr>
+                <w:rFonts w:ascii="Microsoft YaHei" w:hAnsi="Microsoft YaHei" w:eastAsia="Microsoft YaHei"/>
+                <w:b w:val="0"/>
+                <w:color w:val="1F2F3D"/>
+                <w:sz w:val="15"/>
+              </w:rPr>
+              <w:t>提供可理解的匹配范围、队列状态和连胜连败解释</w:t>
+            </w:r>
+          </w:p>
+        </w:tc>
+        <w:tc>
+          <w:tcPr>
+            <w:tcW w:type="dxa" w:w="2268"/>
+            <w:shd w:fill="F2F4F6"/>
+            <w:vAlign w:val="center"/>
+          </w:tcPr>
+          <w:p>
+            <w:pPr>
+              <w:spacing w:after="0"/>
+            </w:pPr>
+            <w:r>
+              <w:rPr>
+                <w:rFonts w:ascii="Microsoft YaHei" w:hAnsi="Microsoft YaHei" w:eastAsia="Microsoft YaHei"/>
+                <w:b w:val="0"/>
+                <w:color w:val="1F2F3D"/>
+                <w:sz w:val="15"/>
+              </w:rPr>
+              <w:t>访谈理解度；上线前后公平归因反馈与中途退出</w:t>
+            </w:r>
+          </w:p>
+        </w:tc>
+      </w:tr>
+      <w:tr>
+        <w:trPr>
+          <w:cantSplit/>
+        </w:trPr>
+        <w:tc>
+          <w:tcPr>
+            <w:tcW w:type="dxa" w:w="1757"/>
+            <w:shd w:fill="FFFFFF"/>
+            <w:vAlign w:val="center"/>
+          </w:tcPr>
+          <w:p>
+            <w:pPr>
+              <w:spacing w:after="0"/>
+            </w:pPr>
+            <w:r>
+              <w:rPr>
+                <w:rFonts w:ascii="Microsoft YaHei" w:hAnsi="Microsoft YaHei" w:eastAsia="Microsoft YaHei"/>
+                <w:b w:val="0"/>
+                <w:color w:val="1F2F3D"/>
+                <w:sz w:val="15"/>
+              </w:rPr>
+              <w:t>新手安全选择路径</w:t>
+            </w:r>
+          </w:p>
+        </w:tc>
+        <w:tc>
+          <w:tcPr>
+            <w:tcW w:type="dxa" w:w="1814"/>
+            <w:shd w:fill="FFFFFF"/>
+            <w:vAlign w:val="center"/>
+          </w:tcPr>
+          <w:p>
+            <w:pPr>
+              <w:spacing w:after="0"/>
+            </w:pPr>
+            <w:r>
+              <w:rPr>
+                <w:rFonts w:ascii="Microsoft YaHei" w:hAnsi="Microsoft YaHei" w:eastAsia="Microsoft YaHei"/>
+                <w:b w:val="0"/>
+                <w:color w:val="1F2F3D"/>
+                <w:sz w:val="15"/>
+              </w:rPr>
+              <w:t>新手引导 × 胜任受挫</w:t>
+            </w:r>
+          </w:p>
+        </w:tc>
+        <w:tc>
+          <w:tcPr>
+            <w:tcW w:type="dxa" w:w="2948"/>
+            <w:shd w:fill="FFFFFF"/>
+            <w:vAlign w:val="center"/>
+          </w:tcPr>
+          <w:p>
+            <w:pPr>
+              <w:spacing w:after="0"/>
+            </w:pPr>
+            <w:r>
+              <w:rPr>
+                <w:rFonts w:ascii="Microsoft YaHei" w:hAnsi="Microsoft YaHei" w:eastAsia="Microsoft YaHei"/>
+                <w:b w:val="0"/>
+                <w:color w:val="1F2F3D"/>
+                <w:sz w:val="15"/>
+              </w:rPr>
+              <w:t>按熟悉度、操作难度和团队作用提供推荐与功能装提示</w:t>
+            </w:r>
+          </w:p>
+        </w:tc>
+        <w:tc>
+          <w:tcPr>
+            <w:tcW w:type="dxa" w:w="2268"/>
+            <w:shd w:fill="FFFFFF"/>
+            <w:vAlign w:val="center"/>
+          </w:tcPr>
+          <w:p>
+            <w:pPr>
+              <w:spacing w:after="0"/>
+            </w:pPr>
+            <w:r>
+              <w:rPr>
+                <w:rFonts w:ascii="Microsoft YaHei" w:hAnsi="Microsoft YaHei" w:eastAsia="Microsoft YaHei"/>
+                <w:b w:val="0"/>
+                <w:color w:val="1F2F3D"/>
+                <w:sz w:val="15"/>
+              </w:rPr>
+              <w:t>新手任务成功率、首局贡献、二次参与率</w:t>
+            </w:r>
+          </w:p>
+        </w:tc>
+      </w:tr>
+      <w:tr>
+        <w:trPr>
+          <w:cantSplit/>
+        </w:trPr>
+        <w:tc>
+          <w:tcPr>
+            <w:tcW w:type="dxa" w:w="1757"/>
+            <w:shd w:fill="F2F4F6"/>
+            <w:vAlign w:val="center"/>
+          </w:tcPr>
+          <w:p>
+            <w:pPr>
+              <w:spacing w:after="0"/>
+            </w:pPr>
+            <w:r>
+              <w:rPr>
+                <w:rFonts w:ascii="Microsoft YaHei" w:hAnsi="Microsoft YaHei" w:eastAsia="Microsoft YaHei"/>
+                <w:b w:val="0"/>
+                <w:color w:val="1F2F3D"/>
+                <w:sz w:val="15"/>
+              </w:rPr>
+              <w:t>改动沟通闭环</w:t>
+            </w:r>
+          </w:p>
+        </w:tc>
+        <w:tc>
+          <w:tcPr>
+            <w:tcW w:type="dxa" w:w="1814"/>
+            <w:shd w:fill="F2F4F6"/>
+            <w:vAlign w:val="center"/>
+          </w:tcPr>
+          <w:p>
+            <w:pPr>
+              <w:spacing w:after="0"/>
+            </w:pPr>
+            <w:r>
+              <w:rPr>
+                <w:rFonts w:ascii="Microsoft YaHei" w:hAnsi="Microsoft YaHei" w:eastAsia="Microsoft YaHei"/>
+                <w:b w:val="0"/>
+                <w:color w:val="1F2F3D"/>
+                <w:sz w:val="15"/>
+              </w:rPr>
+              <w:t>沟通透明 × 信任落差</w:t>
+            </w:r>
+          </w:p>
+        </w:tc>
+        <w:tc>
+          <w:tcPr>
+            <w:tcW w:type="dxa" w:w="2948"/>
+            <w:shd w:fill="F2F4F6"/>
+            <w:vAlign w:val="center"/>
+          </w:tcPr>
+          <w:p>
+            <w:pPr>
+              <w:spacing w:after="0"/>
+            </w:pPr>
+            <w:r>
+              <w:rPr>
+                <w:rFonts w:ascii="Microsoft YaHei" w:hAnsi="Microsoft YaHei" w:eastAsia="Microsoft YaHei"/>
+                <w:b w:val="0"/>
+                <w:color w:val="1F2F3D"/>
+                <w:sz w:val="15"/>
+              </w:rPr>
+              <w:t>公告补充改动目的、影响范围、反馈入口与后续复盘</w:t>
+            </w:r>
+          </w:p>
+        </w:tc>
+        <w:tc>
+          <w:tcPr>
+            <w:tcW w:type="dxa" w:w="2268"/>
+            <w:shd w:fill="F2F4F6"/>
+            <w:vAlign w:val="center"/>
+          </w:tcPr>
+          <w:p>
+            <w:pPr>
+              <w:spacing w:after="0"/>
+            </w:pPr>
+            <w:r>
+              <w:rPr>
+                <w:rFonts w:ascii="Microsoft YaHei" w:hAnsi="Microsoft YaHei" w:eastAsia="Microsoft YaHei"/>
+                <w:b w:val="0"/>
+                <w:color w:val="1F2F3D"/>
+                <w:sz w:val="15"/>
+              </w:rPr>
+              <w:t>公告理解测试、反馈重复率、信任量表短项</w:t>
+            </w:r>
+          </w:p>
+        </w:tc>
+      </w:tr>
+      <w:tr>
+        <w:trPr>
+          <w:cantSplit/>
+        </w:trPr>
+        <w:tc>
+          <w:tcPr>
+            <w:tcW w:type="dxa" w:w="1757"/>
+            <w:shd w:fill="FFFFFF"/>
+            <w:vAlign w:val="center"/>
+          </w:tcPr>
+          <w:p>
+            <w:pPr>
+              <w:spacing w:after="0"/>
+            </w:pPr>
+            <w:r>
+              <w:rPr>
+                <w:rFonts w:ascii="Microsoft YaHei" w:hAnsi="Microsoft YaHei" w:eastAsia="Microsoft YaHei"/>
+                <w:b w:val="0"/>
+                <w:color w:val="1F2F3D"/>
+                <w:sz w:val="15"/>
+              </w:rPr>
+              <w:t>社区规范与处置反馈</w:t>
+            </w:r>
+          </w:p>
+        </w:tc>
+        <w:tc>
+          <w:tcPr>
+            <w:tcW w:type="dxa" w:w="1814"/>
+            <w:shd w:fill="FFFFFF"/>
+            <w:vAlign w:val="center"/>
+          </w:tcPr>
+          <w:p>
+            <w:pPr>
+              <w:spacing w:after="0"/>
+            </w:pPr>
+            <w:r>
+              <w:rPr>
+                <w:rFonts w:ascii="Microsoft YaHei" w:hAnsi="Microsoft YaHei" w:eastAsia="Microsoft YaHei"/>
+                <w:b w:val="0"/>
+                <w:color w:val="1F2F3D"/>
+                <w:sz w:val="15"/>
+              </w:rPr>
+              <w:t>社区冲突 × 规范安全</w:t>
+            </w:r>
+          </w:p>
+        </w:tc>
+        <w:tc>
+          <w:tcPr>
+            <w:tcW w:type="dxa" w:w="2948"/>
+            <w:shd w:fill="FFFFFF"/>
+            <w:vAlign w:val="center"/>
+          </w:tcPr>
+          <w:p>
+            <w:pPr>
+              <w:spacing w:after="0"/>
+            </w:pPr>
+            <w:r>
+              <w:rPr>
+                <w:rFonts w:ascii="Microsoft YaHei" w:hAnsi="Microsoft YaHei" w:eastAsia="Microsoft YaHei"/>
+                <w:b w:val="0"/>
+                <w:color w:val="1F2F3D"/>
+                <w:sz w:val="15"/>
+              </w:rPr>
+              <w:t>优化举报分类、处置回执和高风险互动提示</w:t>
+            </w:r>
+          </w:p>
+        </w:tc>
+        <w:tc>
+          <w:tcPr>
+            <w:tcW w:type="dxa" w:w="2268"/>
+            <w:shd w:fill="FFFFFF"/>
+            <w:vAlign w:val="center"/>
+          </w:tcPr>
+          <w:p>
+            <w:pPr>
+              <w:spacing w:after="0"/>
+            </w:pPr>
+            <w:r>
+              <w:rPr>
+                <w:rFonts w:ascii="Microsoft YaHei" w:hAnsi="Microsoft YaHei" w:eastAsia="Microsoft YaHei"/>
+                <w:b w:val="0"/>
+                <w:color w:val="1F2F3D"/>
+                <w:sz w:val="15"/>
+              </w:rPr>
+              <w:t>举报完成率、重复举报、辱骂暴露与社区安全感</w:t>
+            </w:r>
+          </w:p>
+        </w:tc>
+      </w:tr>
+    </w:tbl>
     <w:p>
+      <w:pPr>
+        <w:spacing w:after="0"/>
+      </w:pPr>
+    </w:p>
+    <w:p>
+      <w:pPr>
+        <w:widowControl/>
+      </w:pPr>
       <w:r>
-        <w:t>总体状态拆分为四项：结构完整性、标签复核状态、草稿洞察状态与发布就绪状态；结构完整性当前通过，标签复核尚未开始。</w:t>
+        <w:rPr>
+          <w:rFonts w:ascii="Microsoft YaHei" w:hAnsi="Microsoft YaHei" w:eastAsia="Microsoft YaHei"/>
+          <w:b w:val="0"/>
+          <w:color w:val="1F2F3D"/>
+          <w:sz w:val="21"/>
+        </w:rPr>
+        <w:t>验证时应预先定义目标用户、干预内容、主要指标、观察窗口和停止条件。反馈数量下降需要结合活跃度、任务完成、对局质量与留存指标，避免把沉默误判为体验改善。</w:t>
       </w:r>
     </w:p>
     <w:p>
@@ -120,17 +6986,97 @@
         <w:pStyle w:val="Heading1"/>
       </w:pPr>
       <w:r>
-        <w:t>6. 离线 Demo</w:t>
+        <w:t>8. 解释边界</w:t>
       </w:r>
     </w:p>
     <w:p>
+      <w:pPr>
+        <w:pStyle w:val="ListBullet"/>
+        <w:spacing w:after="60"/>
+      </w:pPr>
       <w:r>
-        <w:t>输入几条脱敏反馈，Demo 会离线生成证据单元、草稿结构化洞察、待验证产品假设与评测报告。</w:t>
+        <w:rPr>
+          <w:rFonts w:ascii="Microsoft YaHei" w:hAnsi="Microsoft YaHei" w:eastAsia="Microsoft YaHei"/>
+          <w:b w:val="0"/>
+          <w:color w:val="1F2F3D"/>
+          <w:sz w:val="21"/>
+        </w:rPr>
+        <w:t>三个平台各 120 条属于等额抽样设计，不能代表平台真实讨论规模或总体玩家意见占比；</w:t>
       </w:r>
     </w:p>
     <w:p>
+      <w:pPr>
+        <w:pStyle w:val="ListBullet"/>
+        <w:spacing w:after="60"/>
+      </w:pPr>
       <w:r>
-        <w:t>默认不联网、不调用模型、不运行抓取；相同输入产生相同输出。运行：python tools/run_demo.py</w:t>
+        <w:rPr>
+          <w:rFonts w:ascii="Microsoft YaHei" w:hAnsi="Microsoft YaHei" w:eastAsia="Microsoft YaHei"/>
+          <w:b w:val="0"/>
+          <w:color w:val="1F2F3D"/>
+          <w:sz w:val="21"/>
+        </w:rPr>
+        <w:t>证据数量受到文本长度和切分粒度影响，不能直接等同于问题强度；</w:t>
+      </w:r>
+    </w:p>
+    <w:p>
+      <w:pPr>
+        <w:pStyle w:val="ListBullet"/>
+        <w:spacing w:after="60"/>
+      </w:pPr>
+      <w:r>
+        <w:rPr>
+          <w:rFonts w:ascii="Microsoft YaHei" w:hAnsi="Microsoft YaHei" w:eastAsia="Microsoft YaHei"/>
+          <w:b w:val="0"/>
+          <w:color w:val="1F2F3D"/>
+          <w:sz w:val="21"/>
+        </w:rPr>
+        <w:t>当前编码包含历史 AI 结果与离线规则提案，不同编码来源的分布不可视为完全等价；</w:t>
+      </w:r>
+    </w:p>
+    <w:p>
+      <w:pPr>
+        <w:pStyle w:val="ListBullet"/>
+        <w:spacing w:after="60"/>
+      </w:pPr>
+      <w:r>
+        <w:rPr>
+          <w:rFonts w:ascii="Microsoft YaHei" w:hAnsi="Microsoft YaHei" w:eastAsia="Microsoft YaHei"/>
+          <w:b w:val="0"/>
+          <w:color w:val="1F2F3D"/>
+          <w:sz w:val="21"/>
+        </w:rPr>
+        <w:t>240 条样本缺少日期，当前分析不支持完整时间趋势判断；</w:t>
+      </w:r>
+    </w:p>
+    <w:p>
+      <w:pPr>
+        <w:pStyle w:val="ListBullet"/>
+        <w:spacing w:after="60"/>
+      </w:pPr>
+      <w:r>
+        <w:rPr>
+          <w:rFonts w:ascii="Microsoft YaHei" w:hAnsi="Microsoft YaHei" w:eastAsia="Microsoft YaHei"/>
+          <w:b w:val="0"/>
+          <w:color w:val="1F2F3D"/>
+          <w:sz w:val="21"/>
+        </w:rPr>
+        <w:t>体验机制是文本编码维度，不构成个体心理诊断；</w:t>
+      </w:r>
+    </w:p>
+    <w:p>
+      <w:pPr>
+        <w:pStyle w:val="ListBullet"/>
+        <w:spacing w:after="60"/>
+      </w:pPr>
+      <w:r>
+        <w:rPr>
+          <w:rFonts w:ascii="Microsoft YaHei" w:hAnsi="Microsoft YaHei" w:eastAsia="Microsoft YaHei"/>
+          <w:b w:val="0"/>
+          <w:color w:val="1F2F3D"/>
+          <w:sz w:val="21"/>
+        </w:rPr>
+        <w:t>产品方向需要通过访谈、问卷、行为日志或实验验证。</w:t>
       </w:r>
     </w:p>
     <w:p>
@@ -138,95 +7084,574 @@
         <w:pStyle w:val="Heading1"/>
       </w:pPr>
       <w:r>
-        <w:t>7. 当前观察</w:t>
+        <w:t>9. 复现与仓库入口</w:t>
       </w:r>
     </w:p>
     <w:p>
+      <w:pPr>
+        <w:widowControl/>
+      </w:pPr>
       <w:r>
-        <w:t>当前形成 28 条草稿结构化洞察与 6 条待验证产品假设，均默认不公开、未经人工复核。</w:t>
+        <w:rPr>
+          <w:rFonts w:ascii="Microsoft YaHei" w:hAnsi="Microsoft YaHei" w:eastAsia="Microsoft YaHei"/>
+          <w:b w:val="0"/>
+          <w:color w:val="1F2F3D"/>
+          <w:sz w:val="21"/>
+        </w:rPr>
+        <w:t>公开数据规范化、统计汇总与 Demo 均可离线运行。</w:t>
       </w:r>
     </w:p>
     <w:p>
+      <w:pPr>
+        <w:ind w:left="340"/>
+      </w:pPr>
       <w:r>
-        <w:t>历史 legacy 分析观察作为中间产物保留，正用 v2 证据层重新复核。</w:t>
+        <w:rPr>
+          <w:rFonts w:ascii="Consolas" w:hAnsi="Consolas" w:eastAsia="Consolas"/>
+          <w:b w:val="0"/>
+          <w:color w:val="1C4E69"/>
+          <w:sz w:val="17"/>
+        </w:rPr>
+        <w:t>python tools/normalize_public_dataset.py --source-dir data/public --output-dir artifacts/normalized_public</w:t>
       </w:r>
+    </w:p>
+    <w:p>
+      <w:pPr>
+        <w:ind w:left="340"/>
+      </w:pPr>
+      <w:r>
+        <w:rPr>
+          <w:rFonts w:ascii="Consolas" w:hAnsi="Consolas" w:eastAsia="Consolas"/>
+          <w:b w:val="0"/>
+          <w:color w:val="1C4E69"/>
+          <w:sz w:val="17"/>
+        </w:rPr>
+        <w:t>python tools/summarize_public_analysis.py --public-dir data/public --output artifacts/public_analysis_summary.json</w:t>
+      </w:r>
+    </w:p>
+    <w:p>
+      <w:pPr>
+        <w:ind w:left="340"/>
+      </w:pPr>
+      <w:r>
+        <w:rPr>
+          <w:rFonts w:ascii="Consolas" w:hAnsi="Consolas" w:eastAsia="Consolas"/>
+          <w:b w:val="0"/>
+          <w:color w:val="1C4E69"/>
+          <w:sz w:val="17"/>
+        </w:rPr>
+        <w:t>python tools/run_demo.py --provider mock --output artifacts/demo/run</w:t>
+      </w:r>
+    </w:p>
+    <w:p>
+      <w:pPr>
+        <w:ind w:left="340"/>
+      </w:pPr>
+      <w:r>
+        <w:rPr>
+          <w:rFonts w:ascii="Consolas" w:hAnsi="Consolas" w:eastAsia="Consolas"/>
+          <w:b w:val="0"/>
+          <w:color w:val="1C4E69"/>
+          <w:sz w:val="17"/>
+        </w:rPr>
+        <w:t>python -m pytest demo/tests tests -q</w:t>
+      </w:r>
+    </w:p>
+    <w:tbl>
+      <w:tblPr>
+        <w:tblStyle w:val="TableGrid"/>
+        <w:tblW w:type="auto" w:w="0"/>
+        <w:jc w:val="center"/>
+        <w:tblLayout w:type="fixed"/>
+        <w:tblLook w:firstColumn="1" w:firstRow="1" w:lastColumn="0" w:lastRow="0" w:noHBand="0" w:noVBand="1" w:val="04A0"/>
+      </w:tblPr>
+      <w:tblGrid>
+        <w:gridCol w:w="4844"/>
+        <w:gridCol w:w="4844"/>
+      </w:tblGrid>
+      <w:tr>
+        <w:trPr>
+          <w:cantSplit/>
+          <w:tblHeader w:val="true"/>
+        </w:trPr>
+        <w:tc>
+          <w:tcPr>
+            <w:tcW w:type="dxa" w:w="2835"/>
+            <w:shd w:fill="12304A"/>
+            <w:vAlign w:val="center"/>
+          </w:tcPr>
+          <w:p>
+            <w:pPr>
+              <w:jc w:val="center"/>
+            </w:pPr>
+            <w:r>
+              <w:rPr>
+                <w:rFonts w:ascii="Microsoft YaHei" w:hAnsi="Microsoft YaHei" w:eastAsia="Microsoft YaHei"/>
+                <w:b/>
+                <w:color w:val="FFFFFF"/>
+                <w:sz w:val="18"/>
+              </w:rPr>
+              <w:t>路径</w:t>
+            </w:r>
+          </w:p>
+        </w:tc>
+        <w:tc>
+          <w:tcPr>
+            <w:tcW w:type="dxa" w:w="5953"/>
+            <w:shd w:fill="12304A"/>
+            <w:vAlign w:val="center"/>
+          </w:tcPr>
+          <w:p>
+            <w:pPr>
+              <w:jc w:val="center"/>
+            </w:pPr>
+            <w:r>
+              <w:rPr>
+                <w:rFonts w:ascii="Microsoft YaHei" w:hAnsi="Microsoft YaHei" w:eastAsia="Microsoft YaHei"/>
+                <w:b/>
+                <w:color w:val="FFFFFF"/>
+                <w:sz w:val="18"/>
+              </w:rPr>
+              <w:t>内容</w:t>
+            </w:r>
+          </w:p>
+        </w:tc>
+      </w:tr>
+      <w:tr>
+        <w:trPr>
+          <w:cantSplit/>
+        </w:trPr>
+        <w:tc>
+          <w:tcPr>
+            <w:tcW w:type="dxa" w:w="2835"/>
+            <w:shd w:fill="FFFFFF"/>
+            <w:vAlign w:val="center"/>
+          </w:tcPr>
+          <w:p>
+            <w:pPr>
+              <w:spacing w:after="0"/>
+            </w:pPr>
+            <w:r>
+              <w:rPr>
+                <w:rFonts w:ascii="Microsoft YaHei" w:hAnsi="Microsoft YaHei" w:eastAsia="Microsoft YaHei"/>
+                <w:b w:val="0"/>
+                <w:color w:val="1F2F3D"/>
+                <w:sz w:val="18"/>
+              </w:rPr>
+              <w:t>data/public/</w:t>
+            </w:r>
+          </w:p>
+        </w:tc>
+        <w:tc>
+          <w:tcPr>
+            <w:tcW w:type="dxa" w:w="5953"/>
+            <w:shd w:fill="FFFFFF"/>
+            <w:vAlign w:val="center"/>
+          </w:tcPr>
+          <w:p>
+            <w:pPr>
+              <w:spacing w:after="0"/>
+            </w:pPr>
+            <w:r>
+              <w:rPr>
+                <w:rFonts w:ascii="Microsoft YaHei" w:hAnsi="Microsoft YaHei" w:eastAsia="Microsoft YaHei"/>
+                <w:b w:val="0"/>
+                <w:color w:val="1F2F3D"/>
+                <w:sz w:val="18"/>
+              </w:rPr>
+              <w:t>公开样本、证据、manifest 与字段说明</w:t>
+            </w:r>
+          </w:p>
+        </w:tc>
+      </w:tr>
+      <w:tr>
+        <w:trPr>
+          <w:cantSplit/>
+        </w:trPr>
+        <w:tc>
+          <w:tcPr>
+            <w:tcW w:type="dxa" w:w="2835"/>
+            <w:shd w:fill="F2F4F6"/>
+            <w:vAlign w:val="center"/>
+          </w:tcPr>
+          <w:p>
+            <w:pPr>
+              <w:spacing w:after="0"/>
+            </w:pPr>
+            <w:r>
+              <w:rPr>
+                <w:rFonts w:ascii="Microsoft YaHei" w:hAnsi="Microsoft YaHei" w:eastAsia="Microsoft YaHei"/>
+                <w:b w:val="0"/>
+                <w:color w:val="1F2F3D"/>
+                <w:sz w:val="18"/>
+              </w:rPr>
+              <w:t>docs/methodology/</w:t>
+            </w:r>
+          </w:p>
+        </w:tc>
+        <w:tc>
+          <w:tcPr>
+            <w:tcW w:type="dxa" w:w="5953"/>
+            <w:shd w:fill="F2F4F6"/>
+            <w:vAlign w:val="center"/>
+          </w:tcPr>
+          <w:p>
+            <w:pPr>
+              <w:spacing w:after="0"/>
+            </w:pPr>
+            <w:r>
+              <w:rPr>
+                <w:rFonts w:ascii="Microsoft YaHei" w:hAnsi="Microsoft YaHei" w:eastAsia="Microsoft YaHei"/>
+                <w:b w:val="0"/>
+                <w:color w:val="1F2F3D"/>
+                <w:sz w:val="18"/>
+              </w:rPr>
+              <w:t>心理学框架、证据切分、话题与机制手册</w:t>
+            </w:r>
+          </w:p>
+        </w:tc>
+      </w:tr>
+      <w:tr>
+        <w:trPr>
+          <w:cantSplit/>
+        </w:trPr>
+        <w:tc>
+          <w:tcPr>
+            <w:tcW w:type="dxa" w:w="2835"/>
+            <w:shd w:fill="FFFFFF"/>
+            <w:vAlign w:val="center"/>
+          </w:tcPr>
+          <w:p>
+            <w:pPr>
+              <w:spacing w:after="0"/>
+            </w:pPr>
+            <w:r>
+              <w:rPr>
+                <w:rFonts w:ascii="Microsoft YaHei" w:hAnsi="Microsoft YaHei" w:eastAsia="Microsoft YaHei"/>
+                <w:b w:val="0"/>
+                <w:color w:val="1F2F3D"/>
+                <w:sz w:val="18"/>
+              </w:rPr>
+              <w:t>docs/evaluation/</w:t>
+            </w:r>
+          </w:p>
+        </w:tc>
+        <w:tc>
+          <w:tcPr>
+            <w:tcW w:type="dxa" w:w="5953"/>
+            <w:shd w:fill="FFFFFF"/>
+            <w:vAlign w:val="center"/>
+          </w:tcPr>
+          <w:p>
+            <w:pPr>
+              <w:spacing w:after="0"/>
+            </w:pPr>
+            <w:r>
+              <w:rPr>
+                <w:rFonts w:ascii="Microsoft YaHei" w:hAnsi="Microsoft YaHei" w:eastAsia="Microsoft YaHei"/>
+                <w:b w:val="0"/>
+                <w:color w:val="1F2F3D"/>
+                <w:sz w:val="18"/>
+              </w:rPr>
+              <w:t>评测方法与当前结果</w:t>
+            </w:r>
+          </w:p>
+        </w:tc>
+      </w:tr>
+      <w:tr>
+        <w:trPr>
+          <w:cantSplit/>
+        </w:trPr>
+        <w:tc>
+          <w:tcPr>
+            <w:tcW w:type="dxa" w:w="2835"/>
+            <w:shd w:fill="F2F4F6"/>
+            <w:vAlign w:val="center"/>
+          </w:tcPr>
+          <w:p>
+            <w:pPr>
+              <w:spacing w:after="0"/>
+            </w:pPr>
+            <w:r>
+              <w:rPr>
+                <w:rFonts w:ascii="Microsoft YaHei" w:hAnsi="Microsoft YaHei" w:eastAsia="Microsoft YaHei"/>
+                <w:b w:val="0"/>
+                <w:color w:val="1F2F3D"/>
+                <w:sz w:val="18"/>
+              </w:rPr>
+              <w:t>pipeline/</w:t>
+            </w:r>
+          </w:p>
+        </w:tc>
+        <w:tc>
+          <w:tcPr>
+            <w:tcW w:type="dxa" w:w="5953"/>
+            <w:shd w:fill="F2F4F6"/>
+            <w:vAlign w:val="center"/>
+          </w:tcPr>
+          <w:p>
+            <w:pPr>
+              <w:spacing w:after="0"/>
+            </w:pPr>
+            <w:r>
+              <w:rPr>
+                <w:rFonts w:ascii="Microsoft YaHei" w:hAnsi="Microsoft YaHei" w:eastAsia="Microsoft YaHei"/>
+                <w:b w:val="0"/>
+                <w:color w:val="1F2F3D"/>
+                <w:sz w:val="18"/>
+              </w:rPr>
+              <w:t>采集契约、配置与 Prompt 模板</w:t>
+            </w:r>
+          </w:p>
+        </w:tc>
+      </w:tr>
+      <w:tr>
+        <w:trPr>
+          <w:cantSplit/>
+        </w:trPr>
+        <w:tc>
+          <w:tcPr>
+            <w:tcW w:type="dxa" w:w="2835"/>
+            <w:shd w:fill="FFFFFF"/>
+            <w:vAlign w:val="center"/>
+          </w:tcPr>
+          <w:p>
+            <w:pPr>
+              <w:spacing w:after="0"/>
+            </w:pPr>
+            <w:r>
+              <w:rPr>
+                <w:rFonts w:ascii="Microsoft YaHei" w:hAnsi="Microsoft YaHei" w:eastAsia="Microsoft YaHei"/>
+                <w:b w:val="0"/>
+                <w:color w:val="1F2F3D"/>
+                <w:sz w:val="18"/>
+              </w:rPr>
+              <w:t>demo/</w:t>
+            </w:r>
+          </w:p>
+        </w:tc>
+        <w:tc>
+          <w:tcPr>
+            <w:tcW w:type="dxa" w:w="5953"/>
+            <w:shd w:fill="FFFFFF"/>
+            <w:vAlign w:val="center"/>
+          </w:tcPr>
+          <w:p>
+            <w:pPr>
+              <w:spacing w:after="0"/>
+            </w:pPr>
+            <w:r>
+              <w:rPr>
+                <w:rFonts w:ascii="Microsoft YaHei" w:hAnsi="Microsoft YaHei" w:eastAsia="Microsoft YaHei"/>
+                <w:b w:val="0"/>
+                <w:color w:val="1F2F3D"/>
+                <w:sz w:val="18"/>
+              </w:rPr>
+              <w:t>离线端到端示例</w:t>
+            </w:r>
+          </w:p>
+        </w:tc>
+      </w:tr>
+      <w:tr>
+        <w:trPr>
+          <w:cantSplit/>
+        </w:trPr>
+        <w:tc>
+          <w:tcPr>
+            <w:tcW w:type="dxa" w:w="2835"/>
+            <w:shd w:fill="F2F4F6"/>
+            <w:vAlign w:val="center"/>
+          </w:tcPr>
+          <w:p>
+            <w:pPr>
+              <w:spacing w:after="0"/>
+            </w:pPr>
+            <w:r>
+              <w:rPr>
+                <w:rFonts w:ascii="Microsoft YaHei" w:hAnsi="Microsoft YaHei" w:eastAsia="Microsoft YaHei"/>
+                <w:b w:val="0"/>
+                <w:color w:val="1F2F3D"/>
+                <w:sz w:val="18"/>
+              </w:rPr>
+              <w:t>tools/</w:t>
+            </w:r>
+          </w:p>
+        </w:tc>
+        <w:tc>
+          <w:tcPr>
+            <w:tcW w:type="dxa" w:w="5953"/>
+            <w:shd w:fill="F2F4F6"/>
+            <w:vAlign w:val="center"/>
+          </w:tcPr>
+          <w:p>
+            <w:pPr>
+              <w:spacing w:after="0"/>
+            </w:pPr>
+            <w:r>
+              <w:rPr>
+                <w:rFonts w:ascii="Microsoft YaHei" w:hAnsi="Microsoft YaHei" w:eastAsia="Microsoft YaHei"/>
+                <w:b w:val="0"/>
+                <w:color w:val="1F2F3D"/>
+                <w:sz w:val="18"/>
+              </w:rPr>
+              <w:t>数据规范化、统计汇总与 Demo 入口</w:t>
+            </w:r>
+          </w:p>
+        </w:tc>
+      </w:tr>
+    </w:tbl>
+    <w:p>
+      <w:pPr>
+        <w:spacing w:after="0"/>
+      </w:pPr>
     </w:p>
     <w:p>
       <w:pPr>
         <w:pStyle w:val="Heading1"/>
       </w:pPr>
       <w:r>
-        <w:t>8. 产品假设</w:t>
-      </w:r>
-    </w:p>
-    <w:p>
-      <w:r>
-        <w:t>产品建议以「待验证假设」呈现，每条包含预期效果、验证办法与可衡量指标，并可回到具体洞察与证据；在实验验证前不作为正式结论。</w:t>
+        <w:t>参考文献</w:t>
       </w:r>
     </w:p>
     <w:p>
       <w:pPr>
-        <w:pStyle w:val="Heading1"/>
+        <w:ind w:left="397" w:hanging="397"/>
       </w:pPr>
       <w:r>
-        <w:t>9. 方法范围</w:t>
-      </w:r>
-    </w:p>
-    <w:p>
-      <w:r>
-        <w:t>离线规则基线提案由关键词规则依据编码手册生成，不是人工或模型语义复核；</w:t>
-      </w:r>
-    </w:p>
-    <w:p>
-      <w:r>
-        <w:t>草稿洞察与产品假设尚未成为正式结论；</w:t>
-      </w:r>
-    </w:p>
-    <w:p>
-      <w:r>
-        <w:t>原始来源链接不在展示页与公开数据副本中提供，内部来源字段不进入发布合并范围；</w:t>
-      </w:r>
-    </w:p>
-    <w:p>
-      <w:r>
-        <w:t>两条极短证据来源不确定，仍待人工确认；产品假设仍需实验验证。</w:t>
+        <w:rPr>
+          <w:rFonts w:ascii="Microsoft YaHei" w:hAnsi="Microsoft YaHei" w:eastAsia="Microsoft YaHei"/>
+          <w:b w:val="0"/>
+          <w:color w:val="1F2F3D"/>
+          <w:sz w:val="18"/>
+        </w:rPr>
+        <w:t>Braun, V., &amp; Clarke, V. (2006). Using thematic analysis in psychology. Qualitative Research in Psychology, 3(2), 77–101.</w:t>
       </w:r>
     </w:p>
     <w:p>
       <w:pPr>
-        <w:pStyle w:val="Heading1"/>
+        <w:ind w:left="397" w:hanging="397"/>
       </w:pPr>
       <w:r>
-        <w:t>10. 文件与运行入口</w:t>
+        <w:rPr>
+          <w:rFonts w:ascii="Microsoft YaHei" w:hAnsi="Microsoft YaHei" w:eastAsia="Microsoft YaHei"/>
+          <w:b w:val="0"/>
+          <w:color w:val="1F2F3D"/>
+          <w:sz w:val="18"/>
+        </w:rPr>
+        <w:t>Colquitt, J. A. (2001). On the dimensionality of organizational justice. Journal of Applied Psychology, 86(3), 386–400.</w:t>
       </w:r>
     </w:p>
     <w:p>
+      <w:pPr>
+        <w:ind w:left="397" w:hanging="397"/>
+      </w:pPr>
       <w:r>
-        <w:t>README：仓库根目录；离线 Demo：demo/；评测方法：docs/evaluation/；编码手册：docs/methodology/；</w:t>
+        <w:rPr>
+          <w:rFonts w:ascii="Microsoft YaHei" w:hAnsi="Microsoft YaHei" w:eastAsia="Microsoft YaHei"/>
+          <w:b w:val="0"/>
+          <w:color w:val="1F2F3D"/>
+          <w:sz w:val="18"/>
+        </w:rPr>
+        <w:t>Deci, E. L., &amp; Ryan, R. M. (2000). The “what” and “why” of goal pursuits. Psychological Inquiry, 11(4), 227–268.</w:t>
       </w:r>
     </w:p>
     <w:p>
+      <w:pPr>
+        <w:ind w:left="397" w:hanging="397"/>
+      </w:pPr>
       <w:r>
-        <w:t>采集与分析流程：pipeline/README.md；公开分析数据：data/public/。</w:t>
+        <w:rPr>
+          <w:rFonts w:ascii="Microsoft YaHei" w:hAnsi="Microsoft YaHei" w:eastAsia="Microsoft YaHei"/>
+          <w:b w:val="0"/>
+          <w:color w:val="1F2F3D"/>
+          <w:sz w:val="18"/>
+        </w:rPr>
+        <w:t>Krippendorff, K. (2018). Content Analysis: An Introduction to Its Methodology (4th ed.). SAGE.</w:t>
       </w:r>
     </w:p>
-    <w:p/>
     <w:p>
+      <w:pPr>
+        <w:ind w:left="397" w:hanging="397"/>
+      </w:pPr>
       <w:r>
         <w:rPr>
+          <w:rFonts w:ascii="Microsoft YaHei" w:hAnsi="Microsoft YaHei" w:eastAsia="Microsoft YaHei"/>
+          <w:b w:val="0"/>
+          <w:color w:val="1F2F3D"/>
           <w:sz w:val="18"/>
         </w:rPr>
-        <w:t>Copyright © 2026 Sherlock0717. All rights reserved.</w:t>
+        <w:t>Mayer, R. C., Davis, J. H., &amp; Schoorman, F. D. (1995). An integrative model of organizational trust. Academy of Management Review, 20(3), 709–734.</w:t>
+      </w:r>
+    </w:p>
+    <w:p>
+      <w:pPr>
+        <w:ind w:left="397" w:hanging="397"/>
+      </w:pPr>
+      <w:r>
+        <w:rPr>
+          <w:rFonts w:ascii="Microsoft YaHei" w:hAnsi="Microsoft YaHei" w:eastAsia="Microsoft YaHei"/>
+          <w:b w:val="0"/>
+          <w:color w:val="1F2F3D"/>
+          <w:sz w:val="18"/>
+        </w:rPr>
+        <w:t>McMillan, D. W., &amp; Chavis, D. M. (1986). Sense of community: A definition and theory. Journal of Community Psychology, 14(1), 6–23.</w:t>
       </w:r>
     </w:p>
     <w:sectPr>
+      <w:headerReference w:type="default" r:id="rId9"/>
+      <w:footerReference w:type="default" r:id="rId10"/>
       <w:pgSz w:w="12240" w:h="15840"/>
-      <w:pgMar w:top="1440" w:right="1800" w:bottom="1440" w:left="1800" w:header="720" w:footer="720" w:gutter="0"/>
+      <w:pgMar w:top="1191" w:right="1276" w:bottom="1077" w:left="1276" w:header="510" w:footer="454" w:gutter="0"/>
       <w:cols w:space="720"/>
       <w:docGrid w:linePitch="360"/>
     </w:sectPr>
   </w:body>
 </w:document>
+</file>
+
+<file path=word/footer1.xml><?xml version="1.0" encoding="utf-8"?>
+<w:ftr xmlns:m="http://schemas.openxmlformats.org/officeDocument/2006/math" xmlns:mc="http://schemas.openxmlformats.org/markup-compatibility/2006" xmlns:mo="http://schemas.microsoft.com/office/mac/office/2008/main" xmlns:mv="urn:schemas-microsoft-com:mac:vml" xmlns:o="urn:schemas-microsoft-com:office:office" xmlns:r="http://schemas.openxmlformats.org/officeDocument/2006/relationships" xmlns:v="urn:schemas-microsoft-com:vml" xmlns:w10="urn:schemas-microsoft-com:office:word" xmlns:w14="http://schemas.microsoft.com/office/word/2010/wordml" xmlns:w="http://schemas.openxmlformats.org/wordprocessingml/2006/main" xmlns:wne="http://schemas.microsoft.com/office/word/2006/wordml" xmlns:wp14="http://schemas.microsoft.com/office/word/2010/wordprocessingDrawing" xmlns:wp="http://schemas.openxmlformats.org/drawingml/2006/wordprocessingDrawing" xmlns:wpc="http://schemas.microsoft.com/office/word/2010/wordprocessingCanvas" xmlns:wpg="http://schemas.microsoft.com/office/word/2010/wordprocessingGroup" xmlns:wpi="http://schemas.microsoft.com/office/word/2010/wordprocessingInk" xmlns:wps="http://schemas.microsoft.com/office/word/2010/wordprocessingShape" mc:Ignorable="w14 wp14">
+  <w:p>
+    <w:pPr>
+      <w:pStyle w:val="Footer"/>
+      <w:jc w:val="center"/>
+    </w:pPr>
+    <w:r>
+      <w:rPr>
+        <w:rFonts w:ascii="Microsoft YaHei" w:hAnsi="Microsoft YaHei" w:eastAsia="Microsoft YaHei"/>
+        <w:b w:val="0"/>
+        <w:color w:val="5B6C78"/>
+        <w:sz w:val="17"/>
+      </w:rPr>
+      <w:t xml:space="preserve">PsyLens  ·  </w:t>
+    </w:r>
+    <w:r>
+      <w:fldChar w:fldCharType="begin"/>
+      <w:instrText xml:space="preserve"> PAGE </w:instrText>
+      <w:fldChar w:fldCharType="end"/>
+    </w:r>
+  </w:p>
+</w:ftr>
+</file>
+
+<file path=word/header1.xml><?xml version="1.0" encoding="utf-8"?>
+<w:hdr xmlns:m="http://schemas.openxmlformats.org/officeDocument/2006/math" xmlns:mc="http://schemas.openxmlformats.org/markup-compatibility/2006" xmlns:mo="http://schemas.microsoft.com/office/mac/office/2008/main" xmlns:mv="urn:schemas-microsoft-com:mac:vml" xmlns:o="urn:schemas-microsoft-com:office:office" xmlns:r="http://schemas.openxmlformats.org/officeDocument/2006/relationships" xmlns:v="urn:schemas-microsoft-com:vml" xmlns:w10="urn:schemas-microsoft-com:office:word" xmlns:w14="http://schemas.microsoft.com/office/word/2010/wordml" xmlns:w="http://schemas.openxmlformats.org/wordprocessingml/2006/main" xmlns:wne="http://schemas.microsoft.com/office/word/2006/wordml" xmlns:wp14="http://schemas.microsoft.com/office/word/2010/wordprocessingDrawing" xmlns:wp="http://schemas.openxmlformats.org/drawingml/2006/wordprocessingDrawing" xmlns:wpc="http://schemas.microsoft.com/office/word/2010/wordprocessingCanvas" xmlns:wpg="http://schemas.microsoft.com/office/word/2010/wordprocessingGroup" xmlns:wpi="http://schemas.microsoft.com/office/word/2010/wordprocessingInk" xmlns:wps="http://schemas.microsoft.com/office/word/2010/wordprocessingShape" mc:Ignorable="w14 wp14">
+  <w:p>
+    <w:pPr>
+      <w:pStyle w:val="Header"/>
+      <w:jc w:val="right"/>
+    </w:pPr>
+    <w:r>
+      <w:rPr>
+        <w:rFonts w:ascii="Microsoft YaHei" w:hAnsi="Microsoft YaHei" w:eastAsia="Microsoft YaHei"/>
+        <w:b w:val="0"/>
+        <w:color w:val="5B6C78"/>
+        <w:sz w:val="17"/>
+      </w:rPr>
+      <w:t>PsyLens｜社区反馈分析与可靠性评测</w:t>
+    </w:r>
+  </w:p>
+</w:hdr>
 </file>
 
 <file path=word/numbering.xml><?xml version="1.0" encoding="utf-8"?>
@@ -592,8 +8017,13 @@
     <w:name w:val="Normal"/>
     <w:qFormat/>
     <w:rsid w:val="00FC693F"/>
+    <w:pPr>
+      <w:spacing w:line="348" w:lineRule="auto" w:after="120"/>
+    </w:pPr>
     <w:rPr>
-      <w:rFonts w:ascii="Calibri" w:hAnsi="Calibri" w:eastAsia="Microsoft YaHei"/>
+      <w:rFonts w:ascii="Microsoft YaHei" w:hAnsi="Microsoft YaHei" w:eastAsia="Microsoft YaHei"/>
+      <w:color w:val="1F2F3D"/>
+      <w:sz w:val="21"/>
     </w:rPr>
   </w:style>
   <w:style w:type="paragraph" w:styleId="Header">
@@ -651,15 +8081,15 @@
     <w:pPr>
       <w:keepNext/>
       <w:keepLines/>
-      <w:spacing w:before="480" w:after="0"/>
+      <w:spacing w:before="360" w:after="140"/>
       <w:outlineLvl w:val="0"/>
     </w:pPr>
     <w:rPr>
-      <w:rFonts w:asciiTheme="majorHAnsi" w:eastAsiaTheme="majorEastAsia" w:hAnsiTheme="majorHAnsi" w:cstheme="majorBidi" w:ascii="Calibri" w:hAnsi="Calibri" w:eastAsia="Microsoft YaHei"/>
+      <w:rFonts w:asciiTheme="majorHAnsi" w:eastAsiaTheme="majorEastAsia" w:hAnsiTheme="majorHAnsi" w:cstheme="majorBidi" w:ascii="Microsoft YaHei" w:hAnsi="Microsoft YaHei" w:eastAsia="Microsoft YaHei"/>
       <w:b/>
       <w:bCs/>
-      <w:color w:val="365F91" w:themeColor="accent1" w:themeShade="BF"/>
-      <w:sz w:val="28"/>
+      <w:color w:val="12304A"/>
+      <w:sz w:val="40"/>
       <w:szCs w:val="28"/>
     </w:rPr>
   </w:style>
@@ -675,15 +8105,15 @@
     <w:pPr>
       <w:keepNext/>
       <w:keepLines/>
-      <w:spacing w:before="200" w:after="0"/>
+      <w:spacing w:before="240" w:after="140"/>
       <w:outlineLvl w:val="1"/>
     </w:pPr>
     <w:rPr>
-      <w:rFonts w:asciiTheme="majorHAnsi" w:eastAsiaTheme="majorEastAsia" w:hAnsiTheme="majorHAnsi" w:cstheme="majorBidi" w:ascii="Calibri" w:hAnsi="Calibri" w:eastAsia="Microsoft YaHei"/>
+      <w:rFonts w:asciiTheme="majorHAnsi" w:eastAsiaTheme="majorEastAsia" w:hAnsiTheme="majorHAnsi" w:cstheme="majorBidi" w:ascii="Microsoft YaHei" w:hAnsi="Microsoft YaHei" w:eastAsia="Microsoft YaHei"/>
       <w:b/>
       <w:bCs/>
-      <w:color w:val="4F81BD" w:themeColor="accent1"/>
-      <w:sz w:val="26"/>
+      <w:color w:val="215B7E"/>
+      <w:sz w:val="30"/>
       <w:szCs w:val="26"/>
     </w:rPr>
   </w:style>
@@ -699,14 +8129,15 @@
     <w:pPr>
       <w:keepNext/>
       <w:keepLines/>
-      <w:spacing w:before="200" w:after="0"/>
+      <w:spacing w:before="240" w:after="140"/>
       <w:outlineLvl w:val="2"/>
     </w:pPr>
     <w:rPr>
-      <w:rFonts w:asciiTheme="majorHAnsi" w:eastAsiaTheme="majorEastAsia" w:hAnsiTheme="majorHAnsi" w:cstheme="majorBidi"/>
+      <w:rFonts w:asciiTheme="majorHAnsi" w:eastAsiaTheme="majorEastAsia" w:hAnsiTheme="majorHAnsi" w:cstheme="majorBidi" w:ascii="Microsoft YaHei" w:hAnsi="Microsoft YaHei" w:eastAsia="Microsoft YaHei"/>
       <w:b/>
       <w:bCs/>
-      <w:color w:val="4F81BD" w:themeColor="accent1"/>
+      <w:color w:val="215B7E"/>
+      <w:sz w:val="24"/>
     </w:rPr>
   </w:style>
   <w:style w:type="paragraph" w:styleId="Heading4">
@@ -937,18 +8368,20 @@
     <w:qFormat/>
     <w:rsid w:val="00FC693F"/>
     <w:pPr>
+      <w:keepNext/>
       <w:pBdr>
         <w:bottom w:val="single" w:sz="8" w:space="4" w:color="4F81BD" w:themeColor="accent1"/>
       </w:pBdr>
-      <w:spacing w:after="300" w:line="240" w:lineRule="auto"/>
+      <w:spacing w:after="140" w:line="240" w:lineRule="auto" w:before="240"/>
       <w:contextualSpacing/>
     </w:pPr>
     <w:rPr>
-      <w:rFonts w:asciiTheme="majorHAnsi" w:eastAsiaTheme="majorEastAsia" w:hAnsiTheme="majorHAnsi" w:cstheme="majorBidi" w:ascii="Calibri" w:hAnsi="Calibri" w:eastAsia="Microsoft YaHei"/>
-      <w:color w:val="17365D" w:themeColor="text2" w:themeShade="BF"/>
+      <w:rFonts w:asciiTheme="majorHAnsi" w:eastAsiaTheme="majorEastAsia" w:hAnsiTheme="majorHAnsi" w:cstheme="majorBidi" w:ascii="Microsoft YaHei" w:hAnsi="Microsoft YaHei" w:eastAsia="Microsoft YaHei"/>
+      <w:b/>
+      <w:color w:val="12304A"/>
       <w:spacing w:val="5"/>
       <w:kern w:val="28"/>
-      <w:sz w:val="52"/>
+      <w:sz w:val="60"/>
       <w:szCs w:val="52"/>
     </w:rPr>
   </w:style>

--- a/docs/files/PsyLens_project_brief.docx
+++ b/docs/files/PsyLens_project_brief.docx
@@ -104,7 +104,7 @@
           <w:color w:val="1F2F3D"/>
           <w:sz w:val="21"/>
         </w:rPr>
-        <w:t>心理学启发的社区反馈编码、分析与可靠性评测</w:t>
+        <w:t>社区反馈分析案例、可复现数据处理流程、心理学双层编码、可靠性评测与自动校准原型</w:t>
       </w:r>
     </w:p>
     <w:p>
@@ -155,7 +155,7 @@
     </w:p>
     <w:p>
       <w:pPr>
-        <w:spacing w:before="2200"/>
+        <w:spacing w:before="960"/>
       </w:pPr>
       <w:r>
         <w:rPr>
@@ -178,6 +178,20 @@
       </w:pPr>
       <w:r>
         <w:t>执行摘要</w:t>
+      </w:r>
+    </w:p>
+    <w:p>
+      <w:pPr>
+        <w:widowControl/>
+      </w:pPr>
+      <w:r>
+        <w:rPr>
+          <w:rFonts w:ascii="Microsoft YaHei" w:hAnsi="Microsoft YaHei" w:eastAsia="Microsoft YaHei"/>
+          <w:b w:val="0"/>
+          <w:color w:val="1F2F3D"/>
+          <w:sz w:val="21"/>
+        </w:rPr>
+        <w:t>PsyLens 是一个社区反馈分析案例，同时提供可复现的数据处理流程、心理学启发的双层编码方法、可靠性评测工具和可接入模型的自动校准原型。真实模型运行结果、模型之间的一致性比较和人工金标准不属于当前版本的交付范围。</w:t>
       </w:r>
     </w:p>
     <w:p>
@@ -1892,7 +1906,7 @@
           <w:color w:val="1F2F3D"/>
           <w:sz w:val="21"/>
         </w:rPr>
-        <w:t>信息不足时保留显式不确定类别。</w:t>
+        <w:t>信息不足时保留暂时不确定类别。</w:t>
       </w:r>
     </w:p>
     <w:p>
@@ -4375,7 +4389,7 @@
           <w:color w:val="1F2F3D"/>
           <w:sz w:val="21"/>
         </w:rPr>
-        <w:t>平衡 × 胜任受挫是数量最高的具体组合，说明角色、装备和机制强度经常与“难以发挥作用”同时出现。平衡 × 公平受损与匹配 × 公平受损提示部分玩家把负面结果归因于规则或分配方式。沟通透明 × 信任落差数量较少，但构念对应关系清晰。</w:t>
+        <w:t>平衡 × 胜任受挫是数量最高的具体组合，说明角色、装备和机制强度经常与“难以发挥作用”同时出现。平衡 × 公平受损与匹配 × 公平受损提示部分玩家把负面结果归因于规则或分配方式。沟通透明 × 信任落差数量较少，但体验类型对应关系清晰。</w:t>
       </w:r>
     </w:p>
     <w:p>
@@ -6359,7 +6373,7 @@
         <w:pStyle w:val="Heading2"/>
       </w:pPr>
       <w:r>
-        <w:t>6.1 下一阶段一致性评测</w:t>
+        <w:t>6.1 编码一致性评测方法（扩展）</w:t>
       </w:r>
     </w:p>
     <w:p>
@@ -6373,7 +6387,7 @@
           <w:color w:val="1F2F3D"/>
           <w:sz w:val="21"/>
         </w:rPr>
-        <w:t>建议从平台、主要话题、主要机制和不确定类别中分层抽样，由两名编码者独立判断证据纳入、表层话题与机制标签。记录独立结果、争议类型、裁决理由和手册修订，并计算适用于名义变量的 Krippendorff’s alpha。</w:t>
+        <w:t>编码一致性评测从平台、主要话题、主要机制和不确定类别中分层抽样，由两名编码者独立判断证据纳入、表层话题与机制标签。记录独立结果、争议类型、裁决理由和手册修订，并计算适用于名义变量的 Krippendorff’s alpha。Krippendorff’s alpha 是一种衡量多名编码者判断一致程度的统计量。</w:t>
       </w:r>
     </w:p>
     <w:p>
@@ -6387,7 +6401,7 @@
           <w:color w:val="1F2F3D"/>
           <w:sz w:val="21"/>
         </w:rPr>
-        <w:t>一致性指标需要与混淆矩阵、争议样本和返修成本一起解释。较高一致性只能说明编码者使用同一规则时结果稳定，不能单独证明构念完整或产品结论有效。</w:t>
+        <w:t>一致性指标需要与混淆矩阵、争议样本和返修成本一起解释。较高一致性只能说明编码者使用同一规则时结果稳定，不能单独证明体验类型划分完整或产品结论有效。</w:t>
       </w:r>
     </w:p>
     <w:p>
@@ -6395,7 +6409,158 @@
         <w:pStyle w:val="Heading1"/>
       </w:pPr>
       <w:r>
-        <w:t>7. 产品方向与验证设计</w:t>
+        <w:t>7. 文案质量检查</w:t>
+      </w:r>
+    </w:p>
+    <w:p>
+      <w:pPr>
+        <w:widowControl/>
+      </w:pPr>
+      <w:r>
+        <w:rPr>
+          <w:rFonts w:ascii="Microsoft YaHei" w:hAnsi="Microsoft YaHei" w:eastAsia="Microsoft YaHei"/>
+          <w:b w:val="0"/>
+          <w:color w:val="1F2F3D"/>
+          <w:sz w:val="21"/>
+        </w:rPr>
+        <w:t>公开文案由 tools/lint_public_copy.py 自动检查，覆盖 README、页面、方法文档以及 Python 中面向读者的文字。检查器识别模板化宣传词、负面框架句式、过长句子、页面中的内部工程状态和未解释的英文缩写。检查器设有发布门槛（一道自动关卡）：只有文案检查达到设定级别，页面和文档才允许发布。仓库在 Ubuntu 与 Windows 两套环境运行持续集成，包含编译检查、Ruff 静态检查、测试套件、文案质量门槛，以及一次本地固定示例校准流程的冒烟运行与公开字段安全检查。</w:t>
+      </w:r>
+    </w:p>
+    <w:p>
+      <w:pPr>
+        <w:pStyle w:val="Heading1"/>
+      </w:pPr>
+      <w:r>
+        <w:t>8. 自动校准工具</w:t>
+      </w:r>
+    </w:p>
+    <w:p>
+      <w:pPr>
+        <w:widowControl/>
+      </w:pPr>
+      <w:r>
+        <w:rPr>
+          <w:rFonts w:ascii="Microsoft YaHei" w:hAnsi="Microsoft YaHei" w:eastAsia="Microsoft YaHei"/>
+          <w:b w:val="0"/>
+          <w:color w:val="1F2F3D"/>
+          <w:sz w:val="21"/>
+        </w:rPr>
+        <w:t>仓库提供一套编码复检与争议分析工具，用于观察标签在多次独立判断下是否稳定。它是可接入模型的自动校准原型，当前公开版本不发布模型成绩。</w:t>
+      </w:r>
+    </w:p>
+    <w:p>
+      <w:pPr>
+        <w:pStyle w:val="Heading2"/>
+      </w:pPr>
+      <w:r>
+        <w:t>8.1 分层抽样与三路复检</w:t>
+      </w:r>
+    </w:p>
+    <w:p>
+      <w:pPr>
+        <w:widowControl/>
+      </w:pPr>
+      <w:r>
+        <w:rPr>
+          <w:rFonts w:ascii="Microsoft YaHei" w:hAnsi="Microsoft YaHei" w:eastAsia="Microsoft YaHei"/>
+          <w:b w:val="0"/>
+          <w:color w:val="1F2F3D"/>
+          <w:sz w:val="21"/>
+        </w:rPr>
+        <w:t>抽样从公开证据中取 300 条主样本，另加 30 条重测样本，按平台、话题、机制、编码来源、纳入状态和文本长度分层。重测样本用于观察同一条证据在重复判断下是否得到一致结果。两部分合并后统一编号并重新排序，公开样本只保留复检所需的脱敏字段，来源、平台、当前标签和重测关系写入私有映射文件。</w:t>
+      </w:r>
+    </w:p>
+    <w:p>
+      <w:pPr>
+        <w:widowControl/>
+      </w:pPr>
+      <w:r>
+        <w:rPr>
+          <w:rFonts w:ascii="Microsoft YaHei" w:hAnsi="Microsoft YaHei" w:eastAsia="Microsoft YaHei"/>
+          <w:b w:val="0"/>
+          <w:color w:val="1F2F3D"/>
+          <w:sz w:val="21"/>
+        </w:rPr>
+        <w:t>三名独立 Reviewer 使用不同的判断结构，但共用同一套标签集合和定义：Reviewer A 严格依据编码手册分类；Reviewer B 先概括主要诉求再匹配标签；Reviewer C 先排除相邻标签再做判断。三名 Reviewer 互不查看彼此结果。共识分析汇总一致标签与争议标签，争议项转化为编码手册的改进提案。</w:t>
+      </w:r>
+    </w:p>
+    <w:p>
+      <w:pPr>
+        <w:pStyle w:val="Heading2"/>
+      </w:pPr>
+      <w:r>
+        <w:t>8.2 运行方式与扩展入口</w:t>
+      </w:r>
+    </w:p>
+    <w:p>
+      <w:pPr>
+        <w:widowControl/>
+      </w:pPr>
+      <w:r>
+        <w:rPr>
+          <w:rFonts w:ascii="Microsoft YaHei" w:hAnsi="Microsoft YaHei" w:eastAsia="Microsoft YaHei"/>
+          <w:b w:val="0"/>
+          <w:color w:val="1F2F3D"/>
+          <w:sz w:val="21"/>
+        </w:rPr>
+        <w:t>工具提供两种运行方式。本地固定示例模式按关键词生成确定性示例输出，用来验证数据流、输出格式和统计流程；它只用于验证流程，不是真实模型校准结果。OpenAI-compatible 接口作为扩展入口保留，可在本地配置环境变量后接入外部模型；当前公开版本不包含真实模型运行结果，也不发布模型成绩。</w:t>
+      </w:r>
+    </w:p>
+    <w:tbl>
+      <w:tblPr>
+        <w:tblW w:type="auto" w:w="0"/>
+        <w:tblLook w:firstColumn="1" w:firstRow="1" w:lastColumn="0" w:lastRow="0" w:noHBand="0" w:noVBand="1" w:val="04A0"/>
+      </w:tblPr>
+      <w:tblGrid>
+        <w:gridCol w:w="9688"/>
+      </w:tblGrid>
+      <w:tr>
+        <w:tc>
+          <w:tcPr>
+            <w:tcW w:type="dxa" w:w="9688"/>
+            <w:shd w:fill="EDF5F9"/>
+            <w:tcBorders>
+              <w:top w:val="single" w:sz="7" w:color="2176A3"/>
+              <w:left w:val="single" w:sz="7" w:color="2176A3"/>
+              <w:bottom w:val="single" w:sz="7" w:color="2176A3"/>
+              <w:right w:val="single" w:sz="7" w:color="2176A3"/>
+            </w:tcBorders>
+          </w:tcPr>
+          <w:p>
+            <w:r>
+              <w:rPr>
+                <w:rFonts w:ascii="Microsoft YaHei" w:hAnsi="Microsoft YaHei" w:eastAsia="Microsoft YaHei"/>
+                <w:b/>
+                <w:color w:val="2176A3"/>
+                <w:sz w:val="21"/>
+              </w:rPr>
+              <w:t>结果性质说明</w:t>
+              <w:br/>
+            </w:r>
+            <w:r>
+              <w:rPr>
+                <w:rFonts w:ascii="Microsoft YaHei" w:hAnsi="Microsoft YaHei" w:eastAsia="Microsoft YaHei"/>
+                <w:b w:val="0"/>
+                <w:color w:val="1F2F3D"/>
+                <w:sz w:val="20"/>
+              </w:rPr>
+              <w:t>本地固定示例只用于验证流程；当前版本不发布模型成绩；自动结果定位为参考，不等同于人工金标准。</w:t>
+            </w:r>
+          </w:p>
+        </w:tc>
+      </w:tr>
+    </w:tbl>
+    <w:p>
+      <w:pPr>
+        <w:spacing w:after="0"/>
+      </w:pPr>
+    </w:p>
+    <w:p>
+      <w:pPr>
+        <w:pStyle w:val="Heading1"/>
+      </w:pPr>
+      <w:r>
+        <w:t>9. 产品方向与验证设计</w:t>
       </w:r>
     </w:p>
     <w:p>
@@ -6986,7 +7151,7 @@
         <w:pStyle w:val="Heading1"/>
       </w:pPr>
       <w:r>
-        <w:t>8. 解释边界</w:t>
+        <w:t>10. 解释边界</w:t>
       </w:r>
     </w:p>
     <w:p>
@@ -7084,7 +7249,7 @@
         <w:pStyle w:val="Heading1"/>
       </w:pPr>
       <w:r>
-        <w:t>9. 复现与仓库入口</w:t>
+        <w:t>11. 复现与仓库入口</w:t>
       </w:r>
     </w:p>
     <w:p>
@@ -7259,7 +7424,7 @@
                 <w:color w:val="1F2F3D"/>
                 <w:sz w:val="18"/>
               </w:rPr>
-              <w:t>公开样本、证据、manifest 与字段说明</w:t>
+              <w:t>公开样本、证据、文件校验记录与字段说明</w:t>
             </w:r>
           </w:p>
         </w:tc>
